--- a/doc/Описание проекта.docx
+++ b/doc/Описание проекта.docx
@@ -2937,36 +2937,16 @@
           <w:szCs w:val="24"/>
           <w:lang w:eastAsia="ru-RU"/>
         </w:rPr>
-        <w:t xml:space="preserve"> Язык </w:t>
-      </w:r>
-      <w:proofErr w:type="spellStart"/>
-      <w:r>
-        <w:rPr>
-          <w:rFonts w:ascii="Times New Roman" w:eastAsia="Times New Roman" w:hAnsi="Times New Roman" w:cs="Times New Roman"/>
-          <w:sz w:val="24"/>
-          <w:szCs w:val="24"/>
-          <w:lang w:eastAsia="ru-RU"/>
-        </w:rPr>
-        <w:t>Pyth</w:t>
-      </w:r>
-      <w:r>
-        <w:rPr>
-          <w:rFonts w:ascii="Times New Roman" w:eastAsia="Times New Roman" w:hAnsi="Times New Roman" w:cs="Times New Roman"/>
-          <w:sz w:val="24"/>
-          <w:szCs w:val="24"/>
-          <w:lang w:eastAsia="ru-RU"/>
-        </w:rPr>
-        <w:t>on</w:t>
-      </w:r>
-      <w:proofErr w:type="spellEnd"/>
-      <w:r>
-        <w:rPr>
-          <w:rFonts w:ascii="Times New Roman" w:eastAsia="Times New Roman" w:hAnsi="Times New Roman" w:cs="Times New Roman"/>
-          <w:sz w:val="24"/>
-          <w:szCs w:val="24"/>
-          <w:lang w:eastAsia="ru-RU"/>
-        </w:rPr>
-        <w:t xml:space="preserve"> с использованием </w:t>
+        <w:t xml:space="preserve"> Язык Pyth</w:t>
+      </w:r>
+      <w:r>
+        <w:rPr>
+          <w:rFonts w:ascii="Times New Roman" w:eastAsia="Times New Roman" w:hAnsi="Times New Roman" w:cs="Times New Roman"/>
+          <w:sz w:val="24"/>
+          <w:szCs w:val="24"/>
+          <w:lang w:eastAsia="ru-RU"/>
+        </w:rPr>
+        <w:t xml:space="preserve">on с использованием </w:t>
       </w:r>
       <w:proofErr w:type="spellStart"/>
       <w:r>
@@ -3961,6 +3941,7 @@
         </w:rPr>
         <w:t xml:space="preserve">клиентом, но и </w:t>
       </w:r>
+      <w:proofErr w:type="spellStart"/>
       <w:r>
         <w:rPr>
           <w:b w:val="0"/>
@@ -3970,6 +3951,7 @@
         </w:rPr>
         <w:t>Bluetooth</w:t>
       </w:r>
+      <w:proofErr w:type="spellEnd"/>
       <w:r>
         <w:rPr>
           <w:b w:val="0"/>
@@ -4028,52 +4010,16 @@
           <w:sz w:val="24"/>
           <w:szCs w:val="24"/>
         </w:rPr>
-        <w:t xml:space="preserve">2. </w:t>
-      </w:r>
-      <w:r>
-        <w:rPr>
-          <w:b w:val="0"/>
-          <w:bCs w:val="0"/>
-          <w:sz w:val="24"/>
-          <w:szCs w:val="24"/>
-        </w:rPr>
-        <w:t>Bluetooth</w:t>
-      </w:r>
-      <w:r>
-        <w:rPr>
-          <w:b w:val="0"/>
-          <w:bCs w:val="0"/>
-          <w:sz w:val="24"/>
-          <w:szCs w:val="24"/>
-        </w:rPr>
-        <w:t xml:space="preserve"> клиент, используемы для настройки м</w:t>
-      </w:r>
-      <w:r>
-        <w:rPr>
-          <w:b w:val="0"/>
-          <w:bCs w:val="0"/>
-          <w:sz w:val="24"/>
-          <w:szCs w:val="24"/>
-        </w:rPr>
-        <w:t>икроконтроллер</w:t>
-      </w:r>
-      <w:r>
-        <w:rPr>
-          <w:b w:val="0"/>
-          <w:bCs w:val="0"/>
-          <w:sz w:val="24"/>
-          <w:szCs w:val="24"/>
-        </w:rPr>
-        <w:t>а</w:t>
-      </w:r>
-      <w:r>
-        <w:rPr>
-          <w:b w:val="0"/>
-          <w:bCs w:val="0"/>
-          <w:sz w:val="24"/>
-          <w:szCs w:val="24"/>
-        </w:rPr>
-        <w:t xml:space="preserve"> </w:t>
+        <w:t>2. Bluetooth</w:t>
+      </w:r>
+      <w:r>
+        <w:rPr>
+          <w:b w:val="0"/>
+          <w:bCs w:val="0"/>
+          <w:sz w:val="24"/>
+          <w:szCs w:val="24"/>
+        </w:rPr>
+        <w:t xml:space="preserve"> клиент, используемы для настройки микроконтроллера </w:t>
       </w:r>
       <w:r>
         <w:rPr>
@@ -5088,7 +5034,6 @@
           <w:bCs w:val="0"/>
           <w:sz w:val="24"/>
           <w:szCs w:val="24"/>
-          <w:lang w:val="en-US"/>
         </w:rPr>
       </w:pPr>
       <w:r>
@@ -5106,7 +5051,6 @@
           <w:bCs w:val="0"/>
           <w:sz w:val="24"/>
           <w:szCs w:val="24"/>
-          <w:lang w:val="en-US"/>
         </w:rPr>
         <w:t>:</w:t>
       </w:r>
@@ -5162,16 +5106,7 @@
           <w:sz w:val="24"/>
           <w:szCs w:val="24"/>
         </w:rPr>
-        <w:t xml:space="preserve">Инициализация – происходящая при включении </w:t>
-      </w:r>
-      <w:r>
-        <w:rPr>
-          <w:b w:val="0"/>
-          <w:bCs w:val="0"/>
-          <w:sz w:val="24"/>
-          <w:szCs w:val="24"/>
-        </w:rPr>
-        <w:t>микроконтроллера</w:t>
+        <w:t>Инициализация – происходящая при включении микроконтроллера</w:t>
       </w:r>
       <w:r>
         <w:rPr>
@@ -5290,16 +5225,7 @@
           <w:sz w:val="24"/>
           <w:szCs w:val="24"/>
         </w:rPr>
-        <w:t xml:space="preserve">информирования о ходе работы </w:t>
-      </w:r>
-      <w:r>
-        <w:rPr>
-          <w:b w:val="0"/>
-          <w:bCs w:val="0"/>
-          <w:sz w:val="24"/>
-          <w:szCs w:val="24"/>
-        </w:rPr>
-        <w:t>микроконтроллера</w:t>
+        <w:t>информирования о ходе работы микроконтроллера</w:t>
       </w:r>
       <w:r>
         <w:rPr>
@@ -5443,6 +5369,53 @@
           <w:sz w:val="24"/>
           <w:szCs w:val="24"/>
         </w:rPr>
+        <w:t xml:space="preserve"> Инициализация </w:t>
+      </w:r>
+      <w:proofErr w:type="spellStart"/>
+      <w:r>
+        <w:rPr>
+          <w:b w:val="0"/>
+          <w:bCs w:val="0"/>
+          <w:sz w:val="24"/>
+          <w:szCs w:val="24"/>
+        </w:rPr>
+        <w:t>пинов</w:t>
+      </w:r>
+      <w:proofErr w:type="spellEnd"/>
+      <w:r>
+        <w:rPr>
+          <w:b w:val="0"/>
+          <w:bCs w:val="0"/>
+          <w:sz w:val="24"/>
+          <w:szCs w:val="24"/>
+        </w:rPr>
+        <w:t xml:space="preserve"> м</w:t>
+      </w:r>
+      <w:r>
+        <w:rPr>
+          <w:b w:val="0"/>
+          <w:bCs w:val="0"/>
+          <w:sz w:val="24"/>
+          <w:szCs w:val="24"/>
+        </w:rPr>
+        <w:t>икроконтроллер</w:t>
+      </w:r>
+      <w:r>
+        <w:rPr>
+          <w:b w:val="0"/>
+          <w:bCs w:val="0"/>
+          <w:sz w:val="24"/>
+          <w:szCs w:val="24"/>
+        </w:rPr>
+        <w:t>а</w:t>
+      </w:r>
+      <w:r>
+        <w:rPr>
+          <w:b w:val="0"/>
+          <w:bCs w:val="0"/>
+          <w:sz w:val="24"/>
+          <w:szCs w:val="24"/>
+        </w:rPr>
         <w:t xml:space="preserve"> </w:t>
       </w:r>
       <w:r>
@@ -5451,46 +5424,27 @@
           <w:bCs w:val="0"/>
           <w:sz w:val="24"/>
           <w:szCs w:val="24"/>
-        </w:rPr>
-        <w:t>Инициализация</w:t>
-      </w:r>
-      <w:r>
-        <w:rPr>
-          <w:b w:val="0"/>
-          <w:bCs w:val="0"/>
-          <w:sz w:val="24"/>
-          <w:szCs w:val="24"/>
-        </w:rPr>
-        <w:t xml:space="preserve"> </w:t>
-      </w:r>
-      <w:proofErr w:type="spellStart"/>
-      <w:r>
-        <w:rPr>
-          <w:b w:val="0"/>
-          <w:bCs w:val="0"/>
-          <w:sz w:val="24"/>
-          <w:szCs w:val="24"/>
-        </w:rPr>
-        <w:t>пинов</w:t>
-      </w:r>
-      <w:proofErr w:type="spellEnd"/>
-      <w:r>
-        <w:rPr>
-          <w:b w:val="0"/>
-          <w:bCs w:val="0"/>
-          <w:sz w:val="24"/>
-          <w:szCs w:val="24"/>
-        </w:rPr>
-        <w:t xml:space="preserve"> </w:t>
-      </w:r>
-      <w:r>
-        <w:rPr>
-          <w:b w:val="0"/>
-          <w:bCs w:val="0"/>
-          <w:sz w:val="24"/>
-          <w:szCs w:val="24"/>
-        </w:rPr>
-        <w:t>м</w:t>
+          <w:lang w:val="en-US"/>
+        </w:rPr>
+        <w:t>ESP</w:t>
+      </w:r>
+      <w:r>
+        <w:rPr>
+          <w:b w:val="0"/>
+          <w:bCs w:val="0"/>
+          <w:sz w:val="24"/>
+          <w:szCs w:val="24"/>
+        </w:rPr>
+        <w:t>32</w:t>
+      </w:r>
+      <w:r>
+        <w:rPr>
+          <w:b w:val="0"/>
+          <w:bCs w:val="0"/>
+          <w:sz w:val="24"/>
+          <w:szCs w:val="24"/>
+        </w:rPr>
+        <w:t>, к которым подключены приборы учета (к одному м</w:t>
       </w:r>
       <w:r>
         <w:rPr>
@@ -5508,89 +5462,7 @@
           <w:sz w:val="24"/>
           <w:szCs w:val="24"/>
         </w:rPr>
-        <w:t>а</w:t>
-      </w:r>
-      <w:r>
-        <w:rPr>
-          <w:b w:val="0"/>
-          <w:bCs w:val="0"/>
-          <w:sz w:val="24"/>
-          <w:szCs w:val="24"/>
-        </w:rPr>
-        <w:t xml:space="preserve"> </w:t>
-      </w:r>
-      <w:r>
-        <w:rPr>
-          <w:b w:val="0"/>
-          <w:bCs w:val="0"/>
-          <w:sz w:val="24"/>
-          <w:szCs w:val="24"/>
-          <w:lang w:val="en-US"/>
-        </w:rPr>
-        <w:t>ESP</w:t>
-      </w:r>
-      <w:r>
-        <w:rPr>
-          <w:b w:val="0"/>
-          <w:bCs w:val="0"/>
-          <w:sz w:val="24"/>
-          <w:szCs w:val="24"/>
-        </w:rPr>
-        <w:t>32</w:t>
-      </w:r>
-      <w:r>
-        <w:rPr>
-          <w:b w:val="0"/>
-          <w:bCs w:val="0"/>
-          <w:sz w:val="24"/>
-          <w:szCs w:val="24"/>
-        </w:rPr>
-        <w:t xml:space="preserve">, к которым подключены приборы учета (к одному </w:t>
-      </w:r>
-      <w:r>
-        <w:rPr>
-          <w:b w:val="0"/>
-          <w:bCs w:val="0"/>
-          <w:sz w:val="24"/>
-          <w:szCs w:val="24"/>
-        </w:rPr>
-        <w:t>м</w:t>
-      </w:r>
-      <w:r>
-        <w:rPr>
-          <w:b w:val="0"/>
-          <w:bCs w:val="0"/>
-          <w:sz w:val="24"/>
-          <w:szCs w:val="24"/>
-        </w:rPr>
-        <w:t>икроконтроллер</w:t>
-      </w:r>
-      <w:r>
-        <w:rPr>
-          <w:b w:val="0"/>
-          <w:bCs w:val="0"/>
-          <w:sz w:val="24"/>
-          <w:szCs w:val="24"/>
-        </w:rPr>
-        <w:t>у допустимо подключение до двух приборов</w:t>
-      </w:r>
-      <w:r>
-        <w:rPr>
-          <w:b w:val="0"/>
-          <w:bCs w:val="0"/>
-          <w:sz w:val="24"/>
-          <w:szCs w:val="24"/>
-        </w:rPr>
-        <w:t xml:space="preserve"> учета</w:t>
-      </w:r>
-      <w:r>
-        <w:rPr>
-          <w:b w:val="0"/>
-          <w:bCs w:val="0"/>
-          <w:sz w:val="24"/>
-          <w:szCs w:val="24"/>
-        </w:rPr>
-        <w:t>).</w:t>
+        <w:t>у допустимо подключение до двух приборов учета).</w:t>
       </w:r>
     </w:p>
     <w:p>
@@ -5675,25 +5547,7 @@
           <w:sz w:val="24"/>
           <w:szCs w:val="24"/>
         </w:rPr>
-        <w:t xml:space="preserve">, </w:t>
-      </w:r>
-      <w:r>
-        <w:rPr>
-          <w:b w:val="0"/>
-          <w:bCs w:val="0"/>
-          <w:sz w:val="24"/>
-          <w:szCs w:val="24"/>
-        </w:rPr>
-        <w:t>к которым подключены приборы учета</w:t>
-      </w:r>
-      <w:r>
-        <w:rPr>
-          <w:b w:val="0"/>
-          <w:bCs w:val="0"/>
-          <w:sz w:val="24"/>
-          <w:szCs w:val="24"/>
-        </w:rPr>
-        <w:t xml:space="preserve">. Если состояние датчика стало замкнуто – то помещаем информацию в буфер – номер </w:t>
+        <w:t xml:space="preserve">, к которым подключены приборы учета. Если состояние датчика стало замкнуто – то помещаем информацию в буфер – номер </w:t>
       </w:r>
       <w:proofErr w:type="spellStart"/>
       <w:r>
@@ -6170,34 +6024,7 @@
           <w:szCs w:val="24"/>
           <w:lang w:eastAsia="ru-RU"/>
         </w:rPr>
-        <w:t xml:space="preserve">иблиотека, предназначенная для отправки HTTP-запросов (GET, POST и др.) к </w:t>
-      </w:r>
-      <w:r>
-        <w:rPr>
-          <w:rFonts w:ascii="Times New Roman" w:eastAsia="Times New Roman" w:hAnsi="Times New Roman" w:cs="Times New Roman"/>
-          <w:sz w:val="24"/>
-          <w:szCs w:val="24"/>
-          <w:lang w:eastAsia="ru-RU"/>
-        </w:rPr>
-        <w:t xml:space="preserve">Web </w:t>
-      </w:r>
-      <w:r>
-        <w:rPr>
-          <w:rFonts w:ascii="Times New Roman" w:eastAsia="Times New Roman" w:hAnsi="Times New Roman" w:cs="Times New Roman"/>
-          <w:sz w:val="24"/>
-          <w:szCs w:val="24"/>
-          <w:lang w:eastAsia="ru-RU"/>
-        </w:rPr>
-        <w:t>серверам</w:t>
-      </w:r>
-      <w:r>
-        <w:rPr>
-          <w:rFonts w:ascii="Times New Roman" w:eastAsia="Times New Roman" w:hAnsi="Times New Roman" w:cs="Times New Roman"/>
-          <w:sz w:val="24"/>
-          <w:szCs w:val="24"/>
-          <w:lang w:eastAsia="ru-RU"/>
-        </w:rPr>
-        <w:t>.</w:t>
+        <w:t>иблиотека, предназначенная для отправки HTTP-запросов (GET, POST и др.) к Web серверам.</w:t>
       </w:r>
     </w:p>
     <w:p>
@@ -6339,6 +6166,7 @@
         </w:rPr>
         <w:t xml:space="preserve">Библиотека работы с </w:t>
       </w:r>
+      <w:proofErr w:type="spellStart"/>
       <w:r>
         <w:rPr>
           <w:rFonts w:ascii="Times New Roman" w:eastAsia="Times New Roman" w:hAnsi="Times New Roman" w:cs="Times New Roman"/>
@@ -6348,6 +6176,7 @@
         </w:rPr>
         <w:t>Bluetooth</w:t>
       </w:r>
+      <w:proofErr w:type="spellEnd"/>
       <w:r>
         <w:rPr>
           <w:rFonts w:ascii="Times New Roman" w:eastAsia="Times New Roman" w:hAnsi="Times New Roman" w:cs="Times New Roman"/>
@@ -6357,6 +6186,7 @@
         </w:rPr>
         <w:t xml:space="preserve">, а точнее с </w:t>
       </w:r>
+      <w:proofErr w:type="spellStart"/>
       <w:r>
         <w:rPr>
           <w:rFonts w:ascii="Times New Roman" w:eastAsia="Times New Roman" w:hAnsi="Times New Roman" w:cs="Times New Roman"/>
@@ -6366,6 +6196,7 @@
         </w:rPr>
         <w:t>Bluetooth</w:t>
       </w:r>
+      <w:proofErr w:type="spellEnd"/>
       <w:r>
         <w:rPr>
           <w:rFonts w:ascii="Times New Roman" w:eastAsia="Times New Roman" w:hAnsi="Times New Roman" w:cs="Times New Roman"/>
@@ -6433,16 +6264,27 @@
           <w:szCs w:val="24"/>
           <w:lang w:eastAsia="ru-RU"/>
         </w:rPr>
-        <w:t xml:space="preserve"> версия Bluetooth, предназначенная для устройств, которым нужно обмениваться небольшими объемами данных на коротких дистанциях, потребляя при этом минимум энергии, что позволяет им работать месяцами и даже годами от одной батарейки</w:t>
-      </w:r>
-      <w:r>
-        <w:rPr>
-          <w:rFonts w:ascii="Times New Roman" w:eastAsia="Times New Roman" w:hAnsi="Times New Roman" w:cs="Times New Roman"/>
-          <w:sz w:val="24"/>
-          <w:szCs w:val="24"/>
-          <w:lang w:eastAsia="ru-RU"/>
-        </w:rPr>
-        <w:t>.</w:t>
+        <w:t xml:space="preserve"> версия </w:t>
+      </w:r>
+      <w:proofErr w:type="spellStart"/>
+      <w:r>
+        <w:rPr>
+          <w:rFonts w:ascii="Times New Roman" w:eastAsia="Times New Roman" w:hAnsi="Times New Roman" w:cs="Times New Roman"/>
+          <w:sz w:val="24"/>
+          <w:szCs w:val="24"/>
+          <w:lang w:eastAsia="ru-RU"/>
+        </w:rPr>
+        <w:t>Bluetooth</w:t>
+      </w:r>
+      <w:proofErr w:type="spellEnd"/>
+      <w:r>
+        <w:rPr>
+          <w:rFonts w:ascii="Times New Roman" w:eastAsia="Times New Roman" w:hAnsi="Times New Roman" w:cs="Times New Roman"/>
+          <w:sz w:val="24"/>
+          <w:szCs w:val="24"/>
+          <w:lang w:eastAsia="ru-RU"/>
+        </w:rPr>
+        <w:t>, предназначенная для устройств, которым нужно обмениваться небольшими объемами данных на коротких дистанциях, потребляя при этом минимум энергии, что позволяет им работать месяцами и даже годами от одной батарейки.</w:t>
       </w:r>
     </w:p>
     <w:p>
@@ -6475,16 +6317,7 @@
           <w:sz w:val="24"/>
           <w:szCs w:val="24"/>
         </w:rPr>
-        <w:t xml:space="preserve">2. </w:t>
-      </w:r>
-      <w:r>
-        <w:rPr>
-          <w:b w:val="0"/>
-          <w:bCs w:val="0"/>
-          <w:sz w:val="24"/>
-          <w:szCs w:val="24"/>
-        </w:rPr>
-        <w:t>Bluetooth</w:t>
+        <w:t>2. Bluetooth</w:t>
       </w:r>
       <w:r>
         <w:rPr>
@@ -7027,6 +6860,7 @@
         </w:rPr>
         <w:t xml:space="preserve">канирует ближайшие </w:t>
       </w:r>
+      <w:proofErr w:type="spellStart"/>
       <w:r>
         <w:rPr>
           <w:b w:val="0"/>
@@ -7036,6 +6870,7 @@
         </w:rPr>
         <w:t>Bluetooth</w:t>
       </w:r>
+      <w:proofErr w:type="spellEnd"/>
       <w:r>
         <w:rPr>
           <w:b w:val="0"/>
@@ -7397,16 +7232,7 @@
           <w:sz w:val="24"/>
           <w:szCs w:val="24"/>
         </w:rPr>
-        <w:t xml:space="preserve"> программа</w:t>
-      </w:r>
-      <w:r>
-        <w:rPr>
-          <w:b w:val="0"/>
-          <w:bCs w:val="0"/>
-          <w:sz w:val="24"/>
-          <w:szCs w:val="24"/>
-        </w:rPr>
-        <w:t xml:space="preserve"> сохраняет настройки через </w:t>
+        <w:t xml:space="preserve"> программа сохраняет настройки через </w:t>
       </w:r>
       <w:r>
         <w:rPr>
@@ -7446,7 +7272,6 @@
           <w:bCs w:val="0"/>
           <w:sz w:val="24"/>
           <w:szCs w:val="24"/>
-          <w:lang w:val="en-US"/>
         </w:rPr>
       </w:pPr>
       <w:r>
@@ -7464,7 +7289,6 @@
           <w:bCs w:val="0"/>
           <w:sz w:val="24"/>
           <w:szCs w:val="24"/>
-          <w:lang w:val="en-US"/>
         </w:rPr>
         <w:t>:</w:t>
       </w:r>
@@ -7477,7 +7301,6 @@
           <w:bCs w:val="0"/>
           <w:sz w:val="24"/>
           <w:szCs w:val="24"/>
-          <w:lang w:val="en-US"/>
         </w:rPr>
       </w:pPr>
       <w:r>
@@ -7500,18 +7323,81 @@
           <w:color w:val="005C5F"/>
           <w:sz w:val="21"/>
           <w:szCs w:val="21"/>
+        </w:rPr>
+        <w:t xml:space="preserve"> – </w:t>
+      </w:r>
+      <w:r>
+        <w:rPr>
+          <w:b w:val="0"/>
+          <w:bCs w:val="0"/>
+          <w:sz w:val="24"/>
+          <w:szCs w:val="24"/>
+        </w:rPr>
+        <w:t>Библиотека</w:t>
+      </w:r>
+      <w:r>
+        <w:rPr>
+          <w:b w:val="0"/>
+          <w:bCs w:val="0"/>
+          <w:sz w:val="24"/>
+          <w:szCs w:val="24"/>
+        </w:rPr>
+        <w:t xml:space="preserve"> </w:t>
+      </w:r>
+      <w:r>
+        <w:rPr>
+          <w:b w:val="0"/>
+          <w:bCs w:val="0"/>
+          <w:sz w:val="24"/>
+          <w:szCs w:val="24"/>
+        </w:rPr>
+        <w:t>работы</w:t>
+      </w:r>
+      <w:r>
+        <w:rPr>
+          <w:b w:val="0"/>
+          <w:bCs w:val="0"/>
+          <w:sz w:val="24"/>
+          <w:szCs w:val="24"/>
+        </w:rPr>
+        <w:t xml:space="preserve"> </w:t>
+      </w:r>
+      <w:r>
+        <w:rPr>
+          <w:b w:val="0"/>
+          <w:bCs w:val="0"/>
+          <w:sz w:val="24"/>
+          <w:szCs w:val="24"/>
+        </w:rPr>
+        <w:t>с</w:t>
+      </w:r>
+      <w:r>
+        <w:rPr>
+          <w:b w:val="0"/>
+          <w:bCs w:val="0"/>
+          <w:sz w:val="24"/>
+          <w:szCs w:val="24"/>
+        </w:rPr>
+        <w:t xml:space="preserve"> </w:t>
+      </w:r>
+      <w:r>
+        <w:rPr>
+          <w:b w:val="0"/>
+          <w:bCs w:val="0"/>
+          <w:sz w:val="24"/>
+          <w:szCs w:val="24"/>
           <w:lang w:val="en-US"/>
         </w:rPr>
-        <w:t xml:space="preserve"> – </w:t>
-      </w:r>
-      <w:r>
-        <w:rPr>
-          <w:b w:val="0"/>
-          <w:bCs w:val="0"/>
-          <w:sz w:val="24"/>
-          <w:szCs w:val="24"/>
-        </w:rPr>
-        <w:t>Библиотека</w:t>
+        <w:t>Bluetooth</w:t>
+      </w:r>
+      <w:r>
+        <w:rPr>
+          <w:b w:val="0"/>
+          <w:bCs w:val="0"/>
+          <w:sz w:val="24"/>
+          <w:szCs w:val="24"/>
+        </w:rPr>
+        <w:t xml:space="preserve"> </w:t>
       </w:r>
       <w:r>
         <w:rPr>
@@ -7521,6 +7407,15 @@
           <w:szCs w:val="24"/>
           <w:lang w:val="en-US"/>
         </w:rPr>
+        <w:t>Low</w:t>
+      </w:r>
+      <w:r>
+        <w:rPr>
+          <w:b w:val="0"/>
+          <w:bCs w:val="0"/>
+          <w:sz w:val="24"/>
+          <w:szCs w:val="24"/>
+        </w:rPr>
         <w:t xml:space="preserve"> </w:t>
       </w:r>
       <w:r>
@@ -7529,27 +7424,18 @@
           <w:bCs w:val="0"/>
           <w:sz w:val="24"/>
           <w:szCs w:val="24"/>
-        </w:rPr>
-        <w:t>работы</w:t>
-      </w:r>
-      <w:r>
-        <w:rPr>
-          <w:b w:val="0"/>
-          <w:bCs w:val="0"/>
-          <w:sz w:val="24"/>
-          <w:szCs w:val="24"/>
           <w:lang w:val="en-US"/>
         </w:rPr>
-        <w:t xml:space="preserve"> </w:t>
-      </w:r>
-      <w:r>
-        <w:rPr>
-          <w:b w:val="0"/>
-          <w:bCs w:val="0"/>
-          <w:sz w:val="24"/>
-          <w:szCs w:val="24"/>
-        </w:rPr>
-        <w:t>с</w:t>
+        <w:t>Energy</w:t>
+      </w:r>
+      <w:r>
+        <w:rPr>
+          <w:b w:val="0"/>
+          <w:bCs w:val="0"/>
+          <w:sz w:val="24"/>
+          <w:szCs w:val="24"/>
+        </w:rPr>
+        <w:t xml:space="preserve"> (</w:t>
       </w:r>
       <w:r>
         <w:rPr>
@@ -7559,18 +7445,40 @@
           <w:szCs w:val="24"/>
           <w:lang w:val="en-US"/>
         </w:rPr>
-        <w:t xml:space="preserve"> </w:t>
-      </w:r>
-      <w:r>
-        <w:rPr>
-          <w:b w:val="0"/>
-          <w:bCs w:val="0"/>
-          <w:sz w:val="24"/>
-          <w:szCs w:val="24"/>
-          <w:lang w:val="en-US"/>
-        </w:rPr>
-        <w:t>Bluetooth Low Energy (BLE)</w:t>
-      </w:r>
+        <w:t>BLE</w:t>
+      </w:r>
+      <w:r>
+        <w:rPr>
+          <w:b w:val="0"/>
+          <w:bCs w:val="0"/>
+          <w:sz w:val="24"/>
+          <w:szCs w:val="24"/>
+        </w:rPr>
+        <w:t>)</w:t>
+      </w:r>
+      <w:r>
+        <w:rPr>
+          <w:rFonts w:ascii="Consolas" w:hAnsi="Consolas"/>
+          <w:b w:val="0"/>
+          <w:bCs w:val="0"/>
+          <w:color w:val="005C5F"/>
+          <w:sz w:val="21"/>
+          <w:szCs w:val="21"/>
+        </w:rPr>
+        <w:t>;</w:t>
+      </w:r>
+    </w:p>
+    <w:p>
+      <w:pPr>
+        <w:pStyle w:val="3"/>
+        <w:rPr>
+          <w:b w:val="0"/>
+          <w:bCs w:val="0"/>
+          <w:sz w:val="24"/>
+          <w:szCs w:val="24"/>
+        </w:rPr>
+      </w:pPr>
+      <w:proofErr w:type="spellStart"/>
       <w:r>
         <w:rPr>
           <w:rFonts w:ascii="Consolas" w:hAnsi="Consolas"/>
@@ -7581,7 +7489,51 @@
           <w:szCs w:val="21"/>
           <w:lang w:val="en-US"/>
         </w:rPr>
-        <w:t>;</w:t>
+        <w:lastRenderedPageBreak/>
+        <w:t>PyQt</w:t>
+      </w:r>
+      <w:proofErr w:type="spellEnd"/>
+      <w:r>
+        <w:rPr>
+          <w:rFonts w:ascii="Consolas" w:hAnsi="Consolas"/>
+          <w:b w:val="0"/>
+          <w:bCs w:val="0"/>
+          <w:color w:val="005C5F"/>
+          <w:sz w:val="21"/>
+          <w:szCs w:val="21"/>
+        </w:rPr>
+        <w:t xml:space="preserve">6 </w:t>
+      </w:r>
+      <w:r>
+        <w:rPr>
+          <w:rFonts w:ascii="Consolas" w:hAnsi="Consolas"/>
+          <w:b w:val="0"/>
+          <w:bCs w:val="0"/>
+          <w:color w:val="005C5F"/>
+          <w:sz w:val="21"/>
+          <w:szCs w:val="21"/>
+        </w:rPr>
+        <w:t>–</w:t>
+      </w:r>
+      <w:r>
+        <w:rPr>
+          <w:rFonts w:ascii="Consolas" w:hAnsi="Consolas"/>
+          <w:b w:val="0"/>
+          <w:bCs w:val="0"/>
+          <w:color w:val="005C5F"/>
+          <w:sz w:val="21"/>
+          <w:szCs w:val="21"/>
+        </w:rPr>
+        <w:t xml:space="preserve"> </w:t>
+      </w:r>
+      <w:r>
+        <w:rPr>
+          <w:b w:val="0"/>
+          <w:bCs w:val="0"/>
+          <w:sz w:val="24"/>
+          <w:szCs w:val="24"/>
+        </w:rPr>
+        <w:t>Библиотека языка Python, позволяющий создавать кроссплатформенные приложения с графическим интерфейсом (GUI);</w:t>
       </w:r>
     </w:p>
     <w:p>
@@ -7605,8 +7557,7 @@
           <w:szCs w:val="21"/>
           <w:lang w:val="en-US"/>
         </w:rPr>
-        <w:lastRenderedPageBreak/>
-        <w:t>PyQt</w:t>
+        <w:t>Qasync</w:t>
       </w:r>
       <w:proofErr w:type="spellEnd"/>
       <w:r>
@@ -7618,7 +7569,7 @@
           <w:sz w:val="21"/>
           <w:szCs w:val="21"/>
         </w:rPr>
-        <w:t xml:space="preserve">6 </w:t>
+        <w:t xml:space="preserve"> -</w:t>
       </w:r>
       <w:r>
         <w:rPr>
@@ -7629,17 +7580,6 @@
           <w:sz w:val="21"/>
           <w:szCs w:val="21"/>
         </w:rPr>
-        <w:t>–</w:t>
-      </w:r>
-      <w:r>
-        <w:rPr>
-          <w:rFonts w:ascii="Consolas" w:hAnsi="Consolas"/>
-          <w:b w:val="0"/>
-          <w:bCs w:val="0"/>
-          <w:color w:val="005C5F"/>
-          <w:sz w:val="21"/>
-          <w:szCs w:val="21"/>
-        </w:rPr>
         <w:t xml:space="preserve"> </w:t>
       </w:r>
       <w:r>
@@ -7649,121 +7589,7 @@
           <w:sz w:val="24"/>
           <w:szCs w:val="24"/>
         </w:rPr>
-        <w:t xml:space="preserve">Библиотека </w:t>
-      </w:r>
-      <w:r>
-        <w:rPr>
-          <w:b w:val="0"/>
-          <w:bCs w:val="0"/>
-          <w:sz w:val="24"/>
-          <w:szCs w:val="24"/>
-        </w:rPr>
-        <w:t xml:space="preserve">языка </w:t>
-      </w:r>
-      <w:proofErr w:type="spellStart"/>
-      <w:r>
-        <w:rPr>
-          <w:b w:val="0"/>
-          <w:bCs w:val="0"/>
-          <w:sz w:val="24"/>
-          <w:szCs w:val="24"/>
-        </w:rPr>
-        <w:t>Python</w:t>
-      </w:r>
-      <w:proofErr w:type="spellEnd"/>
-      <w:r>
-        <w:rPr>
-          <w:b w:val="0"/>
-          <w:bCs w:val="0"/>
-          <w:sz w:val="24"/>
-          <w:szCs w:val="24"/>
-        </w:rPr>
-        <w:t>, позволяющий создавать кроссплатформенные приложения с графическим интерфейсом (GUI)</w:t>
-      </w:r>
-      <w:r>
-        <w:rPr>
-          <w:b w:val="0"/>
-          <w:bCs w:val="0"/>
-          <w:sz w:val="24"/>
-          <w:szCs w:val="24"/>
-        </w:rPr>
-        <w:t>;</w:t>
-      </w:r>
-    </w:p>
-    <w:p>
-      <w:pPr>
-        <w:pStyle w:val="3"/>
-        <w:rPr>
-          <w:b w:val="0"/>
-          <w:bCs w:val="0"/>
-          <w:sz w:val="24"/>
-          <w:szCs w:val="24"/>
-        </w:rPr>
-      </w:pPr>
-      <w:proofErr w:type="spellStart"/>
-      <w:r>
-        <w:rPr>
-          <w:rFonts w:ascii="Consolas" w:hAnsi="Consolas"/>
-          <w:b w:val="0"/>
-          <w:bCs w:val="0"/>
-          <w:color w:val="005C5F"/>
-          <w:sz w:val="21"/>
-          <w:szCs w:val="21"/>
-          <w:lang w:val="en-US"/>
-        </w:rPr>
-        <w:t>Qasync</w:t>
-      </w:r>
-      <w:proofErr w:type="spellEnd"/>
-      <w:r>
-        <w:rPr>
-          <w:rFonts w:ascii="Consolas" w:hAnsi="Consolas"/>
-          <w:b w:val="0"/>
-          <w:bCs w:val="0"/>
-          <w:color w:val="005C5F"/>
-          <w:sz w:val="21"/>
-          <w:szCs w:val="21"/>
-        </w:rPr>
-        <w:t xml:space="preserve"> -</w:t>
-      </w:r>
-      <w:r>
-        <w:rPr>
-          <w:rFonts w:ascii="Consolas" w:hAnsi="Consolas"/>
-          <w:b w:val="0"/>
-          <w:bCs w:val="0"/>
-          <w:color w:val="005C5F"/>
-          <w:sz w:val="21"/>
-          <w:szCs w:val="21"/>
-        </w:rPr>
-        <w:t xml:space="preserve"> </w:t>
-      </w:r>
-      <w:r>
-        <w:rPr>
-          <w:b w:val="0"/>
-          <w:bCs w:val="0"/>
-          <w:sz w:val="24"/>
-          <w:szCs w:val="24"/>
-        </w:rPr>
-        <w:t xml:space="preserve">Библиотека </w:t>
-      </w:r>
-      <w:proofErr w:type="spellStart"/>
-      <w:r>
-        <w:rPr>
-          <w:b w:val="0"/>
-          <w:bCs w:val="0"/>
-          <w:sz w:val="24"/>
-          <w:szCs w:val="24"/>
-        </w:rPr>
-        <w:t>Python</w:t>
-      </w:r>
-      <w:proofErr w:type="spellEnd"/>
-      <w:r>
-        <w:rPr>
-          <w:b w:val="0"/>
-          <w:bCs w:val="0"/>
-          <w:sz w:val="24"/>
-          <w:szCs w:val="24"/>
-        </w:rPr>
-        <w:t xml:space="preserve">, которая устраняет разрыв между </w:t>
+        <w:t xml:space="preserve">Библиотека Python, которая устраняет разрыв между </w:t>
       </w:r>
       <w:proofErr w:type="spellStart"/>
       <w:r>
@@ -7952,7 +7778,6 @@
           <w:bCs w:val="0"/>
           <w:sz w:val="24"/>
           <w:szCs w:val="24"/>
-          <w:lang w:val="en-US"/>
         </w:rPr>
       </w:pPr>
       <w:r>
@@ -7981,13 +7806,15 @@
     <w:p>
       <w:pPr>
         <w:pStyle w:val="3"/>
+        <w:tabs>
+          <w:tab w:val="left" w:pos="3564"/>
+        </w:tabs>
         <w:jc w:val="both"/>
         <w:rPr>
           <w:b w:val="0"/>
           <w:bCs w:val="0"/>
           <w:sz w:val="24"/>
           <w:szCs w:val="24"/>
-          <w:lang w:val="en-US"/>
         </w:rPr>
       </w:pPr>
       <w:r>
@@ -8016,10 +7843,20 @@
           <w:bCs w:val="0"/>
           <w:sz w:val="24"/>
           <w:szCs w:val="24"/>
-          <w:lang w:val="en-US"/>
         </w:rPr>
         <w:t>:</w:t>
       </w:r>
+      <w:r>
+        <w:rPr>
+          <w:b w:val="0"/>
+          <w:bCs w:val="0"/>
+          <w:sz w:val="24"/>
+          <w:szCs w:val="24"/>
+        </w:rPr>
+        <w:tab/>
+      </w:r>
+      <w:bookmarkStart w:id="1" w:name="_GoBack"/>
+      <w:bookmarkEnd w:id="1"/>
     </w:p>
     <w:p>
       <w:pPr>
@@ -8032,8 +7869,6 @@
           <w:szCs w:val="24"/>
         </w:rPr>
       </w:pPr>
-      <w:bookmarkStart w:id="1" w:name="_GoBack"/>
-      <w:bookmarkEnd w:id="1"/>
     </w:p>
     <w:p>
       <w:pPr>
@@ -11160,7 +10995,7 @@
 </file>
 
 <file path=customXml/itemProps1.xml><?xml version="1.0" encoding="utf-8"?>
-<ds:datastoreItem xmlns:ds="http://schemas.openxmlformats.org/officeDocument/2006/customXml" ds:itemID="{3A5BE5DC-BA88-4973-B890-9A6C505D7EFD}">
+<ds:datastoreItem xmlns:ds="http://schemas.openxmlformats.org/officeDocument/2006/customXml" ds:itemID="{34D6EAB8-8E68-4AD3-9C79-BD30AFEC1131}">
   <ds:schemaRefs>
     <ds:schemaRef ds:uri="http://schemas.openxmlformats.org/officeDocument/2006/bibliography"/>
   </ds:schemaRefs>

--- a/doc/Описание проекта.docx
+++ b/doc/Описание проекта.docx
@@ -1,6 +1,6 @@
 
 <file path=word/document.xml><?xml version="1.0" encoding="utf-8"?>
-<w:document xmlns:wpc="http://schemas.microsoft.com/office/word/2010/wordprocessingCanvas" xmlns:cx="http://schemas.microsoft.com/office/drawing/2014/chartex" xmlns:mc="http://schemas.openxmlformats.org/markup-compatibility/2006" xmlns:o="urn:schemas-microsoft-com:office:office" xmlns:r="http://schemas.openxmlformats.org/officeDocument/2006/relationships" xmlns:m="http://schemas.openxmlformats.org/officeDocument/2006/math" xmlns:v="urn:schemas-microsoft-com:vml" xmlns:wp14="http://schemas.microsoft.com/office/word/2010/wordprocessingDrawing" xmlns:wp="http://schemas.openxmlformats.org/drawingml/2006/wordprocessingDrawing" xmlns:w10="urn:schemas-microsoft-com:office:word" xmlns:w="http://schemas.openxmlformats.org/wordprocessingml/2006/main" xmlns:w14="http://schemas.microsoft.com/office/word/2010/wordml" xmlns:w15="http://schemas.microsoft.com/office/word/2012/wordml" xmlns:w16se="http://schemas.microsoft.com/office/word/2015/wordml/symex" xmlns:wpg="http://schemas.microsoft.com/office/word/2010/wordprocessingGroup" xmlns:wpi="http://schemas.microsoft.com/office/word/2010/wordprocessingInk" xmlns:wne="http://schemas.microsoft.com/office/word/2006/wordml" xmlns:wps="http://schemas.microsoft.com/office/word/2010/wordprocessingShape" mc:Ignorable="w14 w15 w16se wp14">
+<w:document xmlns:ve="http://schemas.openxmlformats.org/markup-compatibility/2006" xmlns:o="urn:schemas-microsoft-com:office:office" xmlns:r="http://schemas.openxmlformats.org/officeDocument/2006/relationships" xmlns:m="http://schemas.openxmlformats.org/officeDocument/2006/math" xmlns:v="urn:schemas-microsoft-com:vml" xmlns:wp="http://schemas.openxmlformats.org/drawingml/2006/wordprocessingDrawing" xmlns:w10="urn:schemas-microsoft-com:office:word" xmlns:w="http://schemas.openxmlformats.org/wordprocessingml/2006/main" xmlns:wne="http://schemas.microsoft.com/office/word/2006/wordml">
   <w:body>
     <w:p>
       <w:pPr>
@@ -1451,7 +1451,7 @@
           <w:szCs w:val="24"/>
           <w:lang w:eastAsia="ru-RU"/>
         </w:rPr>
-        <w:t>. Первые ПУ были механическими и требовали исключительно ручного снятия показаний. С развитием микроэлектроники появились импульсные выходы и цифровые интерфейсы (например, M-</w:t>
+        <w:t xml:space="preserve">. Первые ПУ были механическими и требовали исключительно ручного снятия показаний. С развитием микроэлектроники появились импульсные выходы и цифровые интерфейсы (например, </w:t>
       </w:r>
       <w:proofErr w:type="spellStart"/>
       <w:r>
@@ -1461,7 +1461,7 @@
           <w:szCs w:val="24"/>
           <w:lang w:eastAsia="ru-RU"/>
         </w:rPr>
-        <w:t>Bus</w:t>
+        <w:t>M-Bus</w:t>
       </w:r>
       <w:proofErr w:type="spellEnd"/>
       <w:r>
@@ -1471,7 +1471,7 @@
           <w:szCs w:val="24"/>
           <w:lang w:eastAsia="ru-RU"/>
         </w:rPr>
-        <w:t>, WM-</w:t>
+        <w:t xml:space="preserve">, </w:t>
       </w:r>
       <w:proofErr w:type="spellStart"/>
       <w:r>
@@ -1481,7 +1481,7 @@
           <w:szCs w:val="24"/>
           <w:lang w:eastAsia="ru-RU"/>
         </w:rPr>
-        <w:t>Bus</w:t>
+        <w:t>WM-Bus</w:t>
       </w:r>
       <w:proofErr w:type="spellEnd"/>
       <w:r>
@@ -2122,7 +2122,7 @@
           <w:lang w:eastAsia="ru-RU"/>
         </w:rPr>
         <w:lastRenderedPageBreak/>
-        <w:t>На рынке представлен ряд решений для автоматизации сбора показаний – от простых систем удалённого считывания (например, на основе WM-</w:t>
+        <w:t xml:space="preserve">На рынке представлен ряд решений для автоматизации сбора показаний – от простых систем удалённого считывания (например, на основе </w:t>
       </w:r>
       <w:proofErr w:type="spellStart"/>
       <w:r>
@@ -2132,7 +2132,7 @@
           <w:szCs w:val="24"/>
           <w:lang w:eastAsia="ru-RU"/>
         </w:rPr>
-        <w:t>Bus</w:t>
+        <w:t>WM-Bus</w:t>
       </w:r>
       <w:proofErr w:type="spellEnd"/>
       <w:r>
@@ -2373,27 +2373,7 @@
           <w:szCs w:val="24"/>
           <w:lang w:eastAsia="ru-RU"/>
         </w:rPr>
-        <w:t xml:space="preserve"> Решения в рамках "умного дома" часто привязаны к конкретному производителю и не предназначены для </w:t>
-      </w:r>
-      <w:proofErr w:type="gramStart"/>
-      <w:r>
-        <w:rPr>
-          <w:rFonts w:ascii="Times New Roman" w:eastAsia="Times New Roman" w:hAnsi="Times New Roman" w:cs="Times New Roman"/>
-          <w:sz w:val="24"/>
-          <w:szCs w:val="24"/>
-          <w:lang w:eastAsia="ru-RU"/>
-        </w:rPr>
-        <w:t>кросс-платформенной</w:t>
-      </w:r>
-      <w:proofErr w:type="gramEnd"/>
-      <w:r>
-        <w:rPr>
-          <w:rFonts w:ascii="Times New Roman" w:eastAsia="Times New Roman" w:hAnsi="Times New Roman" w:cs="Times New Roman"/>
-          <w:sz w:val="24"/>
-          <w:szCs w:val="24"/>
-          <w:lang w:eastAsia="ru-RU"/>
-        </w:rPr>
-        <w:t xml:space="preserve"> интеграции с разными типами ПУ.</w:t>
+        <w:t xml:space="preserve"> Решения в рамках "умного дома" часто привязаны к конкретному производителю и не предназначены для кросс-платформенной интеграции с разными типами ПУ.</w:t>
       </w:r>
     </w:p>
     <w:p>
@@ -3125,16 +3105,36 @@
           <w:szCs w:val="24"/>
           <w:lang w:eastAsia="ru-RU"/>
         </w:rPr>
-        <w:t xml:space="preserve"> к</w:t>
-      </w:r>
-      <w:r>
-        <w:rPr>
-          <w:rFonts w:ascii="Times New Roman" w:eastAsia="Times New Roman" w:hAnsi="Times New Roman" w:cs="Times New Roman"/>
-          <w:sz w:val="24"/>
-          <w:szCs w:val="24"/>
-          <w:lang w:eastAsia="ru-RU"/>
-        </w:rPr>
-        <w:t xml:space="preserve">россплатформенный </w:t>
+        <w:t xml:space="preserve"> </w:t>
+      </w:r>
+      <w:proofErr w:type="spellStart"/>
+      <w:r>
+        <w:rPr>
+          <w:rFonts w:ascii="Times New Roman" w:eastAsia="Times New Roman" w:hAnsi="Times New Roman" w:cs="Times New Roman"/>
+          <w:sz w:val="24"/>
+          <w:szCs w:val="24"/>
+          <w:lang w:eastAsia="ru-RU"/>
+        </w:rPr>
+        <w:t>к</w:t>
+      </w:r>
+      <w:r>
+        <w:rPr>
+          <w:rFonts w:ascii="Times New Roman" w:eastAsia="Times New Roman" w:hAnsi="Times New Roman" w:cs="Times New Roman"/>
+          <w:sz w:val="24"/>
+          <w:szCs w:val="24"/>
+          <w:lang w:eastAsia="ru-RU"/>
+        </w:rPr>
+        <w:t>россплатформенный</w:t>
+      </w:r>
+      <w:proofErr w:type="spellEnd"/>
+      <w:r>
+        <w:rPr>
+          <w:rFonts w:ascii="Times New Roman" w:eastAsia="Times New Roman" w:hAnsi="Times New Roman" w:cs="Times New Roman"/>
+          <w:sz w:val="24"/>
+          <w:szCs w:val="24"/>
+          <w:lang w:eastAsia="ru-RU"/>
+        </w:rPr>
+        <w:t xml:space="preserve"> </w:t>
       </w:r>
       <w:proofErr w:type="spellStart"/>
       <w:r>
@@ -4001,17 +4001,29 @@
           <w:bCs w:val="0"/>
           <w:sz w:val="24"/>
           <w:szCs w:val="24"/>
-        </w:rPr>
-      </w:pPr>
-      <w:r>
-        <w:rPr>
-          <w:b w:val="0"/>
-          <w:bCs w:val="0"/>
-          <w:sz w:val="24"/>
-          <w:szCs w:val="24"/>
-        </w:rPr>
-        <w:t>2. Bluetooth</w:t>
-      </w:r>
+          <w:lang w:val="en-US"/>
+        </w:rPr>
+      </w:pPr>
+      <w:r>
+        <w:rPr>
+          <w:b w:val="0"/>
+          <w:bCs w:val="0"/>
+          <w:sz w:val="24"/>
+          <w:szCs w:val="24"/>
+        </w:rPr>
+        <w:t xml:space="preserve">2. </w:t>
+      </w:r>
+      <w:proofErr w:type="spellStart"/>
+      <w:r>
+        <w:rPr>
+          <w:b w:val="0"/>
+          <w:bCs w:val="0"/>
+          <w:sz w:val="24"/>
+          <w:szCs w:val="24"/>
+        </w:rPr>
+        <w:t>Bluetooth</w:t>
+      </w:r>
+      <w:proofErr w:type="spellEnd"/>
       <w:r>
         <w:rPr>
           <w:b w:val="0"/>
@@ -4067,6 +4079,7 @@
           <w:bCs w:val="0"/>
           <w:sz w:val="24"/>
           <w:szCs w:val="24"/>
+          <w:lang w:val="en-US"/>
         </w:rPr>
         <w:t>3</w:t>
       </w:r>
@@ -4077,44 +4090,47 @@
           <w:sz w:val="24"/>
           <w:szCs w:val="24"/>
         </w:rPr>
-        <w:t xml:space="preserve">. </w:t>
-      </w:r>
-      <w:r>
-        <w:rPr>
-          <w:b w:val="0"/>
-          <w:bCs w:val="0"/>
-          <w:sz w:val="24"/>
-          <w:szCs w:val="24"/>
-          <w:lang w:val="en-US"/>
-        </w:rPr>
-        <w:t>Web</w:t>
-      </w:r>
-      <w:r>
-        <w:rPr>
-          <w:b w:val="0"/>
-          <w:bCs w:val="0"/>
-          <w:sz w:val="24"/>
-          <w:szCs w:val="24"/>
-        </w:rPr>
-        <w:t xml:space="preserve"> </w:t>
-      </w:r>
-      <w:r>
-        <w:rPr>
-          <w:b w:val="0"/>
-          <w:bCs w:val="0"/>
-          <w:sz w:val="24"/>
-          <w:szCs w:val="24"/>
-        </w:rPr>
-        <w:t>сервис, работающий с двумя видами устройств</w:t>
-      </w:r>
-      <w:r>
-        <w:rPr>
-          <w:b w:val="0"/>
-          <w:bCs w:val="0"/>
-          <w:sz w:val="24"/>
-          <w:szCs w:val="24"/>
-        </w:rPr>
-        <w:t>:</w:t>
+        <w:t xml:space="preserve">. База данных </w:t>
+      </w:r>
+      <w:proofErr w:type="spellStart"/>
+      <w:r>
+        <w:rPr>
+          <w:b w:val="0"/>
+          <w:bCs w:val="0"/>
+          <w:sz w:val="24"/>
+          <w:szCs w:val="24"/>
+        </w:rPr>
+        <w:t>PostgreSQL</w:t>
+      </w:r>
+      <w:proofErr w:type="spellEnd"/>
+      <w:r>
+        <w:rPr>
+          <w:b w:val="0"/>
+          <w:bCs w:val="0"/>
+          <w:sz w:val="24"/>
+          <w:szCs w:val="24"/>
+        </w:rPr>
+        <w:t>.</w:t>
+      </w:r>
+    </w:p>
+    <w:p>
+      <w:pPr>
+        <w:pStyle w:val="3"/>
+        <w:rPr>
+          <w:b w:val="0"/>
+          <w:bCs w:val="0"/>
+          <w:sz w:val="24"/>
+          <w:szCs w:val="24"/>
+        </w:rPr>
+      </w:pPr>
+      <w:r>
+        <w:rPr>
+          <w:b w:val="0"/>
+          <w:bCs w:val="0"/>
+          <w:sz w:val="24"/>
+          <w:szCs w:val="24"/>
+        </w:rPr>
+        <w:t>В базе данных хранится информация о приборах учета, истории изменения прибора учета, данные о пользователях и их связи с приборами учета.</w:t>
       </w:r>
     </w:p>
     <w:p>
@@ -4135,7 +4151,16 @@
           <w:sz w:val="24"/>
           <w:szCs w:val="24"/>
         </w:rPr>
-        <w:t xml:space="preserve">а) Обслуживающий передачу данных от микроконтроллеров (данные передаются в </w:t>
+        <w:t>4</w:t>
+      </w:r>
+      <w:r>
+        <w:rPr>
+          <w:b w:val="0"/>
+          <w:bCs w:val="0"/>
+          <w:sz w:val="24"/>
+          <w:szCs w:val="24"/>
+        </w:rPr>
+        <w:t xml:space="preserve">. </w:t>
       </w:r>
       <w:r>
         <w:rPr>
@@ -4145,7 +4170,7 @@
           <w:szCs w:val="24"/>
           <w:lang w:val="en-US"/>
         </w:rPr>
-        <w:t>JSON</w:t>
+        <w:t>Web</w:t>
       </w:r>
       <w:r>
         <w:rPr>
@@ -4163,16 +4188,16 @@
           <w:sz w:val="24"/>
           <w:szCs w:val="24"/>
         </w:rPr>
-        <w:t>формате)</w:t>
-      </w:r>
-      <w:r>
-        <w:rPr>
-          <w:b w:val="0"/>
-          <w:bCs w:val="0"/>
-          <w:sz w:val="24"/>
-          <w:szCs w:val="24"/>
-        </w:rPr>
-        <w:t>;</w:t>
+        <w:t>сервис, работающий с двумя видами устройств</w:t>
+      </w:r>
+      <w:r>
+        <w:rPr>
+          <w:b w:val="0"/>
+          <w:bCs w:val="0"/>
+          <w:sz w:val="24"/>
+          <w:szCs w:val="24"/>
+        </w:rPr>
+        <w:t>:</w:t>
       </w:r>
     </w:p>
     <w:p>
@@ -4193,25 +4218,7 @@
           <w:sz w:val="24"/>
           <w:szCs w:val="24"/>
         </w:rPr>
-        <w:t>б</w:t>
-      </w:r>
-      <w:r>
-        <w:rPr>
-          <w:b w:val="0"/>
-          <w:bCs w:val="0"/>
-          <w:sz w:val="24"/>
-          <w:szCs w:val="24"/>
-        </w:rPr>
-        <w:t>)</w:t>
-      </w:r>
-      <w:r>
-        <w:rPr>
-          <w:b w:val="0"/>
-          <w:bCs w:val="0"/>
-          <w:sz w:val="24"/>
-          <w:szCs w:val="24"/>
-        </w:rPr>
-        <w:t xml:space="preserve"> Обслуживающий работу с </w:t>
+        <w:t xml:space="preserve">а) Обслуживающий передачу данных от микроконтроллеров (данные передаются в </w:t>
       </w:r>
       <w:r>
         <w:rPr>
@@ -4221,7 +4228,7 @@
           <w:szCs w:val="24"/>
           <w:lang w:val="en-US"/>
         </w:rPr>
-        <w:t>Web</w:t>
+        <w:t>JSON</w:t>
       </w:r>
       <w:r>
         <w:rPr>
@@ -4239,91 +4246,16 @@
           <w:sz w:val="24"/>
           <w:szCs w:val="24"/>
         </w:rPr>
-        <w:t xml:space="preserve">клиентами, работающими по протоколу </w:t>
-      </w:r>
-      <w:r>
-        <w:rPr>
-          <w:b w:val="0"/>
-          <w:bCs w:val="0"/>
-          <w:sz w:val="24"/>
-          <w:szCs w:val="24"/>
-          <w:lang w:val="en-US"/>
-        </w:rPr>
-        <w:t>http</w:t>
-      </w:r>
-      <w:r>
-        <w:rPr>
-          <w:b w:val="0"/>
-          <w:bCs w:val="0"/>
-          <w:sz w:val="24"/>
-          <w:szCs w:val="24"/>
-        </w:rPr>
-        <w:t>/</w:t>
-      </w:r>
-      <w:r>
-        <w:rPr>
-          <w:b w:val="0"/>
-          <w:bCs w:val="0"/>
-          <w:sz w:val="24"/>
-          <w:szCs w:val="24"/>
-          <w:lang w:val="en-US"/>
-        </w:rPr>
-        <w:t>https</w:t>
-      </w:r>
-      <w:r>
-        <w:rPr>
-          <w:b w:val="0"/>
-          <w:bCs w:val="0"/>
-          <w:sz w:val="24"/>
-          <w:szCs w:val="24"/>
-        </w:rPr>
-        <w:t xml:space="preserve"> (</w:t>
-      </w:r>
-      <w:r>
-        <w:rPr>
-          <w:b w:val="0"/>
-          <w:bCs w:val="0"/>
-          <w:sz w:val="24"/>
-          <w:szCs w:val="24"/>
-        </w:rPr>
-        <w:t>данные передаются в</w:t>
-      </w:r>
-      <w:r>
-        <w:rPr>
-          <w:b w:val="0"/>
-          <w:bCs w:val="0"/>
-          <w:sz w:val="24"/>
-          <w:szCs w:val="24"/>
-        </w:rPr>
-        <w:t xml:space="preserve"> </w:t>
-      </w:r>
-      <w:r>
-        <w:rPr>
-          <w:b w:val="0"/>
-          <w:bCs w:val="0"/>
-          <w:sz w:val="24"/>
-          <w:szCs w:val="24"/>
-          <w:lang w:val="en-US"/>
-        </w:rPr>
-        <w:t>HTML</w:t>
-      </w:r>
-      <w:r>
-        <w:rPr>
-          <w:b w:val="0"/>
-          <w:bCs w:val="0"/>
-          <w:sz w:val="24"/>
-          <w:szCs w:val="24"/>
-        </w:rPr>
-        <w:t xml:space="preserve"> </w:t>
-      </w:r>
-      <w:r>
-        <w:rPr>
-          <w:b w:val="0"/>
-          <w:bCs w:val="0"/>
-          <w:sz w:val="24"/>
-          <w:szCs w:val="24"/>
-        </w:rPr>
-        <w:t>формате).</w:t>
+        <w:t>формате)</w:t>
+      </w:r>
+      <w:r>
+        <w:rPr>
+          <w:b w:val="0"/>
+          <w:bCs w:val="0"/>
+          <w:sz w:val="24"/>
+          <w:szCs w:val="24"/>
+        </w:rPr>
+        <w:t>;</w:t>
       </w:r>
     </w:p>
     <w:p>
@@ -4343,6 +4275,33 @@
           <w:bCs w:val="0"/>
           <w:sz w:val="24"/>
           <w:szCs w:val="24"/>
+        </w:rPr>
+        <w:t>б</w:t>
+      </w:r>
+      <w:r>
+        <w:rPr>
+          <w:b w:val="0"/>
+          <w:bCs w:val="0"/>
+          <w:sz w:val="24"/>
+          <w:szCs w:val="24"/>
+        </w:rPr>
+        <w:t>)</w:t>
+      </w:r>
+      <w:r>
+        <w:rPr>
+          <w:b w:val="0"/>
+          <w:bCs w:val="0"/>
+          <w:sz w:val="24"/>
+          <w:szCs w:val="24"/>
+        </w:rPr>
+        <w:t xml:space="preserve"> Обслуживающий работу с </w:t>
+      </w:r>
+      <w:r>
+        <w:rPr>
+          <w:b w:val="0"/>
+          <w:bCs w:val="0"/>
+          <w:sz w:val="24"/>
+          <w:szCs w:val="24"/>
           <w:lang w:val="en-US"/>
         </w:rPr>
         <w:t>Web</w:t>
@@ -4363,27 +4322,91 @@
           <w:sz w:val="24"/>
           <w:szCs w:val="24"/>
         </w:rPr>
-        <w:t xml:space="preserve">сервис получает данные от микроконтроллеров и записывает информацию в хранилище - базу данных </w:t>
-      </w:r>
-      <w:proofErr w:type="spellStart"/>
-      <w:r>
-        <w:rPr>
-          <w:b w:val="0"/>
-          <w:bCs w:val="0"/>
-          <w:sz w:val="24"/>
-          <w:szCs w:val="24"/>
-        </w:rPr>
-        <w:t>PostgreSQL</w:t>
-      </w:r>
-      <w:proofErr w:type="spellEnd"/>
-      <w:r>
-        <w:rPr>
-          <w:b w:val="0"/>
-          <w:bCs w:val="0"/>
-          <w:sz w:val="24"/>
-          <w:szCs w:val="24"/>
-        </w:rPr>
-        <w:t>.</w:t>
+        <w:t xml:space="preserve">клиентами, работающими по протоколу </w:t>
+      </w:r>
+      <w:r>
+        <w:rPr>
+          <w:b w:val="0"/>
+          <w:bCs w:val="0"/>
+          <w:sz w:val="24"/>
+          <w:szCs w:val="24"/>
+          <w:lang w:val="en-US"/>
+        </w:rPr>
+        <w:t>http</w:t>
+      </w:r>
+      <w:r>
+        <w:rPr>
+          <w:b w:val="0"/>
+          <w:bCs w:val="0"/>
+          <w:sz w:val="24"/>
+          <w:szCs w:val="24"/>
+        </w:rPr>
+        <w:t>/</w:t>
+      </w:r>
+      <w:r>
+        <w:rPr>
+          <w:b w:val="0"/>
+          <w:bCs w:val="0"/>
+          <w:sz w:val="24"/>
+          <w:szCs w:val="24"/>
+          <w:lang w:val="en-US"/>
+        </w:rPr>
+        <w:t>https</w:t>
+      </w:r>
+      <w:r>
+        <w:rPr>
+          <w:b w:val="0"/>
+          <w:bCs w:val="0"/>
+          <w:sz w:val="24"/>
+          <w:szCs w:val="24"/>
+        </w:rPr>
+        <w:t xml:space="preserve"> (</w:t>
+      </w:r>
+      <w:r>
+        <w:rPr>
+          <w:b w:val="0"/>
+          <w:bCs w:val="0"/>
+          <w:sz w:val="24"/>
+          <w:szCs w:val="24"/>
+        </w:rPr>
+        <w:t>данные передаются в</w:t>
+      </w:r>
+      <w:r>
+        <w:rPr>
+          <w:b w:val="0"/>
+          <w:bCs w:val="0"/>
+          <w:sz w:val="24"/>
+          <w:szCs w:val="24"/>
+        </w:rPr>
+        <w:t xml:space="preserve"> </w:t>
+      </w:r>
+      <w:r>
+        <w:rPr>
+          <w:b w:val="0"/>
+          <w:bCs w:val="0"/>
+          <w:sz w:val="24"/>
+          <w:szCs w:val="24"/>
+          <w:lang w:val="en-US"/>
+        </w:rPr>
+        <w:t>HTML</w:t>
+      </w:r>
+      <w:r>
+        <w:rPr>
+          <w:b w:val="0"/>
+          <w:bCs w:val="0"/>
+          <w:sz w:val="24"/>
+          <w:szCs w:val="24"/>
+        </w:rPr>
+        <w:t xml:space="preserve"> </w:t>
+      </w:r>
+      <w:r>
+        <w:rPr>
+          <w:b w:val="0"/>
+          <w:bCs w:val="0"/>
+          <w:sz w:val="24"/>
+          <w:szCs w:val="24"/>
+        </w:rPr>
+        <w:t>формате).</w:t>
       </w:r>
     </w:p>
     <w:p>
@@ -4403,15 +4426,6 @@
           <w:bCs w:val="0"/>
           <w:sz w:val="24"/>
           <w:szCs w:val="24"/>
-        </w:rPr>
-        <w:t xml:space="preserve">Для </w:t>
-      </w:r>
-      <w:r>
-        <w:rPr>
-          <w:b w:val="0"/>
-          <w:bCs w:val="0"/>
-          <w:sz w:val="24"/>
-          <w:szCs w:val="24"/>
           <w:lang w:val="en-US"/>
         </w:rPr>
         <w:t>Web</w:t>
@@ -4432,36 +4446,19 @@
           <w:sz w:val="24"/>
           <w:szCs w:val="24"/>
         </w:rPr>
-        <w:t xml:space="preserve">клиентов, </w:t>
-      </w:r>
-      <w:r>
-        <w:rPr>
-          <w:b w:val="0"/>
-          <w:bCs w:val="0"/>
-          <w:sz w:val="24"/>
-          <w:szCs w:val="24"/>
-          <w:lang w:val="en-US"/>
-        </w:rPr>
-        <w:t>Web</w:t>
-      </w:r>
-      <w:r>
-        <w:rPr>
-          <w:b w:val="0"/>
-          <w:bCs w:val="0"/>
-          <w:sz w:val="24"/>
-          <w:szCs w:val="24"/>
-        </w:rPr>
-        <w:t xml:space="preserve"> </w:t>
-      </w:r>
-      <w:r>
-        <w:rPr>
-          <w:b w:val="0"/>
-          <w:bCs w:val="0"/>
-          <w:sz w:val="24"/>
-          <w:szCs w:val="24"/>
-        </w:rPr>
-        <w:t>сервис реализует авторизацию пользователей</w:t>
-      </w:r>
+        <w:t xml:space="preserve">сервис получает данные от микроконтроллеров и записывает информацию в хранилище - базу данных </w:t>
+      </w:r>
+      <w:proofErr w:type="spellStart"/>
+      <w:r>
+        <w:rPr>
+          <w:b w:val="0"/>
+          <w:bCs w:val="0"/>
+          <w:sz w:val="24"/>
+          <w:szCs w:val="24"/>
+        </w:rPr>
+        <w:t>PostgreSQL</w:t>
+      </w:r>
+      <w:proofErr w:type="spellEnd"/>
       <w:r>
         <w:rPr>
           <w:b w:val="0"/>
@@ -4470,42 +4467,6 @@
           <w:szCs w:val="24"/>
         </w:rPr>
         <w:t>.</w:t>
-      </w:r>
-      <w:r>
-        <w:rPr>
-          <w:b w:val="0"/>
-          <w:bCs w:val="0"/>
-          <w:sz w:val="24"/>
-          <w:szCs w:val="24"/>
-        </w:rPr>
-        <w:t xml:space="preserve"> </w:t>
-      </w:r>
-      <w:r>
-        <w:rPr>
-          <w:b w:val="0"/>
-          <w:bCs w:val="0"/>
-          <w:sz w:val="24"/>
-          <w:szCs w:val="24"/>
-        </w:rPr>
-        <w:t>О</w:t>
-      </w:r>
-      <w:r>
-        <w:rPr>
-          <w:b w:val="0"/>
-          <w:bCs w:val="0"/>
-          <w:sz w:val="24"/>
-          <w:szCs w:val="24"/>
-        </w:rPr>
-        <w:t xml:space="preserve">тображает личный кабинет пользователя с информацией о </w:t>
-      </w:r>
-      <w:r>
-        <w:rPr>
-          <w:b w:val="0"/>
-          <w:bCs w:val="0"/>
-          <w:sz w:val="24"/>
-          <w:szCs w:val="24"/>
-        </w:rPr>
-        <w:t>приборах учета и динамикой расхода.</w:t>
       </w:r>
     </w:p>
     <w:p>
@@ -4526,28 +4487,64 @@
           <w:sz w:val="24"/>
           <w:szCs w:val="24"/>
         </w:rPr>
-        <w:t>4</w:t>
-      </w:r>
-      <w:r>
-        <w:rPr>
-          <w:b w:val="0"/>
-          <w:bCs w:val="0"/>
-          <w:sz w:val="24"/>
-          <w:szCs w:val="24"/>
-        </w:rPr>
-        <w:t xml:space="preserve">. База данных </w:t>
-      </w:r>
-      <w:proofErr w:type="spellStart"/>
-      <w:r>
-        <w:rPr>
-          <w:b w:val="0"/>
-          <w:bCs w:val="0"/>
-          <w:sz w:val="24"/>
-          <w:szCs w:val="24"/>
-        </w:rPr>
-        <w:t>PostgreSQL</w:t>
-      </w:r>
-      <w:proofErr w:type="spellEnd"/>
+        <w:t xml:space="preserve">Для </w:t>
+      </w:r>
+      <w:r>
+        <w:rPr>
+          <w:b w:val="0"/>
+          <w:bCs w:val="0"/>
+          <w:sz w:val="24"/>
+          <w:szCs w:val="24"/>
+          <w:lang w:val="en-US"/>
+        </w:rPr>
+        <w:t>Web</w:t>
+      </w:r>
+      <w:r>
+        <w:rPr>
+          <w:b w:val="0"/>
+          <w:bCs w:val="0"/>
+          <w:sz w:val="24"/>
+          <w:szCs w:val="24"/>
+        </w:rPr>
+        <w:t xml:space="preserve"> </w:t>
+      </w:r>
+      <w:r>
+        <w:rPr>
+          <w:b w:val="0"/>
+          <w:bCs w:val="0"/>
+          <w:sz w:val="24"/>
+          <w:szCs w:val="24"/>
+        </w:rPr>
+        <w:t xml:space="preserve">клиентов, </w:t>
+      </w:r>
+      <w:r>
+        <w:rPr>
+          <w:b w:val="0"/>
+          <w:bCs w:val="0"/>
+          <w:sz w:val="24"/>
+          <w:szCs w:val="24"/>
+          <w:lang w:val="en-US"/>
+        </w:rPr>
+        <w:t>Web</w:t>
+      </w:r>
+      <w:r>
+        <w:rPr>
+          <w:b w:val="0"/>
+          <w:bCs w:val="0"/>
+          <w:sz w:val="24"/>
+          <w:szCs w:val="24"/>
+        </w:rPr>
+        <w:t xml:space="preserve"> </w:t>
+      </w:r>
+      <w:r>
+        <w:rPr>
+          <w:b w:val="0"/>
+          <w:bCs w:val="0"/>
+          <w:sz w:val="24"/>
+          <w:szCs w:val="24"/>
+        </w:rPr>
+        <w:t>сервис реализует авторизацию пользователей</w:t>
+      </w:r>
       <w:r>
         <w:rPr>
           <w:b w:val="0"/>
@@ -4557,70 +4554,41 @@
         </w:rPr>
         <w:t>.</w:t>
       </w:r>
-    </w:p>
-    <w:p>
-      <w:pPr>
-        <w:pStyle w:val="3"/>
-        <w:rPr>
-          <w:b w:val="0"/>
-          <w:bCs w:val="0"/>
-          <w:sz w:val="24"/>
-          <w:szCs w:val="24"/>
-        </w:rPr>
-      </w:pPr>
-      <w:r>
-        <w:rPr>
-          <w:b w:val="0"/>
-          <w:bCs w:val="0"/>
-          <w:sz w:val="24"/>
-          <w:szCs w:val="24"/>
-        </w:rPr>
-        <w:t>В базе данных</w:t>
-      </w:r>
-      <w:r>
-        <w:rPr>
-          <w:b w:val="0"/>
-          <w:bCs w:val="0"/>
-          <w:sz w:val="24"/>
-          <w:szCs w:val="24"/>
-        </w:rPr>
-        <w:t xml:space="preserve"> хранится информация </w:t>
-      </w:r>
-      <w:r>
-        <w:rPr>
-          <w:b w:val="0"/>
-          <w:bCs w:val="0"/>
-          <w:sz w:val="24"/>
-          <w:szCs w:val="24"/>
-        </w:rPr>
-        <w:t xml:space="preserve">о приборах учета, </w:t>
-      </w:r>
-      <w:r>
-        <w:rPr>
-          <w:b w:val="0"/>
-          <w:bCs w:val="0"/>
-          <w:sz w:val="24"/>
-          <w:szCs w:val="24"/>
-        </w:rPr>
-        <w:t xml:space="preserve">истории изменения прибора учета, </w:t>
-      </w:r>
-      <w:r>
-        <w:rPr>
-          <w:b w:val="0"/>
-          <w:bCs w:val="0"/>
-          <w:sz w:val="24"/>
-          <w:szCs w:val="24"/>
-        </w:rPr>
-        <w:t xml:space="preserve">данные о пользователях и их </w:t>
-      </w:r>
-      <w:r>
-        <w:rPr>
-          <w:b w:val="0"/>
-          <w:bCs w:val="0"/>
-          <w:sz w:val="24"/>
-          <w:szCs w:val="24"/>
-        </w:rPr>
-        <w:t>связи с приборами учета.</w:t>
+      <w:r>
+        <w:rPr>
+          <w:b w:val="0"/>
+          <w:bCs w:val="0"/>
+          <w:sz w:val="24"/>
+          <w:szCs w:val="24"/>
+        </w:rPr>
+        <w:t xml:space="preserve"> </w:t>
+      </w:r>
+      <w:r>
+        <w:rPr>
+          <w:b w:val="0"/>
+          <w:bCs w:val="0"/>
+          <w:sz w:val="24"/>
+          <w:szCs w:val="24"/>
+        </w:rPr>
+        <w:t>О</w:t>
+      </w:r>
+      <w:r>
+        <w:rPr>
+          <w:b w:val="0"/>
+          <w:bCs w:val="0"/>
+          <w:sz w:val="24"/>
+          <w:szCs w:val="24"/>
+        </w:rPr>
+        <w:t xml:space="preserve">тображает личный кабинет пользователя с информацией о </w:t>
+      </w:r>
+      <w:r>
+        <w:rPr>
+          <w:b w:val="0"/>
+          <w:bCs w:val="0"/>
+          <w:sz w:val="24"/>
+          <w:szCs w:val="24"/>
+        </w:rPr>
+        <w:t>приборах учета и динамикой расхода.</w:t>
       </w:r>
     </w:p>
     <w:p>
@@ -4994,10 +4962,10 @@
                     </pic:cNvPicPr>
                   </pic:nvPicPr>
                   <pic:blipFill>
-                    <a:blip r:embed="rId7">
+                    <a:blip r:embed="rId7" cstate="print">
                       <a:extLst>
                         <a:ext uri="{28A0092B-C50C-407E-A947-70E740481C1C}">
-                          <a14:useLocalDpi xmlns:a14="http://schemas.microsoft.com/office/drawing/2010/main" val="0"/>
+                          <a14:useLocalDpi xmlns:a14="http://schemas.microsoft.com/office/drawing/2010/main" xmlns:wps="http://schemas.microsoft.com/office/word/2010/wordprocessingShape" xmlns:wpi="http://schemas.microsoft.com/office/word/2010/wordprocessingInk" xmlns:wpg="http://schemas.microsoft.com/office/word/2010/wordprocessingGroup" xmlns:w16se="http://schemas.microsoft.com/office/word/2015/wordml/symex" xmlns:w15="http://schemas.microsoft.com/office/word/2012/wordml" xmlns:w14="http://schemas.microsoft.com/office/word/2010/wordml" xmlns:w="http://schemas.openxmlformats.org/wordprocessingml/2006/main" xmlns:w10="urn:schemas-microsoft-com:office:word" xmlns:wp14="http://schemas.microsoft.com/office/word/2010/wordprocessingDrawing" xmlns:v="urn:schemas-microsoft-com:vml" xmlns:o="urn:schemas-microsoft-com:office:office" xmlns:mc="http://schemas.openxmlformats.org/markup-compatibility/2006" xmlns:cx="http://schemas.microsoft.com/office/drawing/2014/chartex" xmlns:wpc="http://schemas.microsoft.com/office/word/2010/wordprocessingCanvas" xmlns="" val="0"/>
                         </a:ext>
                       </a:extLst>
                     </a:blip>
@@ -5344,6 +5312,7 @@
           <w:szCs w:val="24"/>
         </w:rPr>
       </w:pPr>
+      <w:proofErr w:type="spellStart"/>
       <w:r>
         <w:rPr>
           <w:b w:val="0"/>
@@ -5353,6 +5322,7 @@
         </w:rPr>
         <w:t>д</w:t>
       </w:r>
+      <w:proofErr w:type="spellEnd"/>
       <w:r>
         <w:rPr>
           <w:b w:val="0"/>
@@ -6138,6 +6108,7 @@
         </w:rPr>
         <w:t>-</w:t>
       </w:r>
+      <w:proofErr w:type="spellStart"/>
       <w:r>
         <w:rPr>
           <w:rFonts w:ascii="Consolas" w:eastAsia="Times New Roman" w:hAnsi="Consolas" w:cs="Times New Roman"/>
@@ -6148,6 +6119,7 @@
         </w:rPr>
         <w:t>Arduino</w:t>
       </w:r>
+      <w:proofErr w:type="spellEnd"/>
       <w:r>
         <w:rPr>
           <w:rFonts w:ascii="Times New Roman" w:eastAsia="Times New Roman" w:hAnsi="Times New Roman" w:cs="Times New Roman"/>
@@ -6298,6 +6270,197 @@
           <w:szCs w:val="24"/>
         </w:rPr>
       </w:pPr>
+      <w:r>
+        <w:rPr>
+          <w:b w:val="0"/>
+          <w:bCs w:val="0"/>
+          <w:sz w:val="24"/>
+          <w:szCs w:val="24"/>
+        </w:rPr>
+        <w:t xml:space="preserve">Для корректной работы </w:t>
+      </w:r>
+      <w:r>
+        <w:rPr>
+          <w:b w:val="0"/>
+          <w:bCs w:val="0"/>
+          <w:sz w:val="24"/>
+          <w:szCs w:val="24"/>
+          <w:lang w:val="en-US"/>
+        </w:rPr>
+        <w:t>ESP</w:t>
+      </w:r>
+      <w:r>
+        <w:rPr>
+          <w:b w:val="0"/>
+          <w:bCs w:val="0"/>
+          <w:sz w:val="24"/>
+          <w:szCs w:val="24"/>
+        </w:rPr>
+        <w:t xml:space="preserve">32 </w:t>
+      </w:r>
+      <w:r>
+        <w:rPr>
+          <w:b w:val="0"/>
+          <w:bCs w:val="0"/>
+          <w:sz w:val="24"/>
+          <w:szCs w:val="24"/>
+        </w:rPr>
+        <w:t xml:space="preserve">от </w:t>
+      </w:r>
+      <w:r>
+        <w:rPr>
+          <w:b w:val="0"/>
+          <w:bCs w:val="0"/>
+          <w:sz w:val="24"/>
+          <w:szCs w:val="24"/>
+          <w:lang w:val="en-US"/>
+        </w:rPr>
+        <w:t>Li</w:t>
+      </w:r>
+      <w:r>
+        <w:rPr>
+          <w:b w:val="0"/>
+          <w:bCs w:val="0"/>
+          <w:sz w:val="24"/>
+          <w:szCs w:val="24"/>
+        </w:rPr>
+        <w:t>-</w:t>
+      </w:r>
+      <w:r>
+        <w:rPr>
+          <w:b w:val="0"/>
+          <w:bCs w:val="0"/>
+          <w:sz w:val="24"/>
+          <w:szCs w:val="24"/>
+          <w:lang w:val="en-US"/>
+        </w:rPr>
+        <w:t>ion</w:t>
+      </w:r>
+      <w:r>
+        <w:rPr>
+          <w:b w:val="0"/>
+          <w:bCs w:val="0"/>
+          <w:sz w:val="24"/>
+          <w:szCs w:val="24"/>
+        </w:rPr>
+        <w:t xml:space="preserve"> батарейки используется контроллер </w:t>
+      </w:r>
+      <w:r>
+        <w:rPr>
+          <w:b w:val="0"/>
+          <w:bCs w:val="0"/>
+          <w:sz w:val="24"/>
+          <w:szCs w:val="24"/>
+          <w:lang w:val="en-US"/>
+        </w:rPr>
+        <w:t>TP</w:t>
+      </w:r>
+      <w:r>
+        <w:rPr>
+          <w:b w:val="0"/>
+          <w:bCs w:val="0"/>
+          <w:sz w:val="24"/>
+          <w:szCs w:val="24"/>
+        </w:rPr>
+        <w:t>4056.</w:t>
+      </w:r>
+    </w:p>
+    <w:p>
+      <w:pPr>
+        <w:pStyle w:val="3"/>
+        <w:spacing w:after="0" w:afterAutospacing="0"/>
+        <w:rPr>
+          <w:b w:val="0"/>
+          <w:bCs w:val="0"/>
+          <w:sz w:val="24"/>
+          <w:szCs w:val="24"/>
+        </w:rPr>
+      </w:pPr>
+      <w:r>
+        <w:rPr>
+          <w:b w:val="0"/>
+          <w:bCs w:val="0"/>
+          <w:sz w:val="24"/>
+          <w:szCs w:val="24"/>
+        </w:rPr>
+        <w:t>Сема подключения</w:t>
+      </w:r>
+      <w:r>
+        <w:rPr>
+          <w:b w:val="0"/>
+          <w:bCs w:val="0"/>
+          <w:sz w:val="24"/>
+          <w:szCs w:val="24"/>
+        </w:rPr>
+        <w:t>:</w:t>
+      </w:r>
+    </w:p>
+    <w:p>
+      <w:pPr>
+        <w:pStyle w:val="3"/>
+        <w:spacing w:after="0" w:afterAutospacing="0"/>
+        <w:rPr>
+          <w:b w:val="0"/>
+          <w:bCs w:val="0"/>
+          <w:sz w:val="24"/>
+          <w:szCs w:val="24"/>
+          <w:lang w:val="en-US"/>
+        </w:rPr>
+      </w:pPr>
+      <w:r>
+        <w:rPr>
+          <w:b w:val="0"/>
+          <w:bCs w:val="0"/>
+          <w:noProof/>
+          <w:sz w:val="24"/>
+          <w:szCs w:val="24"/>
+        </w:rPr>
+        <w:drawing>
+          <wp:inline distT="0" distB="0" distL="0" distR="0">
+            <wp:extent cx="6210300" cy="3208655"/>
+            <wp:effectExtent l="19050" t="0" r="0" b="0"/>
+            <wp:docPr id="5" name="Рисунок 1" descr="D:\Семья\ESP32 TP4056.png"/>
+            <wp:cNvGraphicFramePr>
+              <a:graphicFrameLocks xmlns:a="http://schemas.openxmlformats.org/drawingml/2006/main" noChangeAspect="1"/>
+            </wp:cNvGraphicFramePr>
+            <a:graphic xmlns:a="http://schemas.openxmlformats.org/drawingml/2006/main">
+              <a:graphicData uri="http://schemas.openxmlformats.org/drawingml/2006/picture">
+                <pic:pic xmlns:pic="http://schemas.openxmlformats.org/drawingml/2006/picture">
+                  <pic:nvPicPr>
+                    <pic:cNvPr id="0" name="Picture 1" descr="D:\Семья\ESP32 TP4056.png"/>
+                    <pic:cNvPicPr>
+                      <a:picLocks noChangeAspect="1" noChangeArrowheads="1"/>
+                    </pic:cNvPicPr>
+                  </pic:nvPicPr>
+                  <pic:blipFill>
+                    <a:blip r:embed="rId8" cstate="print"/>
+                    <a:srcRect/>
+                    <a:stretch>
+                      <a:fillRect/>
+                    </a:stretch>
+                  </pic:blipFill>
+                  <pic:spPr bwMode="auto">
+                    <a:xfrm>
+                      <a:off x="0" y="0"/>
+                      <a:ext cx="6210300" cy="3208655"/>
+                    </a:xfrm>
+                    <a:prstGeom prst="rect">
+                      <a:avLst/>
+                    </a:prstGeom>
+                    <a:noFill/>
+                    <a:ln w="9525">
+                      <a:noFill/>
+                      <a:miter lim="800000"/>
+                      <a:headEnd/>
+                      <a:tailEnd/>
+                    </a:ln>
+                  </pic:spPr>
+                </pic:pic>
+              </a:graphicData>
+            </a:graphic>
+          </wp:inline>
+        </w:drawing>
+      </w:r>
     </w:p>
     <w:p>
       <w:pPr>
@@ -6621,10 +6784,10 @@
                     </pic:cNvPicPr>
                   </pic:nvPicPr>
                   <pic:blipFill>
-                    <a:blip r:embed="rId8" cstate="print">
+                    <a:blip r:embed="rId9" cstate="print">
                       <a:extLst>
                         <a:ext uri="{28A0092B-C50C-407E-A947-70E740481C1C}">
-                          <a14:useLocalDpi xmlns:a14="http://schemas.microsoft.com/office/drawing/2010/main" val="0"/>
+                          <a14:useLocalDpi xmlns:a14="http://schemas.microsoft.com/office/drawing/2010/main" xmlns:wps="http://schemas.microsoft.com/office/word/2010/wordprocessingShape" xmlns:wpi="http://schemas.microsoft.com/office/word/2010/wordprocessingInk" xmlns:wpg="http://schemas.microsoft.com/office/word/2010/wordprocessingGroup" xmlns:w16se="http://schemas.microsoft.com/office/word/2015/wordml/symex" xmlns:w15="http://schemas.microsoft.com/office/word/2012/wordml" xmlns:w14="http://schemas.microsoft.com/office/word/2010/wordml" xmlns:w="http://schemas.openxmlformats.org/wordprocessingml/2006/main" xmlns:w10="urn:schemas-microsoft-com:office:word" xmlns:wp14="http://schemas.microsoft.com/office/word/2010/wordprocessingDrawing" xmlns:v="urn:schemas-microsoft-com:vml" xmlns:o="urn:schemas-microsoft-com:office:office" xmlns:mc="http://schemas.openxmlformats.org/markup-compatibility/2006" xmlns:cx="http://schemas.microsoft.com/office/drawing/2014/chartex" xmlns:wpc="http://schemas.microsoft.com/office/word/2010/wordprocessingCanvas" xmlns="" val="0"/>
                         </a:ext>
                       </a:extLst>
                     </a:blip>
@@ -6683,9 +6846,8 @@
           <w:sz w:val="24"/>
           <w:szCs w:val="24"/>
         </w:rPr>
-        <w:lastRenderedPageBreak/>
         <w:drawing>
-          <wp:inline distT="0" distB="0" distL="0" distR="0" wp14:anchorId="3E03E545" wp14:editId="367F5B03">
+          <wp:inline distT="0" distB="0" distL="0" distR="0">
             <wp:extent cx="3821181" cy="5364480"/>
             <wp:effectExtent l="0" t="0" r="0" b="0"/>
             <wp:docPr id="3" name="Рисунок 3"/>
@@ -6702,10 +6864,10 @@
                     </pic:cNvPicPr>
                   </pic:nvPicPr>
                   <pic:blipFill>
-                    <a:blip r:embed="rId9">
+                    <a:blip r:embed="rId10" cstate="print">
                       <a:extLst>
                         <a:ext uri="{28A0092B-C50C-407E-A947-70E740481C1C}">
-                          <a14:useLocalDpi xmlns:a14="http://schemas.microsoft.com/office/drawing/2010/main" val="0"/>
+                          <a14:useLocalDpi xmlns:a14="http://schemas.microsoft.com/office/drawing/2010/main" xmlns:wps="http://schemas.microsoft.com/office/word/2010/wordprocessingShape" xmlns:wpi="http://schemas.microsoft.com/office/word/2010/wordprocessingInk" xmlns:wpg="http://schemas.microsoft.com/office/word/2010/wordprocessingGroup" xmlns:w16se="http://schemas.microsoft.com/office/word/2015/wordml/symex" xmlns:w15="http://schemas.microsoft.com/office/word/2012/wordml" xmlns:w14="http://schemas.microsoft.com/office/word/2010/wordml" xmlns:w="http://schemas.openxmlformats.org/wordprocessingml/2006/main" xmlns:w10="urn:schemas-microsoft-com:office:word" xmlns:wp14="http://schemas.microsoft.com/office/word/2010/wordprocessingDrawing" xmlns:v="urn:schemas-microsoft-com:vml" xmlns:o="urn:schemas-microsoft-com:office:office" xmlns:mc="http://schemas.openxmlformats.org/markup-compatibility/2006" xmlns:cx="http://schemas.microsoft.com/office/drawing/2014/chartex" xmlns:wpc="http://schemas.microsoft.com/office/word/2010/wordprocessingCanvas" xmlns="" val="0"/>
                         </a:ext>
                       </a:extLst>
                     </a:blip>
@@ -6751,6 +6913,7 @@
           <w:sz w:val="24"/>
           <w:szCs w:val="24"/>
         </w:rPr>
+        <w:lastRenderedPageBreak/>
         <w:t>Функционал</w:t>
       </w:r>
       <w:r>
@@ -7489,7 +7652,6 @@
           <w:szCs w:val="21"/>
           <w:lang w:val="en-US"/>
         </w:rPr>
-        <w:lastRenderedPageBreak/>
         <w:t>PyQt</w:t>
       </w:r>
       <w:proofErr w:type="spellEnd"/>
@@ -7680,128 +7842,6 @@
         </w:rPr>
         <w:t>.</w:t>
       </w:r>
-    </w:p>
-    <w:p>
-      <w:pPr>
-        <w:pStyle w:val="3"/>
-        <w:jc w:val="both"/>
-        <w:rPr>
-          <w:b w:val="0"/>
-          <w:bCs w:val="0"/>
-          <w:sz w:val="24"/>
-          <w:szCs w:val="24"/>
-        </w:rPr>
-      </w:pPr>
-      <w:r>
-        <w:rPr>
-          <w:b w:val="0"/>
-          <w:bCs w:val="0"/>
-          <w:sz w:val="24"/>
-          <w:szCs w:val="24"/>
-        </w:rPr>
-        <w:t>3</w:t>
-      </w:r>
-      <w:r>
-        <w:rPr>
-          <w:b w:val="0"/>
-          <w:bCs w:val="0"/>
-          <w:sz w:val="24"/>
-          <w:szCs w:val="24"/>
-        </w:rPr>
-        <w:t xml:space="preserve">. </w:t>
-      </w:r>
-      <w:r>
-        <w:rPr>
-          <w:b w:val="0"/>
-          <w:bCs w:val="0"/>
-          <w:sz w:val="24"/>
-          <w:szCs w:val="24"/>
-          <w:lang w:val="en-US"/>
-        </w:rPr>
-        <w:t>Web</w:t>
-      </w:r>
-      <w:r>
-        <w:rPr>
-          <w:b w:val="0"/>
-          <w:bCs w:val="0"/>
-          <w:sz w:val="24"/>
-          <w:szCs w:val="24"/>
-        </w:rPr>
-        <w:t xml:space="preserve"> </w:t>
-      </w:r>
-      <w:r>
-        <w:rPr>
-          <w:b w:val="0"/>
-          <w:bCs w:val="0"/>
-          <w:sz w:val="24"/>
-          <w:szCs w:val="24"/>
-        </w:rPr>
-        <w:t>сервис</w:t>
-      </w:r>
-      <w:r>
-        <w:rPr>
-          <w:b w:val="0"/>
-          <w:bCs w:val="0"/>
-          <w:sz w:val="24"/>
-          <w:szCs w:val="24"/>
-        </w:rPr>
-        <w:t>:</w:t>
-      </w:r>
-    </w:p>
-    <w:p>
-      <w:pPr>
-        <w:pStyle w:val="3"/>
-        <w:jc w:val="both"/>
-        <w:rPr>
-          <w:b w:val="0"/>
-          <w:bCs w:val="0"/>
-          <w:sz w:val="24"/>
-          <w:szCs w:val="24"/>
-        </w:rPr>
-      </w:pPr>
-      <w:r>
-        <w:rPr>
-          <w:b w:val="0"/>
-          <w:bCs w:val="0"/>
-          <w:sz w:val="24"/>
-          <w:szCs w:val="24"/>
-        </w:rPr>
-        <w:t>Владимир</w:t>
-      </w:r>
-    </w:p>
-    <w:p>
-      <w:pPr>
-        <w:pStyle w:val="3"/>
-        <w:jc w:val="both"/>
-        <w:rPr>
-          <w:b w:val="0"/>
-          <w:bCs w:val="0"/>
-          <w:sz w:val="24"/>
-          <w:szCs w:val="24"/>
-        </w:rPr>
-      </w:pPr>
-      <w:r>
-        <w:rPr>
-          <w:b w:val="0"/>
-          <w:bCs w:val="0"/>
-          <w:sz w:val="24"/>
-          <w:szCs w:val="24"/>
-          <w:lang w:val="en-US"/>
-        </w:rPr>
-        <w:t>TODO</w:t>
-      </w:r>
-    </w:p>
-    <w:p>
-      <w:pPr>
-        <w:pStyle w:val="3"/>
-        <w:jc w:val="both"/>
-        <w:rPr>
-          <w:b w:val="0"/>
-          <w:bCs w:val="0"/>
-          <w:sz w:val="24"/>
-          <w:szCs w:val="24"/>
-        </w:rPr>
-      </w:pPr>
     </w:p>
     <w:p>
       <w:pPr>
@@ -7815,16 +7855,27 @@
           <w:bCs w:val="0"/>
           <w:sz w:val="24"/>
           <w:szCs w:val="24"/>
-        </w:rPr>
-      </w:pPr>
-      <w:r>
-        <w:rPr>
-          <w:b w:val="0"/>
-          <w:bCs w:val="0"/>
-          <w:sz w:val="24"/>
-          <w:szCs w:val="24"/>
-        </w:rPr>
-        <w:t xml:space="preserve">4. База данных </w:t>
+          <w:lang w:val="en-US"/>
+        </w:rPr>
+      </w:pPr>
+      <w:r>
+        <w:rPr>
+          <w:b w:val="0"/>
+          <w:bCs w:val="0"/>
+          <w:sz w:val="24"/>
+          <w:szCs w:val="24"/>
+          <w:lang w:val="en-US"/>
+        </w:rPr>
+        <w:t>3</w:t>
+      </w:r>
+      <w:r>
+        <w:rPr>
+          <w:b w:val="0"/>
+          <w:bCs w:val="0"/>
+          <w:sz w:val="24"/>
+          <w:szCs w:val="24"/>
+        </w:rPr>
+        <w:t xml:space="preserve">. База данных </w:t>
       </w:r>
       <w:proofErr w:type="spellStart"/>
       <w:r>
@@ -7845,15 +7896,6 @@
           <w:szCs w:val="24"/>
         </w:rPr>
         <w:t>:</w:t>
-      </w:r>
-      <w:r>
-        <w:rPr>
-          <w:b w:val="0"/>
-          <w:bCs w:val="0"/>
-          <w:sz w:val="24"/>
-          <w:szCs w:val="24"/>
-        </w:rPr>
-        <w:tab/>
       </w:r>
       <w:bookmarkStart w:id="1" w:name="_GoBack"/>
       <w:bookmarkEnd w:id="1"/>
@@ -7861,6 +7903,9 @@
     <w:p>
       <w:pPr>
         <w:pStyle w:val="3"/>
+        <w:tabs>
+          <w:tab w:val="left" w:pos="3564"/>
+        </w:tabs>
         <w:jc w:val="both"/>
         <w:rPr>
           <w:b w:val="0"/>
@@ -7869,28 +7914,3650 @@
           <w:szCs w:val="24"/>
         </w:rPr>
       </w:pPr>
+      <w:r>
+        <w:rPr>
+          <w:b w:val="0"/>
+          <w:bCs w:val="0"/>
+          <w:sz w:val="24"/>
+          <w:szCs w:val="24"/>
+        </w:rPr>
+        <w:t>Для хранения данных о пользователях, устройствах учета и данных об изменении показаний устройств учета во времени</w:t>
+      </w:r>
+      <w:r>
+        <w:rPr>
+          <w:b w:val="0"/>
+          <w:bCs w:val="0"/>
+          <w:sz w:val="24"/>
+          <w:szCs w:val="24"/>
+        </w:rPr>
+        <w:t xml:space="preserve"> используется СУБД </w:t>
+      </w:r>
+      <w:proofErr w:type="spellStart"/>
+      <w:r>
+        <w:rPr>
+          <w:b w:val="0"/>
+          <w:bCs w:val="0"/>
+          <w:sz w:val="24"/>
+          <w:szCs w:val="24"/>
+        </w:rPr>
+        <w:t>PostgreSQL</w:t>
+      </w:r>
+      <w:proofErr w:type="spellEnd"/>
+      <w:r>
+        <w:rPr>
+          <w:b w:val="0"/>
+          <w:bCs w:val="0"/>
+          <w:sz w:val="24"/>
+          <w:szCs w:val="24"/>
+        </w:rPr>
+        <w:t>.</w:t>
+      </w:r>
     </w:p>
     <w:p>
       <w:pPr>
         <w:pStyle w:val="3"/>
-        <w:rPr>
-          <w:b w:val="0"/>
-          <w:bCs w:val="0"/>
-          <w:sz w:val="24"/>
-          <w:szCs w:val="24"/>
-        </w:rPr>
-      </w:pPr>
-    </w:p>
+        <w:tabs>
+          <w:tab w:val="left" w:pos="3564"/>
+        </w:tabs>
+        <w:jc w:val="both"/>
+        <w:rPr>
+          <w:b w:val="0"/>
+          <w:bCs w:val="0"/>
+          <w:sz w:val="24"/>
+          <w:szCs w:val="24"/>
+        </w:rPr>
+      </w:pPr>
+      <w:r>
+        <w:rPr>
+          <w:b w:val="0"/>
+          <w:bCs w:val="0"/>
+          <w:sz w:val="24"/>
+          <w:szCs w:val="24"/>
+        </w:rPr>
+        <w:t xml:space="preserve">В безе данных создано </w:t>
+      </w:r>
+      <w:r>
+        <w:rPr>
+          <w:b w:val="0"/>
+          <w:bCs w:val="0"/>
+          <w:sz w:val="24"/>
+          <w:szCs w:val="24"/>
+        </w:rPr>
+        <w:t>4 таблицы</w:t>
+      </w:r>
+      <w:r>
+        <w:rPr>
+          <w:b w:val="0"/>
+          <w:bCs w:val="0"/>
+          <w:sz w:val="24"/>
+          <w:szCs w:val="24"/>
+        </w:rPr>
+        <w:t>:</w:t>
+      </w:r>
+    </w:p>
+    <w:tbl>
+      <w:tblPr>
+        <w:tblStyle w:val="a8"/>
+        <w:tblW w:w="0" w:type="auto"/>
+        <w:tblLook w:val="04A0"/>
+      </w:tblPr>
+      <w:tblGrid>
+        <w:gridCol w:w="2093"/>
+        <w:gridCol w:w="2977"/>
+        <w:gridCol w:w="4926"/>
+      </w:tblGrid>
+      <w:tr>
+        <w:tc>
+          <w:tcPr>
+            <w:tcW w:w="9996" w:type="dxa"/>
+            <w:gridSpan w:val="3"/>
+          </w:tcPr>
+          <w:p>
+            <w:pPr>
+              <w:pStyle w:val="3"/>
+              <w:tabs>
+                <w:tab w:val="left" w:pos="3564"/>
+              </w:tabs>
+              <w:jc w:val="both"/>
+              <w:outlineLvl w:val="2"/>
+              <w:rPr>
+                <w:bCs w:val="0"/>
+                <w:sz w:val="24"/>
+                <w:szCs w:val="24"/>
+              </w:rPr>
+            </w:pPr>
+            <w:r>
+              <w:rPr>
+                <w:bCs w:val="0"/>
+                <w:sz w:val="24"/>
+                <w:szCs w:val="24"/>
+                <w:lang w:val="en-US"/>
+              </w:rPr>
+              <w:t xml:space="preserve">users </w:t>
+            </w:r>
+            <w:r>
+              <w:rPr>
+                <w:bCs w:val="0"/>
+                <w:sz w:val="24"/>
+                <w:szCs w:val="24"/>
+              </w:rPr>
+              <w:t>Пользователи</w:t>
+            </w:r>
+          </w:p>
+        </w:tc>
+      </w:tr>
+      <w:tr>
+        <w:tc>
+          <w:tcPr>
+            <w:tcW w:w="2093" w:type="dxa"/>
+          </w:tcPr>
+          <w:p>
+            <w:pPr>
+              <w:pStyle w:val="3"/>
+              <w:tabs>
+                <w:tab w:val="left" w:pos="3564"/>
+              </w:tabs>
+              <w:jc w:val="both"/>
+              <w:outlineLvl w:val="2"/>
+              <w:rPr>
+                <w:b w:val="0"/>
+                <w:bCs w:val="0"/>
+                <w:sz w:val="24"/>
+                <w:szCs w:val="24"/>
+              </w:rPr>
+            </w:pPr>
+            <w:r>
+              <w:rPr>
+                <w:b w:val="0"/>
+                <w:bCs w:val="0"/>
+                <w:sz w:val="24"/>
+                <w:szCs w:val="24"/>
+              </w:rPr>
+              <w:t>Название</w:t>
+            </w:r>
+          </w:p>
+        </w:tc>
+        <w:tc>
+          <w:tcPr>
+            <w:tcW w:w="2977" w:type="dxa"/>
+          </w:tcPr>
+          <w:p>
+            <w:pPr>
+              <w:pStyle w:val="3"/>
+              <w:tabs>
+                <w:tab w:val="left" w:pos="3564"/>
+              </w:tabs>
+              <w:jc w:val="both"/>
+              <w:outlineLvl w:val="2"/>
+              <w:rPr>
+                <w:b w:val="0"/>
+                <w:bCs w:val="0"/>
+                <w:sz w:val="24"/>
+                <w:szCs w:val="24"/>
+              </w:rPr>
+            </w:pPr>
+            <w:r>
+              <w:rPr>
+                <w:b w:val="0"/>
+                <w:bCs w:val="0"/>
+                <w:sz w:val="24"/>
+                <w:szCs w:val="24"/>
+              </w:rPr>
+              <w:t>Тип данных</w:t>
+            </w:r>
+          </w:p>
+        </w:tc>
+        <w:tc>
+          <w:tcPr>
+            <w:tcW w:w="4926" w:type="dxa"/>
+          </w:tcPr>
+          <w:p>
+            <w:pPr>
+              <w:pStyle w:val="3"/>
+              <w:tabs>
+                <w:tab w:val="left" w:pos="3564"/>
+              </w:tabs>
+              <w:jc w:val="both"/>
+              <w:outlineLvl w:val="2"/>
+              <w:rPr>
+                <w:b w:val="0"/>
+                <w:bCs w:val="0"/>
+                <w:sz w:val="24"/>
+                <w:szCs w:val="24"/>
+              </w:rPr>
+            </w:pPr>
+            <w:r>
+              <w:rPr>
+                <w:b w:val="0"/>
+                <w:bCs w:val="0"/>
+                <w:sz w:val="24"/>
+                <w:szCs w:val="24"/>
+              </w:rPr>
+              <w:t>Описание</w:t>
+            </w:r>
+          </w:p>
+        </w:tc>
+      </w:tr>
+      <w:tr>
+        <w:tc>
+          <w:tcPr>
+            <w:tcW w:w="2093" w:type="dxa"/>
+          </w:tcPr>
+          <w:p>
+            <w:pPr>
+              <w:pStyle w:val="3"/>
+              <w:tabs>
+                <w:tab w:val="left" w:pos="3564"/>
+              </w:tabs>
+              <w:jc w:val="both"/>
+              <w:outlineLvl w:val="2"/>
+              <w:rPr>
+                <w:b w:val="0"/>
+                <w:bCs w:val="0"/>
+                <w:sz w:val="24"/>
+                <w:szCs w:val="24"/>
+                <w:lang w:val="en-US"/>
+              </w:rPr>
+            </w:pPr>
+            <w:r>
+              <w:rPr>
+                <w:b w:val="0"/>
+                <w:bCs w:val="0"/>
+                <w:sz w:val="24"/>
+                <w:szCs w:val="24"/>
+                <w:lang w:val="en-US"/>
+              </w:rPr>
+              <w:t>i</w:t>
+            </w:r>
+            <w:r>
+              <w:rPr>
+                <w:b w:val="0"/>
+                <w:bCs w:val="0"/>
+                <w:sz w:val="24"/>
+                <w:szCs w:val="24"/>
+                <w:lang w:val="en-US"/>
+              </w:rPr>
+              <w:t>d</w:t>
+            </w:r>
+          </w:p>
+        </w:tc>
+        <w:tc>
+          <w:tcPr>
+            <w:tcW w:w="2977" w:type="dxa"/>
+          </w:tcPr>
+          <w:p>
+            <w:pPr>
+              <w:pStyle w:val="3"/>
+              <w:tabs>
+                <w:tab w:val="left" w:pos="3564"/>
+              </w:tabs>
+              <w:jc w:val="both"/>
+              <w:outlineLvl w:val="2"/>
+              <w:rPr>
+                <w:b w:val="0"/>
+                <w:bCs w:val="0"/>
+                <w:sz w:val="24"/>
+                <w:szCs w:val="24"/>
+              </w:rPr>
+            </w:pPr>
+            <w:proofErr w:type="spellStart"/>
+            <w:r>
+              <w:rPr>
+                <w:b w:val="0"/>
+                <w:bCs w:val="0"/>
+                <w:sz w:val="24"/>
+                <w:szCs w:val="24"/>
+              </w:rPr>
+              <w:t>integer</w:t>
+            </w:r>
+            <w:proofErr w:type="spellEnd"/>
+          </w:p>
+        </w:tc>
+        <w:tc>
+          <w:tcPr>
+            <w:tcW w:w="4926" w:type="dxa"/>
+          </w:tcPr>
+          <w:p>
+            <w:pPr>
+              <w:pStyle w:val="3"/>
+              <w:tabs>
+                <w:tab w:val="left" w:pos="3564"/>
+              </w:tabs>
+              <w:jc w:val="both"/>
+              <w:outlineLvl w:val="2"/>
+              <w:rPr>
+                <w:b w:val="0"/>
+                <w:bCs w:val="0"/>
+                <w:sz w:val="24"/>
+                <w:szCs w:val="24"/>
+              </w:rPr>
+            </w:pPr>
+            <w:r>
+              <w:rPr>
+                <w:b w:val="0"/>
+                <w:bCs w:val="0"/>
+                <w:sz w:val="24"/>
+                <w:szCs w:val="24"/>
+              </w:rPr>
+              <w:t>Уникальный идентификатор</w:t>
+            </w:r>
+          </w:p>
+        </w:tc>
+      </w:tr>
+      <w:tr>
+        <w:tc>
+          <w:tcPr>
+            <w:tcW w:w="2093" w:type="dxa"/>
+          </w:tcPr>
+          <w:p>
+            <w:pPr>
+              <w:pStyle w:val="3"/>
+              <w:tabs>
+                <w:tab w:val="left" w:pos="3564"/>
+              </w:tabs>
+              <w:jc w:val="both"/>
+              <w:outlineLvl w:val="2"/>
+              <w:rPr>
+                <w:b w:val="0"/>
+                <w:bCs w:val="0"/>
+                <w:sz w:val="24"/>
+                <w:szCs w:val="24"/>
+                <w:lang w:val="en-US"/>
+              </w:rPr>
+            </w:pPr>
+            <w:r>
+              <w:rPr>
+                <w:b w:val="0"/>
+                <w:bCs w:val="0"/>
+                <w:sz w:val="24"/>
+                <w:szCs w:val="24"/>
+                <w:lang w:val="en-US"/>
+              </w:rPr>
+              <w:t>n</w:t>
+            </w:r>
+            <w:r>
+              <w:rPr>
+                <w:b w:val="0"/>
+                <w:bCs w:val="0"/>
+                <w:sz w:val="24"/>
+                <w:szCs w:val="24"/>
+                <w:lang w:val="en-US"/>
+              </w:rPr>
+              <w:t>ame</w:t>
+            </w:r>
+          </w:p>
+        </w:tc>
+        <w:tc>
+          <w:tcPr>
+            <w:tcW w:w="2977" w:type="dxa"/>
+          </w:tcPr>
+          <w:p>
+            <w:pPr>
+              <w:pStyle w:val="3"/>
+              <w:tabs>
+                <w:tab w:val="left" w:pos="3564"/>
+              </w:tabs>
+              <w:jc w:val="both"/>
+              <w:outlineLvl w:val="2"/>
+              <w:rPr>
+                <w:b w:val="0"/>
+                <w:bCs w:val="0"/>
+                <w:sz w:val="24"/>
+                <w:szCs w:val="24"/>
+              </w:rPr>
+            </w:pPr>
+            <w:proofErr w:type="spellStart"/>
+            <w:r>
+              <w:rPr>
+                <w:b w:val="0"/>
+                <w:bCs w:val="0"/>
+                <w:sz w:val="24"/>
+                <w:szCs w:val="24"/>
+              </w:rPr>
+              <w:t>character</w:t>
+            </w:r>
+            <w:proofErr w:type="spellEnd"/>
+            <w:r>
+              <w:rPr>
+                <w:b w:val="0"/>
+                <w:bCs w:val="0"/>
+                <w:sz w:val="24"/>
+                <w:szCs w:val="24"/>
+              </w:rPr>
+              <w:t xml:space="preserve"> </w:t>
+            </w:r>
+            <w:proofErr w:type="spellStart"/>
+            <w:r>
+              <w:rPr>
+                <w:b w:val="0"/>
+                <w:bCs w:val="0"/>
+                <w:sz w:val="24"/>
+                <w:szCs w:val="24"/>
+              </w:rPr>
+              <w:t>varying</w:t>
+            </w:r>
+            <w:proofErr w:type="spellEnd"/>
+            <w:r>
+              <w:rPr>
+                <w:b w:val="0"/>
+                <w:bCs w:val="0"/>
+                <w:sz w:val="24"/>
+                <w:szCs w:val="24"/>
+              </w:rPr>
+              <w:t>(100)</w:t>
+            </w:r>
+          </w:p>
+        </w:tc>
+        <w:tc>
+          <w:tcPr>
+            <w:tcW w:w="4926" w:type="dxa"/>
+          </w:tcPr>
+          <w:p>
+            <w:pPr>
+              <w:pStyle w:val="3"/>
+              <w:tabs>
+                <w:tab w:val="left" w:pos="3564"/>
+              </w:tabs>
+              <w:jc w:val="both"/>
+              <w:outlineLvl w:val="2"/>
+              <w:rPr>
+                <w:b w:val="0"/>
+                <w:bCs w:val="0"/>
+                <w:sz w:val="24"/>
+                <w:szCs w:val="24"/>
+              </w:rPr>
+            </w:pPr>
+            <w:r>
+              <w:rPr>
+                <w:b w:val="0"/>
+                <w:bCs w:val="0"/>
+                <w:sz w:val="24"/>
+                <w:szCs w:val="24"/>
+              </w:rPr>
+              <w:t>Короткое имя пользователя</w:t>
+            </w:r>
+          </w:p>
+        </w:tc>
+      </w:tr>
+      <w:tr>
+        <w:tc>
+          <w:tcPr>
+            <w:tcW w:w="2093" w:type="dxa"/>
+          </w:tcPr>
+          <w:p>
+            <w:pPr>
+              <w:pStyle w:val="3"/>
+              <w:tabs>
+                <w:tab w:val="left" w:pos="3564"/>
+              </w:tabs>
+              <w:jc w:val="both"/>
+              <w:outlineLvl w:val="2"/>
+              <w:rPr>
+                <w:b w:val="0"/>
+                <w:bCs w:val="0"/>
+                <w:sz w:val="24"/>
+                <w:szCs w:val="24"/>
+                <w:lang w:val="en-US"/>
+              </w:rPr>
+            </w:pPr>
+            <w:r>
+              <w:rPr>
+                <w:b w:val="0"/>
+                <w:bCs w:val="0"/>
+                <w:sz w:val="24"/>
+                <w:szCs w:val="24"/>
+                <w:lang w:val="en-US"/>
+              </w:rPr>
+              <w:t>e</w:t>
+            </w:r>
+            <w:r>
+              <w:rPr>
+                <w:b w:val="0"/>
+                <w:bCs w:val="0"/>
+                <w:sz w:val="24"/>
+                <w:szCs w:val="24"/>
+                <w:lang w:val="en-US"/>
+              </w:rPr>
+              <w:t>mail</w:t>
+            </w:r>
+          </w:p>
+        </w:tc>
+        <w:tc>
+          <w:tcPr>
+            <w:tcW w:w="2977" w:type="dxa"/>
+          </w:tcPr>
+          <w:p>
+            <w:pPr>
+              <w:pStyle w:val="3"/>
+              <w:tabs>
+                <w:tab w:val="left" w:pos="3564"/>
+              </w:tabs>
+              <w:jc w:val="both"/>
+              <w:outlineLvl w:val="2"/>
+              <w:rPr>
+                <w:b w:val="0"/>
+                <w:bCs w:val="0"/>
+                <w:sz w:val="24"/>
+                <w:szCs w:val="24"/>
+              </w:rPr>
+            </w:pPr>
+            <w:proofErr w:type="spellStart"/>
+            <w:r>
+              <w:rPr>
+                <w:b w:val="0"/>
+                <w:bCs w:val="0"/>
+                <w:sz w:val="24"/>
+                <w:szCs w:val="24"/>
+              </w:rPr>
+              <w:t>character</w:t>
+            </w:r>
+            <w:proofErr w:type="spellEnd"/>
+            <w:r>
+              <w:rPr>
+                <w:b w:val="0"/>
+                <w:bCs w:val="0"/>
+                <w:sz w:val="24"/>
+                <w:szCs w:val="24"/>
+              </w:rPr>
+              <w:t xml:space="preserve"> </w:t>
+            </w:r>
+            <w:proofErr w:type="spellStart"/>
+            <w:r>
+              <w:rPr>
+                <w:b w:val="0"/>
+                <w:bCs w:val="0"/>
+                <w:sz w:val="24"/>
+                <w:szCs w:val="24"/>
+              </w:rPr>
+              <w:t>varying</w:t>
+            </w:r>
+            <w:proofErr w:type="spellEnd"/>
+            <w:r>
+              <w:rPr>
+                <w:b w:val="0"/>
+                <w:bCs w:val="0"/>
+                <w:sz w:val="24"/>
+                <w:szCs w:val="24"/>
+              </w:rPr>
+              <w:t>(320)</w:t>
+            </w:r>
+          </w:p>
+        </w:tc>
+        <w:tc>
+          <w:tcPr>
+            <w:tcW w:w="4926" w:type="dxa"/>
+          </w:tcPr>
+          <w:p>
+            <w:pPr>
+              <w:pStyle w:val="3"/>
+              <w:tabs>
+                <w:tab w:val="left" w:pos="3564"/>
+              </w:tabs>
+              <w:jc w:val="both"/>
+              <w:outlineLvl w:val="2"/>
+              <w:rPr>
+                <w:b w:val="0"/>
+                <w:bCs w:val="0"/>
+                <w:sz w:val="24"/>
+                <w:szCs w:val="24"/>
+                <w:lang w:val="en-US"/>
+              </w:rPr>
+            </w:pPr>
+            <w:proofErr w:type="spellStart"/>
+            <w:r>
+              <w:rPr>
+                <w:b w:val="0"/>
+                <w:bCs w:val="0"/>
+                <w:sz w:val="24"/>
+                <w:szCs w:val="24"/>
+                <w:lang w:val="en-US"/>
+              </w:rPr>
+              <w:t>EMail</w:t>
+            </w:r>
+            <w:proofErr w:type="spellEnd"/>
+            <w:r>
+              <w:rPr>
+                <w:b w:val="0"/>
+                <w:bCs w:val="0"/>
+                <w:sz w:val="24"/>
+                <w:szCs w:val="24"/>
+                <w:lang w:val="en-US"/>
+              </w:rPr>
+              <w:t xml:space="preserve"> </w:t>
+            </w:r>
+            <w:r>
+              <w:rPr>
+                <w:b w:val="0"/>
+                <w:bCs w:val="0"/>
+                <w:sz w:val="24"/>
+                <w:szCs w:val="24"/>
+              </w:rPr>
+              <w:t>пользователя</w:t>
+            </w:r>
+          </w:p>
+        </w:tc>
+      </w:tr>
+      <w:tr>
+        <w:tc>
+          <w:tcPr>
+            <w:tcW w:w="2093" w:type="dxa"/>
+          </w:tcPr>
+          <w:p>
+            <w:pPr>
+              <w:pStyle w:val="3"/>
+              <w:tabs>
+                <w:tab w:val="left" w:pos="3564"/>
+              </w:tabs>
+              <w:jc w:val="both"/>
+              <w:outlineLvl w:val="2"/>
+              <w:rPr>
+                <w:b w:val="0"/>
+                <w:bCs w:val="0"/>
+                <w:sz w:val="24"/>
+                <w:szCs w:val="24"/>
+                <w:lang w:val="en-US"/>
+              </w:rPr>
+            </w:pPr>
+            <w:r>
+              <w:rPr>
+                <w:b w:val="0"/>
+                <w:bCs w:val="0"/>
+                <w:sz w:val="24"/>
+                <w:szCs w:val="24"/>
+                <w:lang w:val="en-US"/>
+              </w:rPr>
+              <w:t>surname</w:t>
+            </w:r>
+          </w:p>
+        </w:tc>
+        <w:tc>
+          <w:tcPr>
+            <w:tcW w:w="2977" w:type="dxa"/>
+          </w:tcPr>
+          <w:p>
+            <w:pPr>
+              <w:pStyle w:val="3"/>
+              <w:tabs>
+                <w:tab w:val="left" w:pos="3564"/>
+              </w:tabs>
+              <w:jc w:val="both"/>
+              <w:outlineLvl w:val="2"/>
+              <w:rPr>
+                <w:b w:val="0"/>
+                <w:bCs w:val="0"/>
+                <w:sz w:val="24"/>
+                <w:szCs w:val="24"/>
+              </w:rPr>
+            </w:pPr>
+            <w:proofErr w:type="spellStart"/>
+            <w:r>
+              <w:rPr>
+                <w:b w:val="0"/>
+                <w:bCs w:val="0"/>
+                <w:sz w:val="24"/>
+                <w:szCs w:val="24"/>
+              </w:rPr>
+              <w:t>character</w:t>
+            </w:r>
+            <w:proofErr w:type="spellEnd"/>
+            <w:r>
+              <w:rPr>
+                <w:b w:val="0"/>
+                <w:bCs w:val="0"/>
+                <w:sz w:val="24"/>
+                <w:szCs w:val="24"/>
+              </w:rPr>
+              <w:t xml:space="preserve"> </w:t>
+            </w:r>
+            <w:proofErr w:type="spellStart"/>
+            <w:r>
+              <w:rPr>
+                <w:b w:val="0"/>
+                <w:bCs w:val="0"/>
+                <w:sz w:val="24"/>
+                <w:szCs w:val="24"/>
+              </w:rPr>
+              <w:t>varying</w:t>
+            </w:r>
+            <w:proofErr w:type="spellEnd"/>
+            <w:r>
+              <w:rPr>
+                <w:b w:val="0"/>
+                <w:bCs w:val="0"/>
+                <w:sz w:val="24"/>
+                <w:szCs w:val="24"/>
+              </w:rPr>
+              <w:t>(1000)</w:t>
+            </w:r>
+          </w:p>
+        </w:tc>
+        <w:tc>
+          <w:tcPr>
+            <w:tcW w:w="4926" w:type="dxa"/>
+          </w:tcPr>
+          <w:p>
+            <w:pPr>
+              <w:pStyle w:val="3"/>
+              <w:tabs>
+                <w:tab w:val="left" w:pos="3564"/>
+              </w:tabs>
+              <w:jc w:val="both"/>
+              <w:outlineLvl w:val="2"/>
+              <w:rPr>
+                <w:b w:val="0"/>
+                <w:bCs w:val="0"/>
+                <w:sz w:val="24"/>
+                <w:szCs w:val="24"/>
+              </w:rPr>
+            </w:pPr>
+            <w:r>
+              <w:rPr>
+                <w:b w:val="0"/>
+                <w:bCs w:val="0"/>
+                <w:sz w:val="24"/>
+                <w:szCs w:val="24"/>
+              </w:rPr>
+              <w:t>Полное имя пользователя</w:t>
+            </w:r>
+          </w:p>
+        </w:tc>
+      </w:tr>
+      <w:tr>
+        <w:tc>
+          <w:tcPr>
+            <w:tcW w:w="2093" w:type="dxa"/>
+          </w:tcPr>
+          <w:p>
+            <w:pPr>
+              <w:pStyle w:val="3"/>
+              <w:tabs>
+                <w:tab w:val="left" w:pos="3564"/>
+              </w:tabs>
+              <w:jc w:val="both"/>
+              <w:outlineLvl w:val="2"/>
+              <w:rPr>
+                <w:b w:val="0"/>
+                <w:bCs w:val="0"/>
+                <w:sz w:val="24"/>
+                <w:szCs w:val="24"/>
+                <w:lang w:val="en-US"/>
+              </w:rPr>
+            </w:pPr>
+            <w:proofErr w:type="spellStart"/>
+            <w:r>
+              <w:rPr>
+                <w:b w:val="0"/>
+                <w:bCs w:val="0"/>
+                <w:sz w:val="24"/>
+                <w:szCs w:val="24"/>
+                <w:lang w:val="en-US"/>
+              </w:rPr>
+              <w:t>p</w:t>
+            </w:r>
+            <w:r>
+              <w:rPr>
+                <w:b w:val="0"/>
+                <w:bCs w:val="0"/>
+                <w:sz w:val="24"/>
+                <w:szCs w:val="24"/>
+                <w:lang w:val="en-US"/>
+              </w:rPr>
+              <w:t>sw</w:t>
+            </w:r>
+            <w:proofErr w:type="spellEnd"/>
+          </w:p>
+        </w:tc>
+        <w:tc>
+          <w:tcPr>
+            <w:tcW w:w="2977" w:type="dxa"/>
+          </w:tcPr>
+          <w:p>
+            <w:pPr>
+              <w:pStyle w:val="3"/>
+              <w:tabs>
+                <w:tab w:val="left" w:pos="3564"/>
+              </w:tabs>
+              <w:jc w:val="both"/>
+              <w:outlineLvl w:val="2"/>
+              <w:rPr>
+                <w:b w:val="0"/>
+                <w:bCs w:val="0"/>
+                <w:sz w:val="24"/>
+                <w:szCs w:val="24"/>
+              </w:rPr>
+            </w:pPr>
+            <w:proofErr w:type="spellStart"/>
+            <w:r>
+              <w:rPr>
+                <w:b w:val="0"/>
+                <w:bCs w:val="0"/>
+                <w:sz w:val="24"/>
+                <w:szCs w:val="24"/>
+              </w:rPr>
+              <w:t>character</w:t>
+            </w:r>
+            <w:proofErr w:type="spellEnd"/>
+            <w:r>
+              <w:rPr>
+                <w:b w:val="0"/>
+                <w:bCs w:val="0"/>
+                <w:sz w:val="24"/>
+                <w:szCs w:val="24"/>
+              </w:rPr>
+              <w:t xml:space="preserve"> </w:t>
+            </w:r>
+            <w:proofErr w:type="spellStart"/>
+            <w:r>
+              <w:rPr>
+                <w:b w:val="0"/>
+                <w:bCs w:val="0"/>
+                <w:sz w:val="24"/>
+                <w:szCs w:val="24"/>
+              </w:rPr>
+              <w:t>varying</w:t>
+            </w:r>
+            <w:proofErr w:type="spellEnd"/>
+            <w:r>
+              <w:rPr>
+                <w:b w:val="0"/>
+                <w:bCs w:val="0"/>
+                <w:sz w:val="24"/>
+                <w:szCs w:val="24"/>
+              </w:rPr>
+              <w:t>(1000)</w:t>
+            </w:r>
+          </w:p>
+        </w:tc>
+        <w:tc>
+          <w:tcPr>
+            <w:tcW w:w="4926" w:type="dxa"/>
+          </w:tcPr>
+          <w:p>
+            <w:pPr>
+              <w:pStyle w:val="3"/>
+              <w:tabs>
+                <w:tab w:val="left" w:pos="3564"/>
+              </w:tabs>
+              <w:jc w:val="both"/>
+              <w:outlineLvl w:val="2"/>
+              <w:rPr>
+                <w:b w:val="0"/>
+                <w:bCs w:val="0"/>
+                <w:sz w:val="24"/>
+                <w:szCs w:val="24"/>
+              </w:rPr>
+            </w:pPr>
+            <w:proofErr w:type="spellStart"/>
+            <w:r>
+              <w:rPr>
+                <w:b w:val="0"/>
+                <w:bCs w:val="0"/>
+                <w:sz w:val="24"/>
+                <w:szCs w:val="24"/>
+              </w:rPr>
+              <w:t>Хэш</w:t>
+            </w:r>
+            <w:proofErr w:type="spellEnd"/>
+            <w:r>
+              <w:rPr>
+                <w:b w:val="0"/>
+                <w:bCs w:val="0"/>
+                <w:sz w:val="24"/>
+                <w:szCs w:val="24"/>
+              </w:rPr>
+              <w:t xml:space="preserve"> пароля</w:t>
+            </w:r>
+          </w:p>
+        </w:tc>
+      </w:tr>
+      <w:tr>
+        <w:tc>
+          <w:tcPr>
+            <w:tcW w:w="2093" w:type="dxa"/>
+          </w:tcPr>
+          <w:p>
+            <w:pPr>
+              <w:pStyle w:val="3"/>
+              <w:tabs>
+                <w:tab w:val="left" w:pos="3564"/>
+              </w:tabs>
+              <w:jc w:val="both"/>
+              <w:outlineLvl w:val="2"/>
+              <w:rPr>
+                <w:b w:val="0"/>
+                <w:bCs w:val="0"/>
+                <w:sz w:val="24"/>
+                <w:szCs w:val="24"/>
+                <w:lang w:val="en-US"/>
+              </w:rPr>
+            </w:pPr>
+            <w:r>
+              <w:rPr>
+                <w:b w:val="0"/>
+                <w:bCs w:val="0"/>
+                <w:sz w:val="24"/>
+                <w:szCs w:val="24"/>
+                <w:lang w:val="en-US"/>
+              </w:rPr>
+              <w:t>s</w:t>
+            </w:r>
+            <w:r>
+              <w:rPr>
+                <w:b w:val="0"/>
+                <w:bCs w:val="0"/>
+                <w:sz w:val="24"/>
+                <w:szCs w:val="24"/>
+                <w:lang w:val="en-US"/>
+              </w:rPr>
+              <w:t>tate</w:t>
+            </w:r>
+          </w:p>
+        </w:tc>
+        <w:tc>
+          <w:tcPr>
+            <w:tcW w:w="2977" w:type="dxa"/>
+          </w:tcPr>
+          <w:p>
+            <w:pPr>
+              <w:pStyle w:val="3"/>
+              <w:tabs>
+                <w:tab w:val="left" w:pos="3564"/>
+              </w:tabs>
+              <w:jc w:val="both"/>
+              <w:outlineLvl w:val="2"/>
+              <w:rPr>
+                <w:b w:val="0"/>
+                <w:bCs w:val="0"/>
+                <w:sz w:val="24"/>
+                <w:szCs w:val="24"/>
+                <w:lang w:val="en-US"/>
+              </w:rPr>
+            </w:pPr>
+            <w:proofErr w:type="spellStart"/>
+            <w:r>
+              <w:rPr>
+                <w:b w:val="0"/>
+                <w:bCs w:val="0"/>
+                <w:sz w:val="24"/>
+                <w:szCs w:val="24"/>
+                <w:lang w:val="en-US"/>
+              </w:rPr>
+              <w:t>b</w:t>
+            </w:r>
+            <w:r>
+              <w:rPr>
+                <w:b w:val="0"/>
+                <w:bCs w:val="0"/>
+                <w:sz w:val="24"/>
+                <w:szCs w:val="24"/>
+                <w:lang w:val="en-US"/>
+              </w:rPr>
+              <w:t>oolean</w:t>
+            </w:r>
+            <w:proofErr w:type="spellEnd"/>
+          </w:p>
+        </w:tc>
+        <w:tc>
+          <w:tcPr>
+            <w:tcW w:w="4926" w:type="dxa"/>
+          </w:tcPr>
+          <w:p>
+            <w:pPr>
+              <w:pStyle w:val="3"/>
+              <w:tabs>
+                <w:tab w:val="left" w:pos="3564"/>
+              </w:tabs>
+              <w:jc w:val="both"/>
+              <w:outlineLvl w:val="2"/>
+              <w:rPr>
+                <w:b w:val="0"/>
+                <w:bCs w:val="0"/>
+                <w:sz w:val="24"/>
+                <w:szCs w:val="24"/>
+              </w:rPr>
+            </w:pPr>
+            <w:r>
+              <w:rPr>
+                <w:b w:val="0"/>
+                <w:bCs w:val="0"/>
+                <w:sz w:val="24"/>
+                <w:szCs w:val="24"/>
+              </w:rPr>
+              <w:t>Статус пользователя (активен</w:t>
+            </w:r>
+            <w:r>
+              <w:rPr>
+                <w:b w:val="0"/>
+                <w:bCs w:val="0"/>
+                <w:sz w:val="24"/>
+                <w:szCs w:val="24"/>
+                <w:lang w:val="en-US"/>
+              </w:rPr>
+              <w:t>/</w:t>
+            </w:r>
+            <w:r>
+              <w:rPr>
+                <w:b w:val="0"/>
+                <w:bCs w:val="0"/>
+                <w:sz w:val="24"/>
+                <w:szCs w:val="24"/>
+              </w:rPr>
+              <w:t>удален)</w:t>
+            </w:r>
+          </w:p>
+        </w:tc>
+      </w:tr>
+    </w:tbl>
     <w:p>
       <w:pPr>
         <w:pStyle w:val="3"/>
-        <w:rPr>
-          <w:b w:val="0"/>
-          <w:bCs w:val="0"/>
-          <w:sz w:val="24"/>
-          <w:szCs w:val="24"/>
-        </w:rPr>
-      </w:pPr>
+        <w:tabs>
+          <w:tab w:val="left" w:pos="3564"/>
+        </w:tabs>
+        <w:jc w:val="both"/>
+        <w:rPr>
+          <w:b w:val="0"/>
+          <w:bCs w:val="0"/>
+          <w:sz w:val="24"/>
+          <w:szCs w:val="24"/>
+          <w:lang w:val="en-US"/>
+        </w:rPr>
+      </w:pPr>
+    </w:p>
+    <w:tbl>
+      <w:tblPr>
+        <w:tblStyle w:val="a8"/>
+        <w:tblW w:w="0" w:type="auto"/>
+        <w:tblLook w:val="04A0"/>
+      </w:tblPr>
+      <w:tblGrid>
+        <w:gridCol w:w="2093"/>
+        <w:gridCol w:w="2977"/>
+        <w:gridCol w:w="4926"/>
+      </w:tblGrid>
+      <w:tr>
+        <w:tc>
+          <w:tcPr>
+            <w:tcW w:w="9996" w:type="dxa"/>
+            <w:gridSpan w:val="3"/>
+          </w:tcPr>
+          <w:p>
+            <w:pPr>
+              <w:pStyle w:val="3"/>
+              <w:tabs>
+                <w:tab w:val="left" w:pos="3564"/>
+              </w:tabs>
+              <w:jc w:val="both"/>
+              <w:outlineLvl w:val="2"/>
+              <w:rPr>
+                <w:bCs w:val="0"/>
+                <w:sz w:val="24"/>
+                <w:szCs w:val="24"/>
+              </w:rPr>
+            </w:pPr>
+            <w:r>
+              <w:rPr>
+                <w:bCs w:val="0"/>
+                <w:sz w:val="24"/>
+                <w:szCs w:val="24"/>
+                <w:lang w:val="en-US"/>
+              </w:rPr>
+              <w:t xml:space="preserve">devices </w:t>
+            </w:r>
+            <w:r>
+              <w:rPr>
+                <w:bCs w:val="0"/>
+                <w:sz w:val="24"/>
+                <w:szCs w:val="24"/>
+              </w:rPr>
+              <w:t>Устройства учета</w:t>
+            </w:r>
+          </w:p>
+        </w:tc>
+      </w:tr>
+      <w:tr>
+        <w:tc>
+          <w:tcPr>
+            <w:tcW w:w="2093" w:type="dxa"/>
+          </w:tcPr>
+          <w:p>
+            <w:pPr>
+              <w:pStyle w:val="3"/>
+              <w:tabs>
+                <w:tab w:val="left" w:pos="3564"/>
+              </w:tabs>
+              <w:jc w:val="both"/>
+              <w:outlineLvl w:val="2"/>
+              <w:rPr>
+                <w:b w:val="0"/>
+                <w:bCs w:val="0"/>
+                <w:sz w:val="24"/>
+                <w:szCs w:val="24"/>
+              </w:rPr>
+            </w:pPr>
+            <w:r>
+              <w:rPr>
+                <w:b w:val="0"/>
+                <w:bCs w:val="0"/>
+                <w:sz w:val="24"/>
+                <w:szCs w:val="24"/>
+              </w:rPr>
+              <w:t>Название</w:t>
+            </w:r>
+          </w:p>
+        </w:tc>
+        <w:tc>
+          <w:tcPr>
+            <w:tcW w:w="2977" w:type="dxa"/>
+          </w:tcPr>
+          <w:p>
+            <w:pPr>
+              <w:pStyle w:val="3"/>
+              <w:tabs>
+                <w:tab w:val="left" w:pos="3564"/>
+              </w:tabs>
+              <w:jc w:val="both"/>
+              <w:outlineLvl w:val="2"/>
+              <w:rPr>
+                <w:b w:val="0"/>
+                <w:bCs w:val="0"/>
+                <w:sz w:val="24"/>
+                <w:szCs w:val="24"/>
+              </w:rPr>
+            </w:pPr>
+            <w:r>
+              <w:rPr>
+                <w:b w:val="0"/>
+                <w:bCs w:val="0"/>
+                <w:sz w:val="24"/>
+                <w:szCs w:val="24"/>
+              </w:rPr>
+              <w:t>Тип данных</w:t>
+            </w:r>
+          </w:p>
+        </w:tc>
+        <w:tc>
+          <w:tcPr>
+            <w:tcW w:w="4926" w:type="dxa"/>
+          </w:tcPr>
+          <w:p>
+            <w:pPr>
+              <w:pStyle w:val="3"/>
+              <w:tabs>
+                <w:tab w:val="left" w:pos="3564"/>
+              </w:tabs>
+              <w:jc w:val="both"/>
+              <w:outlineLvl w:val="2"/>
+              <w:rPr>
+                <w:b w:val="0"/>
+                <w:bCs w:val="0"/>
+                <w:sz w:val="24"/>
+                <w:szCs w:val="24"/>
+              </w:rPr>
+            </w:pPr>
+            <w:r>
+              <w:rPr>
+                <w:b w:val="0"/>
+                <w:bCs w:val="0"/>
+                <w:sz w:val="24"/>
+                <w:szCs w:val="24"/>
+              </w:rPr>
+              <w:t>Описание</w:t>
+            </w:r>
+          </w:p>
+        </w:tc>
+      </w:tr>
+      <w:tr>
+        <w:tc>
+          <w:tcPr>
+            <w:tcW w:w="2093" w:type="dxa"/>
+          </w:tcPr>
+          <w:p>
+            <w:pPr>
+              <w:pStyle w:val="3"/>
+              <w:tabs>
+                <w:tab w:val="left" w:pos="3564"/>
+              </w:tabs>
+              <w:jc w:val="both"/>
+              <w:outlineLvl w:val="2"/>
+              <w:rPr>
+                <w:b w:val="0"/>
+                <w:bCs w:val="0"/>
+                <w:sz w:val="24"/>
+                <w:szCs w:val="24"/>
+                <w:lang w:val="en-US"/>
+              </w:rPr>
+            </w:pPr>
+            <w:r>
+              <w:rPr>
+                <w:b w:val="0"/>
+                <w:bCs w:val="0"/>
+                <w:sz w:val="24"/>
+                <w:szCs w:val="24"/>
+                <w:lang w:val="en-US"/>
+              </w:rPr>
+              <w:t>id</w:t>
+            </w:r>
+          </w:p>
+        </w:tc>
+        <w:tc>
+          <w:tcPr>
+            <w:tcW w:w="2977" w:type="dxa"/>
+          </w:tcPr>
+          <w:p>
+            <w:pPr>
+              <w:pStyle w:val="3"/>
+              <w:tabs>
+                <w:tab w:val="left" w:pos="3564"/>
+              </w:tabs>
+              <w:jc w:val="both"/>
+              <w:outlineLvl w:val="2"/>
+              <w:rPr>
+                <w:b w:val="0"/>
+                <w:bCs w:val="0"/>
+                <w:sz w:val="24"/>
+                <w:szCs w:val="24"/>
+              </w:rPr>
+            </w:pPr>
+            <w:proofErr w:type="spellStart"/>
+            <w:r>
+              <w:rPr>
+                <w:b w:val="0"/>
+                <w:bCs w:val="0"/>
+                <w:sz w:val="24"/>
+                <w:szCs w:val="24"/>
+              </w:rPr>
+              <w:t>integer</w:t>
+            </w:r>
+            <w:proofErr w:type="spellEnd"/>
+          </w:p>
+        </w:tc>
+        <w:tc>
+          <w:tcPr>
+            <w:tcW w:w="4926" w:type="dxa"/>
+          </w:tcPr>
+          <w:p>
+            <w:pPr>
+              <w:pStyle w:val="3"/>
+              <w:tabs>
+                <w:tab w:val="left" w:pos="3564"/>
+              </w:tabs>
+              <w:jc w:val="both"/>
+              <w:outlineLvl w:val="2"/>
+              <w:rPr>
+                <w:b w:val="0"/>
+                <w:bCs w:val="0"/>
+                <w:sz w:val="24"/>
+                <w:szCs w:val="24"/>
+              </w:rPr>
+            </w:pPr>
+            <w:r>
+              <w:rPr>
+                <w:b w:val="0"/>
+                <w:bCs w:val="0"/>
+                <w:sz w:val="24"/>
+                <w:szCs w:val="24"/>
+              </w:rPr>
+              <w:t>Уникальный идентификатор</w:t>
+            </w:r>
+          </w:p>
+        </w:tc>
+      </w:tr>
+      <w:tr>
+        <w:tc>
+          <w:tcPr>
+            <w:tcW w:w="2093" w:type="dxa"/>
+          </w:tcPr>
+          <w:p>
+            <w:pPr>
+              <w:pStyle w:val="3"/>
+              <w:tabs>
+                <w:tab w:val="left" w:pos="3564"/>
+              </w:tabs>
+              <w:jc w:val="both"/>
+              <w:outlineLvl w:val="2"/>
+              <w:rPr>
+                <w:b w:val="0"/>
+                <w:bCs w:val="0"/>
+                <w:sz w:val="24"/>
+                <w:szCs w:val="24"/>
+                <w:lang w:val="en-US"/>
+              </w:rPr>
+            </w:pPr>
+            <w:proofErr w:type="spellStart"/>
+            <w:r>
+              <w:rPr>
+                <w:b w:val="0"/>
+                <w:bCs w:val="0"/>
+                <w:sz w:val="24"/>
+                <w:szCs w:val="24"/>
+                <w:lang w:val="en-US"/>
+              </w:rPr>
+              <w:t>type_id</w:t>
+            </w:r>
+            <w:proofErr w:type="spellEnd"/>
+          </w:p>
+        </w:tc>
+        <w:tc>
+          <w:tcPr>
+            <w:tcW w:w="2977" w:type="dxa"/>
+          </w:tcPr>
+          <w:p>
+            <w:pPr>
+              <w:pStyle w:val="3"/>
+              <w:tabs>
+                <w:tab w:val="left" w:pos="3564"/>
+              </w:tabs>
+              <w:jc w:val="both"/>
+              <w:outlineLvl w:val="2"/>
+              <w:rPr>
+                <w:b w:val="0"/>
+                <w:bCs w:val="0"/>
+                <w:sz w:val="24"/>
+                <w:szCs w:val="24"/>
+              </w:rPr>
+            </w:pPr>
+            <w:proofErr w:type="spellStart"/>
+            <w:r>
+              <w:rPr>
+                <w:b w:val="0"/>
+                <w:bCs w:val="0"/>
+                <w:sz w:val="24"/>
+                <w:szCs w:val="24"/>
+              </w:rPr>
+              <w:t>integer</w:t>
+            </w:r>
+            <w:proofErr w:type="spellEnd"/>
+          </w:p>
+        </w:tc>
+        <w:tc>
+          <w:tcPr>
+            <w:tcW w:w="4926" w:type="dxa"/>
+          </w:tcPr>
+          <w:p>
+            <w:pPr>
+              <w:pStyle w:val="3"/>
+              <w:tabs>
+                <w:tab w:val="left" w:pos="3564"/>
+              </w:tabs>
+              <w:jc w:val="both"/>
+              <w:outlineLvl w:val="2"/>
+              <w:rPr>
+                <w:b w:val="0"/>
+                <w:bCs w:val="0"/>
+                <w:sz w:val="24"/>
+                <w:szCs w:val="24"/>
+              </w:rPr>
+            </w:pPr>
+            <w:r>
+              <w:rPr>
+                <w:b w:val="0"/>
+                <w:bCs w:val="0"/>
+                <w:sz w:val="24"/>
+                <w:szCs w:val="24"/>
+              </w:rPr>
+              <w:t>Вид устройства</w:t>
+            </w:r>
+          </w:p>
+        </w:tc>
+      </w:tr>
+      <w:tr>
+        <w:tc>
+          <w:tcPr>
+            <w:tcW w:w="2093" w:type="dxa"/>
+          </w:tcPr>
+          <w:p>
+            <w:pPr>
+              <w:pStyle w:val="3"/>
+              <w:tabs>
+                <w:tab w:val="left" w:pos="3564"/>
+              </w:tabs>
+              <w:jc w:val="both"/>
+              <w:outlineLvl w:val="2"/>
+              <w:rPr>
+                <w:b w:val="0"/>
+                <w:bCs w:val="0"/>
+                <w:sz w:val="24"/>
+                <w:szCs w:val="24"/>
+                <w:lang w:val="en-US"/>
+              </w:rPr>
+            </w:pPr>
+            <w:proofErr w:type="spellStart"/>
+            <w:r>
+              <w:rPr>
+                <w:b w:val="0"/>
+                <w:bCs w:val="0"/>
+                <w:sz w:val="24"/>
+                <w:szCs w:val="24"/>
+                <w:lang w:val="en-US"/>
+              </w:rPr>
+              <w:t>mac_address</w:t>
+            </w:r>
+            <w:proofErr w:type="spellEnd"/>
+          </w:p>
+        </w:tc>
+        <w:tc>
+          <w:tcPr>
+            <w:tcW w:w="2977" w:type="dxa"/>
+          </w:tcPr>
+          <w:p>
+            <w:pPr>
+              <w:pStyle w:val="3"/>
+              <w:tabs>
+                <w:tab w:val="left" w:pos="3564"/>
+              </w:tabs>
+              <w:jc w:val="both"/>
+              <w:outlineLvl w:val="2"/>
+              <w:rPr>
+                <w:b w:val="0"/>
+                <w:bCs w:val="0"/>
+                <w:sz w:val="24"/>
+                <w:szCs w:val="24"/>
+              </w:rPr>
+            </w:pPr>
+            <w:proofErr w:type="spellStart"/>
+            <w:r>
+              <w:rPr>
+                <w:b w:val="0"/>
+                <w:bCs w:val="0"/>
+                <w:sz w:val="24"/>
+                <w:szCs w:val="24"/>
+              </w:rPr>
+              <w:t>character</w:t>
+            </w:r>
+            <w:proofErr w:type="spellEnd"/>
+            <w:r>
+              <w:rPr>
+                <w:b w:val="0"/>
+                <w:bCs w:val="0"/>
+                <w:sz w:val="24"/>
+                <w:szCs w:val="24"/>
+              </w:rPr>
+              <w:t xml:space="preserve"> </w:t>
+            </w:r>
+            <w:proofErr w:type="spellStart"/>
+            <w:r>
+              <w:rPr>
+                <w:b w:val="0"/>
+                <w:bCs w:val="0"/>
+                <w:sz w:val="24"/>
+                <w:szCs w:val="24"/>
+              </w:rPr>
+              <w:t>varying</w:t>
+            </w:r>
+            <w:proofErr w:type="spellEnd"/>
+            <w:r>
+              <w:rPr>
+                <w:b w:val="0"/>
+                <w:bCs w:val="0"/>
+                <w:sz w:val="24"/>
+                <w:szCs w:val="24"/>
+              </w:rPr>
+              <w:t>(100)</w:t>
+            </w:r>
+          </w:p>
+        </w:tc>
+        <w:tc>
+          <w:tcPr>
+            <w:tcW w:w="4926" w:type="dxa"/>
+          </w:tcPr>
+          <w:p>
+            <w:pPr>
+              <w:pStyle w:val="3"/>
+              <w:tabs>
+                <w:tab w:val="left" w:pos="3564"/>
+              </w:tabs>
+              <w:jc w:val="both"/>
+              <w:outlineLvl w:val="2"/>
+              <w:rPr>
+                <w:b w:val="0"/>
+                <w:bCs w:val="0"/>
+                <w:sz w:val="24"/>
+                <w:szCs w:val="24"/>
+              </w:rPr>
+            </w:pPr>
+            <w:r>
+              <w:rPr>
+                <w:b w:val="0"/>
+                <w:bCs w:val="0"/>
+                <w:sz w:val="24"/>
+                <w:szCs w:val="24"/>
+                <w:lang w:val="en-US"/>
+              </w:rPr>
+              <w:t>MAC</w:t>
+            </w:r>
+            <w:r>
+              <w:rPr>
+                <w:b w:val="0"/>
+                <w:bCs w:val="0"/>
+                <w:sz w:val="24"/>
+                <w:szCs w:val="24"/>
+              </w:rPr>
+              <w:t xml:space="preserve"> </w:t>
+            </w:r>
+            <w:r>
+              <w:rPr>
+                <w:b w:val="0"/>
+                <w:bCs w:val="0"/>
+                <w:sz w:val="24"/>
+                <w:szCs w:val="24"/>
+              </w:rPr>
+              <w:t xml:space="preserve">адрес </w:t>
+            </w:r>
+            <w:r>
+              <w:rPr>
+                <w:b w:val="0"/>
+                <w:bCs w:val="0"/>
+                <w:sz w:val="24"/>
+                <w:szCs w:val="24"/>
+                <w:lang w:val="en-US"/>
+              </w:rPr>
+              <w:t>ESP</w:t>
+            </w:r>
+            <w:r>
+              <w:rPr>
+                <w:b w:val="0"/>
+                <w:bCs w:val="0"/>
+                <w:sz w:val="24"/>
+                <w:szCs w:val="24"/>
+              </w:rPr>
+              <w:t xml:space="preserve">32 </w:t>
+            </w:r>
+            <w:r>
+              <w:rPr>
+                <w:b w:val="0"/>
+                <w:bCs w:val="0"/>
+                <w:sz w:val="24"/>
+                <w:szCs w:val="24"/>
+              </w:rPr>
+              <w:t>который подключен к устройству учета</w:t>
+            </w:r>
+          </w:p>
+        </w:tc>
+      </w:tr>
+      <w:tr>
+        <w:tc>
+          <w:tcPr>
+            <w:tcW w:w="2093" w:type="dxa"/>
+          </w:tcPr>
+          <w:p>
+            <w:pPr>
+              <w:pStyle w:val="3"/>
+              <w:tabs>
+                <w:tab w:val="left" w:pos="3564"/>
+              </w:tabs>
+              <w:jc w:val="both"/>
+              <w:outlineLvl w:val="2"/>
+              <w:rPr>
+                <w:b w:val="0"/>
+                <w:bCs w:val="0"/>
+                <w:sz w:val="24"/>
+                <w:szCs w:val="24"/>
+                <w:lang w:val="en-US"/>
+              </w:rPr>
+            </w:pPr>
+            <w:r>
+              <w:rPr>
+                <w:b w:val="0"/>
+                <w:bCs w:val="0"/>
+                <w:sz w:val="24"/>
+                <w:szCs w:val="24"/>
+                <w:lang w:val="en-US"/>
+              </w:rPr>
+              <w:lastRenderedPageBreak/>
+              <w:t>pin</w:t>
+            </w:r>
+          </w:p>
+        </w:tc>
+        <w:tc>
+          <w:tcPr>
+            <w:tcW w:w="2977" w:type="dxa"/>
+          </w:tcPr>
+          <w:p>
+            <w:pPr>
+              <w:pStyle w:val="3"/>
+              <w:tabs>
+                <w:tab w:val="left" w:pos="3564"/>
+              </w:tabs>
+              <w:jc w:val="both"/>
+              <w:outlineLvl w:val="2"/>
+              <w:rPr>
+                <w:b w:val="0"/>
+                <w:bCs w:val="0"/>
+                <w:sz w:val="24"/>
+                <w:szCs w:val="24"/>
+              </w:rPr>
+            </w:pPr>
+            <w:proofErr w:type="spellStart"/>
+            <w:r>
+              <w:rPr>
+                <w:b w:val="0"/>
+                <w:bCs w:val="0"/>
+                <w:sz w:val="24"/>
+                <w:szCs w:val="24"/>
+              </w:rPr>
+              <w:t>integer</w:t>
+            </w:r>
+            <w:proofErr w:type="spellEnd"/>
+          </w:p>
+        </w:tc>
+        <w:tc>
+          <w:tcPr>
+            <w:tcW w:w="4926" w:type="dxa"/>
+          </w:tcPr>
+          <w:p>
+            <w:pPr>
+              <w:pStyle w:val="3"/>
+              <w:tabs>
+                <w:tab w:val="left" w:pos="3564"/>
+              </w:tabs>
+              <w:jc w:val="both"/>
+              <w:outlineLvl w:val="2"/>
+              <w:rPr>
+                <w:b w:val="0"/>
+                <w:bCs w:val="0"/>
+                <w:sz w:val="24"/>
+                <w:szCs w:val="24"/>
+              </w:rPr>
+            </w:pPr>
+            <w:r>
+              <w:rPr>
+                <w:b w:val="0"/>
+                <w:bCs w:val="0"/>
+                <w:sz w:val="24"/>
+                <w:szCs w:val="24"/>
+                <w:lang w:val="en-US"/>
+              </w:rPr>
+              <w:t>Pin</w:t>
+            </w:r>
+            <w:r>
+              <w:rPr>
+                <w:b w:val="0"/>
+                <w:bCs w:val="0"/>
+                <w:sz w:val="24"/>
+                <w:szCs w:val="24"/>
+              </w:rPr>
+              <w:t xml:space="preserve"> </w:t>
+            </w:r>
+            <w:r>
+              <w:rPr>
+                <w:b w:val="0"/>
+                <w:bCs w:val="0"/>
+                <w:sz w:val="24"/>
+                <w:szCs w:val="24"/>
+                <w:lang w:val="en-US"/>
+              </w:rPr>
+              <w:t>ESP</w:t>
+            </w:r>
+            <w:r>
+              <w:rPr>
+                <w:b w:val="0"/>
+                <w:bCs w:val="0"/>
+                <w:sz w:val="24"/>
+                <w:szCs w:val="24"/>
+              </w:rPr>
+              <w:t>32</w:t>
+            </w:r>
+            <w:r>
+              <w:rPr>
+                <w:b w:val="0"/>
+                <w:bCs w:val="0"/>
+                <w:sz w:val="24"/>
+                <w:szCs w:val="24"/>
+              </w:rPr>
+              <w:t xml:space="preserve"> </w:t>
+            </w:r>
+            <w:r>
+              <w:rPr>
+                <w:b w:val="0"/>
+                <w:bCs w:val="0"/>
+                <w:sz w:val="24"/>
+                <w:szCs w:val="24"/>
+              </w:rPr>
+              <w:t>к которому подключено устройству учета</w:t>
+            </w:r>
+          </w:p>
+        </w:tc>
+      </w:tr>
+      <w:tr>
+        <w:tc>
+          <w:tcPr>
+            <w:tcW w:w="2093" w:type="dxa"/>
+          </w:tcPr>
+          <w:p>
+            <w:pPr>
+              <w:pStyle w:val="3"/>
+              <w:tabs>
+                <w:tab w:val="left" w:pos="3564"/>
+              </w:tabs>
+              <w:jc w:val="both"/>
+              <w:outlineLvl w:val="2"/>
+              <w:rPr>
+                <w:b w:val="0"/>
+                <w:bCs w:val="0"/>
+                <w:sz w:val="24"/>
+                <w:szCs w:val="24"/>
+                <w:lang w:val="en-US"/>
+              </w:rPr>
+            </w:pPr>
+            <w:proofErr w:type="spellStart"/>
+            <w:r>
+              <w:rPr>
+                <w:b w:val="0"/>
+                <w:bCs w:val="0"/>
+                <w:sz w:val="24"/>
+                <w:szCs w:val="24"/>
+                <w:lang w:val="en-US"/>
+              </w:rPr>
+              <w:t>serial_number</w:t>
+            </w:r>
+            <w:proofErr w:type="spellEnd"/>
+          </w:p>
+        </w:tc>
+        <w:tc>
+          <w:tcPr>
+            <w:tcW w:w="2977" w:type="dxa"/>
+          </w:tcPr>
+          <w:p>
+            <w:pPr>
+              <w:pStyle w:val="3"/>
+              <w:tabs>
+                <w:tab w:val="left" w:pos="3564"/>
+              </w:tabs>
+              <w:jc w:val="both"/>
+              <w:outlineLvl w:val="2"/>
+              <w:rPr>
+                <w:b w:val="0"/>
+                <w:bCs w:val="0"/>
+                <w:sz w:val="24"/>
+                <w:szCs w:val="24"/>
+              </w:rPr>
+            </w:pPr>
+            <w:proofErr w:type="spellStart"/>
+            <w:r>
+              <w:rPr>
+                <w:b w:val="0"/>
+                <w:bCs w:val="0"/>
+                <w:sz w:val="24"/>
+                <w:szCs w:val="24"/>
+              </w:rPr>
+              <w:t>character</w:t>
+            </w:r>
+            <w:proofErr w:type="spellEnd"/>
+            <w:r>
+              <w:rPr>
+                <w:b w:val="0"/>
+                <w:bCs w:val="0"/>
+                <w:sz w:val="24"/>
+                <w:szCs w:val="24"/>
+              </w:rPr>
+              <w:t xml:space="preserve"> </w:t>
+            </w:r>
+            <w:proofErr w:type="spellStart"/>
+            <w:r>
+              <w:rPr>
+                <w:b w:val="0"/>
+                <w:bCs w:val="0"/>
+                <w:sz w:val="24"/>
+                <w:szCs w:val="24"/>
+              </w:rPr>
+              <w:t>varying</w:t>
+            </w:r>
+            <w:proofErr w:type="spellEnd"/>
+            <w:r>
+              <w:rPr>
+                <w:b w:val="0"/>
+                <w:bCs w:val="0"/>
+                <w:sz w:val="24"/>
+                <w:szCs w:val="24"/>
+              </w:rPr>
+              <w:t>(100)</w:t>
+            </w:r>
+          </w:p>
+        </w:tc>
+        <w:tc>
+          <w:tcPr>
+            <w:tcW w:w="4926" w:type="dxa"/>
+          </w:tcPr>
+          <w:p>
+            <w:pPr>
+              <w:pStyle w:val="3"/>
+              <w:tabs>
+                <w:tab w:val="left" w:pos="3564"/>
+              </w:tabs>
+              <w:jc w:val="both"/>
+              <w:outlineLvl w:val="2"/>
+              <w:rPr>
+                <w:b w:val="0"/>
+                <w:bCs w:val="0"/>
+                <w:sz w:val="24"/>
+                <w:szCs w:val="24"/>
+              </w:rPr>
+            </w:pPr>
+            <w:r>
+              <w:rPr>
+                <w:b w:val="0"/>
+                <w:bCs w:val="0"/>
+                <w:sz w:val="24"/>
+                <w:szCs w:val="24"/>
+              </w:rPr>
+              <w:t>Серийный номер устройства учета</w:t>
+            </w:r>
+          </w:p>
+        </w:tc>
+      </w:tr>
+      <w:tr>
+        <w:tc>
+          <w:tcPr>
+            <w:tcW w:w="2093" w:type="dxa"/>
+          </w:tcPr>
+          <w:p>
+            <w:pPr>
+              <w:pStyle w:val="3"/>
+              <w:tabs>
+                <w:tab w:val="left" w:pos="3564"/>
+              </w:tabs>
+              <w:jc w:val="both"/>
+              <w:outlineLvl w:val="2"/>
+              <w:rPr>
+                <w:b w:val="0"/>
+                <w:bCs w:val="0"/>
+                <w:sz w:val="24"/>
+                <w:szCs w:val="24"/>
+                <w:lang w:val="en-US"/>
+              </w:rPr>
+            </w:pPr>
+            <w:proofErr w:type="spellStart"/>
+            <w:r>
+              <w:rPr>
+                <w:b w:val="0"/>
+                <w:bCs w:val="0"/>
+                <w:sz w:val="24"/>
+                <w:szCs w:val="24"/>
+                <w:lang w:val="en-US"/>
+              </w:rPr>
+              <w:t>step_increment</w:t>
+            </w:r>
+            <w:proofErr w:type="spellEnd"/>
+          </w:p>
+        </w:tc>
+        <w:tc>
+          <w:tcPr>
+            <w:tcW w:w="2977" w:type="dxa"/>
+          </w:tcPr>
+          <w:p>
+            <w:pPr>
+              <w:pStyle w:val="3"/>
+              <w:tabs>
+                <w:tab w:val="left" w:pos="3564"/>
+              </w:tabs>
+              <w:jc w:val="both"/>
+              <w:outlineLvl w:val="2"/>
+              <w:rPr>
+                <w:b w:val="0"/>
+                <w:bCs w:val="0"/>
+                <w:sz w:val="24"/>
+                <w:szCs w:val="24"/>
+              </w:rPr>
+            </w:pPr>
+            <w:proofErr w:type="spellStart"/>
+            <w:r>
+              <w:rPr>
+                <w:b w:val="0"/>
+                <w:bCs w:val="0"/>
+                <w:sz w:val="24"/>
+                <w:szCs w:val="24"/>
+              </w:rPr>
+              <w:t>numeric</w:t>
+            </w:r>
+            <w:proofErr w:type="spellEnd"/>
+            <w:r>
+              <w:rPr>
+                <w:b w:val="0"/>
+                <w:bCs w:val="0"/>
+                <w:sz w:val="24"/>
+                <w:szCs w:val="24"/>
+              </w:rPr>
+              <w:t>(8,3)</w:t>
+            </w:r>
+          </w:p>
+        </w:tc>
+        <w:tc>
+          <w:tcPr>
+            <w:tcW w:w="4926" w:type="dxa"/>
+          </w:tcPr>
+          <w:p>
+            <w:pPr>
+              <w:pStyle w:val="3"/>
+              <w:tabs>
+                <w:tab w:val="left" w:pos="3564"/>
+              </w:tabs>
+              <w:jc w:val="both"/>
+              <w:outlineLvl w:val="2"/>
+              <w:rPr>
+                <w:b w:val="0"/>
+                <w:bCs w:val="0"/>
+                <w:sz w:val="24"/>
+                <w:szCs w:val="24"/>
+              </w:rPr>
+            </w:pPr>
+            <w:r>
+              <w:rPr>
+                <w:b w:val="0"/>
+                <w:bCs w:val="0"/>
+                <w:sz w:val="24"/>
+                <w:szCs w:val="24"/>
+              </w:rPr>
+              <w:t>Ш</w:t>
+            </w:r>
+            <w:r>
+              <w:rPr>
+                <w:b w:val="0"/>
+                <w:bCs w:val="0"/>
+                <w:sz w:val="24"/>
+                <w:szCs w:val="24"/>
+              </w:rPr>
+              <w:t>аг увеличения</w:t>
+            </w:r>
+          </w:p>
+        </w:tc>
+      </w:tr>
+      <w:tr>
+        <w:tc>
+          <w:tcPr>
+            <w:tcW w:w="2093" w:type="dxa"/>
+          </w:tcPr>
+          <w:p>
+            <w:pPr>
+              <w:pStyle w:val="3"/>
+              <w:tabs>
+                <w:tab w:val="left" w:pos="3564"/>
+              </w:tabs>
+              <w:jc w:val="both"/>
+              <w:outlineLvl w:val="2"/>
+              <w:rPr>
+                <w:b w:val="0"/>
+                <w:bCs w:val="0"/>
+                <w:sz w:val="24"/>
+                <w:szCs w:val="24"/>
+                <w:lang w:val="en-US"/>
+              </w:rPr>
+            </w:pPr>
+            <w:r>
+              <w:rPr>
+                <w:b w:val="0"/>
+                <w:bCs w:val="0"/>
+                <w:sz w:val="24"/>
+                <w:szCs w:val="24"/>
+                <w:lang w:val="en-US"/>
+              </w:rPr>
+              <w:t>indicator</w:t>
+            </w:r>
+          </w:p>
+        </w:tc>
+        <w:tc>
+          <w:tcPr>
+            <w:tcW w:w="2977" w:type="dxa"/>
+          </w:tcPr>
+          <w:p>
+            <w:pPr>
+              <w:pStyle w:val="3"/>
+              <w:tabs>
+                <w:tab w:val="left" w:pos="3564"/>
+              </w:tabs>
+              <w:jc w:val="both"/>
+              <w:outlineLvl w:val="2"/>
+              <w:rPr>
+                <w:b w:val="0"/>
+                <w:bCs w:val="0"/>
+                <w:sz w:val="24"/>
+                <w:szCs w:val="24"/>
+              </w:rPr>
+            </w:pPr>
+            <w:proofErr w:type="spellStart"/>
+            <w:r>
+              <w:rPr>
+                <w:b w:val="0"/>
+                <w:bCs w:val="0"/>
+                <w:sz w:val="24"/>
+                <w:szCs w:val="24"/>
+              </w:rPr>
+              <w:t>numeric</w:t>
+            </w:r>
+            <w:proofErr w:type="spellEnd"/>
+            <w:r>
+              <w:rPr>
+                <w:b w:val="0"/>
+                <w:bCs w:val="0"/>
+                <w:sz w:val="24"/>
+                <w:szCs w:val="24"/>
+              </w:rPr>
+              <w:t>(8,3)</w:t>
+            </w:r>
+          </w:p>
+        </w:tc>
+        <w:tc>
+          <w:tcPr>
+            <w:tcW w:w="4926" w:type="dxa"/>
+          </w:tcPr>
+          <w:p>
+            <w:pPr>
+              <w:pStyle w:val="3"/>
+              <w:tabs>
+                <w:tab w:val="left" w:pos="3564"/>
+              </w:tabs>
+              <w:jc w:val="both"/>
+              <w:outlineLvl w:val="2"/>
+              <w:rPr>
+                <w:b w:val="0"/>
+                <w:bCs w:val="0"/>
+                <w:sz w:val="24"/>
+                <w:szCs w:val="24"/>
+              </w:rPr>
+            </w:pPr>
+            <w:r>
+              <w:rPr>
+                <w:b w:val="0"/>
+                <w:bCs w:val="0"/>
+                <w:sz w:val="24"/>
+                <w:szCs w:val="24"/>
+              </w:rPr>
+              <w:t>Текущее значение счетчика</w:t>
+            </w:r>
+          </w:p>
+        </w:tc>
+      </w:tr>
+      <w:tr>
+        <w:tc>
+          <w:tcPr>
+            <w:tcW w:w="2093" w:type="dxa"/>
+          </w:tcPr>
+          <w:p>
+            <w:pPr>
+              <w:pStyle w:val="3"/>
+              <w:tabs>
+                <w:tab w:val="left" w:pos="3564"/>
+              </w:tabs>
+              <w:jc w:val="both"/>
+              <w:outlineLvl w:val="2"/>
+              <w:rPr>
+                <w:b w:val="0"/>
+                <w:bCs w:val="0"/>
+                <w:sz w:val="24"/>
+                <w:szCs w:val="24"/>
+                <w:lang w:val="en-US"/>
+              </w:rPr>
+            </w:pPr>
+            <w:proofErr w:type="spellStart"/>
+            <w:r>
+              <w:rPr>
+                <w:b w:val="0"/>
+                <w:bCs w:val="0"/>
+                <w:sz w:val="24"/>
+                <w:szCs w:val="24"/>
+                <w:lang w:val="en-US"/>
+              </w:rPr>
+              <w:t>user_id</w:t>
+            </w:r>
+            <w:proofErr w:type="spellEnd"/>
+          </w:p>
+        </w:tc>
+        <w:tc>
+          <w:tcPr>
+            <w:tcW w:w="2977" w:type="dxa"/>
+          </w:tcPr>
+          <w:p>
+            <w:pPr>
+              <w:pStyle w:val="3"/>
+              <w:tabs>
+                <w:tab w:val="left" w:pos="3564"/>
+              </w:tabs>
+              <w:jc w:val="both"/>
+              <w:outlineLvl w:val="2"/>
+              <w:rPr>
+                <w:b w:val="0"/>
+                <w:bCs w:val="0"/>
+                <w:sz w:val="24"/>
+                <w:szCs w:val="24"/>
+              </w:rPr>
+            </w:pPr>
+            <w:proofErr w:type="spellStart"/>
+            <w:r>
+              <w:rPr>
+                <w:b w:val="0"/>
+                <w:bCs w:val="0"/>
+                <w:sz w:val="24"/>
+                <w:szCs w:val="24"/>
+              </w:rPr>
+              <w:t>integer</w:t>
+            </w:r>
+            <w:proofErr w:type="spellEnd"/>
+          </w:p>
+        </w:tc>
+        <w:tc>
+          <w:tcPr>
+            <w:tcW w:w="4926" w:type="dxa"/>
+          </w:tcPr>
+          <w:p>
+            <w:pPr>
+              <w:pStyle w:val="3"/>
+              <w:tabs>
+                <w:tab w:val="left" w:pos="3564"/>
+              </w:tabs>
+              <w:jc w:val="both"/>
+              <w:outlineLvl w:val="2"/>
+              <w:rPr>
+                <w:b w:val="0"/>
+                <w:bCs w:val="0"/>
+                <w:sz w:val="24"/>
+                <w:szCs w:val="24"/>
+              </w:rPr>
+            </w:pPr>
+            <w:r>
+              <w:rPr>
+                <w:b w:val="0"/>
+                <w:bCs w:val="0"/>
+                <w:sz w:val="24"/>
+                <w:szCs w:val="24"/>
+              </w:rPr>
+              <w:t>Пользователь счетчика</w:t>
+            </w:r>
+          </w:p>
+        </w:tc>
+      </w:tr>
+      <w:tr>
+        <w:tc>
+          <w:tcPr>
+            <w:tcW w:w="2093" w:type="dxa"/>
+          </w:tcPr>
+          <w:p>
+            <w:pPr>
+              <w:pStyle w:val="3"/>
+              <w:tabs>
+                <w:tab w:val="left" w:pos="3564"/>
+              </w:tabs>
+              <w:jc w:val="both"/>
+              <w:outlineLvl w:val="2"/>
+              <w:rPr>
+                <w:b w:val="0"/>
+                <w:bCs w:val="0"/>
+                <w:sz w:val="24"/>
+                <w:szCs w:val="24"/>
+                <w:lang w:val="en-US"/>
+              </w:rPr>
+            </w:pPr>
+            <w:r>
+              <w:rPr>
+                <w:b w:val="0"/>
+                <w:bCs w:val="0"/>
+                <w:sz w:val="24"/>
+                <w:szCs w:val="24"/>
+                <w:lang w:val="en-US"/>
+              </w:rPr>
+              <w:t>state</w:t>
+            </w:r>
+          </w:p>
+        </w:tc>
+        <w:tc>
+          <w:tcPr>
+            <w:tcW w:w="2977" w:type="dxa"/>
+          </w:tcPr>
+          <w:p>
+            <w:pPr>
+              <w:pStyle w:val="3"/>
+              <w:tabs>
+                <w:tab w:val="left" w:pos="3564"/>
+              </w:tabs>
+              <w:jc w:val="both"/>
+              <w:outlineLvl w:val="2"/>
+              <w:rPr>
+                <w:b w:val="0"/>
+                <w:bCs w:val="0"/>
+                <w:sz w:val="24"/>
+                <w:szCs w:val="24"/>
+              </w:rPr>
+            </w:pPr>
+            <w:proofErr w:type="spellStart"/>
+            <w:r>
+              <w:rPr>
+                <w:b w:val="0"/>
+                <w:bCs w:val="0"/>
+                <w:sz w:val="24"/>
+                <w:szCs w:val="24"/>
+              </w:rPr>
+              <w:t>boolean</w:t>
+            </w:r>
+            <w:proofErr w:type="spellEnd"/>
+          </w:p>
+        </w:tc>
+        <w:tc>
+          <w:tcPr>
+            <w:tcW w:w="4926" w:type="dxa"/>
+          </w:tcPr>
+          <w:p>
+            <w:pPr>
+              <w:pStyle w:val="3"/>
+              <w:tabs>
+                <w:tab w:val="left" w:pos="3564"/>
+              </w:tabs>
+              <w:jc w:val="both"/>
+              <w:outlineLvl w:val="2"/>
+              <w:rPr>
+                <w:b w:val="0"/>
+                <w:bCs w:val="0"/>
+                <w:sz w:val="24"/>
+                <w:szCs w:val="24"/>
+              </w:rPr>
+            </w:pPr>
+            <w:r>
+              <w:rPr>
+                <w:b w:val="0"/>
+                <w:bCs w:val="0"/>
+                <w:sz w:val="24"/>
+                <w:szCs w:val="24"/>
+              </w:rPr>
+              <w:t>Статус устройства (активен</w:t>
+            </w:r>
+            <w:r>
+              <w:rPr>
+                <w:b w:val="0"/>
+                <w:bCs w:val="0"/>
+                <w:sz w:val="24"/>
+                <w:szCs w:val="24"/>
+                <w:lang w:val="en-US"/>
+              </w:rPr>
+              <w:t>/</w:t>
+            </w:r>
+            <w:r>
+              <w:rPr>
+                <w:b w:val="0"/>
+                <w:bCs w:val="0"/>
+                <w:sz w:val="24"/>
+                <w:szCs w:val="24"/>
+              </w:rPr>
+              <w:t>удален)</w:t>
+            </w:r>
+          </w:p>
+        </w:tc>
+      </w:tr>
+    </w:tbl>
+    <w:p>
+      <w:pPr>
+        <w:pStyle w:val="3"/>
+        <w:tabs>
+          <w:tab w:val="left" w:pos="3564"/>
+        </w:tabs>
+        <w:jc w:val="both"/>
+        <w:rPr>
+          <w:b w:val="0"/>
+          <w:bCs w:val="0"/>
+          <w:sz w:val="24"/>
+          <w:szCs w:val="24"/>
+          <w:lang w:val="en-US"/>
+        </w:rPr>
+      </w:pPr>
+    </w:p>
+    <w:tbl>
+      <w:tblPr>
+        <w:tblStyle w:val="a8"/>
+        <w:tblW w:w="10031" w:type="dxa"/>
+        <w:tblLook w:val="04A0"/>
+      </w:tblPr>
+      <w:tblGrid>
+        <w:gridCol w:w="2093"/>
+        <w:gridCol w:w="2977"/>
+        <w:gridCol w:w="4961"/>
+      </w:tblGrid>
+      <w:tr>
+        <w:tc>
+          <w:tcPr>
+            <w:tcW w:w="10031" w:type="dxa"/>
+            <w:gridSpan w:val="3"/>
+          </w:tcPr>
+          <w:p>
+            <w:pPr>
+              <w:pStyle w:val="3"/>
+              <w:tabs>
+                <w:tab w:val="left" w:pos="3564"/>
+              </w:tabs>
+              <w:jc w:val="both"/>
+              <w:outlineLvl w:val="2"/>
+              <w:rPr>
+                <w:bCs w:val="0"/>
+                <w:sz w:val="24"/>
+                <w:szCs w:val="24"/>
+              </w:rPr>
+            </w:pPr>
+            <w:r>
+              <w:rPr>
+                <w:bCs w:val="0"/>
+                <w:sz w:val="24"/>
+                <w:szCs w:val="24"/>
+                <w:lang w:val="en-US"/>
+              </w:rPr>
+              <w:t>device</w:t>
+            </w:r>
+            <w:r>
+              <w:rPr>
+                <w:bCs w:val="0"/>
+                <w:sz w:val="24"/>
+                <w:szCs w:val="24"/>
+              </w:rPr>
+              <w:t>_</w:t>
+            </w:r>
+            <w:r>
+              <w:rPr>
+                <w:bCs w:val="0"/>
+                <w:sz w:val="24"/>
+                <w:szCs w:val="24"/>
+                <w:lang w:val="en-US"/>
+              </w:rPr>
+              <w:t>changes</w:t>
+            </w:r>
+            <w:r>
+              <w:rPr>
+                <w:bCs w:val="0"/>
+                <w:sz w:val="24"/>
+                <w:szCs w:val="24"/>
+              </w:rPr>
+              <w:t xml:space="preserve"> Информация об изменении</w:t>
+            </w:r>
+            <w:r>
+              <w:rPr>
+                <w:bCs w:val="0"/>
+                <w:sz w:val="24"/>
+                <w:szCs w:val="24"/>
+              </w:rPr>
+              <w:t xml:space="preserve"> у</w:t>
+            </w:r>
+            <w:r>
+              <w:rPr>
+                <w:bCs w:val="0"/>
+                <w:sz w:val="24"/>
+                <w:szCs w:val="24"/>
+              </w:rPr>
+              <w:t>с</w:t>
+            </w:r>
+            <w:r>
+              <w:rPr>
+                <w:bCs w:val="0"/>
+                <w:sz w:val="24"/>
+                <w:szCs w:val="24"/>
+              </w:rPr>
+              <w:t>тройств</w:t>
+            </w:r>
+          </w:p>
+        </w:tc>
+      </w:tr>
+      <w:tr>
+        <w:tc>
+          <w:tcPr>
+            <w:tcW w:w="2093" w:type="dxa"/>
+          </w:tcPr>
+          <w:p>
+            <w:pPr>
+              <w:pStyle w:val="3"/>
+              <w:tabs>
+                <w:tab w:val="left" w:pos="3564"/>
+              </w:tabs>
+              <w:jc w:val="both"/>
+              <w:outlineLvl w:val="2"/>
+              <w:rPr>
+                <w:b w:val="0"/>
+                <w:bCs w:val="0"/>
+                <w:sz w:val="24"/>
+                <w:szCs w:val="24"/>
+              </w:rPr>
+            </w:pPr>
+            <w:r>
+              <w:rPr>
+                <w:b w:val="0"/>
+                <w:bCs w:val="0"/>
+                <w:sz w:val="24"/>
+                <w:szCs w:val="24"/>
+              </w:rPr>
+              <w:t>Название</w:t>
+            </w:r>
+          </w:p>
+        </w:tc>
+        <w:tc>
+          <w:tcPr>
+            <w:tcW w:w="2977" w:type="dxa"/>
+          </w:tcPr>
+          <w:p>
+            <w:pPr>
+              <w:pStyle w:val="3"/>
+              <w:tabs>
+                <w:tab w:val="left" w:pos="3564"/>
+              </w:tabs>
+              <w:jc w:val="both"/>
+              <w:outlineLvl w:val="2"/>
+              <w:rPr>
+                <w:b w:val="0"/>
+                <w:bCs w:val="0"/>
+                <w:sz w:val="24"/>
+                <w:szCs w:val="24"/>
+              </w:rPr>
+            </w:pPr>
+            <w:r>
+              <w:rPr>
+                <w:b w:val="0"/>
+                <w:bCs w:val="0"/>
+                <w:sz w:val="24"/>
+                <w:szCs w:val="24"/>
+              </w:rPr>
+              <w:t>Тип данных</w:t>
+            </w:r>
+          </w:p>
+        </w:tc>
+        <w:tc>
+          <w:tcPr>
+            <w:tcW w:w="4961" w:type="dxa"/>
+          </w:tcPr>
+          <w:p>
+            <w:pPr>
+              <w:pStyle w:val="3"/>
+              <w:tabs>
+                <w:tab w:val="left" w:pos="3564"/>
+              </w:tabs>
+              <w:jc w:val="both"/>
+              <w:outlineLvl w:val="2"/>
+              <w:rPr>
+                <w:b w:val="0"/>
+                <w:bCs w:val="0"/>
+                <w:sz w:val="24"/>
+                <w:szCs w:val="24"/>
+              </w:rPr>
+            </w:pPr>
+            <w:r>
+              <w:rPr>
+                <w:b w:val="0"/>
+                <w:bCs w:val="0"/>
+                <w:sz w:val="24"/>
+                <w:szCs w:val="24"/>
+              </w:rPr>
+              <w:t>Описание</w:t>
+            </w:r>
+          </w:p>
+        </w:tc>
+      </w:tr>
+      <w:tr>
+        <w:tc>
+          <w:tcPr>
+            <w:tcW w:w="2093" w:type="dxa"/>
+          </w:tcPr>
+          <w:p>
+            <w:pPr>
+              <w:pStyle w:val="3"/>
+              <w:tabs>
+                <w:tab w:val="left" w:pos="3564"/>
+              </w:tabs>
+              <w:jc w:val="both"/>
+              <w:outlineLvl w:val="2"/>
+              <w:rPr>
+                <w:b w:val="0"/>
+                <w:bCs w:val="0"/>
+                <w:sz w:val="24"/>
+                <w:szCs w:val="24"/>
+                <w:lang w:val="en-US"/>
+              </w:rPr>
+            </w:pPr>
+            <w:proofErr w:type="spellStart"/>
+            <w:r>
+              <w:rPr>
+                <w:b w:val="0"/>
+                <w:bCs w:val="0"/>
+                <w:sz w:val="24"/>
+                <w:szCs w:val="24"/>
+                <w:lang w:val="en-US"/>
+              </w:rPr>
+              <w:t>device_id</w:t>
+            </w:r>
+            <w:proofErr w:type="spellEnd"/>
+          </w:p>
+        </w:tc>
+        <w:tc>
+          <w:tcPr>
+            <w:tcW w:w="2977" w:type="dxa"/>
+          </w:tcPr>
+          <w:p>
+            <w:pPr>
+              <w:pStyle w:val="3"/>
+              <w:tabs>
+                <w:tab w:val="left" w:pos="3564"/>
+              </w:tabs>
+              <w:jc w:val="both"/>
+              <w:outlineLvl w:val="2"/>
+              <w:rPr>
+                <w:b w:val="0"/>
+                <w:bCs w:val="0"/>
+                <w:sz w:val="24"/>
+                <w:szCs w:val="24"/>
+              </w:rPr>
+            </w:pPr>
+            <w:proofErr w:type="spellStart"/>
+            <w:r>
+              <w:rPr>
+                <w:b w:val="0"/>
+                <w:bCs w:val="0"/>
+                <w:sz w:val="24"/>
+                <w:szCs w:val="24"/>
+              </w:rPr>
+              <w:t>integer</w:t>
+            </w:r>
+            <w:proofErr w:type="spellEnd"/>
+          </w:p>
+        </w:tc>
+        <w:tc>
+          <w:tcPr>
+            <w:tcW w:w="4961" w:type="dxa"/>
+          </w:tcPr>
+          <w:p>
+            <w:pPr>
+              <w:pStyle w:val="3"/>
+              <w:tabs>
+                <w:tab w:val="left" w:pos="3564"/>
+              </w:tabs>
+              <w:jc w:val="both"/>
+              <w:outlineLvl w:val="2"/>
+              <w:rPr>
+                <w:b w:val="0"/>
+                <w:bCs w:val="0"/>
+                <w:sz w:val="24"/>
+                <w:szCs w:val="24"/>
+              </w:rPr>
+            </w:pPr>
+            <w:r>
+              <w:rPr>
+                <w:b w:val="0"/>
+                <w:bCs w:val="0"/>
+                <w:sz w:val="24"/>
+                <w:szCs w:val="24"/>
+              </w:rPr>
+              <w:t>Идентификатор устройства</w:t>
+            </w:r>
+          </w:p>
+        </w:tc>
+      </w:tr>
+      <w:tr>
+        <w:tc>
+          <w:tcPr>
+            <w:tcW w:w="2093" w:type="dxa"/>
+          </w:tcPr>
+          <w:p>
+            <w:pPr>
+              <w:pStyle w:val="3"/>
+              <w:tabs>
+                <w:tab w:val="left" w:pos="3564"/>
+              </w:tabs>
+              <w:jc w:val="both"/>
+              <w:outlineLvl w:val="2"/>
+              <w:rPr>
+                <w:b w:val="0"/>
+                <w:bCs w:val="0"/>
+                <w:sz w:val="24"/>
+                <w:szCs w:val="24"/>
+                <w:lang w:val="en-US"/>
+              </w:rPr>
+            </w:pPr>
+            <w:r>
+              <w:rPr>
+                <w:b w:val="0"/>
+                <w:bCs w:val="0"/>
+                <w:sz w:val="24"/>
+                <w:szCs w:val="24"/>
+                <w:lang w:val="en-US"/>
+              </w:rPr>
+              <w:t>moment</w:t>
+            </w:r>
+          </w:p>
+        </w:tc>
+        <w:tc>
+          <w:tcPr>
+            <w:tcW w:w="2977" w:type="dxa"/>
+          </w:tcPr>
+          <w:p>
+            <w:pPr>
+              <w:pStyle w:val="3"/>
+              <w:tabs>
+                <w:tab w:val="left" w:pos="3564"/>
+              </w:tabs>
+              <w:jc w:val="both"/>
+              <w:outlineLvl w:val="2"/>
+              <w:rPr>
+                <w:b w:val="0"/>
+                <w:bCs w:val="0"/>
+                <w:sz w:val="24"/>
+                <w:szCs w:val="24"/>
+              </w:rPr>
+            </w:pPr>
+            <w:proofErr w:type="spellStart"/>
+            <w:r>
+              <w:rPr>
+                <w:b w:val="0"/>
+                <w:bCs w:val="0"/>
+                <w:sz w:val="24"/>
+                <w:szCs w:val="24"/>
+              </w:rPr>
+              <w:t>timestamp</w:t>
+            </w:r>
+            <w:proofErr w:type="spellEnd"/>
+            <w:r>
+              <w:rPr>
+                <w:b w:val="0"/>
+                <w:bCs w:val="0"/>
+                <w:sz w:val="24"/>
+                <w:szCs w:val="24"/>
+              </w:rPr>
+              <w:t xml:space="preserve"> </w:t>
+            </w:r>
+            <w:proofErr w:type="spellStart"/>
+            <w:r>
+              <w:rPr>
+                <w:b w:val="0"/>
+                <w:bCs w:val="0"/>
+                <w:sz w:val="24"/>
+                <w:szCs w:val="24"/>
+              </w:rPr>
+              <w:t>with</w:t>
+            </w:r>
+            <w:proofErr w:type="spellEnd"/>
+            <w:r>
+              <w:rPr>
+                <w:b w:val="0"/>
+                <w:bCs w:val="0"/>
+                <w:sz w:val="24"/>
+                <w:szCs w:val="24"/>
+              </w:rPr>
+              <w:t xml:space="preserve"> </w:t>
+            </w:r>
+            <w:proofErr w:type="spellStart"/>
+            <w:r>
+              <w:rPr>
+                <w:b w:val="0"/>
+                <w:bCs w:val="0"/>
+                <w:sz w:val="24"/>
+                <w:szCs w:val="24"/>
+              </w:rPr>
+              <w:t>time</w:t>
+            </w:r>
+            <w:proofErr w:type="spellEnd"/>
+            <w:r>
+              <w:rPr>
+                <w:b w:val="0"/>
+                <w:bCs w:val="0"/>
+                <w:sz w:val="24"/>
+                <w:szCs w:val="24"/>
+              </w:rPr>
+              <w:t xml:space="preserve"> </w:t>
+            </w:r>
+            <w:proofErr w:type="spellStart"/>
+            <w:r>
+              <w:rPr>
+                <w:b w:val="0"/>
+                <w:bCs w:val="0"/>
+                <w:sz w:val="24"/>
+                <w:szCs w:val="24"/>
+              </w:rPr>
+              <w:t>zone</w:t>
+            </w:r>
+            <w:proofErr w:type="spellEnd"/>
+          </w:p>
+        </w:tc>
+        <w:tc>
+          <w:tcPr>
+            <w:tcW w:w="4961" w:type="dxa"/>
+          </w:tcPr>
+          <w:p>
+            <w:pPr>
+              <w:pStyle w:val="3"/>
+              <w:tabs>
+                <w:tab w:val="left" w:pos="3564"/>
+              </w:tabs>
+              <w:jc w:val="both"/>
+              <w:outlineLvl w:val="2"/>
+              <w:rPr>
+                <w:b w:val="0"/>
+                <w:bCs w:val="0"/>
+                <w:sz w:val="24"/>
+                <w:szCs w:val="24"/>
+              </w:rPr>
+            </w:pPr>
+            <w:r>
+              <w:rPr>
+                <w:b w:val="0"/>
+                <w:bCs w:val="0"/>
+                <w:sz w:val="24"/>
+                <w:szCs w:val="24"/>
+              </w:rPr>
+              <w:t>Время поступления информации</w:t>
+            </w:r>
+          </w:p>
+        </w:tc>
+      </w:tr>
+    </w:tbl>
+    <w:p>
+      <w:pPr>
+        <w:pStyle w:val="3"/>
+        <w:tabs>
+          <w:tab w:val="left" w:pos="3564"/>
+        </w:tabs>
+        <w:jc w:val="both"/>
+        <w:rPr>
+          <w:b w:val="0"/>
+          <w:bCs w:val="0"/>
+          <w:sz w:val="24"/>
+          <w:szCs w:val="24"/>
+          <w:lang w:val="en-US"/>
+        </w:rPr>
+      </w:pPr>
+    </w:p>
+    <w:tbl>
+      <w:tblPr>
+        <w:tblStyle w:val="a8"/>
+        <w:tblW w:w="0" w:type="auto"/>
+        <w:tblLook w:val="04A0"/>
+      </w:tblPr>
+      <w:tblGrid>
+        <w:gridCol w:w="2093"/>
+        <w:gridCol w:w="2977"/>
+        <w:gridCol w:w="4926"/>
+      </w:tblGrid>
+      <w:tr>
+        <w:tc>
+          <w:tcPr>
+            <w:tcW w:w="9996" w:type="dxa"/>
+            <w:gridSpan w:val="3"/>
+          </w:tcPr>
+          <w:p>
+            <w:pPr>
+              <w:pStyle w:val="3"/>
+              <w:tabs>
+                <w:tab w:val="left" w:pos="3564"/>
+              </w:tabs>
+              <w:jc w:val="both"/>
+              <w:outlineLvl w:val="2"/>
+              <w:rPr>
+                <w:bCs w:val="0"/>
+                <w:sz w:val="24"/>
+                <w:szCs w:val="24"/>
+              </w:rPr>
+            </w:pPr>
+            <w:r>
+              <w:rPr>
+                <w:bCs w:val="0"/>
+                <w:sz w:val="24"/>
+                <w:szCs w:val="24"/>
+                <w:lang w:val="en-US"/>
+              </w:rPr>
+              <w:t>device</w:t>
+            </w:r>
+            <w:r>
+              <w:rPr>
+                <w:bCs w:val="0"/>
+                <w:sz w:val="24"/>
+                <w:szCs w:val="24"/>
+              </w:rPr>
+              <w:t>_</w:t>
+            </w:r>
+            <w:r>
+              <w:rPr>
+                <w:bCs w:val="0"/>
+                <w:sz w:val="24"/>
+                <w:szCs w:val="24"/>
+                <w:lang w:val="en-US"/>
+              </w:rPr>
+              <w:t>types</w:t>
+            </w:r>
+            <w:r>
+              <w:rPr>
+                <w:bCs w:val="0"/>
+                <w:sz w:val="24"/>
+                <w:szCs w:val="24"/>
+              </w:rPr>
+              <w:t xml:space="preserve"> </w:t>
+            </w:r>
+            <w:r>
+              <w:rPr>
+                <w:bCs w:val="0"/>
+                <w:sz w:val="24"/>
+                <w:szCs w:val="24"/>
+              </w:rPr>
+              <w:t xml:space="preserve">Типы устройств </w:t>
+            </w:r>
+            <w:r>
+              <w:rPr>
+                <w:bCs w:val="0"/>
+                <w:sz w:val="24"/>
+                <w:szCs w:val="24"/>
+              </w:rPr>
+              <w:t>учета</w:t>
+            </w:r>
+          </w:p>
+        </w:tc>
+      </w:tr>
+      <w:tr>
+        <w:tc>
+          <w:tcPr>
+            <w:tcW w:w="2093" w:type="dxa"/>
+          </w:tcPr>
+          <w:p>
+            <w:pPr>
+              <w:pStyle w:val="3"/>
+              <w:tabs>
+                <w:tab w:val="left" w:pos="3564"/>
+              </w:tabs>
+              <w:jc w:val="both"/>
+              <w:outlineLvl w:val="2"/>
+              <w:rPr>
+                <w:b w:val="0"/>
+                <w:bCs w:val="0"/>
+                <w:sz w:val="24"/>
+                <w:szCs w:val="24"/>
+              </w:rPr>
+            </w:pPr>
+            <w:r>
+              <w:rPr>
+                <w:b w:val="0"/>
+                <w:bCs w:val="0"/>
+                <w:sz w:val="24"/>
+                <w:szCs w:val="24"/>
+              </w:rPr>
+              <w:t>Название</w:t>
+            </w:r>
+          </w:p>
+        </w:tc>
+        <w:tc>
+          <w:tcPr>
+            <w:tcW w:w="2977" w:type="dxa"/>
+          </w:tcPr>
+          <w:p>
+            <w:pPr>
+              <w:pStyle w:val="3"/>
+              <w:tabs>
+                <w:tab w:val="left" w:pos="3564"/>
+              </w:tabs>
+              <w:jc w:val="both"/>
+              <w:outlineLvl w:val="2"/>
+              <w:rPr>
+                <w:b w:val="0"/>
+                <w:bCs w:val="0"/>
+                <w:sz w:val="24"/>
+                <w:szCs w:val="24"/>
+              </w:rPr>
+            </w:pPr>
+            <w:r>
+              <w:rPr>
+                <w:b w:val="0"/>
+                <w:bCs w:val="0"/>
+                <w:sz w:val="24"/>
+                <w:szCs w:val="24"/>
+              </w:rPr>
+              <w:t>Тип данных</w:t>
+            </w:r>
+          </w:p>
+        </w:tc>
+        <w:tc>
+          <w:tcPr>
+            <w:tcW w:w="4926" w:type="dxa"/>
+          </w:tcPr>
+          <w:p>
+            <w:pPr>
+              <w:pStyle w:val="3"/>
+              <w:tabs>
+                <w:tab w:val="left" w:pos="3564"/>
+              </w:tabs>
+              <w:jc w:val="both"/>
+              <w:outlineLvl w:val="2"/>
+              <w:rPr>
+                <w:b w:val="0"/>
+                <w:bCs w:val="0"/>
+                <w:sz w:val="24"/>
+                <w:szCs w:val="24"/>
+              </w:rPr>
+            </w:pPr>
+            <w:r>
+              <w:rPr>
+                <w:b w:val="0"/>
+                <w:bCs w:val="0"/>
+                <w:sz w:val="24"/>
+                <w:szCs w:val="24"/>
+              </w:rPr>
+              <w:t>Описание</w:t>
+            </w:r>
+          </w:p>
+        </w:tc>
+      </w:tr>
+      <w:tr>
+        <w:tc>
+          <w:tcPr>
+            <w:tcW w:w="2093" w:type="dxa"/>
+          </w:tcPr>
+          <w:p>
+            <w:pPr>
+              <w:pStyle w:val="3"/>
+              <w:tabs>
+                <w:tab w:val="left" w:pos="3564"/>
+              </w:tabs>
+              <w:jc w:val="both"/>
+              <w:outlineLvl w:val="2"/>
+              <w:rPr>
+                <w:b w:val="0"/>
+                <w:bCs w:val="0"/>
+                <w:sz w:val="24"/>
+                <w:szCs w:val="24"/>
+                <w:lang w:val="en-US"/>
+              </w:rPr>
+            </w:pPr>
+            <w:r>
+              <w:rPr>
+                <w:b w:val="0"/>
+                <w:bCs w:val="0"/>
+                <w:sz w:val="24"/>
+                <w:szCs w:val="24"/>
+                <w:lang w:val="en-US"/>
+              </w:rPr>
+              <w:t>i</w:t>
+            </w:r>
+            <w:r>
+              <w:rPr>
+                <w:b w:val="0"/>
+                <w:bCs w:val="0"/>
+                <w:sz w:val="24"/>
+                <w:szCs w:val="24"/>
+                <w:lang w:val="en-US"/>
+              </w:rPr>
+              <w:t>d</w:t>
+            </w:r>
+          </w:p>
+        </w:tc>
+        <w:tc>
+          <w:tcPr>
+            <w:tcW w:w="2977" w:type="dxa"/>
+          </w:tcPr>
+          <w:p>
+            <w:pPr>
+              <w:pStyle w:val="3"/>
+              <w:tabs>
+                <w:tab w:val="left" w:pos="3564"/>
+              </w:tabs>
+              <w:jc w:val="both"/>
+              <w:outlineLvl w:val="2"/>
+              <w:rPr>
+                <w:b w:val="0"/>
+                <w:bCs w:val="0"/>
+                <w:sz w:val="24"/>
+                <w:szCs w:val="24"/>
+              </w:rPr>
+            </w:pPr>
+            <w:proofErr w:type="spellStart"/>
+            <w:r>
+              <w:rPr>
+                <w:b w:val="0"/>
+                <w:bCs w:val="0"/>
+                <w:sz w:val="24"/>
+                <w:szCs w:val="24"/>
+              </w:rPr>
+              <w:t>integer</w:t>
+            </w:r>
+            <w:proofErr w:type="spellEnd"/>
+          </w:p>
+        </w:tc>
+        <w:tc>
+          <w:tcPr>
+            <w:tcW w:w="4926" w:type="dxa"/>
+          </w:tcPr>
+          <w:p>
+            <w:pPr>
+              <w:pStyle w:val="3"/>
+              <w:tabs>
+                <w:tab w:val="left" w:pos="3564"/>
+              </w:tabs>
+              <w:jc w:val="both"/>
+              <w:outlineLvl w:val="2"/>
+              <w:rPr>
+                <w:b w:val="0"/>
+                <w:bCs w:val="0"/>
+                <w:sz w:val="24"/>
+                <w:szCs w:val="24"/>
+              </w:rPr>
+            </w:pPr>
+            <w:r>
+              <w:rPr>
+                <w:b w:val="0"/>
+                <w:bCs w:val="0"/>
+                <w:sz w:val="24"/>
+                <w:szCs w:val="24"/>
+              </w:rPr>
+              <w:t xml:space="preserve">Идентификатор </w:t>
+            </w:r>
+            <w:r>
+              <w:rPr>
+                <w:b w:val="0"/>
+                <w:bCs w:val="0"/>
+                <w:sz w:val="24"/>
+                <w:szCs w:val="24"/>
+              </w:rPr>
+              <w:t>типа устройства</w:t>
+            </w:r>
+          </w:p>
+        </w:tc>
+      </w:tr>
+      <w:tr>
+        <w:tc>
+          <w:tcPr>
+            <w:tcW w:w="2093" w:type="dxa"/>
+          </w:tcPr>
+          <w:p>
+            <w:pPr>
+              <w:pStyle w:val="3"/>
+              <w:tabs>
+                <w:tab w:val="left" w:pos="3564"/>
+              </w:tabs>
+              <w:jc w:val="both"/>
+              <w:outlineLvl w:val="2"/>
+              <w:rPr>
+                <w:b w:val="0"/>
+                <w:bCs w:val="0"/>
+                <w:sz w:val="24"/>
+                <w:szCs w:val="24"/>
+                <w:lang w:val="en-US"/>
+              </w:rPr>
+            </w:pPr>
+            <w:r>
+              <w:rPr>
+                <w:b w:val="0"/>
+                <w:bCs w:val="0"/>
+                <w:sz w:val="24"/>
+                <w:szCs w:val="24"/>
+                <w:lang w:val="en-US"/>
+              </w:rPr>
+              <w:t>name</w:t>
+            </w:r>
+          </w:p>
+        </w:tc>
+        <w:tc>
+          <w:tcPr>
+            <w:tcW w:w="2977" w:type="dxa"/>
+          </w:tcPr>
+          <w:p>
+            <w:pPr>
+              <w:pStyle w:val="3"/>
+              <w:tabs>
+                <w:tab w:val="left" w:pos="3564"/>
+              </w:tabs>
+              <w:jc w:val="both"/>
+              <w:outlineLvl w:val="2"/>
+              <w:rPr>
+                <w:b w:val="0"/>
+                <w:bCs w:val="0"/>
+                <w:sz w:val="24"/>
+                <w:szCs w:val="24"/>
+              </w:rPr>
+            </w:pPr>
+            <w:proofErr w:type="spellStart"/>
+            <w:r>
+              <w:rPr>
+                <w:b w:val="0"/>
+                <w:bCs w:val="0"/>
+                <w:sz w:val="24"/>
+                <w:szCs w:val="24"/>
+              </w:rPr>
+              <w:t>character</w:t>
+            </w:r>
+            <w:proofErr w:type="spellEnd"/>
+            <w:r>
+              <w:rPr>
+                <w:b w:val="0"/>
+                <w:bCs w:val="0"/>
+                <w:sz w:val="24"/>
+                <w:szCs w:val="24"/>
+              </w:rPr>
+              <w:t xml:space="preserve"> </w:t>
+            </w:r>
+            <w:proofErr w:type="spellStart"/>
+            <w:r>
+              <w:rPr>
+                <w:b w:val="0"/>
+                <w:bCs w:val="0"/>
+                <w:sz w:val="24"/>
+                <w:szCs w:val="24"/>
+              </w:rPr>
+              <w:t>varying</w:t>
+            </w:r>
+            <w:proofErr w:type="spellEnd"/>
+            <w:r>
+              <w:rPr>
+                <w:b w:val="0"/>
+                <w:bCs w:val="0"/>
+                <w:sz w:val="24"/>
+                <w:szCs w:val="24"/>
+              </w:rPr>
+              <w:t>(100)</w:t>
+            </w:r>
+          </w:p>
+        </w:tc>
+        <w:tc>
+          <w:tcPr>
+            <w:tcW w:w="4926" w:type="dxa"/>
+          </w:tcPr>
+          <w:p>
+            <w:pPr>
+              <w:pStyle w:val="3"/>
+              <w:tabs>
+                <w:tab w:val="left" w:pos="3564"/>
+              </w:tabs>
+              <w:jc w:val="both"/>
+              <w:outlineLvl w:val="2"/>
+              <w:rPr>
+                <w:b w:val="0"/>
+                <w:bCs w:val="0"/>
+                <w:sz w:val="24"/>
+                <w:szCs w:val="24"/>
+              </w:rPr>
+            </w:pPr>
+            <w:r>
+              <w:rPr>
+                <w:b w:val="0"/>
+                <w:bCs w:val="0"/>
+                <w:sz w:val="24"/>
+                <w:szCs w:val="24"/>
+              </w:rPr>
+              <w:t>Название типа устройства</w:t>
+            </w:r>
+            <w:r>
+              <w:rPr>
+                <w:b w:val="0"/>
+                <w:bCs w:val="0"/>
+                <w:sz w:val="24"/>
+                <w:szCs w:val="24"/>
+              </w:rPr>
+              <w:t xml:space="preserve"> (для пользователя)</w:t>
+            </w:r>
+          </w:p>
+        </w:tc>
+      </w:tr>
+      <w:tr>
+        <w:tc>
+          <w:tcPr>
+            <w:tcW w:w="2093" w:type="dxa"/>
+          </w:tcPr>
+          <w:p>
+            <w:pPr>
+              <w:pStyle w:val="3"/>
+              <w:tabs>
+                <w:tab w:val="left" w:pos="3564"/>
+              </w:tabs>
+              <w:jc w:val="both"/>
+              <w:outlineLvl w:val="2"/>
+              <w:rPr>
+                <w:b w:val="0"/>
+                <w:bCs w:val="0"/>
+                <w:sz w:val="24"/>
+                <w:szCs w:val="24"/>
+                <w:lang w:val="en-US"/>
+              </w:rPr>
+            </w:pPr>
+            <w:r>
+              <w:rPr>
+                <w:b w:val="0"/>
+                <w:bCs w:val="0"/>
+                <w:sz w:val="24"/>
+                <w:szCs w:val="24"/>
+                <w:lang w:val="en-US"/>
+              </w:rPr>
+              <w:t>code</w:t>
+            </w:r>
+          </w:p>
+        </w:tc>
+        <w:tc>
+          <w:tcPr>
+            <w:tcW w:w="2977" w:type="dxa"/>
+          </w:tcPr>
+          <w:p>
+            <w:pPr>
+              <w:pStyle w:val="3"/>
+              <w:tabs>
+                <w:tab w:val="left" w:pos="3564"/>
+              </w:tabs>
+              <w:jc w:val="both"/>
+              <w:outlineLvl w:val="2"/>
+              <w:rPr>
+                <w:b w:val="0"/>
+                <w:bCs w:val="0"/>
+                <w:sz w:val="24"/>
+                <w:szCs w:val="24"/>
+              </w:rPr>
+            </w:pPr>
+            <w:proofErr w:type="spellStart"/>
+            <w:r>
+              <w:rPr>
+                <w:b w:val="0"/>
+                <w:bCs w:val="0"/>
+                <w:sz w:val="24"/>
+                <w:szCs w:val="24"/>
+              </w:rPr>
+              <w:t>character</w:t>
+            </w:r>
+            <w:proofErr w:type="spellEnd"/>
+            <w:r>
+              <w:rPr>
+                <w:b w:val="0"/>
+                <w:bCs w:val="0"/>
+                <w:sz w:val="24"/>
+                <w:szCs w:val="24"/>
+              </w:rPr>
+              <w:t xml:space="preserve"> </w:t>
+            </w:r>
+            <w:proofErr w:type="spellStart"/>
+            <w:r>
+              <w:rPr>
+                <w:b w:val="0"/>
+                <w:bCs w:val="0"/>
+                <w:sz w:val="24"/>
+                <w:szCs w:val="24"/>
+              </w:rPr>
+              <w:t>varying</w:t>
+            </w:r>
+            <w:proofErr w:type="spellEnd"/>
+            <w:r>
+              <w:rPr>
+                <w:b w:val="0"/>
+                <w:bCs w:val="0"/>
+                <w:sz w:val="24"/>
+                <w:szCs w:val="24"/>
+              </w:rPr>
+              <w:t>(100)</w:t>
+            </w:r>
+          </w:p>
+        </w:tc>
+        <w:tc>
+          <w:tcPr>
+            <w:tcW w:w="4926" w:type="dxa"/>
+          </w:tcPr>
+          <w:p>
+            <w:pPr>
+              <w:pStyle w:val="3"/>
+              <w:tabs>
+                <w:tab w:val="left" w:pos="3564"/>
+              </w:tabs>
+              <w:jc w:val="both"/>
+              <w:outlineLvl w:val="2"/>
+              <w:rPr>
+                <w:b w:val="0"/>
+                <w:bCs w:val="0"/>
+                <w:sz w:val="24"/>
+                <w:szCs w:val="24"/>
+              </w:rPr>
+            </w:pPr>
+            <w:r>
+              <w:rPr>
+                <w:b w:val="0"/>
+                <w:bCs w:val="0"/>
+                <w:sz w:val="24"/>
+                <w:szCs w:val="24"/>
+              </w:rPr>
+              <w:t>Код типа устройства (</w:t>
+            </w:r>
+            <w:r>
+              <w:rPr>
+                <w:b w:val="0"/>
+                <w:bCs w:val="0"/>
+                <w:sz w:val="24"/>
+                <w:szCs w:val="24"/>
+              </w:rPr>
+              <w:t>для разработчика)</w:t>
+            </w:r>
+          </w:p>
+        </w:tc>
+      </w:tr>
+      <w:tr>
+        <w:tc>
+          <w:tcPr>
+            <w:tcW w:w="2093" w:type="dxa"/>
+          </w:tcPr>
+          <w:p>
+            <w:pPr>
+              <w:pStyle w:val="3"/>
+              <w:tabs>
+                <w:tab w:val="left" w:pos="3564"/>
+              </w:tabs>
+              <w:jc w:val="both"/>
+              <w:outlineLvl w:val="2"/>
+              <w:rPr>
+                <w:b w:val="0"/>
+                <w:bCs w:val="0"/>
+                <w:sz w:val="24"/>
+                <w:szCs w:val="24"/>
+              </w:rPr>
+            </w:pPr>
+            <w:proofErr w:type="spellStart"/>
+            <w:r>
+              <w:rPr>
+                <w:b w:val="0"/>
+                <w:bCs w:val="0"/>
+                <w:sz w:val="24"/>
+                <w:szCs w:val="24"/>
+              </w:rPr>
+              <w:t>state</w:t>
+            </w:r>
+            <w:proofErr w:type="spellEnd"/>
+          </w:p>
+        </w:tc>
+        <w:tc>
+          <w:tcPr>
+            <w:tcW w:w="2977" w:type="dxa"/>
+          </w:tcPr>
+          <w:p>
+            <w:pPr>
+              <w:pStyle w:val="3"/>
+              <w:tabs>
+                <w:tab w:val="left" w:pos="3564"/>
+              </w:tabs>
+              <w:jc w:val="both"/>
+              <w:outlineLvl w:val="2"/>
+              <w:rPr>
+                <w:b w:val="0"/>
+                <w:bCs w:val="0"/>
+                <w:sz w:val="24"/>
+                <w:szCs w:val="24"/>
+              </w:rPr>
+            </w:pPr>
+            <w:proofErr w:type="spellStart"/>
+            <w:r>
+              <w:rPr>
+                <w:b w:val="0"/>
+                <w:bCs w:val="0"/>
+                <w:sz w:val="24"/>
+                <w:szCs w:val="24"/>
+              </w:rPr>
+              <w:t>boolean</w:t>
+            </w:r>
+            <w:proofErr w:type="spellEnd"/>
+          </w:p>
+        </w:tc>
+        <w:tc>
+          <w:tcPr>
+            <w:tcW w:w="4926" w:type="dxa"/>
+          </w:tcPr>
+          <w:p>
+            <w:pPr>
+              <w:pStyle w:val="3"/>
+              <w:tabs>
+                <w:tab w:val="left" w:pos="3564"/>
+              </w:tabs>
+              <w:jc w:val="both"/>
+              <w:outlineLvl w:val="2"/>
+              <w:rPr>
+                <w:b w:val="0"/>
+                <w:bCs w:val="0"/>
+                <w:sz w:val="24"/>
+                <w:szCs w:val="24"/>
+              </w:rPr>
+            </w:pPr>
+            <w:r>
+              <w:rPr>
+                <w:b w:val="0"/>
+                <w:bCs w:val="0"/>
+                <w:sz w:val="24"/>
+                <w:szCs w:val="24"/>
+              </w:rPr>
+              <w:t>Статус типа устройства (активен</w:t>
+            </w:r>
+            <w:r>
+              <w:rPr>
+                <w:b w:val="0"/>
+                <w:bCs w:val="0"/>
+                <w:sz w:val="24"/>
+                <w:szCs w:val="24"/>
+              </w:rPr>
+              <w:t>/</w:t>
+            </w:r>
+            <w:r>
+              <w:rPr>
+                <w:b w:val="0"/>
+                <w:bCs w:val="0"/>
+                <w:sz w:val="24"/>
+                <w:szCs w:val="24"/>
+              </w:rPr>
+              <w:t>удален)</w:t>
+            </w:r>
+          </w:p>
+        </w:tc>
+      </w:tr>
+    </w:tbl>
+    <w:p>
+      <w:pPr>
+        <w:pStyle w:val="3"/>
+        <w:jc w:val="both"/>
+        <w:rPr>
+          <w:b w:val="0"/>
+          <w:bCs w:val="0"/>
+          <w:sz w:val="24"/>
+          <w:szCs w:val="24"/>
+          <w:lang w:val="en-US"/>
+        </w:rPr>
+      </w:pPr>
+      <w:r>
+        <w:rPr>
+          <w:b w:val="0"/>
+          <w:bCs w:val="0"/>
+          <w:sz w:val="24"/>
+          <w:szCs w:val="24"/>
+        </w:rPr>
+        <w:t>Схема данных</w:t>
+      </w:r>
+      <w:r>
+        <w:rPr>
+          <w:b w:val="0"/>
+          <w:bCs w:val="0"/>
+          <w:sz w:val="24"/>
+          <w:szCs w:val="24"/>
+          <w:lang w:val="en-US"/>
+        </w:rPr>
+        <w:t>:</w:t>
+      </w:r>
+    </w:p>
+    <w:p>
+      <w:pPr>
+        <w:pStyle w:val="3"/>
+        <w:jc w:val="center"/>
+        <w:rPr>
+          <w:b w:val="0"/>
+          <w:bCs w:val="0"/>
+          <w:sz w:val="24"/>
+          <w:szCs w:val="24"/>
+        </w:rPr>
+      </w:pPr>
+      <w:r>
+        <w:rPr>
+          <w:b w:val="0"/>
+          <w:bCs w:val="0"/>
+          <w:noProof/>
+          <w:sz w:val="24"/>
+          <w:szCs w:val="24"/>
+        </w:rPr>
+        <w:drawing>
+          <wp:inline distT="0" distB="0" distL="0" distR="0">
+            <wp:extent cx="5695514" cy="3892550"/>
+            <wp:effectExtent l="19050" t="0" r="436" b="0"/>
+            <wp:docPr id="6" name="Рисунок 2" descr="D:\Семья\Схема БД.drawio.png"/>
+            <wp:cNvGraphicFramePr>
+              <a:graphicFrameLocks xmlns:a="http://schemas.openxmlformats.org/drawingml/2006/main" noChangeAspect="1"/>
+            </wp:cNvGraphicFramePr>
+            <a:graphic xmlns:a="http://schemas.openxmlformats.org/drawingml/2006/main">
+              <a:graphicData uri="http://schemas.openxmlformats.org/drawingml/2006/picture">
+                <pic:pic xmlns:pic="http://schemas.openxmlformats.org/drawingml/2006/picture">
+                  <pic:nvPicPr>
+                    <pic:cNvPr id="0" name="Picture 2" descr="D:\Семья\Схема БД.drawio.png"/>
+                    <pic:cNvPicPr>
+                      <a:picLocks noChangeAspect="1" noChangeArrowheads="1"/>
+                    </pic:cNvPicPr>
+                  </pic:nvPicPr>
+                  <pic:blipFill>
+                    <a:blip r:embed="rId11" cstate="print"/>
+                    <a:srcRect/>
+                    <a:stretch>
+                      <a:fillRect/>
+                    </a:stretch>
+                  </pic:blipFill>
+                  <pic:spPr bwMode="auto">
+                    <a:xfrm>
+                      <a:off x="0" y="0"/>
+                      <a:ext cx="5704225" cy="3898503"/>
+                    </a:xfrm>
+                    <a:prstGeom prst="rect">
+                      <a:avLst/>
+                    </a:prstGeom>
+                    <a:noFill/>
+                    <a:ln w="9525">
+                      <a:noFill/>
+                      <a:miter lim="800000"/>
+                      <a:headEnd/>
+                      <a:tailEnd/>
+                    </a:ln>
+                  </pic:spPr>
+                </pic:pic>
+              </a:graphicData>
+            </a:graphic>
+          </wp:inline>
+        </w:drawing>
+      </w:r>
+    </w:p>
+    <w:p>
+      <w:pPr>
+        <w:pStyle w:val="3"/>
+        <w:rPr>
+          <w:b w:val="0"/>
+          <w:bCs w:val="0"/>
+          <w:sz w:val="24"/>
+          <w:szCs w:val="24"/>
+          <w:lang w:val="en-US"/>
+        </w:rPr>
+      </w:pPr>
+    </w:p>
+    <w:p>
+      <w:pPr>
+        <w:pStyle w:val="3"/>
+        <w:rPr>
+          <w:b w:val="0"/>
+          <w:bCs w:val="0"/>
+          <w:sz w:val="24"/>
+          <w:szCs w:val="24"/>
+          <w:lang w:val="en-US"/>
+        </w:rPr>
+      </w:pPr>
+    </w:p>
+    <w:p>
+      <w:pPr>
+        <w:pStyle w:val="3"/>
+        <w:jc w:val="both"/>
+        <w:rPr>
+          <w:b w:val="0"/>
+          <w:bCs w:val="0"/>
+          <w:sz w:val="24"/>
+          <w:szCs w:val="24"/>
+        </w:rPr>
+      </w:pPr>
+      <w:r>
+        <w:rPr>
+          <w:b w:val="0"/>
+          <w:bCs w:val="0"/>
+          <w:sz w:val="24"/>
+          <w:szCs w:val="24"/>
+        </w:rPr>
+        <w:lastRenderedPageBreak/>
+        <w:t>3</w:t>
+      </w:r>
+      <w:r>
+        <w:rPr>
+          <w:b w:val="0"/>
+          <w:bCs w:val="0"/>
+          <w:sz w:val="24"/>
+          <w:szCs w:val="24"/>
+        </w:rPr>
+        <w:t xml:space="preserve">. </w:t>
+      </w:r>
+      <w:r>
+        <w:rPr>
+          <w:b w:val="0"/>
+          <w:bCs w:val="0"/>
+          <w:sz w:val="24"/>
+          <w:szCs w:val="24"/>
+          <w:lang w:val="en-US"/>
+        </w:rPr>
+        <w:t>Web</w:t>
+      </w:r>
+      <w:r>
+        <w:rPr>
+          <w:b w:val="0"/>
+          <w:bCs w:val="0"/>
+          <w:sz w:val="24"/>
+          <w:szCs w:val="24"/>
+        </w:rPr>
+        <w:t xml:space="preserve"> </w:t>
+      </w:r>
+      <w:r>
+        <w:rPr>
+          <w:b w:val="0"/>
+          <w:bCs w:val="0"/>
+          <w:sz w:val="24"/>
+          <w:szCs w:val="24"/>
+        </w:rPr>
+        <w:t>сервис</w:t>
+      </w:r>
+      <w:r>
+        <w:rPr>
+          <w:b w:val="0"/>
+          <w:bCs w:val="0"/>
+          <w:sz w:val="24"/>
+          <w:szCs w:val="24"/>
+        </w:rPr>
+        <w:t>:</w:t>
+      </w:r>
+    </w:p>
+    <w:p>
+      <w:pPr>
+        <w:pStyle w:val="3"/>
+        <w:jc w:val="both"/>
+        <w:rPr>
+          <w:b w:val="0"/>
+          <w:bCs w:val="0"/>
+          <w:sz w:val="24"/>
+          <w:szCs w:val="24"/>
+        </w:rPr>
+      </w:pPr>
+      <w:r>
+        <w:rPr>
+          <w:b w:val="0"/>
+          <w:bCs w:val="0"/>
+          <w:sz w:val="24"/>
+          <w:szCs w:val="24"/>
+        </w:rPr>
+        <w:t>Владимир</w:t>
+      </w:r>
+    </w:p>
+    <w:p>
+      <w:pPr>
+        <w:pStyle w:val="3"/>
+        <w:jc w:val="both"/>
+        <w:rPr>
+          <w:b w:val="0"/>
+          <w:bCs w:val="0"/>
+          <w:sz w:val="24"/>
+          <w:szCs w:val="24"/>
+        </w:rPr>
+      </w:pPr>
+      <w:r>
+        <w:rPr>
+          <w:b w:val="0"/>
+          <w:bCs w:val="0"/>
+          <w:sz w:val="24"/>
+          <w:szCs w:val="24"/>
+          <w:lang w:val="en-US"/>
+        </w:rPr>
+        <w:t>TODO</w:t>
+      </w:r>
     </w:p>
     <w:p>
       <w:pPr>
@@ -8145,7 +11812,6 @@
         <w:rPr>
           <w:rStyle w:val="a4"/>
         </w:rPr>
-        <w:lastRenderedPageBreak/>
         <w:t>Ключевой фрагмент кода для демонстрации</w:t>
       </w:r>
       <w:r>
@@ -8276,6 +11942,7 @@
         <w:rPr>
           <w:rStyle w:val="a4"/>
         </w:rPr>
+        <w:lastRenderedPageBreak/>
         <w:t>База данных</w:t>
       </w:r>
       <w:r>
@@ -8304,8 +11971,8 @@
 </file>
 
 <file path=word/numbering.xml><?xml version="1.0" encoding="utf-8"?>
-<w:numbering xmlns:wpc="http://schemas.microsoft.com/office/word/2010/wordprocessingCanvas" xmlns:cx="http://schemas.microsoft.com/office/drawing/2014/chartex" xmlns:mc="http://schemas.openxmlformats.org/markup-compatibility/2006" xmlns:o="urn:schemas-microsoft-com:office:office" xmlns:r="http://schemas.openxmlformats.org/officeDocument/2006/relationships" xmlns:m="http://schemas.openxmlformats.org/officeDocument/2006/math" xmlns:v="urn:schemas-microsoft-com:vml" xmlns:wp14="http://schemas.microsoft.com/office/word/2010/wordprocessingDrawing" xmlns:wp="http://schemas.openxmlformats.org/drawingml/2006/wordprocessingDrawing" xmlns:w10="urn:schemas-microsoft-com:office:word" xmlns:w="http://schemas.openxmlformats.org/wordprocessingml/2006/main" xmlns:w14="http://schemas.microsoft.com/office/word/2010/wordml" xmlns:w15="http://schemas.microsoft.com/office/word/2012/wordml" xmlns:w16se="http://schemas.microsoft.com/office/word/2015/wordml/symex" xmlns:wpg="http://schemas.microsoft.com/office/word/2010/wordprocessingGroup" xmlns:wpi="http://schemas.microsoft.com/office/word/2010/wordprocessingInk" xmlns:wne="http://schemas.microsoft.com/office/word/2006/wordml" xmlns:wps="http://schemas.microsoft.com/office/word/2010/wordprocessingShape" mc:Ignorable="w14 w15 w16se wp14">
-  <w:abstractNum w:abstractNumId="0" w15:restartNumberingAfterBreak="0">
+<w:numbering xmlns:ve="http://schemas.openxmlformats.org/markup-compatibility/2006" xmlns:o="urn:schemas-microsoft-com:office:office" xmlns:r="http://schemas.openxmlformats.org/officeDocument/2006/relationships" xmlns:m="http://schemas.openxmlformats.org/officeDocument/2006/math" xmlns:v="urn:schemas-microsoft-com:vml" xmlns:wp="http://schemas.openxmlformats.org/drawingml/2006/wordprocessingDrawing" xmlns:w10="urn:schemas-microsoft-com:office:word" xmlns:w="http://schemas.openxmlformats.org/wordprocessingml/2006/main" xmlns:wne="http://schemas.microsoft.com/office/word/2006/wordml">
+  <w:abstractNum w:abstractNumId="0">
     <w:nsid w:val="07200BA6"/>
     <w:multiLevelType w:val="multilevel"/>
     <w:tmpl w:val="256AB980"/>
@@ -8418,7 +12085,7 @@
       </w:pPr>
     </w:lvl>
   </w:abstractNum>
-  <w:abstractNum w:abstractNumId="1" w15:restartNumberingAfterBreak="0">
+  <w:abstractNum w:abstractNumId="1">
     <w:nsid w:val="23344DC1"/>
     <w:multiLevelType w:val="hybridMultilevel"/>
     <w:tmpl w:val="577EFEC8"/>
@@ -8530,7 +12197,7 @@
       </w:rPr>
     </w:lvl>
   </w:abstractNum>
-  <w:abstractNum w:abstractNumId="2" w15:restartNumberingAfterBreak="0">
+  <w:abstractNum w:abstractNumId="2">
     <w:nsid w:val="29C2334C"/>
     <w:multiLevelType w:val="multilevel"/>
     <w:tmpl w:val="3C70F1C4"/>
@@ -8643,7 +12310,7 @@
       </w:pPr>
     </w:lvl>
   </w:abstractNum>
-  <w:abstractNum w:abstractNumId="3" w15:restartNumberingAfterBreak="0">
+  <w:abstractNum w:abstractNumId="3">
     <w:nsid w:val="2AAD66FE"/>
     <w:multiLevelType w:val="hybridMultilevel"/>
     <w:tmpl w:val="EAF8C74E"/>
@@ -8756,7 +12423,7 @@
       </w:rPr>
     </w:lvl>
   </w:abstractNum>
-  <w:abstractNum w:abstractNumId="4" w15:restartNumberingAfterBreak="0">
+  <w:abstractNum w:abstractNumId="4">
     <w:nsid w:val="2FD124BC"/>
     <w:multiLevelType w:val="hybridMultilevel"/>
     <w:tmpl w:val="13FABD64"/>
@@ -8845,7 +12512,7 @@
       </w:pPr>
     </w:lvl>
   </w:abstractNum>
-  <w:abstractNum w:abstractNumId="5" w15:restartNumberingAfterBreak="0">
+  <w:abstractNum w:abstractNumId="5">
     <w:nsid w:val="40653258"/>
     <w:multiLevelType w:val="hybridMultilevel"/>
     <w:tmpl w:val="0688FFA2"/>
@@ -8957,7 +12624,7 @@
       </w:rPr>
     </w:lvl>
   </w:abstractNum>
-  <w:abstractNum w:abstractNumId="6" w15:restartNumberingAfterBreak="0">
+  <w:abstractNum w:abstractNumId="6">
     <w:nsid w:val="4C8D047C"/>
     <w:multiLevelType w:val="multilevel"/>
     <w:tmpl w:val="4F4EE722"/>
@@ -9070,7 +12737,7 @@
       </w:pPr>
     </w:lvl>
   </w:abstractNum>
-  <w:abstractNum w:abstractNumId="7" w15:restartNumberingAfterBreak="0">
+  <w:abstractNum w:abstractNumId="7">
     <w:nsid w:val="5A292A0B"/>
     <w:multiLevelType w:val="multilevel"/>
     <w:tmpl w:val="2B70C474"/>
@@ -9219,7 +12886,7 @@
       </w:rPr>
     </w:lvl>
   </w:abstractNum>
-  <w:abstractNum w:abstractNumId="8" w15:restartNumberingAfterBreak="0">
+  <w:abstractNum w:abstractNumId="8">
     <w:nsid w:val="5F8B3286"/>
     <w:multiLevelType w:val="hybridMultilevel"/>
     <w:tmpl w:val="8896545A"/>
@@ -9308,7 +12975,7 @@
       </w:pPr>
     </w:lvl>
   </w:abstractNum>
-  <w:abstractNum w:abstractNumId="9" w15:restartNumberingAfterBreak="0">
+  <w:abstractNum w:abstractNumId="9">
     <w:nsid w:val="69180AC5"/>
     <w:multiLevelType w:val="hybridMultilevel"/>
     <w:tmpl w:val="8D28D2DC"/>
@@ -9394,7 +13061,7 @@
       </w:pPr>
     </w:lvl>
   </w:abstractNum>
-  <w:abstractNum w:abstractNumId="10" w15:restartNumberingAfterBreak="0">
+  <w:abstractNum w:abstractNumId="10">
     <w:nsid w:val="6DDE3D79"/>
     <w:multiLevelType w:val="multilevel"/>
     <w:tmpl w:val="1C401AB2"/>
@@ -9507,7 +13174,7 @@
       </w:pPr>
     </w:lvl>
   </w:abstractNum>
-  <w:abstractNum w:abstractNumId="11" w15:restartNumberingAfterBreak="0">
+  <w:abstractNum w:abstractNumId="11">
     <w:nsid w:val="74216E6F"/>
     <w:multiLevelType w:val="multilevel"/>
     <w:tmpl w:val="B2723DC6"/>
@@ -9620,7 +13287,7 @@
       </w:pPr>
     </w:lvl>
   </w:abstractNum>
-  <w:abstractNum w:abstractNumId="12" w15:restartNumberingAfterBreak="0">
+  <w:abstractNum w:abstractNumId="12">
     <w:nsid w:val="79630F98"/>
     <w:multiLevelType w:val="multilevel"/>
     <w:tmpl w:val="DB18BFC2"/>
@@ -9733,7 +13400,7 @@
       </w:pPr>
     </w:lvl>
   </w:abstractNum>
-  <w:abstractNum w:abstractNumId="13" w15:restartNumberingAfterBreak="0">
+  <w:abstractNum w:abstractNumId="13">
     <w:nsid w:val="7CAE6E2C"/>
     <w:multiLevelType w:val="multilevel"/>
     <w:tmpl w:val="E1B6B924"/>
@@ -9878,7 +13545,7 @@
       </w:rPr>
     </w:lvl>
   </w:abstractNum>
-  <w:abstractNum w:abstractNumId="14" w15:restartNumberingAfterBreak="0">
+  <w:abstractNum w:abstractNumId="14">
     <w:nsid w:val="7FEF35C9"/>
     <w:multiLevelType w:val="multilevel"/>
     <w:tmpl w:val="24124E68"/>
@@ -10076,7 +13743,7 @@
 </file>
 
 <file path=word/styles.xml><?xml version="1.0" encoding="utf-8"?>
-<w:styles xmlns:mc="http://schemas.openxmlformats.org/markup-compatibility/2006" xmlns:r="http://schemas.openxmlformats.org/officeDocument/2006/relationships" xmlns:w="http://schemas.openxmlformats.org/wordprocessingml/2006/main" xmlns:w14="http://schemas.microsoft.com/office/word/2010/wordml" xmlns:w15="http://schemas.microsoft.com/office/word/2012/wordml" xmlns:w16se="http://schemas.microsoft.com/office/word/2015/wordml/symex" mc:Ignorable="w14 w15 w16se">
+<w:styles xmlns:r="http://schemas.openxmlformats.org/officeDocument/2006/relationships" xmlns:w="http://schemas.openxmlformats.org/wordprocessingml/2006/main">
   <w:docDefaults>
     <w:rPrDefault>
       <w:rPr>
@@ -10092,378 +13759,144 @@
       </w:pPr>
     </w:pPrDefault>
   </w:docDefaults>
-  <w:latentStyles w:defLockedState="0" w:defUIPriority="99" w:defSemiHidden="0" w:defUnhideWhenUsed="0" w:defQFormat="0" w:count="371">
-    <w:lsdException w:name="Normal" w:uiPriority="0" w:qFormat="1"/>
-    <w:lsdException w:name="heading 1" w:uiPriority="9" w:qFormat="1"/>
-    <w:lsdException w:name="heading 2" w:semiHidden="1" w:uiPriority="9" w:unhideWhenUsed="1" w:qFormat="1"/>
-    <w:lsdException w:name="heading 3" w:semiHidden="1" w:uiPriority="9" w:unhideWhenUsed="1" w:qFormat="1"/>
-    <w:lsdException w:name="heading 4" w:semiHidden="1" w:uiPriority="9" w:unhideWhenUsed="1" w:qFormat="1"/>
-    <w:lsdException w:name="heading 5" w:semiHidden="1" w:uiPriority="9" w:unhideWhenUsed="1" w:qFormat="1"/>
-    <w:lsdException w:name="heading 6" w:semiHidden="1" w:uiPriority="9" w:unhideWhenUsed="1" w:qFormat="1"/>
-    <w:lsdException w:name="heading 7" w:semiHidden="1" w:uiPriority="9" w:unhideWhenUsed="1" w:qFormat="1"/>
-    <w:lsdException w:name="heading 8" w:semiHidden="1" w:uiPriority="9" w:unhideWhenUsed="1" w:qFormat="1"/>
-    <w:lsdException w:name="heading 9" w:semiHidden="1" w:uiPriority="9" w:unhideWhenUsed="1" w:qFormat="1"/>
-    <w:lsdException w:name="index 1" w:semiHidden="1" w:unhideWhenUsed="1"/>
-    <w:lsdException w:name="index 2" w:semiHidden="1" w:unhideWhenUsed="1"/>
-    <w:lsdException w:name="index 3" w:semiHidden="1" w:unhideWhenUsed="1"/>
-    <w:lsdException w:name="index 4" w:semiHidden="1" w:unhideWhenUsed="1"/>
-    <w:lsdException w:name="index 5" w:semiHidden="1" w:unhideWhenUsed="1"/>
-    <w:lsdException w:name="index 6" w:semiHidden="1" w:unhideWhenUsed="1"/>
-    <w:lsdException w:name="index 7" w:semiHidden="1" w:unhideWhenUsed="1"/>
-    <w:lsdException w:name="index 8" w:semiHidden="1" w:unhideWhenUsed="1"/>
-    <w:lsdException w:name="index 9" w:semiHidden="1" w:unhideWhenUsed="1"/>
-    <w:lsdException w:name="toc 1" w:semiHidden="1" w:uiPriority="39" w:unhideWhenUsed="1"/>
-    <w:lsdException w:name="toc 2" w:semiHidden="1" w:uiPriority="39" w:unhideWhenUsed="1"/>
-    <w:lsdException w:name="toc 3" w:semiHidden="1" w:uiPriority="39" w:unhideWhenUsed="1"/>
-    <w:lsdException w:name="toc 4" w:semiHidden="1" w:uiPriority="39" w:unhideWhenUsed="1"/>
-    <w:lsdException w:name="toc 5" w:semiHidden="1" w:uiPriority="39" w:unhideWhenUsed="1"/>
-    <w:lsdException w:name="toc 6" w:semiHidden="1" w:uiPriority="39" w:unhideWhenUsed="1"/>
-    <w:lsdException w:name="toc 7" w:semiHidden="1" w:uiPriority="39" w:unhideWhenUsed="1"/>
-    <w:lsdException w:name="toc 8" w:semiHidden="1" w:uiPriority="39" w:unhideWhenUsed="1"/>
-    <w:lsdException w:name="toc 9" w:semiHidden="1" w:uiPriority="39" w:unhideWhenUsed="1"/>
-    <w:lsdException w:name="Normal Indent" w:semiHidden="1" w:unhideWhenUsed="1"/>
-    <w:lsdException w:name="footnote text" w:semiHidden="1" w:unhideWhenUsed="1"/>
-    <w:lsdException w:name="annotation text" w:semiHidden="1" w:unhideWhenUsed="1"/>
-    <w:lsdException w:name="header" w:semiHidden="1" w:unhideWhenUsed="1"/>
-    <w:lsdException w:name="footer" w:semiHidden="1" w:unhideWhenUsed="1"/>
-    <w:lsdException w:name="index heading" w:semiHidden="1" w:unhideWhenUsed="1"/>
-    <w:lsdException w:name="caption" w:semiHidden="1" w:uiPriority="35" w:unhideWhenUsed="1" w:qFormat="1"/>
-    <w:lsdException w:name="table of figures" w:semiHidden="1" w:unhideWhenUsed="1"/>
-    <w:lsdException w:name="envelope address" w:semiHidden="1" w:unhideWhenUsed="1"/>
-    <w:lsdException w:name="envelope return" w:semiHidden="1" w:unhideWhenUsed="1"/>
-    <w:lsdException w:name="footnote reference" w:semiHidden="1" w:unhideWhenUsed="1"/>
-    <w:lsdException w:name="annotation reference" w:semiHidden="1" w:unhideWhenUsed="1"/>
-    <w:lsdException w:name="line number" w:semiHidden="1" w:unhideWhenUsed="1"/>
-    <w:lsdException w:name="page number" w:semiHidden="1" w:unhideWhenUsed="1"/>
-    <w:lsdException w:name="endnote reference" w:semiHidden="1" w:unhideWhenUsed="1"/>
-    <w:lsdException w:name="endnote text" w:semiHidden="1" w:unhideWhenUsed="1"/>
-    <w:lsdException w:name="table of authorities" w:semiHidden="1" w:unhideWhenUsed="1"/>
-    <w:lsdException w:name="macro" w:semiHidden="1" w:unhideWhenUsed="1"/>
-    <w:lsdException w:name="toa heading" w:semiHidden="1" w:unhideWhenUsed="1"/>
-    <w:lsdException w:name="List" w:semiHidden="1" w:unhideWhenUsed="1"/>
-    <w:lsdException w:name="List Bullet" w:semiHidden="1" w:unhideWhenUsed="1"/>
-    <w:lsdException w:name="List Number" w:semiHidden="1" w:unhideWhenUsed="1"/>
-    <w:lsdException w:name="List 2" w:semiHidden="1" w:unhideWhenUsed="1"/>
-    <w:lsdException w:name="List 3" w:semiHidden="1" w:unhideWhenUsed="1"/>
-    <w:lsdException w:name="List 4" w:semiHidden="1" w:unhideWhenUsed="1"/>
-    <w:lsdException w:name="List 5" w:semiHidden="1" w:unhideWhenUsed="1"/>
-    <w:lsdException w:name="List Bullet 2" w:semiHidden="1" w:unhideWhenUsed="1"/>
-    <w:lsdException w:name="List Bullet 3" w:semiHidden="1" w:unhideWhenUsed="1"/>
-    <w:lsdException w:name="List Bullet 4" w:semiHidden="1" w:unhideWhenUsed="1"/>
-    <w:lsdException w:name="List Bullet 5" w:semiHidden="1" w:unhideWhenUsed="1"/>
-    <w:lsdException w:name="List Number 2" w:semiHidden="1" w:unhideWhenUsed="1"/>
-    <w:lsdException w:name="List Number 3" w:semiHidden="1" w:unhideWhenUsed="1"/>
-    <w:lsdException w:name="List Number 4" w:semiHidden="1" w:unhideWhenUsed="1"/>
-    <w:lsdException w:name="List Number 5" w:semiHidden="1" w:unhideWhenUsed="1"/>
-    <w:lsdException w:name="Title" w:uiPriority="10" w:qFormat="1"/>
-    <w:lsdException w:name="Closing" w:semiHidden="1" w:unhideWhenUsed="1"/>
-    <w:lsdException w:name="Signature" w:semiHidden="1" w:unhideWhenUsed="1"/>
-    <w:lsdException w:name="Default Paragraph Font" w:semiHidden="1" w:uiPriority="1" w:unhideWhenUsed="1"/>
-    <w:lsdException w:name="Body Text" w:semiHidden="1" w:unhideWhenUsed="1"/>
-    <w:lsdException w:name="Body Text Indent" w:semiHidden="1" w:unhideWhenUsed="1"/>
-    <w:lsdException w:name="List Continue" w:semiHidden="1" w:unhideWhenUsed="1"/>
-    <w:lsdException w:name="List Continue 2" w:semiHidden="1" w:unhideWhenUsed="1"/>
-    <w:lsdException w:name="List Continue 3" w:semiHidden="1" w:unhideWhenUsed="1"/>
-    <w:lsdException w:name="List Continue 4" w:semiHidden="1" w:unhideWhenUsed="1"/>
-    <w:lsdException w:name="List Continue 5" w:semiHidden="1" w:unhideWhenUsed="1"/>
-    <w:lsdException w:name="Message Header" w:semiHidden="1" w:unhideWhenUsed="1"/>
-    <w:lsdException w:name="Subtitle" w:uiPriority="11" w:qFormat="1"/>
-    <w:lsdException w:name="Salutation" w:semiHidden="1" w:unhideWhenUsed="1"/>
-    <w:lsdException w:name="Date" w:semiHidden="1" w:unhideWhenUsed="1"/>
-    <w:lsdException w:name="Body Text First Indent" w:semiHidden="1" w:unhideWhenUsed="1"/>
-    <w:lsdException w:name="Body Text First Indent 2" w:semiHidden="1" w:unhideWhenUsed="1"/>
-    <w:lsdException w:name="Note Heading" w:semiHidden="1" w:unhideWhenUsed="1"/>
-    <w:lsdException w:name="Body Text 2" w:semiHidden="1" w:unhideWhenUsed="1"/>
-    <w:lsdException w:name="Body Text 3" w:semiHidden="1" w:unhideWhenUsed="1"/>
-    <w:lsdException w:name="Body Text Indent 2" w:semiHidden="1" w:unhideWhenUsed="1"/>
-    <w:lsdException w:name="Body Text Indent 3" w:semiHidden="1" w:unhideWhenUsed="1"/>
-    <w:lsdException w:name="Block Text" w:semiHidden="1" w:unhideWhenUsed="1"/>
-    <w:lsdException w:name="Hyperlink" w:semiHidden="1" w:unhideWhenUsed="1"/>
-    <w:lsdException w:name="FollowedHyperlink" w:semiHidden="1" w:unhideWhenUsed="1"/>
-    <w:lsdException w:name="Strong" w:uiPriority="22" w:qFormat="1"/>
-    <w:lsdException w:name="Emphasis" w:uiPriority="20" w:qFormat="1"/>
-    <w:lsdException w:name="Document Map" w:semiHidden="1" w:unhideWhenUsed="1"/>
-    <w:lsdException w:name="Plain Text" w:semiHidden="1" w:unhideWhenUsed="1"/>
-    <w:lsdException w:name="E-mail Signature" w:semiHidden="1" w:unhideWhenUsed="1"/>
-    <w:lsdException w:name="HTML Top of Form" w:semiHidden="1" w:unhideWhenUsed="1"/>
-    <w:lsdException w:name="HTML Bottom of Form" w:semiHidden="1" w:unhideWhenUsed="1"/>
-    <w:lsdException w:name="Normal (Web)" w:semiHidden="1" w:unhideWhenUsed="1"/>
-    <w:lsdException w:name="HTML Acronym" w:semiHidden="1" w:unhideWhenUsed="1"/>
-    <w:lsdException w:name="HTML Address" w:semiHidden="1" w:unhideWhenUsed="1"/>
-    <w:lsdException w:name="HTML Cite" w:semiHidden="1" w:unhideWhenUsed="1"/>
-    <w:lsdException w:name="HTML Code" w:semiHidden="1" w:unhideWhenUsed="1"/>
-    <w:lsdException w:name="HTML Definition" w:semiHidden="1" w:unhideWhenUsed="1"/>
-    <w:lsdException w:name="HTML Keyboard" w:semiHidden="1" w:unhideWhenUsed="1"/>
-    <w:lsdException w:name="HTML Preformatted" w:semiHidden="1" w:unhideWhenUsed="1"/>
-    <w:lsdException w:name="HTML Sample" w:semiHidden="1" w:unhideWhenUsed="1"/>
-    <w:lsdException w:name="HTML Typewriter" w:semiHidden="1" w:unhideWhenUsed="1"/>
-    <w:lsdException w:name="HTML Variable" w:semiHidden="1" w:unhideWhenUsed="1"/>
-    <w:lsdException w:name="Normal Table" w:semiHidden="1" w:unhideWhenUsed="1"/>
-    <w:lsdException w:name="annotation subject" w:semiHidden="1" w:unhideWhenUsed="1"/>
-    <w:lsdException w:name="No List" w:semiHidden="1" w:unhideWhenUsed="1"/>
-    <w:lsdException w:name="Outline List 1" w:semiHidden="1" w:unhideWhenUsed="1"/>
-    <w:lsdException w:name="Outline List 2" w:semiHidden="1" w:unhideWhenUsed="1"/>
-    <w:lsdException w:name="Outline List 3" w:semiHidden="1" w:unhideWhenUsed="1"/>
-    <w:lsdException w:name="Table Simple 1" w:semiHidden="1" w:unhideWhenUsed="1"/>
-    <w:lsdException w:name="Table Simple 2" w:semiHidden="1" w:unhideWhenUsed="1"/>
-    <w:lsdException w:name="Table Simple 3" w:semiHidden="1" w:unhideWhenUsed="1"/>
-    <w:lsdException w:name="Table Classic 1" w:semiHidden="1" w:unhideWhenUsed="1"/>
-    <w:lsdException w:name="Table Classic 2" w:semiHidden="1" w:unhideWhenUsed="1"/>
-    <w:lsdException w:name="Table Classic 3" w:semiHidden="1" w:unhideWhenUsed="1"/>
-    <w:lsdException w:name="Table Classic 4" w:semiHidden="1" w:unhideWhenUsed="1"/>
-    <w:lsdException w:name="Table Colorful 1" w:semiHidden="1" w:unhideWhenUsed="1"/>
-    <w:lsdException w:name="Table Colorful 2" w:semiHidden="1" w:unhideWhenUsed="1"/>
-    <w:lsdException w:name="Table Colorful 3" w:semiHidden="1" w:unhideWhenUsed="1"/>
-    <w:lsdException w:name="Table Columns 1" w:semiHidden="1" w:unhideWhenUsed="1"/>
-    <w:lsdException w:name="Table Columns 2" w:semiHidden="1" w:unhideWhenUsed="1"/>
-    <w:lsdException w:name="Table Columns 3" w:semiHidden="1" w:unhideWhenUsed="1"/>
-    <w:lsdException w:name="Table Columns 4" w:semiHidden="1" w:unhideWhenUsed="1"/>
-    <w:lsdException w:name="Table Columns 5" w:semiHidden="1" w:unhideWhenUsed="1"/>
-    <w:lsdException w:name="Table Grid 1" w:semiHidden="1" w:unhideWhenUsed="1"/>
-    <w:lsdException w:name="Table Grid 2" w:semiHidden="1" w:unhideWhenUsed="1"/>
-    <w:lsdException w:name="Table Grid 3" w:semiHidden="1" w:unhideWhenUsed="1"/>
-    <w:lsdException w:name="Table Grid 4" w:semiHidden="1" w:unhideWhenUsed="1"/>
-    <w:lsdException w:name="Table Grid 5" w:semiHidden="1" w:unhideWhenUsed="1"/>
-    <w:lsdException w:name="Table Grid 6" w:semiHidden="1" w:unhideWhenUsed="1"/>
-    <w:lsdException w:name="Table Grid 7" w:semiHidden="1" w:unhideWhenUsed="1"/>
-    <w:lsdException w:name="Table Grid 8" w:semiHidden="1" w:unhideWhenUsed="1"/>
-    <w:lsdException w:name="Table List 1" w:semiHidden="1" w:unhideWhenUsed="1"/>
-    <w:lsdException w:name="Table List 2" w:semiHidden="1" w:unhideWhenUsed="1"/>
-    <w:lsdException w:name="Table List 3" w:semiHidden="1" w:unhideWhenUsed="1"/>
-    <w:lsdException w:name="Table List 4" w:semiHidden="1" w:unhideWhenUsed="1"/>
-    <w:lsdException w:name="Table List 5" w:semiHidden="1" w:unhideWhenUsed="1"/>
-    <w:lsdException w:name="Table List 6" w:semiHidden="1" w:unhideWhenUsed="1"/>
-    <w:lsdException w:name="Table List 7" w:semiHidden="1" w:unhideWhenUsed="1"/>
-    <w:lsdException w:name="Table List 8" w:semiHidden="1" w:unhideWhenUsed="1"/>
-    <w:lsdException w:name="Table 3D effects 1" w:semiHidden="1" w:unhideWhenUsed="1"/>
-    <w:lsdException w:name="Table 3D effects 2" w:semiHidden="1" w:unhideWhenUsed="1"/>
-    <w:lsdException w:name="Table 3D effects 3" w:semiHidden="1" w:unhideWhenUsed="1"/>
-    <w:lsdException w:name="Table Contemporary" w:semiHidden="1" w:unhideWhenUsed="1"/>
-    <w:lsdException w:name="Table Elegant" w:semiHidden="1" w:unhideWhenUsed="1"/>
-    <w:lsdException w:name="Table Professional" w:semiHidden="1" w:unhideWhenUsed="1"/>
-    <w:lsdException w:name="Table Subtle 1" w:semiHidden="1" w:unhideWhenUsed="1"/>
-    <w:lsdException w:name="Table Subtle 2" w:semiHidden="1" w:unhideWhenUsed="1"/>
-    <w:lsdException w:name="Table Web 1" w:semiHidden="1" w:unhideWhenUsed="1"/>
-    <w:lsdException w:name="Table Web 2" w:semiHidden="1" w:unhideWhenUsed="1"/>
-    <w:lsdException w:name="Table Web 3" w:semiHidden="1" w:unhideWhenUsed="1"/>
-    <w:lsdException w:name="Balloon Text" w:semiHidden="1" w:unhideWhenUsed="1"/>
-    <w:lsdException w:name="Table Grid" w:uiPriority="39"/>
-    <w:lsdException w:name="Table Theme" w:semiHidden="1" w:unhideWhenUsed="1"/>
-    <w:lsdException w:name="Placeholder Text" w:semiHidden="1"/>
-    <w:lsdException w:name="No Spacing" w:uiPriority="1" w:qFormat="1"/>
-    <w:lsdException w:name="Light Shading" w:uiPriority="60"/>
-    <w:lsdException w:name="Light List" w:uiPriority="61"/>
-    <w:lsdException w:name="Light Grid" w:uiPriority="62"/>
-    <w:lsdException w:name="Medium Shading 1" w:uiPriority="63"/>
-    <w:lsdException w:name="Medium Shading 2" w:uiPriority="64"/>
-    <w:lsdException w:name="Medium List 1" w:uiPriority="65"/>
-    <w:lsdException w:name="Medium List 2" w:uiPriority="66"/>
-    <w:lsdException w:name="Medium Grid 1" w:uiPriority="67"/>
-    <w:lsdException w:name="Medium Grid 2" w:uiPriority="68"/>
-    <w:lsdException w:name="Medium Grid 3" w:uiPriority="69"/>
-    <w:lsdException w:name="Dark List" w:uiPriority="70"/>
-    <w:lsdException w:name="Colorful Shading" w:uiPriority="71"/>
-    <w:lsdException w:name="Colorful List" w:uiPriority="72"/>
-    <w:lsdException w:name="Colorful Grid" w:uiPriority="73"/>
-    <w:lsdException w:name="Light Shading Accent 1" w:uiPriority="60"/>
-    <w:lsdException w:name="Light List Accent 1" w:uiPriority="61"/>
-    <w:lsdException w:name="Light Grid Accent 1" w:uiPriority="62"/>
-    <w:lsdException w:name="Medium Shading 1 Accent 1" w:uiPriority="63"/>
-    <w:lsdException w:name="Medium Shading 2 Accent 1" w:uiPriority="64"/>
-    <w:lsdException w:name="Medium List 1 Accent 1" w:uiPriority="65"/>
-    <w:lsdException w:name="Revision" w:semiHidden="1"/>
-    <w:lsdException w:name="List Paragraph" w:uiPriority="34" w:qFormat="1"/>
-    <w:lsdException w:name="Quote" w:uiPriority="29" w:qFormat="1"/>
-    <w:lsdException w:name="Intense Quote" w:uiPriority="30" w:qFormat="1"/>
-    <w:lsdException w:name="Medium List 2 Accent 1" w:uiPriority="66"/>
-    <w:lsdException w:name="Medium Grid 1 Accent 1" w:uiPriority="67"/>
-    <w:lsdException w:name="Medium Grid 2 Accent 1" w:uiPriority="68"/>
-    <w:lsdException w:name="Medium Grid 3 Accent 1" w:uiPriority="69"/>
-    <w:lsdException w:name="Dark List Accent 1" w:uiPriority="70"/>
-    <w:lsdException w:name="Colorful Shading Accent 1" w:uiPriority="71"/>
-    <w:lsdException w:name="Colorful List Accent 1" w:uiPriority="72"/>
-    <w:lsdException w:name="Colorful Grid Accent 1" w:uiPriority="73"/>
-    <w:lsdException w:name="Light Shading Accent 2" w:uiPriority="60"/>
-    <w:lsdException w:name="Light List Accent 2" w:uiPriority="61"/>
-    <w:lsdException w:name="Light Grid Accent 2" w:uiPriority="62"/>
-    <w:lsdException w:name="Medium Shading 1 Accent 2" w:uiPriority="63"/>
-    <w:lsdException w:name="Medium Shading 2 Accent 2" w:uiPriority="64"/>
-    <w:lsdException w:name="Medium List 1 Accent 2" w:uiPriority="65"/>
-    <w:lsdException w:name="Medium List 2 Accent 2" w:uiPriority="66"/>
-    <w:lsdException w:name="Medium Grid 1 Accent 2" w:uiPriority="67"/>
-    <w:lsdException w:name="Medium Grid 2 Accent 2" w:uiPriority="68"/>
-    <w:lsdException w:name="Medium Grid 3 Accent 2" w:uiPriority="69"/>
-    <w:lsdException w:name="Dark List Accent 2" w:uiPriority="70"/>
-    <w:lsdException w:name="Colorful Shading Accent 2" w:uiPriority="71"/>
-    <w:lsdException w:name="Colorful List Accent 2" w:uiPriority="72"/>
-    <w:lsdException w:name="Colorful Grid Accent 2" w:uiPriority="73"/>
-    <w:lsdException w:name="Light Shading Accent 3" w:uiPriority="60"/>
-    <w:lsdException w:name="Light List Accent 3" w:uiPriority="61"/>
-    <w:lsdException w:name="Light Grid Accent 3" w:uiPriority="62"/>
-    <w:lsdException w:name="Medium Shading 1 Accent 3" w:uiPriority="63"/>
-    <w:lsdException w:name="Medium Shading 2 Accent 3" w:uiPriority="64"/>
-    <w:lsdException w:name="Medium List 1 Accent 3" w:uiPriority="65"/>
-    <w:lsdException w:name="Medium List 2 Accent 3" w:uiPriority="66"/>
-    <w:lsdException w:name="Medium Grid 1 Accent 3" w:uiPriority="67"/>
-    <w:lsdException w:name="Medium Grid 2 Accent 3" w:uiPriority="68"/>
-    <w:lsdException w:name="Medium Grid 3 Accent 3" w:uiPriority="69"/>
-    <w:lsdException w:name="Dark List Accent 3" w:uiPriority="70"/>
-    <w:lsdException w:name="Colorful Shading Accent 3" w:uiPriority="71"/>
-    <w:lsdException w:name="Colorful List Accent 3" w:uiPriority="72"/>
-    <w:lsdException w:name="Colorful Grid Accent 3" w:uiPriority="73"/>
-    <w:lsdException w:name="Light Shading Accent 4" w:uiPriority="60"/>
-    <w:lsdException w:name="Light List Accent 4" w:uiPriority="61"/>
-    <w:lsdException w:name="Light Grid Accent 4" w:uiPriority="62"/>
-    <w:lsdException w:name="Medium Shading 1 Accent 4" w:uiPriority="63"/>
-    <w:lsdException w:name="Medium Shading 2 Accent 4" w:uiPriority="64"/>
-    <w:lsdException w:name="Medium List 1 Accent 4" w:uiPriority="65"/>
-    <w:lsdException w:name="Medium List 2 Accent 4" w:uiPriority="66"/>
-    <w:lsdException w:name="Medium Grid 1 Accent 4" w:uiPriority="67"/>
-    <w:lsdException w:name="Medium Grid 2 Accent 4" w:uiPriority="68"/>
-    <w:lsdException w:name="Medium Grid 3 Accent 4" w:uiPriority="69"/>
-    <w:lsdException w:name="Dark List Accent 4" w:uiPriority="70"/>
-    <w:lsdException w:name="Colorful Shading Accent 4" w:uiPriority="71"/>
-    <w:lsdException w:name="Colorful List Accent 4" w:uiPriority="72"/>
-    <w:lsdException w:name="Colorful Grid Accent 4" w:uiPriority="73"/>
-    <w:lsdException w:name="Light Shading Accent 5" w:uiPriority="60"/>
-    <w:lsdException w:name="Light List Accent 5" w:uiPriority="61"/>
-    <w:lsdException w:name="Light Grid Accent 5" w:uiPriority="62"/>
-    <w:lsdException w:name="Medium Shading 1 Accent 5" w:uiPriority="63"/>
-    <w:lsdException w:name="Medium Shading 2 Accent 5" w:uiPriority="64"/>
-    <w:lsdException w:name="Medium List 1 Accent 5" w:uiPriority="65"/>
-    <w:lsdException w:name="Medium List 2 Accent 5" w:uiPriority="66"/>
-    <w:lsdException w:name="Medium Grid 1 Accent 5" w:uiPriority="67"/>
-    <w:lsdException w:name="Medium Grid 2 Accent 5" w:uiPriority="68"/>
-    <w:lsdException w:name="Medium Grid 3 Accent 5" w:uiPriority="69"/>
-    <w:lsdException w:name="Dark List Accent 5" w:uiPriority="70"/>
-    <w:lsdException w:name="Colorful Shading Accent 5" w:uiPriority="71"/>
-    <w:lsdException w:name="Colorful List Accent 5" w:uiPriority="72"/>
-    <w:lsdException w:name="Colorful Grid Accent 5" w:uiPriority="73"/>
-    <w:lsdException w:name="Light Shading Accent 6" w:uiPriority="60"/>
-    <w:lsdException w:name="Light List Accent 6" w:uiPriority="61"/>
-    <w:lsdException w:name="Light Grid Accent 6" w:uiPriority="62"/>
-    <w:lsdException w:name="Medium Shading 1 Accent 6" w:uiPriority="63"/>
-    <w:lsdException w:name="Medium Shading 2 Accent 6" w:uiPriority="64"/>
-    <w:lsdException w:name="Medium List 1 Accent 6" w:uiPriority="65"/>
-    <w:lsdException w:name="Medium List 2 Accent 6" w:uiPriority="66"/>
-    <w:lsdException w:name="Medium Grid 1 Accent 6" w:uiPriority="67"/>
-    <w:lsdException w:name="Medium Grid 2 Accent 6" w:uiPriority="68"/>
-    <w:lsdException w:name="Medium Grid 3 Accent 6" w:uiPriority="69"/>
-    <w:lsdException w:name="Dark List Accent 6" w:uiPriority="70"/>
-    <w:lsdException w:name="Colorful Shading Accent 6" w:uiPriority="71"/>
-    <w:lsdException w:name="Colorful List Accent 6" w:uiPriority="72"/>
-    <w:lsdException w:name="Colorful Grid Accent 6" w:uiPriority="73"/>
-    <w:lsdException w:name="Subtle Emphasis" w:uiPriority="19" w:qFormat="1"/>
-    <w:lsdException w:name="Intense Emphasis" w:uiPriority="21" w:qFormat="1"/>
-    <w:lsdException w:name="Subtle Reference" w:uiPriority="31" w:qFormat="1"/>
-    <w:lsdException w:name="Intense Reference" w:uiPriority="32" w:qFormat="1"/>
-    <w:lsdException w:name="Book Title" w:uiPriority="33" w:qFormat="1"/>
-    <w:lsdException w:name="Bibliography" w:semiHidden="1" w:uiPriority="37" w:unhideWhenUsed="1"/>
-    <w:lsdException w:name="TOC Heading" w:semiHidden="1" w:uiPriority="39" w:unhideWhenUsed="1" w:qFormat="1"/>
-    <w:lsdException w:name="Plain Table 1" w:uiPriority="41"/>
-    <w:lsdException w:name="Plain Table 2" w:uiPriority="42"/>
-    <w:lsdException w:name="Plain Table 3" w:uiPriority="43"/>
-    <w:lsdException w:name="Plain Table 4" w:uiPriority="44"/>
-    <w:lsdException w:name="Plain Table 5" w:uiPriority="45"/>
-    <w:lsdException w:name="Grid Table Light" w:uiPriority="40"/>
-    <w:lsdException w:name="Grid Table 1 Light" w:uiPriority="46"/>
-    <w:lsdException w:name="Grid Table 2" w:uiPriority="47"/>
-    <w:lsdException w:name="Grid Table 3" w:uiPriority="48"/>
-    <w:lsdException w:name="Grid Table 4" w:uiPriority="49"/>
-    <w:lsdException w:name="Grid Table 5 Dark" w:uiPriority="50"/>
-    <w:lsdException w:name="Grid Table 6 Colorful" w:uiPriority="51"/>
-    <w:lsdException w:name="Grid Table 7 Colorful" w:uiPriority="52"/>
-    <w:lsdException w:name="Grid Table 1 Light Accent 1" w:uiPriority="46"/>
-    <w:lsdException w:name="Grid Table 2 Accent 1" w:uiPriority="47"/>
-    <w:lsdException w:name="Grid Table 3 Accent 1" w:uiPriority="48"/>
-    <w:lsdException w:name="Grid Table 4 Accent 1" w:uiPriority="49"/>
-    <w:lsdException w:name="Grid Table 5 Dark Accent 1" w:uiPriority="50"/>
-    <w:lsdException w:name="Grid Table 6 Colorful Accent 1" w:uiPriority="51"/>
-    <w:lsdException w:name="Grid Table 7 Colorful Accent 1" w:uiPriority="52"/>
-    <w:lsdException w:name="Grid Table 1 Light Accent 2" w:uiPriority="46"/>
-    <w:lsdException w:name="Grid Table 2 Accent 2" w:uiPriority="47"/>
-    <w:lsdException w:name="Grid Table 3 Accent 2" w:uiPriority="48"/>
-    <w:lsdException w:name="Grid Table 4 Accent 2" w:uiPriority="49"/>
-    <w:lsdException w:name="Grid Table 5 Dark Accent 2" w:uiPriority="50"/>
-    <w:lsdException w:name="Grid Table 6 Colorful Accent 2" w:uiPriority="51"/>
-    <w:lsdException w:name="Grid Table 7 Colorful Accent 2" w:uiPriority="52"/>
-    <w:lsdException w:name="Grid Table 1 Light Accent 3" w:uiPriority="46"/>
-    <w:lsdException w:name="Grid Table 2 Accent 3" w:uiPriority="47"/>
-    <w:lsdException w:name="Grid Table 3 Accent 3" w:uiPriority="48"/>
-    <w:lsdException w:name="Grid Table 4 Accent 3" w:uiPriority="49"/>
-    <w:lsdException w:name="Grid Table 5 Dark Accent 3" w:uiPriority="50"/>
-    <w:lsdException w:name="Grid Table 6 Colorful Accent 3" w:uiPriority="51"/>
-    <w:lsdException w:name="Grid Table 7 Colorful Accent 3" w:uiPriority="52"/>
-    <w:lsdException w:name="Grid Table 1 Light Accent 4" w:uiPriority="46"/>
-    <w:lsdException w:name="Grid Table 2 Accent 4" w:uiPriority="47"/>
-    <w:lsdException w:name="Grid Table 3 Accent 4" w:uiPriority="48"/>
-    <w:lsdException w:name="Grid Table 4 Accent 4" w:uiPriority="49"/>
-    <w:lsdException w:name="Grid Table 5 Dark Accent 4" w:uiPriority="50"/>
-    <w:lsdException w:name="Grid Table 6 Colorful Accent 4" w:uiPriority="51"/>
-    <w:lsdException w:name="Grid Table 7 Colorful Accent 4" w:uiPriority="52"/>
-    <w:lsdException w:name="Grid Table 1 Light Accent 5" w:uiPriority="46"/>
-    <w:lsdException w:name="Grid Table 2 Accent 5" w:uiPriority="47"/>
-    <w:lsdException w:name="Grid Table 3 Accent 5" w:uiPriority="48"/>
-    <w:lsdException w:name="Grid Table 4 Accent 5" w:uiPriority="49"/>
-    <w:lsdException w:name="Grid Table 5 Dark Accent 5" w:uiPriority="50"/>
-    <w:lsdException w:name="Grid Table 6 Colorful Accent 5" w:uiPriority="51"/>
-    <w:lsdException w:name="Grid Table 7 Colorful Accent 5" w:uiPriority="52"/>
-    <w:lsdException w:name="Grid Table 1 Light Accent 6" w:uiPriority="46"/>
-    <w:lsdException w:name="Grid Table 2 Accent 6" w:uiPriority="47"/>
-    <w:lsdException w:name="Grid Table 3 Accent 6" w:uiPriority="48"/>
-    <w:lsdException w:name="Grid Table 4 Accent 6" w:uiPriority="49"/>
-    <w:lsdException w:name="Grid Table 5 Dark Accent 6" w:uiPriority="50"/>
-    <w:lsdException w:name="Grid Table 6 Colorful Accent 6" w:uiPriority="51"/>
-    <w:lsdException w:name="Grid Table 7 Colorful Accent 6" w:uiPriority="52"/>
-    <w:lsdException w:name="List Table 1 Light" w:uiPriority="46"/>
-    <w:lsdException w:name="List Table 2" w:uiPriority="47"/>
-    <w:lsdException w:name="List Table 3" w:uiPriority="48"/>
-    <w:lsdException w:name="List Table 4" w:uiPriority="49"/>
-    <w:lsdException w:name="List Table 5 Dark" w:uiPriority="50"/>
-    <w:lsdException w:name="List Table 6 Colorful" w:uiPriority="51"/>
-    <w:lsdException w:name="List Table 7 Colorful" w:uiPriority="52"/>
-    <w:lsdException w:name="List Table 1 Light Accent 1" w:uiPriority="46"/>
-    <w:lsdException w:name="List Table 2 Accent 1" w:uiPriority="47"/>
-    <w:lsdException w:name="List Table 3 Accent 1" w:uiPriority="48"/>
-    <w:lsdException w:name="List Table 4 Accent 1" w:uiPriority="49"/>
-    <w:lsdException w:name="List Table 5 Dark Accent 1" w:uiPriority="50"/>
-    <w:lsdException w:name="List Table 6 Colorful Accent 1" w:uiPriority="51"/>
-    <w:lsdException w:name="List Table 7 Colorful Accent 1" w:uiPriority="52"/>
-    <w:lsdException w:name="List Table 1 Light Accent 2" w:uiPriority="46"/>
-    <w:lsdException w:name="List Table 2 Accent 2" w:uiPriority="47"/>
-    <w:lsdException w:name="List Table 3 Accent 2" w:uiPriority="48"/>
-    <w:lsdException w:name="List Table 4 Accent 2" w:uiPriority="49"/>
-    <w:lsdException w:name="List Table 5 Dark Accent 2" w:uiPriority="50"/>
-    <w:lsdException w:name="List Table 6 Colorful Accent 2" w:uiPriority="51"/>
-    <w:lsdException w:name="List Table 7 Colorful Accent 2" w:uiPriority="52"/>
-    <w:lsdException w:name="List Table 1 Light Accent 3" w:uiPriority="46"/>
-    <w:lsdException w:name="List Table 2 Accent 3" w:uiPriority="47"/>
-    <w:lsdException w:name="List Table 3 Accent 3" w:uiPriority="48"/>
-    <w:lsdException w:name="List Table 4 Accent 3" w:uiPriority="49"/>
-    <w:lsdException w:name="List Table 5 Dark Accent 3" w:uiPriority="50"/>
-    <w:lsdException w:name="List Table 6 Colorful Accent 3" w:uiPriority="51"/>
-    <w:lsdException w:name="List Table 7 Colorful Accent 3" w:uiPriority="52"/>
-    <w:lsdException w:name="List Table 1 Light Accent 4" w:uiPriority="46"/>
-    <w:lsdException w:name="List Table 2 Accent 4" w:uiPriority="47"/>
-    <w:lsdException w:name="List Table 3 Accent 4" w:uiPriority="48"/>
-    <w:lsdException w:name="List Table 4 Accent 4" w:uiPriority="49"/>
-    <w:lsdException w:name="List Table 5 Dark Accent 4" w:uiPriority="50"/>
-    <w:lsdException w:name="List Table 6 Colorful Accent 4" w:uiPriority="51"/>
-    <w:lsdException w:name="List Table 7 Colorful Accent 4" w:uiPriority="52"/>
-    <w:lsdException w:name="List Table 1 Light Accent 5" w:uiPriority="46"/>
-    <w:lsdException w:name="List Table 2 Accent 5" w:uiPriority="47"/>
-    <w:lsdException w:name="List Table 3 Accent 5" w:uiPriority="48"/>
-    <w:lsdException w:name="List Table 4 Accent 5" w:uiPriority="49"/>
-    <w:lsdException w:name="List Table 5 Dark Accent 5" w:uiPriority="50"/>
-    <w:lsdException w:name="List Table 6 Colorful Accent 5" w:uiPriority="51"/>
-    <w:lsdException w:name="List Table 7 Colorful Accent 5" w:uiPriority="52"/>
-    <w:lsdException w:name="List Table 1 Light Accent 6" w:uiPriority="46"/>
-    <w:lsdException w:name="List Table 2 Accent 6" w:uiPriority="47"/>
-    <w:lsdException w:name="List Table 3 Accent 6" w:uiPriority="48"/>
-    <w:lsdException w:name="List Table 4 Accent 6" w:uiPriority="49"/>
-    <w:lsdException w:name="List Table 5 Dark Accent 6" w:uiPriority="50"/>
-    <w:lsdException w:name="List Table 6 Colorful Accent 6" w:uiPriority="51"/>
-    <w:lsdException w:name="List Table 7 Colorful Accent 6" w:uiPriority="52"/>
+  <w:latentStyles w:defLockedState="0" w:defUIPriority="99" w:defSemiHidden="1" w:defUnhideWhenUsed="1" w:defQFormat="0" w:count="267">
+    <w:lsdException w:name="Normal" w:semiHidden="0" w:uiPriority="0" w:unhideWhenUsed="0" w:qFormat="1"/>
+    <w:lsdException w:name="heading 1" w:semiHidden="0" w:uiPriority="9" w:unhideWhenUsed="0" w:qFormat="1"/>
+    <w:lsdException w:name="heading 2" w:uiPriority="9" w:qFormat="1"/>
+    <w:lsdException w:name="heading 3" w:uiPriority="9" w:qFormat="1"/>
+    <w:lsdException w:name="heading 4" w:uiPriority="9" w:qFormat="1"/>
+    <w:lsdException w:name="heading 5" w:uiPriority="9" w:qFormat="1"/>
+    <w:lsdException w:name="heading 6" w:uiPriority="9" w:qFormat="1"/>
+    <w:lsdException w:name="heading 7" w:uiPriority="9" w:qFormat="1"/>
+    <w:lsdException w:name="heading 8" w:uiPriority="9" w:qFormat="1"/>
+    <w:lsdException w:name="heading 9" w:uiPriority="9" w:qFormat="1"/>
+    <w:lsdException w:name="toc 1" w:uiPriority="39"/>
+    <w:lsdException w:name="toc 2" w:uiPriority="39"/>
+    <w:lsdException w:name="toc 3" w:uiPriority="39"/>
+    <w:lsdException w:name="toc 4" w:uiPriority="39"/>
+    <w:lsdException w:name="toc 5" w:uiPriority="39"/>
+    <w:lsdException w:name="toc 6" w:uiPriority="39"/>
+    <w:lsdException w:name="toc 7" w:uiPriority="39"/>
+    <w:lsdException w:name="toc 8" w:uiPriority="39"/>
+    <w:lsdException w:name="toc 9" w:uiPriority="39"/>
+    <w:lsdException w:name="caption" w:uiPriority="35" w:qFormat="1"/>
+    <w:lsdException w:name="Title" w:semiHidden="0" w:uiPriority="10" w:unhideWhenUsed="0" w:qFormat="1"/>
+    <w:lsdException w:name="Default Paragraph Font" w:uiPriority="1"/>
+    <w:lsdException w:name="Subtitle" w:semiHidden="0" w:uiPriority="11" w:unhideWhenUsed="0" w:qFormat="1"/>
+    <w:lsdException w:name="Strong" w:semiHidden="0" w:uiPriority="22" w:unhideWhenUsed="0" w:qFormat="1"/>
+    <w:lsdException w:name="Emphasis" w:semiHidden="0" w:uiPriority="20" w:unhideWhenUsed="0" w:qFormat="1"/>
+    <w:lsdException w:name="Table Grid" w:semiHidden="0" w:uiPriority="39" w:unhideWhenUsed="0"/>
+    <w:lsdException w:name="Placeholder Text" w:unhideWhenUsed="0"/>
+    <w:lsdException w:name="No Spacing" w:semiHidden="0" w:uiPriority="1" w:unhideWhenUsed="0" w:qFormat="1"/>
+    <w:lsdException w:name="Light Shading" w:semiHidden="0" w:uiPriority="60" w:unhideWhenUsed="0"/>
+    <w:lsdException w:name="Light List" w:semiHidden="0" w:uiPriority="61" w:unhideWhenUsed="0"/>
+    <w:lsdException w:name="Light Grid" w:semiHidden="0" w:uiPriority="62" w:unhideWhenUsed="0"/>
+    <w:lsdException w:name="Medium Shading 1" w:semiHidden="0" w:uiPriority="63" w:unhideWhenUsed="0"/>
+    <w:lsdException w:name="Medium Shading 2" w:semiHidden="0" w:uiPriority="64" w:unhideWhenUsed="0"/>
+    <w:lsdException w:name="Medium List 1" w:semiHidden="0" w:uiPriority="65" w:unhideWhenUsed="0"/>
+    <w:lsdException w:name="Medium List 2" w:semiHidden="0" w:uiPriority="66" w:unhideWhenUsed="0"/>
+    <w:lsdException w:name="Medium Grid 1" w:semiHidden="0" w:uiPriority="67" w:unhideWhenUsed="0"/>
+    <w:lsdException w:name="Medium Grid 2" w:semiHidden="0" w:uiPriority="68" w:unhideWhenUsed="0"/>
+    <w:lsdException w:name="Medium Grid 3" w:semiHidden="0" w:uiPriority="69" w:unhideWhenUsed="0"/>
+    <w:lsdException w:name="Dark List" w:semiHidden="0" w:uiPriority="70" w:unhideWhenUsed="0"/>
+    <w:lsdException w:name="Colorful Shading" w:semiHidden="0" w:uiPriority="71" w:unhideWhenUsed="0"/>
+    <w:lsdException w:name="Colorful List" w:semiHidden="0" w:uiPriority="72" w:unhideWhenUsed="0"/>
+    <w:lsdException w:name="Colorful Grid" w:semiHidden="0" w:uiPriority="73" w:unhideWhenUsed="0"/>
+    <w:lsdException w:name="Light Shading Accent 1" w:semiHidden="0" w:uiPriority="60" w:unhideWhenUsed="0"/>
+    <w:lsdException w:name="Light List Accent 1" w:semiHidden="0" w:uiPriority="61" w:unhideWhenUsed="0"/>
+    <w:lsdException w:name="Light Grid Accent 1" w:semiHidden="0" w:uiPriority="62" w:unhideWhenUsed="0"/>
+    <w:lsdException w:name="Medium Shading 1 Accent 1" w:semiHidden="0" w:uiPriority="63" w:unhideWhenUsed="0"/>
+    <w:lsdException w:name="Medium Shading 2 Accent 1" w:semiHidden="0" w:uiPriority="64" w:unhideWhenUsed="0"/>
+    <w:lsdException w:name="Medium List 1 Accent 1" w:semiHidden="0" w:uiPriority="65" w:unhideWhenUsed="0"/>
+    <w:lsdException w:name="Revision" w:unhideWhenUsed="0"/>
+    <w:lsdException w:name="List Paragraph" w:semiHidden="0" w:uiPriority="34" w:unhideWhenUsed="0" w:qFormat="1"/>
+    <w:lsdException w:name="Quote" w:semiHidden="0" w:uiPriority="29" w:unhideWhenUsed="0" w:qFormat="1"/>
+    <w:lsdException w:name="Intense Quote" w:semiHidden="0" w:uiPriority="30" w:unhideWhenUsed="0" w:qFormat="1"/>
+    <w:lsdException w:name="Medium List 2 Accent 1" w:semiHidden="0" w:uiPriority="66" w:unhideWhenUsed="0"/>
+    <w:lsdException w:name="Medium Grid 1 Accent 1" w:semiHidden="0" w:uiPriority="67" w:unhideWhenUsed="0"/>
+    <w:lsdException w:name="Medium Grid 2 Accent 1" w:semiHidden="0" w:uiPriority="68" w:unhideWhenUsed="0"/>
+    <w:lsdException w:name="Medium Grid 3 Accent 1" w:semiHidden="0" w:uiPriority="69" w:unhideWhenUsed="0"/>
+    <w:lsdException w:name="Dark List Accent 1" w:semiHidden="0" w:uiPriority="70" w:unhideWhenUsed="0"/>
+    <w:lsdException w:name="Colorful Shading Accent 1" w:semiHidden="0" w:uiPriority="71" w:unhideWhenUsed="0"/>
+    <w:lsdException w:name="Colorful List Accent 1" w:semiHidden="0" w:uiPriority="72" w:unhideWhenUsed="0"/>
+    <w:lsdException w:name="Colorful Grid Accent 1" w:semiHidden="0" w:uiPriority="73" w:unhideWhenUsed="0"/>
+    <w:lsdException w:name="Light Shading Accent 2" w:semiHidden="0" w:uiPriority="60" w:unhideWhenUsed="0"/>
+    <w:lsdException w:name="Light List Accent 2" w:semiHidden="0" w:uiPriority="61" w:unhideWhenUsed="0"/>
+    <w:lsdException w:name="Light Grid Accent 2" w:semiHidden="0" w:uiPriority="62" w:unhideWhenUsed="0"/>
+    <w:lsdException w:name="Medium Shading 1 Accent 2" w:semiHidden="0" w:uiPriority="63" w:unhideWhenUsed="0"/>
+    <w:lsdException w:name="Medium Shading 2 Accent 2" w:semiHidden="0" w:uiPriority="64" w:unhideWhenUsed="0"/>
+    <w:lsdException w:name="Medium List 1 Accent 2" w:semiHidden="0" w:uiPriority="65" w:unhideWhenUsed="0"/>
+    <w:lsdException w:name="Medium List 2 Accent 2" w:semiHidden="0" w:uiPriority="66" w:unhideWhenUsed="0"/>
+    <w:lsdException w:name="Medium Grid 1 Accent 2" w:semiHidden="0" w:uiPriority="67" w:unhideWhenUsed="0"/>
+    <w:lsdException w:name="Medium Grid 2 Accent 2" w:semiHidden="0" w:uiPriority="68" w:unhideWhenUsed="0"/>
+    <w:lsdException w:name="Medium Grid 3 Accent 2" w:semiHidden="0" w:uiPriority="69" w:unhideWhenUsed="0"/>
+    <w:lsdException w:name="Dark List Accent 2" w:semiHidden="0" w:uiPriority="70" w:unhideWhenUsed="0"/>
+    <w:lsdException w:name="Colorful Shading Accent 2" w:semiHidden="0" w:uiPriority="71" w:unhideWhenUsed="0"/>
+    <w:lsdException w:name="Colorful List Accent 2" w:semiHidden="0" w:uiPriority="72" w:unhideWhenUsed="0"/>
+    <w:lsdException w:name="Colorful Grid Accent 2" w:semiHidden="0" w:uiPriority="73" w:unhideWhenUsed="0"/>
+    <w:lsdException w:name="Light Shading Accent 3" w:semiHidden="0" w:uiPriority="60" w:unhideWhenUsed="0"/>
+    <w:lsdException w:name="Light List Accent 3" w:semiHidden="0" w:uiPriority="61" w:unhideWhenUsed="0"/>
+    <w:lsdException w:name="Light Grid Accent 3" w:semiHidden="0" w:uiPriority="62" w:unhideWhenUsed="0"/>
+    <w:lsdException w:name="Medium Shading 1 Accent 3" w:semiHidden="0" w:uiPriority="63" w:unhideWhenUsed="0"/>
+    <w:lsdException w:name="Medium Shading 2 Accent 3" w:semiHidden="0" w:uiPriority="64" w:unhideWhenUsed="0"/>
+    <w:lsdException w:name="Medium List 1 Accent 3" w:semiHidden="0" w:uiPriority="65" w:unhideWhenUsed="0"/>
+    <w:lsdException w:name="Medium List 2 Accent 3" w:semiHidden="0" w:uiPriority="66" w:unhideWhenUsed="0"/>
+    <w:lsdException w:name="Medium Grid 1 Accent 3" w:semiHidden="0" w:uiPriority="67" w:unhideWhenUsed="0"/>
+    <w:lsdException w:name="Medium Grid 2 Accent 3" w:semiHidden="0" w:uiPriority="68" w:unhideWhenUsed="0"/>
+    <w:lsdException w:name="Medium Grid 3 Accent 3" w:semiHidden="0" w:uiPriority="69" w:unhideWhenUsed="0"/>
+    <w:lsdException w:name="Dark List Accent 3" w:semiHidden="0" w:uiPriority="70" w:unhideWhenUsed="0"/>
+    <w:lsdException w:name="Colorful Shading Accent 3" w:semiHidden="0" w:uiPriority="71" w:unhideWhenUsed="0"/>
+    <w:lsdException w:name="Colorful List Accent 3" w:semiHidden="0" w:uiPriority="72" w:unhideWhenUsed="0"/>
+    <w:lsdException w:name="Colorful Grid Accent 3" w:semiHidden="0" w:uiPriority="73" w:unhideWhenUsed="0"/>
+    <w:lsdException w:name="Light Shading Accent 4" w:semiHidden="0" w:uiPriority="60" w:unhideWhenUsed="0"/>
+    <w:lsdException w:name="Light List Accent 4" w:semiHidden="0" w:uiPriority="61" w:unhideWhenUsed="0"/>
+    <w:lsdException w:name="Light Grid Accent 4" w:semiHidden="0" w:uiPriority="62" w:unhideWhenUsed="0"/>
+    <w:lsdException w:name="Medium Shading 1 Accent 4" w:semiHidden="0" w:uiPriority="63" w:unhideWhenUsed="0"/>
+    <w:lsdException w:name="Medium Shading 2 Accent 4" w:semiHidden="0" w:uiPriority="64" w:unhideWhenUsed="0"/>
+    <w:lsdException w:name="Medium List 1 Accent 4" w:semiHidden="0" w:uiPriority="65" w:unhideWhenUsed="0"/>
+    <w:lsdException w:name="Medium List 2 Accent 4" w:semiHidden="0" w:uiPriority="66" w:unhideWhenUsed="0"/>
+    <w:lsdException w:name="Medium Grid 1 Accent 4" w:semiHidden="0" w:uiPriority="67" w:unhideWhenUsed="0"/>
+    <w:lsdException w:name="Medium Grid 2 Accent 4" w:semiHidden="0" w:uiPriority="68" w:unhideWhenUsed="0"/>
+    <w:lsdException w:name="Medium Grid 3 Accent 4" w:semiHidden="0" w:uiPriority="69" w:unhideWhenUsed="0"/>
+    <w:lsdException w:name="Dark List Accent 4" w:semiHidden="0" w:uiPriority="70" w:unhideWhenUsed="0"/>
+    <w:lsdException w:name="Colorful Shading Accent 4" w:semiHidden="0" w:uiPriority="71" w:unhideWhenUsed="0"/>
+    <w:lsdException w:name="Colorful List Accent 4" w:semiHidden="0" w:uiPriority="72" w:unhideWhenUsed="0"/>
+    <w:lsdException w:name="Colorful Grid Accent 4" w:semiHidden="0" w:uiPriority="73" w:unhideWhenUsed="0"/>
+    <w:lsdException w:name="Light Shading Accent 5" w:semiHidden="0" w:uiPriority="60" w:unhideWhenUsed="0"/>
+    <w:lsdException w:name="Light List Accent 5" w:semiHidden="0" w:uiPriority="61" w:unhideWhenUsed="0"/>
+    <w:lsdException w:name="Light Grid Accent 5" w:semiHidden="0" w:uiPriority="62" w:unhideWhenUsed="0"/>
+    <w:lsdException w:name="Medium Shading 1 Accent 5" w:semiHidden="0" w:uiPriority="63" w:unhideWhenUsed="0"/>
+    <w:lsdException w:name="Medium Shading 2 Accent 5" w:semiHidden="0" w:uiPriority="64" w:unhideWhenUsed="0"/>
+    <w:lsdException w:name="Medium List 1 Accent 5" w:semiHidden="0" w:uiPriority="65" w:unhideWhenUsed="0"/>
+    <w:lsdException w:name="Medium List 2 Accent 5" w:semiHidden="0" w:uiPriority="66" w:unhideWhenUsed="0"/>
+    <w:lsdException w:name="Medium Grid 1 Accent 5" w:semiHidden="0" w:uiPriority="67" w:unhideWhenUsed="0"/>
+    <w:lsdException w:name="Medium Grid 2 Accent 5" w:semiHidden="0" w:uiPriority="68" w:unhideWhenUsed="0"/>
+    <w:lsdException w:name="Medium Grid 3 Accent 5" w:semiHidden="0" w:uiPriority="69" w:unhideWhenUsed="0"/>
+    <w:lsdException w:name="Dark List Accent 5" w:semiHidden="0" w:uiPriority="70" w:unhideWhenUsed="0"/>
+    <w:lsdException w:name="Colorful Shading Accent 5" w:semiHidden="0" w:uiPriority="71" w:unhideWhenUsed="0"/>
+    <w:lsdException w:name="Colorful List Accent 5" w:semiHidden="0" w:uiPriority="72" w:unhideWhenUsed="0"/>
+    <w:lsdException w:name="Colorful Grid Accent 5" w:semiHidden="0" w:uiPriority="73" w:unhideWhenUsed="0"/>
+    <w:lsdException w:name="Light Shading Accent 6" w:semiHidden="0" w:uiPriority="60" w:unhideWhenUsed="0"/>
+    <w:lsdException w:name="Light List Accent 6" w:semiHidden="0" w:uiPriority="61" w:unhideWhenUsed="0"/>
+    <w:lsdException w:name="Light Grid Accent 6" w:semiHidden="0" w:uiPriority="62" w:unhideWhenUsed="0"/>
+    <w:lsdException w:name="Medium Shading 1 Accent 6" w:semiHidden="0" w:uiPriority="63" w:unhideWhenUsed="0"/>
+    <w:lsdException w:name="Medium Shading 2 Accent 6" w:semiHidden="0" w:uiPriority="64" w:unhideWhenUsed="0"/>
+    <w:lsdException w:name="Medium List 1 Accent 6" w:semiHidden="0" w:uiPriority="65" w:unhideWhenUsed="0"/>
+    <w:lsdException w:name="Medium List 2 Accent 6" w:semiHidden="0" w:uiPriority="66" w:unhideWhenUsed="0"/>
+    <w:lsdException w:name="Medium Grid 1 Accent 6" w:semiHidden="0" w:uiPriority="67" w:unhideWhenUsed="0"/>
+    <w:lsdException w:name="Medium Grid 2 Accent 6" w:semiHidden="0" w:uiPriority="68" w:unhideWhenUsed="0"/>
+    <w:lsdException w:name="Medium Grid 3 Accent 6" w:semiHidden="0" w:uiPriority="69" w:unhideWhenUsed="0"/>
+    <w:lsdException w:name="Dark List Accent 6" w:semiHidden="0" w:uiPriority="70" w:unhideWhenUsed="0"/>
+    <w:lsdException w:name="Colorful Shading Accent 6" w:semiHidden="0" w:uiPriority="71" w:unhideWhenUsed="0"/>
+    <w:lsdException w:name="Colorful List Accent 6" w:semiHidden="0" w:uiPriority="72" w:unhideWhenUsed="0"/>
+    <w:lsdException w:name="Colorful Grid Accent 6" w:semiHidden="0" w:uiPriority="73" w:unhideWhenUsed="0"/>
+    <w:lsdException w:name="Subtle Emphasis" w:semiHidden="0" w:uiPriority="19" w:unhideWhenUsed="0" w:qFormat="1"/>
+    <w:lsdException w:name="Intense Emphasis" w:semiHidden="0" w:uiPriority="21" w:unhideWhenUsed="0" w:qFormat="1"/>
+    <w:lsdException w:name="Subtle Reference" w:semiHidden="0" w:uiPriority="31" w:unhideWhenUsed="0" w:qFormat="1"/>
+    <w:lsdException w:name="Intense Reference" w:semiHidden="0" w:uiPriority="32" w:unhideWhenUsed="0" w:qFormat="1"/>
+    <w:lsdException w:name="Book Title" w:semiHidden="0" w:uiPriority="33" w:unhideWhenUsed="0" w:qFormat="1"/>
+    <w:lsdException w:name="Bibliography" w:uiPriority="37"/>
+    <w:lsdException w:name="TOC Heading" w:uiPriority="39" w:qFormat="1"/>
   </w:latentStyles>
   <w:style w:type="paragraph" w:default="1" w:styleId="a">
     <w:name w:val="Normal"/>
@@ -10565,6 +13998,7 @@
     <w:uiPriority w:val="99"/>
     <w:semiHidden/>
     <w:unhideWhenUsed/>
+    <w:qFormat/>
     <w:tblPr>
       <w:tblInd w:w="0" w:type="dxa"/>
       <w:tblCellMar>
@@ -10725,6 +14159,32 @@
     <w:name w:val="rynqvb"/>
     <w:basedOn w:val="a0"/>
     <w:rsid w:val="00960786"/>
+  </w:style>
+  <w:style w:type="table" w:styleId="a8">
+    <w:name w:val="Table Grid"/>
+    <w:basedOn w:val="a1"/>
+    <w:uiPriority w:val="39"/>
+    <w:rsid w:val="009E4B98"/>
+    <w:pPr>
+      <w:spacing w:after="0" w:line="240" w:lineRule="auto"/>
+    </w:pPr>
+    <w:tblPr>
+      <w:tblInd w:w="0" w:type="dxa"/>
+      <w:tblBorders>
+        <w:top w:val="single" w:sz="4" w:space="0" w:color="auto"/>
+        <w:left w:val="single" w:sz="4" w:space="0" w:color="auto"/>
+        <w:bottom w:val="single" w:sz="4" w:space="0" w:color="auto"/>
+        <w:right w:val="single" w:sz="4" w:space="0" w:color="auto"/>
+        <w:insideH w:val="single" w:sz="4" w:space="0" w:color="auto"/>
+        <w:insideV w:val="single" w:sz="4" w:space="0" w:color="auto"/>
+      </w:tblBorders>
+      <w:tblCellMar>
+        <w:top w:w="0" w:type="dxa"/>
+        <w:left w:w="108" w:type="dxa"/>
+        <w:bottom w:w="0" w:type="dxa"/>
+        <w:right w:w="108" w:type="dxa"/>
+      </w:tblCellMar>
+    </w:tblPr>
   </w:style>
 </w:styles>
 </file>
@@ -10984,7 +14444,7 @@
   <a:extraClrSchemeLst/>
   <a:extLst>
     <a:ext uri="{05A4C25C-085E-4340-85A3-A5531E510DB2}">
-      <thm15:themeFamily xmlns:thm15="http://schemas.microsoft.com/office/thememl/2012/main" name="Office Theme" id="{62F939B6-93AF-4DB8-9C6B-D6C7DFDC589F}" vid="{4A3C46E8-61CC-4603-A589-7422A47A8E4A}"/>
+      <thm15:themeFamily xmlns:thm15="http://schemas.microsoft.com/office/thememl/2012/main" xmlns="" name="Office Theme" id="{62F939B6-93AF-4DB8-9C6B-D6C7DFDC589F}" vid="{4A3C46E8-61CC-4603-A589-7422A47A8E4A}"/>
     </a:ext>
   </a:extLst>
 </a:theme>
@@ -10995,7 +14455,7 @@
 </file>
 
 <file path=customXml/itemProps1.xml><?xml version="1.0" encoding="utf-8"?>
-<ds:datastoreItem xmlns:ds="http://schemas.openxmlformats.org/officeDocument/2006/customXml" ds:itemID="{34D6EAB8-8E68-4AD3-9C79-BD30AFEC1131}">
+<ds:datastoreItem xmlns:ds="http://schemas.openxmlformats.org/officeDocument/2006/customXml" ds:itemID="{0CCA8388-28B1-4A29-B4C6-E1F1115C401B}">
   <ds:schemaRefs>
     <ds:schemaRef ds:uri="http://schemas.openxmlformats.org/officeDocument/2006/bibliography"/>
   </ds:schemaRefs>

--- a/doc/Описание проекта.docx
+++ b/doc/Описание проекта.docx
@@ -1,6 +1,6 @@
 
 <file path=word/document.xml><?xml version="1.0" encoding="utf-8"?>
-<w:document xmlns:ve="http://schemas.openxmlformats.org/markup-compatibility/2006" xmlns:o="urn:schemas-microsoft-com:office:office" xmlns:r="http://schemas.openxmlformats.org/officeDocument/2006/relationships" xmlns:m="http://schemas.openxmlformats.org/officeDocument/2006/math" xmlns:v="urn:schemas-microsoft-com:vml" xmlns:wp="http://schemas.openxmlformats.org/drawingml/2006/wordprocessingDrawing" xmlns:w10="urn:schemas-microsoft-com:office:word" xmlns:w="http://schemas.openxmlformats.org/wordprocessingml/2006/main" xmlns:wne="http://schemas.microsoft.com/office/word/2006/wordml">
+<w:document xmlns:wpc="http://schemas.microsoft.com/office/word/2010/wordprocessingCanvas" xmlns:cx="http://schemas.microsoft.com/office/drawing/2014/chartex" xmlns:mc="http://schemas.openxmlformats.org/markup-compatibility/2006" xmlns:o="urn:schemas-microsoft-com:office:office" xmlns:r="http://schemas.openxmlformats.org/officeDocument/2006/relationships" xmlns:m="http://schemas.openxmlformats.org/officeDocument/2006/math" xmlns:v="urn:schemas-microsoft-com:vml" xmlns:wp14="http://schemas.microsoft.com/office/word/2010/wordprocessingDrawing" xmlns:wp="http://schemas.openxmlformats.org/drawingml/2006/wordprocessingDrawing" xmlns:w10="urn:schemas-microsoft-com:office:word" xmlns:w="http://schemas.openxmlformats.org/wordprocessingml/2006/main" xmlns:w14="http://schemas.microsoft.com/office/word/2010/wordml" xmlns:w15="http://schemas.microsoft.com/office/word/2012/wordml" xmlns:w16se="http://schemas.microsoft.com/office/word/2015/wordml/symex" xmlns:wpg="http://schemas.microsoft.com/office/word/2010/wordprocessingGroup" xmlns:wpi="http://schemas.microsoft.com/office/word/2010/wordprocessingInk" xmlns:wne="http://schemas.microsoft.com/office/word/2006/wordml" xmlns:wps="http://schemas.microsoft.com/office/word/2010/wordprocessingShape" mc:Ignorable="w14 w15 w16se wp14">
   <w:body>
     <w:p>
       <w:pPr>
@@ -132,6 +132,7 @@
         </w:rPr>
         <w:t>«</w:t>
       </w:r>
+      <w:bookmarkStart w:id="1" w:name="_GoBack"/>
       <w:r>
         <w:rPr>
           <w:rFonts w:ascii="Times New Roman" w:eastAsia="Times New Roman" w:hAnsi="Times New Roman" w:cs="Times New Roman"/>
@@ -141,6 +142,7 @@
         </w:rPr>
         <w:t>Автоматизация передачи показаний приборов учёта с системой контроля утечек и анализом расходов</w:t>
       </w:r>
+      <w:bookmarkEnd w:id="1"/>
       <w:r>
         <w:rPr>
           <w:rFonts w:ascii="Times New Roman" w:eastAsia="Times New Roman" w:hAnsi="Times New Roman" w:cs="Times New Roman"/>
@@ -1451,7 +1453,7 @@
           <w:szCs w:val="24"/>
           <w:lang w:eastAsia="ru-RU"/>
         </w:rPr>
-        <w:t xml:space="preserve">. Первые ПУ были механическими и требовали исключительно ручного снятия показаний. С развитием микроэлектроники появились импульсные выходы и цифровые интерфейсы (например, </w:t>
+        <w:t>. Первые ПУ были механическими и требовали исключительно ручного снятия показаний. С развитием микроэлектроники появились импульсные выходы и цифровые интерфейсы (например, M-</w:t>
       </w:r>
       <w:proofErr w:type="spellStart"/>
       <w:r>
@@ -1461,7 +1463,7 @@
           <w:szCs w:val="24"/>
           <w:lang w:eastAsia="ru-RU"/>
         </w:rPr>
-        <w:t>M-Bus</w:t>
+        <w:t>Bus</w:t>
       </w:r>
       <w:proofErr w:type="spellEnd"/>
       <w:r>
@@ -1471,7 +1473,7 @@
           <w:szCs w:val="24"/>
           <w:lang w:eastAsia="ru-RU"/>
         </w:rPr>
-        <w:t xml:space="preserve">, </w:t>
+        <w:t>, WM-</w:t>
       </w:r>
       <w:proofErr w:type="spellStart"/>
       <w:r>
@@ -1481,7 +1483,7 @@
           <w:szCs w:val="24"/>
           <w:lang w:eastAsia="ru-RU"/>
         </w:rPr>
-        <w:t>WM-Bus</w:t>
+        <w:t>Bus</w:t>
       </w:r>
       <w:proofErr w:type="spellEnd"/>
       <w:r>
@@ -2121,107 +2123,107 @@
           <w:szCs w:val="24"/>
           <w:lang w:eastAsia="ru-RU"/>
         </w:rPr>
+        <w:t>На рынке представлен ряд решений для автоматизации сбора показаний – от простых систем удалённого считывания (например, на основе WM-</w:t>
+      </w:r>
+      <w:proofErr w:type="spellStart"/>
+      <w:r>
+        <w:rPr>
+          <w:rFonts w:ascii="Times New Roman" w:eastAsia="Times New Roman" w:hAnsi="Times New Roman" w:cs="Times New Roman"/>
+          <w:sz w:val="24"/>
+          <w:szCs w:val="24"/>
+          <w:lang w:eastAsia="ru-RU"/>
+        </w:rPr>
+        <w:t>Bus</w:t>
+      </w:r>
+      <w:proofErr w:type="spellEnd"/>
+      <w:r>
+        <w:rPr>
+          <w:rFonts w:ascii="Times New Roman" w:eastAsia="Times New Roman" w:hAnsi="Times New Roman" w:cs="Times New Roman"/>
+          <w:sz w:val="24"/>
+          <w:szCs w:val="24"/>
+          <w:lang w:eastAsia="ru-RU"/>
+        </w:rPr>
+        <w:t>) до комплексных платформ "умного дома" (</w:t>
+      </w:r>
+      <w:proofErr w:type="spellStart"/>
+      <w:r>
+        <w:rPr>
+          <w:rFonts w:ascii="Times New Roman" w:eastAsia="Times New Roman" w:hAnsi="Times New Roman" w:cs="Times New Roman"/>
+          <w:sz w:val="24"/>
+          <w:szCs w:val="24"/>
+          <w:lang w:eastAsia="ru-RU"/>
+        </w:rPr>
+        <w:t>Xiaomi</w:t>
+      </w:r>
+      <w:proofErr w:type="spellEnd"/>
+      <w:r>
+        <w:rPr>
+          <w:rFonts w:ascii="Times New Roman" w:eastAsia="Times New Roman" w:hAnsi="Times New Roman" w:cs="Times New Roman"/>
+          <w:sz w:val="24"/>
+          <w:szCs w:val="24"/>
+          <w:lang w:eastAsia="ru-RU"/>
+        </w:rPr>
+        <w:t xml:space="preserve">, </w:t>
+      </w:r>
+      <w:proofErr w:type="spellStart"/>
+      <w:r>
+        <w:rPr>
+          <w:rFonts w:ascii="Times New Roman" w:eastAsia="Times New Roman" w:hAnsi="Times New Roman" w:cs="Times New Roman"/>
+          <w:sz w:val="24"/>
+          <w:szCs w:val="24"/>
+          <w:lang w:eastAsia="ru-RU"/>
+        </w:rPr>
+        <w:t>Aqara</w:t>
+      </w:r>
+      <w:proofErr w:type="spellEnd"/>
+      <w:r>
+        <w:rPr>
+          <w:rFonts w:ascii="Times New Roman" w:eastAsia="Times New Roman" w:hAnsi="Times New Roman" w:cs="Times New Roman"/>
+          <w:sz w:val="24"/>
+          <w:szCs w:val="24"/>
+          <w:lang w:eastAsia="ru-RU"/>
+        </w:rPr>
+        <w:t xml:space="preserve">, </w:t>
+      </w:r>
+      <w:proofErr w:type="spellStart"/>
+      <w:r>
+        <w:rPr>
+          <w:rFonts w:ascii="Times New Roman" w:eastAsia="Times New Roman" w:hAnsi="Times New Roman" w:cs="Times New Roman"/>
+          <w:sz w:val="24"/>
+          <w:szCs w:val="24"/>
+          <w:lang w:eastAsia="ru-RU"/>
+        </w:rPr>
+        <w:t>Rubetek</w:t>
+      </w:r>
+      <w:proofErr w:type="spellEnd"/>
+      <w:r>
+        <w:rPr>
+          <w:rFonts w:ascii="Times New Roman" w:eastAsia="Times New Roman" w:hAnsi="Times New Roman" w:cs="Times New Roman"/>
+          <w:sz w:val="24"/>
+          <w:szCs w:val="24"/>
+          <w:lang w:eastAsia="ru-RU"/>
+        </w:rPr>
+        <w:t>) [3].</w:t>
+      </w:r>
+    </w:p>
+    <w:p>
+      <w:pPr>
+        <w:spacing w:before="100" w:beforeAutospacing="1" w:after="100" w:afterAutospacing="1" w:line="240" w:lineRule="auto"/>
+        <w:rPr>
+          <w:rFonts w:ascii="Times New Roman" w:eastAsia="Times New Roman" w:hAnsi="Times New Roman" w:cs="Times New Roman"/>
+          <w:sz w:val="24"/>
+          <w:szCs w:val="24"/>
+          <w:lang w:eastAsia="ru-RU"/>
+        </w:rPr>
+      </w:pPr>
+      <w:r>
+        <w:rPr>
+          <w:rFonts w:ascii="Times New Roman" w:eastAsia="Times New Roman" w:hAnsi="Times New Roman" w:cs="Times New Roman"/>
+          <w:sz w:val="24"/>
+          <w:szCs w:val="24"/>
+          <w:lang w:eastAsia="ru-RU"/>
+        </w:rPr>
         <w:lastRenderedPageBreak/>
-        <w:t xml:space="preserve">На рынке представлен ряд решений для автоматизации сбора показаний – от простых систем удалённого считывания (например, на основе </w:t>
-      </w:r>
-      <w:proofErr w:type="spellStart"/>
-      <w:r>
-        <w:rPr>
-          <w:rFonts w:ascii="Times New Roman" w:eastAsia="Times New Roman" w:hAnsi="Times New Roman" w:cs="Times New Roman"/>
-          <w:sz w:val="24"/>
-          <w:szCs w:val="24"/>
-          <w:lang w:eastAsia="ru-RU"/>
-        </w:rPr>
-        <w:t>WM-Bus</w:t>
-      </w:r>
-      <w:proofErr w:type="spellEnd"/>
-      <w:r>
-        <w:rPr>
-          <w:rFonts w:ascii="Times New Roman" w:eastAsia="Times New Roman" w:hAnsi="Times New Roman" w:cs="Times New Roman"/>
-          <w:sz w:val="24"/>
-          <w:szCs w:val="24"/>
-          <w:lang w:eastAsia="ru-RU"/>
-        </w:rPr>
-        <w:t>) до комплексных платформ "умного дома" (</w:t>
-      </w:r>
-      <w:proofErr w:type="spellStart"/>
-      <w:r>
-        <w:rPr>
-          <w:rFonts w:ascii="Times New Roman" w:eastAsia="Times New Roman" w:hAnsi="Times New Roman" w:cs="Times New Roman"/>
-          <w:sz w:val="24"/>
-          <w:szCs w:val="24"/>
-          <w:lang w:eastAsia="ru-RU"/>
-        </w:rPr>
-        <w:t>Xiaomi</w:t>
-      </w:r>
-      <w:proofErr w:type="spellEnd"/>
-      <w:r>
-        <w:rPr>
-          <w:rFonts w:ascii="Times New Roman" w:eastAsia="Times New Roman" w:hAnsi="Times New Roman" w:cs="Times New Roman"/>
-          <w:sz w:val="24"/>
-          <w:szCs w:val="24"/>
-          <w:lang w:eastAsia="ru-RU"/>
-        </w:rPr>
-        <w:t xml:space="preserve">, </w:t>
-      </w:r>
-      <w:proofErr w:type="spellStart"/>
-      <w:r>
-        <w:rPr>
-          <w:rFonts w:ascii="Times New Roman" w:eastAsia="Times New Roman" w:hAnsi="Times New Roman" w:cs="Times New Roman"/>
-          <w:sz w:val="24"/>
-          <w:szCs w:val="24"/>
-          <w:lang w:eastAsia="ru-RU"/>
-        </w:rPr>
-        <w:t>Aqara</w:t>
-      </w:r>
-      <w:proofErr w:type="spellEnd"/>
-      <w:r>
-        <w:rPr>
-          <w:rFonts w:ascii="Times New Roman" w:eastAsia="Times New Roman" w:hAnsi="Times New Roman" w:cs="Times New Roman"/>
-          <w:sz w:val="24"/>
-          <w:szCs w:val="24"/>
-          <w:lang w:eastAsia="ru-RU"/>
-        </w:rPr>
-        <w:t xml:space="preserve">, </w:t>
-      </w:r>
-      <w:proofErr w:type="spellStart"/>
-      <w:r>
-        <w:rPr>
-          <w:rFonts w:ascii="Times New Roman" w:eastAsia="Times New Roman" w:hAnsi="Times New Roman" w:cs="Times New Roman"/>
-          <w:sz w:val="24"/>
-          <w:szCs w:val="24"/>
-          <w:lang w:eastAsia="ru-RU"/>
-        </w:rPr>
-        <w:t>Rubetek</w:t>
-      </w:r>
-      <w:proofErr w:type="spellEnd"/>
-      <w:r>
-        <w:rPr>
-          <w:rFonts w:ascii="Times New Roman" w:eastAsia="Times New Roman" w:hAnsi="Times New Roman" w:cs="Times New Roman"/>
-          <w:sz w:val="24"/>
-          <w:szCs w:val="24"/>
-          <w:lang w:eastAsia="ru-RU"/>
-        </w:rPr>
-        <w:t>) [3].</w:t>
-      </w:r>
-    </w:p>
-    <w:p>
-      <w:pPr>
-        <w:spacing w:before="100" w:beforeAutospacing="1" w:after="100" w:afterAutospacing="1" w:line="240" w:lineRule="auto"/>
-        <w:rPr>
-          <w:rFonts w:ascii="Times New Roman" w:eastAsia="Times New Roman" w:hAnsi="Times New Roman" w:cs="Times New Roman"/>
-          <w:sz w:val="24"/>
-          <w:szCs w:val="24"/>
-          <w:lang w:eastAsia="ru-RU"/>
-        </w:rPr>
-      </w:pPr>
-      <w:r>
-        <w:rPr>
-          <w:rFonts w:ascii="Times New Roman" w:eastAsia="Times New Roman" w:hAnsi="Times New Roman" w:cs="Times New Roman"/>
-          <w:sz w:val="24"/>
-          <w:szCs w:val="24"/>
-          <w:lang w:eastAsia="ru-RU"/>
-        </w:rPr>
         <w:t>Проведённый анализ позволил выявить их сильные и слабые стороны:</w:t>
       </w:r>
     </w:p>
@@ -2373,7 +2375,27 @@
           <w:szCs w:val="24"/>
           <w:lang w:eastAsia="ru-RU"/>
         </w:rPr>
-        <w:t xml:space="preserve"> Решения в рамках "умного дома" часто привязаны к конкретному производителю и не предназначены для кросс-платформенной интеграции с разными типами ПУ.</w:t>
+        <w:t xml:space="preserve"> Решения в рамках "умного дома" часто привязаны к конкретному производителю и не предназначены для </w:t>
+      </w:r>
+      <w:proofErr w:type="gramStart"/>
+      <w:r>
+        <w:rPr>
+          <w:rFonts w:ascii="Times New Roman" w:eastAsia="Times New Roman" w:hAnsi="Times New Roman" w:cs="Times New Roman"/>
+          <w:sz w:val="24"/>
+          <w:szCs w:val="24"/>
+          <w:lang w:eastAsia="ru-RU"/>
+        </w:rPr>
+        <w:t>кросс-платформенной</w:t>
+      </w:r>
+      <w:proofErr w:type="gramEnd"/>
+      <w:r>
+        <w:rPr>
+          <w:rFonts w:ascii="Times New Roman" w:eastAsia="Times New Roman" w:hAnsi="Times New Roman" w:cs="Times New Roman"/>
+          <w:sz w:val="24"/>
+          <w:szCs w:val="24"/>
+          <w:lang w:eastAsia="ru-RU"/>
+        </w:rPr>
+        <w:t xml:space="preserve"> интеграции с разными типами ПУ.</w:t>
       </w:r>
     </w:p>
     <w:p>
@@ -2883,7 +2905,6 @@
           <w:szCs w:val="24"/>
           <w:lang w:eastAsia="ru-RU"/>
         </w:rPr>
-        <w:lastRenderedPageBreak/>
         <w:t>Серверная часть (</w:t>
       </w:r>
       <w:proofErr w:type="spellStart"/>
@@ -3105,36 +3126,16 @@
           <w:szCs w:val="24"/>
           <w:lang w:eastAsia="ru-RU"/>
         </w:rPr>
-        <w:t xml:space="preserve"> </w:t>
-      </w:r>
-      <w:proofErr w:type="spellStart"/>
-      <w:r>
-        <w:rPr>
-          <w:rFonts w:ascii="Times New Roman" w:eastAsia="Times New Roman" w:hAnsi="Times New Roman" w:cs="Times New Roman"/>
-          <w:sz w:val="24"/>
-          <w:szCs w:val="24"/>
-          <w:lang w:eastAsia="ru-RU"/>
-        </w:rPr>
-        <w:t>к</w:t>
-      </w:r>
-      <w:r>
-        <w:rPr>
-          <w:rFonts w:ascii="Times New Roman" w:eastAsia="Times New Roman" w:hAnsi="Times New Roman" w:cs="Times New Roman"/>
-          <w:sz w:val="24"/>
-          <w:szCs w:val="24"/>
-          <w:lang w:eastAsia="ru-RU"/>
-        </w:rPr>
-        <w:t>россплатформенный</w:t>
-      </w:r>
-      <w:proofErr w:type="spellEnd"/>
-      <w:r>
-        <w:rPr>
-          <w:rFonts w:ascii="Times New Roman" w:eastAsia="Times New Roman" w:hAnsi="Times New Roman" w:cs="Times New Roman"/>
-          <w:sz w:val="24"/>
-          <w:szCs w:val="24"/>
-          <w:lang w:eastAsia="ru-RU"/>
-        </w:rPr>
-        <w:t xml:space="preserve"> </w:t>
+        <w:t xml:space="preserve"> к</w:t>
+      </w:r>
+      <w:r>
+        <w:rPr>
+          <w:rFonts w:ascii="Times New Roman" w:eastAsia="Times New Roman" w:hAnsi="Times New Roman" w:cs="Times New Roman"/>
+          <w:sz w:val="24"/>
+          <w:szCs w:val="24"/>
+          <w:lang w:eastAsia="ru-RU"/>
+        </w:rPr>
+        <w:t xml:space="preserve">россплатформенный </w:t>
       </w:r>
       <w:proofErr w:type="spellStart"/>
       <w:r>
@@ -3260,6 +3261,7 @@
           <w:szCs w:val="24"/>
           <w:lang w:eastAsia="ru-RU"/>
         </w:rPr>
+        <w:lastRenderedPageBreak/>
         <w:t>Протокол</w:t>
       </w:r>
       <w:r>
@@ -4001,7 +4003,6 @@
           <w:bCs w:val="0"/>
           <w:sz w:val="24"/>
           <w:szCs w:val="24"/>
-          <w:lang w:val="en-US"/>
         </w:rPr>
       </w:pPr>
       <w:r>
@@ -4079,7 +4080,6 @@
           <w:bCs w:val="0"/>
           <w:sz w:val="24"/>
           <w:szCs w:val="24"/>
-          <w:lang w:val="en-US"/>
         </w:rPr>
         <w:t>3</w:t>
       </w:r>
@@ -4965,7 +4965,7 @@
                     <a:blip r:embed="rId7" cstate="print">
                       <a:extLst>
                         <a:ext uri="{28A0092B-C50C-407E-A947-70E740481C1C}">
-                          <a14:useLocalDpi xmlns:a14="http://schemas.microsoft.com/office/drawing/2010/main" xmlns:wps="http://schemas.microsoft.com/office/word/2010/wordprocessingShape" xmlns:wpi="http://schemas.microsoft.com/office/word/2010/wordprocessingInk" xmlns:wpg="http://schemas.microsoft.com/office/word/2010/wordprocessingGroup" xmlns:w16se="http://schemas.microsoft.com/office/word/2015/wordml/symex" xmlns:w15="http://schemas.microsoft.com/office/word/2012/wordml" xmlns:w14="http://schemas.microsoft.com/office/word/2010/wordml" xmlns:w="http://schemas.openxmlformats.org/wordprocessingml/2006/main" xmlns:w10="urn:schemas-microsoft-com:office:word" xmlns:wp14="http://schemas.microsoft.com/office/word/2010/wordprocessingDrawing" xmlns:v="urn:schemas-microsoft-com:vml" xmlns:o="urn:schemas-microsoft-com:office:office" xmlns:mc="http://schemas.openxmlformats.org/markup-compatibility/2006" xmlns:cx="http://schemas.microsoft.com/office/drawing/2014/chartex" xmlns:wpc="http://schemas.microsoft.com/office/word/2010/wordprocessingCanvas" xmlns="" val="0"/>
+                          <a14:useLocalDpi xmlns:a14="http://schemas.microsoft.com/office/drawing/2010/main" val="0"/>
                         </a:ext>
                       </a:extLst>
                     </a:blip>
@@ -5312,7 +5312,6 @@
           <w:szCs w:val="24"/>
         </w:rPr>
       </w:pPr>
-      <w:proofErr w:type="spellStart"/>
       <w:r>
         <w:rPr>
           <w:b w:val="0"/>
@@ -5322,7 +5321,6 @@
         </w:rPr>
         <w:t>д</w:t>
       </w:r>
-      <w:proofErr w:type="spellEnd"/>
       <w:r>
         <w:rPr>
           <w:b w:val="0"/>
@@ -6108,7 +6106,6 @@
         </w:rPr>
         <w:t>-</w:t>
       </w:r>
-      <w:proofErr w:type="spellStart"/>
       <w:r>
         <w:rPr>
           <w:rFonts w:ascii="Consolas" w:eastAsia="Times New Roman" w:hAnsi="Consolas" w:cs="Times New Roman"/>
@@ -6119,7 +6116,6 @@
         </w:rPr>
         <w:t>Arduino</w:t>
       </w:r>
-      <w:proofErr w:type="spellEnd"/>
       <w:r>
         <w:rPr>
           <w:rFonts w:ascii="Times New Roman" w:eastAsia="Times New Roman" w:hAnsi="Times New Roman" w:cs="Times New Roman"/>
@@ -6787,7 +6783,7 @@
                     <a:blip r:embed="rId9" cstate="print">
                       <a:extLst>
                         <a:ext uri="{28A0092B-C50C-407E-A947-70E740481C1C}">
-                          <a14:useLocalDpi xmlns:a14="http://schemas.microsoft.com/office/drawing/2010/main" xmlns:wps="http://schemas.microsoft.com/office/word/2010/wordprocessingShape" xmlns:wpi="http://schemas.microsoft.com/office/word/2010/wordprocessingInk" xmlns:wpg="http://schemas.microsoft.com/office/word/2010/wordprocessingGroup" xmlns:w16se="http://schemas.microsoft.com/office/word/2015/wordml/symex" xmlns:w15="http://schemas.microsoft.com/office/word/2012/wordml" xmlns:w14="http://schemas.microsoft.com/office/word/2010/wordml" xmlns:w="http://schemas.openxmlformats.org/wordprocessingml/2006/main" xmlns:w10="urn:schemas-microsoft-com:office:word" xmlns:wp14="http://schemas.microsoft.com/office/word/2010/wordprocessingDrawing" xmlns:v="urn:schemas-microsoft-com:vml" xmlns:o="urn:schemas-microsoft-com:office:office" xmlns:mc="http://schemas.openxmlformats.org/markup-compatibility/2006" xmlns:cx="http://schemas.microsoft.com/office/drawing/2014/chartex" xmlns:wpc="http://schemas.microsoft.com/office/word/2010/wordprocessingCanvas" xmlns="" val="0"/>
+                          <a14:useLocalDpi xmlns:a14="http://schemas.microsoft.com/office/drawing/2010/main" val="0"/>
                         </a:ext>
                       </a:extLst>
                     </a:blip>
@@ -6867,7 +6863,7 @@
                     <a:blip r:embed="rId10" cstate="print">
                       <a:extLst>
                         <a:ext uri="{28A0092B-C50C-407E-A947-70E740481C1C}">
-                          <a14:useLocalDpi xmlns:a14="http://schemas.microsoft.com/office/drawing/2010/main" xmlns:wps="http://schemas.microsoft.com/office/word/2010/wordprocessingShape" xmlns:wpi="http://schemas.microsoft.com/office/word/2010/wordprocessingInk" xmlns:wpg="http://schemas.microsoft.com/office/word/2010/wordprocessingGroup" xmlns:w16se="http://schemas.microsoft.com/office/word/2015/wordml/symex" xmlns:w15="http://schemas.microsoft.com/office/word/2012/wordml" xmlns:w14="http://schemas.microsoft.com/office/word/2010/wordml" xmlns:w="http://schemas.openxmlformats.org/wordprocessingml/2006/main" xmlns:w10="urn:schemas-microsoft-com:office:word" xmlns:wp14="http://schemas.microsoft.com/office/word/2010/wordprocessingDrawing" xmlns:v="urn:schemas-microsoft-com:vml" xmlns:o="urn:schemas-microsoft-com:office:office" xmlns:mc="http://schemas.openxmlformats.org/markup-compatibility/2006" xmlns:cx="http://schemas.microsoft.com/office/drawing/2014/chartex" xmlns:wpc="http://schemas.microsoft.com/office/word/2010/wordprocessingCanvas" xmlns="" val="0"/>
+                          <a14:useLocalDpi xmlns:a14="http://schemas.microsoft.com/office/drawing/2010/main" val="0"/>
                         </a:ext>
                       </a:extLst>
                     </a:blip>
@@ -7855,16 +7851,14 @@
           <w:bCs w:val="0"/>
           <w:sz w:val="24"/>
           <w:szCs w:val="24"/>
-          <w:lang w:val="en-US"/>
-        </w:rPr>
-      </w:pPr>
-      <w:r>
-        <w:rPr>
-          <w:b w:val="0"/>
-          <w:bCs w:val="0"/>
-          <w:sz w:val="24"/>
-          <w:szCs w:val="24"/>
-          <w:lang w:val="en-US"/>
+        </w:rPr>
+      </w:pPr>
+      <w:r>
+        <w:rPr>
+          <w:b w:val="0"/>
+          <w:bCs w:val="0"/>
+          <w:sz w:val="24"/>
+          <w:szCs w:val="24"/>
         </w:rPr>
         <w:t>3</w:t>
       </w:r>
@@ -7897,8 +7891,6 @@
         </w:rPr>
         <w:t>:</w:t>
       </w:r>
-      <w:bookmarkStart w:id="1" w:name="_GoBack"/>
-      <w:bookmarkEnd w:id="1"/>
     </w:p>
     <w:p>
       <w:pPr>
@@ -7999,12 +7991,12 @@
       <w:tblPr>
         <w:tblStyle w:val="a8"/>
         <w:tblW w:w="0" w:type="auto"/>
-        <w:tblLook w:val="04A0"/>
+        <w:tblLook w:val="04A0" w:firstRow="1" w:lastRow="0" w:firstColumn="1" w:lastColumn="0" w:noHBand="0" w:noVBand="1"/>
       </w:tblPr>
       <w:tblGrid>
-        <w:gridCol w:w="2093"/>
-        <w:gridCol w:w="2977"/>
-        <w:gridCol w:w="4926"/>
+        <w:gridCol w:w="2053"/>
+        <w:gridCol w:w="2918"/>
+        <w:gridCol w:w="4799"/>
       </w:tblGrid>
       <w:tr>
         <w:tc>
@@ -8968,12 +8960,12 @@
       <w:tblPr>
         <w:tblStyle w:val="a8"/>
         <w:tblW w:w="0" w:type="auto"/>
-        <w:tblLook w:val="04A0"/>
+        <w:tblLook w:val="04A0" w:firstRow="1" w:lastRow="0" w:firstColumn="1" w:lastColumn="0" w:noHBand="0" w:noVBand="1"/>
       </w:tblPr>
       <w:tblGrid>
-        <w:gridCol w:w="2093"/>
-        <w:gridCol w:w="2977"/>
-        <w:gridCol w:w="4926"/>
+        <w:gridCol w:w="2074"/>
+        <w:gridCol w:w="2907"/>
+        <w:gridCol w:w="4789"/>
       </w:tblGrid>
       <w:tr>
         <w:tc>
@@ -10201,7 +10193,7 @@
       <w:tblPr>
         <w:tblStyle w:val="a8"/>
         <w:tblW w:w="10031" w:type="dxa"/>
-        <w:tblLook w:val="04A0"/>
+        <w:tblLook w:val="04A0" w:firstRow="1" w:lastRow="0" w:firstColumn="1" w:lastColumn="0" w:noHBand="0" w:noVBand="1"/>
       </w:tblPr>
       <w:tblGrid>
         <w:gridCol w:w="2093"/>
@@ -10656,12 +10648,12 @@
       <w:tblPr>
         <w:tblStyle w:val="a8"/>
         <w:tblW w:w="0" w:type="auto"/>
-        <w:tblLook w:val="04A0"/>
+        <w:tblLook w:val="04A0" w:firstRow="1" w:lastRow="0" w:firstColumn="1" w:lastColumn="0" w:noHBand="0" w:noVBand="1"/>
       </w:tblPr>
       <w:tblGrid>
-        <w:gridCol w:w="2093"/>
-        <w:gridCol w:w="2977"/>
-        <w:gridCol w:w="4926"/>
+        <w:gridCol w:w="2054"/>
+        <w:gridCol w:w="2914"/>
+        <w:gridCol w:w="4802"/>
       </w:tblGrid>
       <w:tr>
         <w:tc>
@@ -11466,97 +11458,2953 @@
           <w:sz w:val="24"/>
           <w:szCs w:val="24"/>
         </w:rPr>
+        <w:t>3</w:t>
+      </w:r>
+      <w:r>
+        <w:rPr>
+          <w:b w:val="0"/>
+          <w:bCs w:val="0"/>
+          <w:sz w:val="24"/>
+          <w:szCs w:val="24"/>
+        </w:rPr>
+        <w:t xml:space="preserve">. </w:t>
+      </w:r>
+      <w:r>
+        <w:rPr>
+          <w:b w:val="0"/>
+          <w:bCs w:val="0"/>
+          <w:sz w:val="24"/>
+          <w:szCs w:val="24"/>
+          <w:lang w:val="en-US"/>
+        </w:rPr>
+        <w:t>Web</w:t>
+      </w:r>
+      <w:r>
+        <w:rPr>
+          <w:b w:val="0"/>
+          <w:bCs w:val="0"/>
+          <w:sz w:val="24"/>
+          <w:szCs w:val="24"/>
+        </w:rPr>
+        <w:t xml:space="preserve"> </w:t>
+      </w:r>
+      <w:r>
+        <w:rPr>
+          <w:b w:val="0"/>
+          <w:bCs w:val="0"/>
+          <w:sz w:val="24"/>
+          <w:szCs w:val="24"/>
+        </w:rPr>
+        <w:t>сервис</w:t>
+      </w:r>
+      <w:r>
+        <w:rPr>
+          <w:b w:val="0"/>
+          <w:bCs w:val="0"/>
+          <w:sz w:val="24"/>
+          <w:szCs w:val="24"/>
+        </w:rPr>
+        <w:t>:</w:t>
+      </w:r>
+    </w:p>
+    <w:p>
+      <w:pPr>
+        <w:pStyle w:val="3"/>
+      </w:pPr>
+      <w:r>
+        <w:t>3.1. Архитектура и технологический стек</w:t>
+      </w:r>
+    </w:p>
+    <w:p>
+      <w:pPr>
+        <w:pStyle w:val="ds-markdown-paragraph"/>
+      </w:pPr>
+      <w:r>
+        <w:t xml:space="preserve">Веб-сервис системы </w:t>
+      </w:r>
+      <w:proofErr w:type="spellStart"/>
+      <w:r>
+        <w:t>FoxDen</w:t>
+      </w:r>
+      <w:proofErr w:type="spellEnd"/>
+      <w:r>
+        <w:t xml:space="preserve"> реализован как монолитное приложение на базе</w:t>
+      </w:r>
+      <w:r>
+        <w:br/>
+      </w:r>
+      <w:proofErr w:type="spellStart"/>
+      <w:r>
+        <w:t>фреймворка</w:t>
+      </w:r>
+      <w:proofErr w:type="spellEnd"/>
+      <w:r>
+        <w:t xml:space="preserve"> </w:t>
+      </w:r>
+      <w:proofErr w:type="spellStart"/>
+      <w:r>
+        <w:t>Flask</w:t>
+      </w:r>
+      <w:proofErr w:type="spellEnd"/>
+      <w:r>
+        <w:t xml:space="preserve"> версии 3.1.2, следующее паттерну MVC (</w:t>
+      </w:r>
+      <w:proofErr w:type="spellStart"/>
+      <w:r>
+        <w:t>Model-View-Controller</w:t>
+      </w:r>
+      <w:proofErr w:type="spellEnd"/>
+      <w:r>
+        <w:t>).</w:t>
+      </w:r>
+      <w:r>
+        <w:br/>
+        <w:t>Архитектура включает следующие компоненты:</w:t>
+      </w:r>
+    </w:p>
+    <w:p>
+      <w:pPr>
+        <w:pStyle w:val="ds-markdown-paragraph"/>
+        <w:numPr>
+          <w:ilvl w:val="0"/>
+          <w:numId w:val="16"/>
+        </w:numPr>
+      </w:pPr>
+      <w:r>
+        <w:rPr>
+          <w:rStyle w:val="a4"/>
+        </w:rPr>
+        <w:t>Слой представления (</w:t>
+      </w:r>
+      <w:proofErr w:type="spellStart"/>
+      <w:r>
+        <w:rPr>
+          <w:rStyle w:val="a4"/>
+        </w:rPr>
+        <w:t>View</w:t>
+      </w:r>
+      <w:proofErr w:type="spellEnd"/>
+      <w:r>
+        <w:rPr>
+          <w:rStyle w:val="a4"/>
+        </w:rPr>
+        <w:t>):</w:t>
+      </w:r>
+      <w:r>
+        <w:t xml:space="preserve"> HTML-шаблоны Jinja2 (</w:t>
+      </w:r>
+      <w:r>
+        <w:rPr>
+          <w:rStyle w:val="HTML"/>
+        </w:rPr>
+        <w:t>index.html</w:t>
+      </w:r>
+      <w:r>
+        <w:t>,</w:t>
+      </w:r>
+      <w:r>
+        <w:br/>
+      </w:r>
+      <w:r>
+        <w:rPr>
+          <w:rStyle w:val="HTML"/>
+        </w:rPr>
+        <w:t>dashboard.html</w:t>
+      </w:r>
+      <w:r>
+        <w:t xml:space="preserve">, </w:t>
+      </w:r>
+      <w:r>
+        <w:rPr>
+          <w:rStyle w:val="HTML"/>
+        </w:rPr>
+        <w:t>error.html</w:t>
+      </w:r>
+      <w:r>
+        <w:t xml:space="preserve">, </w:t>
+      </w:r>
+      <w:r>
+        <w:rPr>
+          <w:rStyle w:val="HTML"/>
+        </w:rPr>
+        <w:t>leak_logs_page.html</w:t>
+      </w:r>
+      <w:r>
+        <w:t>), REST API</w:t>
+      </w:r>
+      <w:r>
+        <w:br/>
+      </w:r>
+      <w:proofErr w:type="spellStart"/>
+      <w:r>
+        <w:t>endpoints</w:t>
+      </w:r>
+      <w:proofErr w:type="spellEnd"/>
+      <w:r>
+        <w:t xml:space="preserve"> для микроконтроллеров ESP32 и веб-интерфейс для пользователей.</w:t>
+      </w:r>
+    </w:p>
+    <w:p>
+      <w:pPr>
+        <w:pStyle w:val="ds-markdown-paragraph"/>
+        <w:numPr>
+          <w:ilvl w:val="0"/>
+          <w:numId w:val="16"/>
+        </w:numPr>
+      </w:pPr>
+      <w:r>
+        <w:rPr>
+          <w:rStyle w:val="a4"/>
+        </w:rPr>
+        <w:t>Слой контроллера (</w:t>
+      </w:r>
+      <w:proofErr w:type="spellStart"/>
+      <w:r>
+        <w:rPr>
+          <w:rStyle w:val="a4"/>
+        </w:rPr>
+        <w:t>Controller</w:t>
+      </w:r>
+      <w:proofErr w:type="spellEnd"/>
+      <w:r>
+        <w:rPr>
+          <w:rStyle w:val="a4"/>
+        </w:rPr>
+        <w:t>):</w:t>
+      </w:r>
+      <w:r>
+        <w:t xml:space="preserve"> Маршруты </w:t>
+      </w:r>
+      <w:proofErr w:type="spellStart"/>
+      <w:r>
+        <w:t>Flask</w:t>
+      </w:r>
+      <w:proofErr w:type="spellEnd"/>
+      <w:r>
+        <w:t xml:space="preserve"> в основном файле</w:t>
+      </w:r>
+      <w:r>
+        <w:br/>
+      </w:r>
+      <w:r>
+        <w:rPr>
+          <w:rStyle w:val="HTML"/>
+        </w:rPr>
+        <w:t>app.py</w:t>
+      </w:r>
+      <w:r>
+        <w:t xml:space="preserve"> (917 строк кода), обрабатывающие HTTP-запросы от двух типов</w:t>
+      </w:r>
+      <w:r>
+        <w:br/>
+        <w:t>клиентов: микроконтроллеров и веб-браузеров.</w:t>
+      </w:r>
+    </w:p>
+    <w:p>
+      <w:pPr>
+        <w:pStyle w:val="ds-markdown-paragraph"/>
+        <w:numPr>
+          <w:ilvl w:val="0"/>
+          <w:numId w:val="16"/>
+        </w:numPr>
+      </w:pPr>
+      <w:r>
+        <w:rPr>
+          <w:rStyle w:val="a4"/>
+        </w:rPr>
+        <w:t>Слой модели (</w:t>
+      </w:r>
+      <w:proofErr w:type="spellStart"/>
+      <w:r>
+        <w:rPr>
+          <w:rStyle w:val="a4"/>
+        </w:rPr>
+        <w:t>Model</w:t>
+      </w:r>
+      <w:proofErr w:type="spellEnd"/>
+      <w:r>
+        <w:rPr>
+          <w:rStyle w:val="a4"/>
+        </w:rPr>
+        <w:t>):</w:t>
+      </w:r>
+      <w:r>
+        <w:t xml:space="preserve"> Модуль </w:t>
+      </w:r>
+      <w:r>
+        <w:rPr>
+          <w:rStyle w:val="HTML"/>
+        </w:rPr>
+        <w:t>database.py</w:t>
+      </w:r>
+      <w:r>
+        <w:t xml:space="preserve"> для работы с</w:t>
+      </w:r>
+      <w:r>
+        <w:br/>
+      </w:r>
+      <w:proofErr w:type="spellStart"/>
+      <w:r>
+        <w:t>PostgreSQL</w:t>
+      </w:r>
+      <w:proofErr w:type="spellEnd"/>
+      <w:r>
+        <w:t xml:space="preserve">, модуль </w:t>
+      </w:r>
+      <w:r>
+        <w:rPr>
+          <w:rStyle w:val="HTML"/>
+        </w:rPr>
+        <w:t>leak_detector.py</w:t>
+      </w:r>
+      <w:r>
+        <w:t xml:space="preserve"> для бизнес-логики обнаружения</w:t>
+      </w:r>
+      <w:r>
+        <w:br/>
+        <w:t xml:space="preserve">утечек, модуль </w:t>
+      </w:r>
+      <w:r>
+        <w:rPr>
+          <w:rStyle w:val="HTML"/>
+        </w:rPr>
+        <w:t>simple_email_sender.py</w:t>
+      </w:r>
+      <w:r>
+        <w:t xml:space="preserve"> для отправки уведомлений.</w:t>
+      </w:r>
+    </w:p>
+    <w:p>
+      <w:pPr>
+        <w:pStyle w:val="ds-markdown-paragraph"/>
+      </w:pPr>
+      <w:r>
+        <w:t xml:space="preserve">Технологический стек веб-сервиса, определённый в файле </w:t>
+      </w:r>
+      <w:r>
+        <w:rPr>
+          <w:rStyle w:val="HTML"/>
+        </w:rPr>
+        <w:t>requirements.txt</w:t>
+      </w:r>
+      <w:r>
+        <w:t>:</w:t>
+      </w:r>
+    </w:p>
+    <w:p>
+      <w:pPr>
+        <w:pStyle w:val="ds-markdown-paragraph"/>
+        <w:numPr>
+          <w:ilvl w:val="0"/>
+          <w:numId w:val="17"/>
+        </w:numPr>
+      </w:pPr>
+      <w:proofErr w:type="spellStart"/>
+      <w:r>
+        <w:rPr>
+          <w:rStyle w:val="a4"/>
+        </w:rPr>
+        <w:t>Flask</w:t>
+      </w:r>
+      <w:proofErr w:type="spellEnd"/>
+      <w:r>
+        <w:rPr>
+          <w:rStyle w:val="a4"/>
+        </w:rPr>
+        <w:t>==3.1.2</w:t>
+      </w:r>
+      <w:r>
+        <w:t xml:space="preserve"> — веб-</w:t>
+      </w:r>
+      <w:proofErr w:type="spellStart"/>
+      <w:r>
+        <w:t>фреймворк</w:t>
+      </w:r>
+      <w:proofErr w:type="spellEnd"/>
+      <w:r>
+        <w:t xml:space="preserve"> для реализации REST API и</w:t>
+      </w:r>
+      <w:r>
+        <w:br/>
+        <w:t>HTML-интерфейса.</w:t>
+      </w:r>
+    </w:p>
+    <w:p>
+      <w:pPr>
+        <w:pStyle w:val="ds-markdown-paragraph"/>
+        <w:numPr>
+          <w:ilvl w:val="0"/>
+          <w:numId w:val="17"/>
+        </w:numPr>
+      </w:pPr>
+      <w:proofErr w:type="spellStart"/>
+      <w:r>
+        <w:rPr>
+          <w:rStyle w:val="a4"/>
+        </w:rPr>
+        <w:t>Flask</w:t>
+      </w:r>
+      <w:proofErr w:type="spellEnd"/>
+      <w:r>
+        <w:rPr>
+          <w:rStyle w:val="a4"/>
+        </w:rPr>
+        <w:t>-JWT-</w:t>
+      </w:r>
+      <w:proofErr w:type="spellStart"/>
+      <w:r>
+        <w:rPr>
+          <w:rStyle w:val="a4"/>
+        </w:rPr>
+        <w:t>Extended</w:t>
+      </w:r>
+      <w:proofErr w:type="spellEnd"/>
+      <w:r>
+        <w:rPr>
+          <w:rStyle w:val="a4"/>
+        </w:rPr>
+        <w:t>==4.7.1</w:t>
+      </w:r>
+      <w:r>
+        <w:t xml:space="preserve"> — расширение для JWT-аутентификации</w:t>
+      </w:r>
+      <w:r>
+        <w:br/>
+        <w:t>микроконтроллеров.</w:t>
+      </w:r>
+    </w:p>
+    <w:p>
+      <w:pPr>
+        <w:pStyle w:val="ds-markdown-paragraph"/>
+        <w:numPr>
+          <w:ilvl w:val="0"/>
+          <w:numId w:val="17"/>
+        </w:numPr>
+      </w:pPr>
+      <w:proofErr w:type="spellStart"/>
+      <w:r>
+        <w:rPr>
+          <w:rStyle w:val="a4"/>
+        </w:rPr>
+        <w:t>SQLAlchemy</w:t>
+      </w:r>
+      <w:proofErr w:type="spellEnd"/>
+      <w:r>
+        <w:rPr>
+          <w:rStyle w:val="a4"/>
+        </w:rPr>
+        <w:t>==2.0.44</w:t>
+      </w:r>
+      <w:r>
+        <w:t xml:space="preserve"> — ORM для работы с базой данных (используется</w:t>
+      </w:r>
+      <w:r>
+        <w:br/>
+        <w:t xml:space="preserve">преимущественно в режиме </w:t>
+      </w:r>
+      <w:proofErr w:type="spellStart"/>
+      <w:r>
+        <w:t>Core</w:t>
+      </w:r>
+      <w:proofErr w:type="spellEnd"/>
+      <w:r>
+        <w:t xml:space="preserve"> с </w:t>
+      </w:r>
+      <w:proofErr w:type="spellStart"/>
+      <w:r>
+        <w:rPr>
+          <w:rStyle w:val="HTML"/>
+        </w:rPr>
+        <w:t>text</w:t>
+      </w:r>
+      <w:proofErr w:type="spellEnd"/>
+      <w:r>
+        <w:rPr>
+          <w:rStyle w:val="HTML"/>
+        </w:rPr>
+        <w:t>()</w:t>
+      </w:r>
+      <w:r>
+        <w:t>-запросами).</w:t>
+      </w:r>
+    </w:p>
+    <w:p>
+      <w:pPr>
+        <w:pStyle w:val="ds-markdown-paragraph"/>
+        <w:numPr>
+          <w:ilvl w:val="0"/>
+          <w:numId w:val="17"/>
+        </w:numPr>
+      </w:pPr>
+      <w:r>
+        <w:rPr>
+          <w:rStyle w:val="a4"/>
+        </w:rPr>
+        <w:t>Chart.js 3.9.1</w:t>
+      </w:r>
+      <w:r>
+        <w:t xml:space="preserve"> — клиентская библиотека для построения</w:t>
+      </w:r>
+      <w:r>
+        <w:br/>
+        <w:t>интерактивных графиков потребления.</w:t>
+      </w:r>
+    </w:p>
+    <w:p>
+      <w:pPr>
+        <w:pStyle w:val="ds-markdown-paragraph"/>
+        <w:numPr>
+          <w:ilvl w:val="0"/>
+          <w:numId w:val="17"/>
+        </w:numPr>
+      </w:pPr>
+      <w:r>
+        <w:rPr>
+          <w:rStyle w:val="a4"/>
+        </w:rPr>
+        <w:t>Стандартные библиотеки Python:</w:t>
+      </w:r>
+      <w:r>
+        <w:t xml:space="preserve"> </w:t>
+      </w:r>
+      <w:proofErr w:type="spellStart"/>
+      <w:r>
+        <w:rPr>
+          <w:rStyle w:val="HTML"/>
+        </w:rPr>
+        <w:t>smtplib</w:t>
+      </w:r>
+      <w:proofErr w:type="spellEnd"/>
+      <w:r>
+        <w:t xml:space="preserve"> для </w:t>
+      </w:r>
+      <w:proofErr w:type="spellStart"/>
+      <w:r>
+        <w:t>email</w:t>
+      </w:r>
+      <w:proofErr w:type="spellEnd"/>
+      <w:r>
+        <w:t>-рассылок,</w:t>
+      </w:r>
+      <w:r>
+        <w:br/>
+      </w:r>
+      <w:proofErr w:type="spellStart"/>
+      <w:r>
+        <w:rPr>
+          <w:rStyle w:val="HTML"/>
+        </w:rPr>
+        <w:t>threading</w:t>
+      </w:r>
+      <w:proofErr w:type="spellEnd"/>
+      <w:r>
+        <w:t xml:space="preserve"> для асинхронной обработки, </w:t>
+      </w:r>
+      <w:proofErr w:type="spellStart"/>
+      <w:r>
+        <w:rPr>
+          <w:rStyle w:val="HTML"/>
+        </w:rPr>
+        <w:t>logging</w:t>
+      </w:r>
+      <w:proofErr w:type="spellEnd"/>
+      <w:r>
+        <w:t xml:space="preserve"> для мониторинга.</w:t>
+      </w:r>
+    </w:p>
+    <w:p>
+      <w:pPr>
+        <w:pStyle w:val="3"/>
+      </w:pPr>
+      <w:r>
+        <w:t>3.2. Система аутентификации и авторизации</w:t>
+      </w:r>
+    </w:p>
+    <w:p>
+      <w:pPr>
+        <w:pStyle w:val="ds-markdown-paragraph"/>
+      </w:pPr>
+      <w:r>
+        <w:t>Веб-сервис реализует двухуровневую модель аутентификации для различных</w:t>
+      </w:r>
+      <w:r>
+        <w:br/>
+        <w:t>типов клиентов.</w:t>
+      </w:r>
+    </w:p>
+    <w:p>
+      <w:pPr>
+        <w:pStyle w:val="ds-markdown-paragraph"/>
+      </w:pPr>
+      <w:r>
+        <w:rPr>
+          <w:rStyle w:val="a4"/>
+        </w:rPr>
+        <w:t>Уровень 1: Аутентификация микроконтроллеров ESP32</w:t>
+      </w:r>
+    </w:p>
+    <w:p>
+      <w:pPr>
+        <w:pStyle w:val="ds-markdown-paragraph"/>
+        <w:numPr>
+          <w:ilvl w:val="0"/>
+          <w:numId w:val="18"/>
+        </w:numPr>
+      </w:pPr>
+      <w:r>
+        <w:rPr>
+          <w:rStyle w:val="a4"/>
+        </w:rPr>
+        <w:t>Протокол:</w:t>
+      </w:r>
+      <w:r>
+        <w:t xml:space="preserve"> JWT (JSON </w:t>
+      </w:r>
+      <w:proofErr w:type="spellStart"/>
+      <w:r>
+        <w:t>Web</w:t>
+      </w:r>
+      <w:proofErr w:type="spellEnd"/>
+      <w:r>
+        <w:t xml:space="preserve"> </w:t>
+      </w:r>
+      <w:proofErr w:type="spellStart"/>
+      <w:r>
+        <w:t>Token</w:t>
+      </w:r>
+      <w:proofErr w:type="spellEnd"/>
+      <w:r>
+        <w:t>) с алгоритмом HS256.</w:t>
+      </w:r>
+    </w:p>
+    <w:p>
+      <w:pPr>
+        <w:pStyle w:val="ds-markdown-paragraph"/>
+        <w:numPr>
+          <w:ilvl w:val="0"/>
+          <w:numId w:val="18"/>
+        </w:numPr>
+        <w:rPr>
+          <w:lang w:val="en-US"/>
+        </w:rPr>
+      </w:pPr>
+      <w:r>
+        <w:rPr>
+          <w:rStyle w:val="a4"/>
+          <w:lang w:val="en-US"/>
+        </w:rPr>
+        <w:t>Endpoint:</w:t>
+      </w:r>
+      <w:r>
+        <w:rPr>
+          <w:lang w:val="en-US"/>
+        </w:rPr>
+        <w:t xml:space="preserve"> </w:t>
+      </w:r>
+      <w:r>
+        <w:rPr>
+          <w:rStyle w:val="HTML"/>
+          <w:lang w:val="en-US"/>
+        </w:rPr>
+        <w:t>/</w:t>
+      </w:r>
+      <w:proofErr w:type="spellStart"/>
+      <w:r>
+        <w:rPr>
+          <w:rStyle w:val="HTML"/>
+          <w:lang w:val="en-US"/>
+        </w:rPr>
+        <w:t>connect_device</w:t>
+      </w:r>
+      <w:proofErr w:type="spellEnd"/>
+      <w:r>
+        <w:rPr>
+          <w:lang w:val="en-US"/>
+        </w:rPr>
+        <w:t xml:space="preserve"> (</w:t>
+      </w:r>
+      <w:r>
+        <w:t>метод</w:t>
+      </w:r>
+      <w:r>
+        <w:rPr>
+          <w:lang w:val="en-US"/>
+        </w:rPr>
+        <w:t xml:space="preserve"> POST).</w:t>
+      </w:r>
+    </w:p>
+    <w:p>
+      <w:pPr>
+        <w:pStyle w:val="ds-markdown-paragraph"/>
+        <w:numPr>
+          <w:ilvl w:val="0"/>
+          <w:numId w:val="18"/>
+        </w:numPr>
+        <w:rPr>
+          <w:lang w:val="en-US"/>
+        </w:rPr>
+      </w:pPr>
+      <w:r>
+        <w:rPr>
+          <w:rStyle w:val="a4"/>
+        </w:rPr>
+        <w:t>Механизм</w:t>
+      </w:r>
+      <w:r>
+        <w:rPr>
+          <w:rStyle w:val="a4"/>
+          <w:lang w:val="en-US"/>
+        </w:rPr>
+        <w:t>:</w:t>
+      </w:r>
+      <w:r>
+        <w:rPr>
+          <w:lang w:val="en-US"/>
+        </w:rPr>
+        <w:t xml:space="preserve"> </w:t>
+      </w:r>
+      <w:proofErr w:type="spellStart"/>
+      <w:r>
+        <w:t>Валидация</w:t>
+      </w:r>
+      <w:proofErr w:type="spellEnd"/>
+      <w:r>
+        <w:rPr>
+          <w:lang w:val="en-US"/>
+        </w:rPr>
+        <w:t xml:space="preserve"> MAC-</w:t>
+      </w:r>
+      <w:r>
+        <w:t>адреса</w:t>
+      </w:r>
+      <w:r>
+        <w:rPr>
+          <w:lang w:val="en-US"/>
+        </w:rPr>
+        <w:t xml:space="preserve"> </w:t>
+      </w:r>
+      <w:r>
+        <w:t>устройства</w:t>
+      </w:r>
+      <w:r>
+        <w:rPr>
+          <w:lang w:val="en-US"/>
+        </w:rPr>
+        <w:t xml:space="preserve"> </w:t>
+      </w:r>
+      <w:r>
+        <w:t>через</w:t>
+      </w:r>
+      <w:r>
+        <w:rPr>
+          <w:lang w:val="en-US"/>
+        </w:rPr>
+        <w:t xml:space="preserve"> </w:t>
+      </w:r>
+      <w:r>
+        <w:t>вызов</w:t>
+      </w:r>
+      <w:r>
+        <w:rPr>
+          <w:lang w:val="en-US"/>
+        </w:rPr>
+        <w:t xml:space="preserve"> </w:t>
+      </w:r>
+      <w:r>
+        <w:t>функции</w:t>
+      </w:r>
+      <w:r>
+        <w:rPr>
+          <w:lang w:val="en-US"/>
+        </w:rPr>
+        <w:br/>
+      </w:r>
+      <w:r>
+        <w:t>базы</w:t>
+      </w:r>
+      <w:r>
+        <w:rPr>
+          <w:lang w:val="en-US"/>
+        </w:rPr>
+        <w:t xml:space="preserve"> </w:t>
+      </w:r>
+      <w:r>
+        <w:t>данных</w:t>
+      </w:r>
+      <w:r>
+        <w:rPr>
+          <w:lang w:val="en-US"/>
+        </w:rPr>
+        <w:t xml:space="preserve"> </w:t>
+      </w:r>
+      <w:proofErr w:type="spellStart"/>
+      <w:r>
+        <w:rPr>
+          <w:rStyle w:val="HTML"/>
+          <w:lang w:val="en-US"/>
+        </w:rPr>
+        <w:t>public.find_device</w:t>
+      </w:r>
+      <w:proofErr w:type="spellEnd"/>
+      <w:r>
+        <w:rPr>
+          <w:rStyle w:val="HTML"/>
+          <w:lang w:val="en-US"/>
+        </w:rPr>
+        <w:t>(:</w:t>
+      </w:r>
+      <w:proofErr w:type="spellStart"/>
+      <w:r>
+        <w:rPr>
+          <w:rStyle w:val="HTML"/>
+          <w:lang w:val="en-US"/>
+        </w:rPr>
+        <w:t>mac_address</w:t>
+      </w:r>
+      <w:proofErr w:type="spellEnd"/>
+      <w:r>
+        <w:rPr>
+          <w:rStyle w:val="HTML"/>
+          <w:lang w:val="en-US"/>
+        </w:rPr>
+        <w:t>)</w:t>
+      </w:r>
+      <w:r>
+        <w:rPr>
+          <w:lang w:val="en-US"/>
+        </w:rPr>
+        <w:t>.</w:t>
+      </w:r>
+    </w:p>
+    <w:p>
+      <w:pPr>
+        <w:pStyle w:val="ds-markdown-paragraph"/>
+        <w:numPr>
+          <w:ilvl w:val="0"/>
+          <w:numId w:val="18"/>
+        </w:numPr>
+      </w:pPr>
+      <w:proofErr w:type="spellStart"/>
+      <w:r>
+        <w:rPr>
+          <w:rStyle w:val="a4"/>
+        </w:rPr>
+        <w:t>Токен</w:t>
+      </w:r>
+      <w:proofErr w:type="spellEnd"/>
+      <w:r>
+        <w:rPr>
+          <w:rStyle w:val="a4"/>
+        </w:rPr>
+        <w:t>:</w:t>
+      </w:r>
+      <w:r>
+        <w:t xml:space="preserve"> Содержит MAC-адрес в поле </w:t>
+      </w:r>
+      <w:proofErr w:type="spellStart"/>
+      <w:r>
+        <w:rPr>
+          <w:rStyle w:val="HTML"/>
+        </w:rPr>
+        <w:t>identity</w:t>
+      </w:r>
+      <w:proofErr w:type="spellEnd"/>
+      <w:r>
+        <w:t>, срок действия —</w:t>
+      </w:r>
+      <w:r>
+        <w:br/>
+        <w:t>24 часа. Выдаётся в ответ на успешную аутентификацию.</w:t>
+      </w:r>
+    </w:p>
+    <w:p>
+      <w:pPr>
+        <w:pStyle w:val="ds-markdown-paragraph"/>
+      </w:pPr>
+      <w:r>
+        <w:rPr>
+          <w:rStyle w:val="a4"/>
+        </w:rPr>
+        <w:t>Уровень 2: Аутентификация пользователей через веб-интерфейс</w:t>
+      </w:r>
+    </w:p>
+    <w:p>
+      <w:pPr>
+        <w:pStyle w:val="ds-markdown-paragraph"/>
+        <w:numPr>
+          <w:ilvl w:val="0"/>
+          <w:numId w:val="19"/>
+        </w:numPr>
+      </w:pPr>
+      <w:r>
+        <w:rPr>
+          <w:rStyle w:val="a4"/>
+        </w:rPr>
+        <w:t>Механизм:</w:t>
+      </w:r>
+      <w:r>
+        <w:t xml:space="preserve"> Сессии </w:t>
+      </w:r>
+      <w:proofErr w:type="spellStart"/>
+      <w:r>
+        <w:t>Flask</w:t>
+      </w:r>
+      <w:proofErr w:type="spellEnd"/>
+      <w:r>
+        <w:t xml:space="preserve"> с хранением состояния на стороне сервера.</w:t>
+      </w:r>
+    </w:p>
+    <w:p>
+      <w:pPr>
+        <w:pStyle w:val="ds-markdown-paragraph"/>
+        <w:numPr>
+          <w:ilvl w:val="0"/>
+          <w:numId w:val="19"/>
+        </w:numPr>
+      </w:pPr>
+      <w:proofErr w:type="spellStart"/>
+      <w:r>
+        <w:rPr>
+          <w:rStyle w:val="a4"/>
+        </w:rPr>
+        <w:t>Endpoint</w:t>
+      </w:r>
+      <w:proofErr w:type="spellEnd"/>
+      <w:r>
+        <w:rPr>
+          <w:rStyle w:val="a4"/>
+        </w:rPr>
+        <w:t>:</w:t>
+      </w:r>
+      <w:r>
+        <w:t xml:space="preserve"> </w:t>
+      </w:r>
+      <w:r>
+        <w:rPr>
+          <w:rStyle w:val="HTML"/>
+        </w:rPr>
+        <w:t>/</w:t>
+      </w:r>
+      <w:proofErr w:type="spellStart"/>
+      <w:r>
+        <w:rPr>
+          <w:rStyle w:val="HTML"/>
+        </w:rPr>
+        <w:t>login</w:t>
+      </w:r>
+      <w:proofErr w:type="spellEnd"/>
+      <w:r>
+        <w:t xml:space="preserve"> (метод POST).</w:t>
+      </w:r>
+    </w:p>
+    <w:p>
+      <w:pPr>
+        <w:pStyle w:val="ds-markdown-paragraph"/>
+        <w:numPr>
+          <w:ilvl w:val="0"/>
+          <w:numId w:val="19"/>
+        </w:numPr>
+      </w:pPr>
+      <w:proofErr w:type="spellStart"/>
+      <w:r>
+        <w:rPr>
+          <w:rStyle w:val="a4"/>
+        </w:rPr>
         <w:lastRenderedPageBreak/>
-        <w:t>3</w:t>
-      </w:r>
-      <w:r>
-        <w:rPr>
-          <w:b w:val="0"/>
-          <w:bCs w:val="0"/>
-          <w:sz w:val="24"/>
-          <w:szCs w:val="24"/>
-        </w:rPr>
-        <w:t xml:space="preserve">. </w:t>
-      </w:r>
-      <w:r>
-        <w:rPr>
-          <w:b w:val="0"/>
-          <w:bCs w:val="0"/>
-          <w:sz w:val="24"/>
-          <w:szCs w:val="24"/>
+        <w:t>Валидация</w:t>
+      </w:r>
+      <w:proofErr w:type="spellEnd"/>
+      <w:r>
+        <w:rPr>
+          <w:rStyle w:val="a4"/>
+        </w:rPr>
+        <w:t>:</w:t>
+      </w:r>
+      <w:r>
+        <w:t xml:space="preserve"> Проверка учётных данных через хранимую процедуру</w:t>
+      </w:r>
+      <w:r>
+        <w:br/>
+      </w:r>
+      <w:proofErr w:type="spellStart"/>
+      <w:r>
+        <w:rPr>
+          <w:rStyle w:val="HTML"/>
+        </w:rPr>
+        <w:t>public.get_user</w:t>
+      </w:r>
+      <w:proofErr w:type="spellEnd"/>
+      <w:r>
+        <w:rPr>
+          <w:rStyle w:val="HTML"/>
+        </w:rPr>
+        <w:t>(:</w:t>
+      </w:r>
+      <w:proofErr w:type="spellStart"/>
+      <w:r>
+        <w:rPr>
+          <w:rStyle w:val="HTML"/>
+        </w:rPr>
+        <w:t>username</w:t>
+      </w:r>
+      <w:proofErr w:type="spellEnd"/>
+      <w:r>
+        <w:rPr>
+          <w:rStyle w:val="HTML"/>
+        </w:rPr>
+        <w:t>, :</w:t>
+      </w:r>
+      <w:proofErr w:type="spellStart"/>
+      <w:r>
+        <w:rPr>
+          <w:rStyle w:val="HTML"/>
+        </w:rPr>
+        <w:t>password</w:t>
+      </w:r>
+      <w:proofErr w:type="spellEnd"/>
+      <w:r>
+        <w:rPr>
+          <w:rStyle w:val="HTML"/>
+        </w:rPr>
+        <w:t>)</w:t>
+      </w:r>
+      <w:r>
+        <w:t>.</w:t>
+      </w:r>
+    </w:p>
+    <w:p>
+      <w:pPr>
+        <w:pStyle w:val="ds-markdown-paragraph"/>
+        <w:numPr>
+          <w:ilvl w:val="0"/>
+          <w:numId w:val="19"/>
+        </w:numPr>
+      </w:pPr>
+      <w:r>
+        <w:rPr>
+          <w:rStyle w:val="a4"/>
+        </w:rPr>
+        <w:t>Данные сессии:</w:t>
+      </w:r>
+      <w:r>
+        <w:t xml:space="preserve"> В случае успеха в сессии сохраняются</w:t>
+      </w:r>
+      <w:r>
+        <w:br/>
+      </w:r>
+      <w:proofErr w:type="spellStart"/>
+      <w:r>
+        <w:rPr>
+          <w:rStyle w:val="HTML"/>
+        </w:rPr>
+        <w:t>session</w:t>
+      </w:r>
+      <w:proofErr w:type="spellEnd"/>
+      <w:r>
+        <w:rPr>
+          <w:rStyle w:val="HTML"/>
+        </w:rPr>
+        <w:t>['</w:t>
+      </w:r>
+      <w:proofErr w:type="spellStart"/>
+      <w:r>
+        <w:rPr>
+          <w:rStyle w:val="HTML"/>
+        </w:rPr>
+        <w:t>username</w:t>
+      </w:r>
+      <w:proofErr w:type="spellEnd"/>
+      <w:r>
+        <w:rPr>
+          <w:rStyle w:val="HTML"/>
+        </w:rPr>
+        <w:t>']</w:t>
+      </w:r>
+      <w:r>
+        <w:t xml:space="preserve"> и </w:t>
+      </w:r>
+      <w:proofErr w:type="spellStart"/>
+      <w:r>
+        <w:rPr>
+          <w:rStyle w:val="HTML"/>
+        </w:rPr>
+        <w:t>session</w:t>
+      </w:r>
+      <w:proofErr w:type="spellEnd"/>
+      <w:r>
+        <w:rPr>
+          <w:rStyle w:val="HTML"/>
+        </w:rPr>
+        <w:t>['</w:t>
+      </w:r>
+      <w:proofErr w:type="spellStart"/>
+      <w:r>
+        <w:rPr>
+          <w:rStyle w:val="HTML"/>
+        </w:rPr>
+        <w:t>userid</w:t>
+      </w:r>
+      <w:proofErr w:type="spellEnd"/>
+      <w:r>
+        <w:rPr>
+          <w:rStyle w:val="HTML"/>
+        </w:rPr>
+        <w:t>']</w:t>
+      </w:r>
+      <w:r>
+        <w:t>.</w:t>
+      </w:r>
+    </w:p>
+    <w:p>
+      <w:pPr>
+        <w:pStyle w:val="ds-markdown-paragraph"/>
+      </w:pPr>
+      <w:r>
+        <w:t>Защита маршрутов реализована с помощью декораторов:</w:t>
+      </w:r>
+      <w:r>
+        <w:br/>
+      </w:r>
+      <w:r>
+        <w:rPr>
+          <w:rStyle w:val="HTML"/>
+        </w:rPr>
+        <w:t>@</w:t>
+      </w:r>
+      <w:proofErr w:type="spellStart"/>
+      <w:r>
+        <w:rPr>
+          <w:rStyle w:val="HTML"/>
+        </w:rPr>
+        <w:t>jwt_required</w:t>
+      </w:r>
+      <w:proofErr w:type="spellEnd"/>
+      <w:r>
+        <w:rPr>
+          <w:rStyle w:val="HTML"/>
+        </w:rPr>
+        <w:t>()</w:t>
+      </w:r>
+      <w:r>
+        <w:t xml:space="preserve"> — для </w:t>
+      </w:r>
+      <w:proofErr w:type="spellStart"/>
+      <w:r>
+        <w:t>endpoints</w:t>
+      </w:r>
+      <w:proofErr w:type="spellEnd"/>
+      <w:r>
+        <w:t>, доступных только микроконтроллерам</w:t>
+      </w:r>
+      <w:r>
+        <w:br/>
+        <w:t xml:space="preserve">(например, </w:t>
+      </w:r>
+      <w:r>
+        <w:rPr>
+          <w:rStyle w:val="HTML"/>
+        </w:rPr>
+        <w:t>/</w:t>
+      </w:r>
+      <w:proofErr w:type="spellStart"/>
+      <w:r>
+        <w:rPr>
+          <w:rStyle w:val="HTML"/>
+        </w:rPr>
+        <w:t>add_device_changes</w:t>
+      </w:r>
+      <w:proofErr w:type="spellEnd"/>
+      <w:r>
+        <w:t>); проверка наличия ключа</w:t>
+      </w:r>
+      <w:r>
+        <w:br/>
+      </w:r>
+      <w:r>
+        <w:rPr>
+          <w:rStyle w:val="HTML"/>
+        </w:rPr>
+        <w:t>'</w:t>
+      </w:r>
+      <w:proofErr w:type="spellStart"/>
+      <w:r>
+        <w:rPr>
+          <w:rStyle w:val="HTML"/>
+        </w:rPr>
+        <w:t>username</w:t>
+      </w:r>
+      <w:proofErr w:type="spellEnd"/>
+      <w:r>
+        <w:rPr>
+          <w:rStyle w:val="HTML"/>
+        </w:rPr>
+        <w:t>'</w:t>
+      </w:r>
+      <w:r>
+        <w:t xml:space="preserve"> в объекте сессии — для защиты пользовательских страниц</w:t>
+      </w:r>
+      <w:r>
+        <w:br/>
+        <w:t xml:space="preserve">(например, </w:t>
+      </w:r>
+      <w:r>
+        <w:rPr>
+          <w:rStyle w:val="HTML"/>
+        </w:rPr>
+        <w:t>/</w:t>
+      </w:r>
+      <w:proofErr w:type="spellStart"/>
+      <w:r>
+        <w:rPr>
+          <w:rStyle w:val="HTML"/>
+        </w:rPr>
+        <w:t>dashboard</w:t>
+      </w:r>
+      <w:proofErr w:type="spellEnd"/>
+      <w:r>
+        <w:t>).</w:t>
+      </w:r>
+    </w:p>
+    <w:p>
+      <w:pPr>
+        <w:pStyle w:val="3"/>
+      </w:pPr>
+      <w:r>
+        <w:t>3.3. Обработка данных от микроконтроллеров</w:t>
+      </w:r>
+    </w:p>
+    <w:p>
+      <w:pPr>
+        <w:pStyle w:val="ds-markdown-paragraph"/>
+      </w:pPr>
+      <w:r>
+        <w:t xml:space="preserve">Основной </w:t>
+      </w:r>
+      <w:proofErr w:type="spellStart"/>
+      <w:r>
+        <w:t>endpoint</w:t>
+      </w:r>
+      <w:proofErr w:type="spellEnd"/>
+      <w:r>
+        <w:t xml:space="preserve"> для приёма данных — </w:t>
+      </w:r>
+      <w:r>
+        <w:rPr>
+          <w:rStyle w:val="HTML"/>
+        </w:rPr>
+        <w:t>/</w:t>
+      </w:r>
+      <w:proofErr w:type="spellStart"/>
+      <w:r>
+        <w:rPr>
+          <w:rStyle w:val="HTML"/>
+        </w:rPr>
+        <w:t>add_device_changes</w:t>
+      </w:r>
+      <w:proofErr w:type="spellEnd"/>
+      <w:r>
+        <w:t xml:space="preserve"> (метод POST,</w:t>
+      </w:r>
+      <w:r>
+        <w:br/>
+        <w:t>требует JWT).</w:t>
+      </w:r>
+    </w:p>
+    <w:p>
+      <w:pPr>
+        <w:pStyle w:val="ds-markdown-paragraph"/>
+        <w:ind w:firstLine="708"/>
+        <w:rPr>
+          <w:rStyle w:val="a4"/>
+        </w:rPr>
+      </w:pPr>
+      <w:r>
+        <w:rPr>
+          <w:rStyle w:val="a4"/>
+        </w:rPr>
+        <w:t>Формат принимаемых данных (JSON):</w:t>
+      </w:r>
+    </w:p>
+    <w:p>
+      <w:pPr>
+        <w:pStyle w:val="ds-markdown-paragraph"/>
+        <w:jc w:val="center"/>
+        <w:rPr>
           <w:lang w:val="en-US"/>
         </w:rPr>
-        <w:t>Web</w:t>
-      </w:r>
-      <w:r>
-        <w:rPr>
-          <w:b w:val="0"/>
-          <w:bCs w:val="0"/>
-          <w:sz w:val="24"/>
-          <w:szCs w:val="24"/>
-        </w:rPr>
+      </w:pPr>
+      <w:r>
+        <w:drawing>
+          <wp:inline distT="0" distB="0" distL="0" distR="0" wp14:anchorId="794BAB8C" wp14:editId="63BA4F45">
+            <wp:extent cx="6210300" cy="4975860"/>
+            <wp:effectExtent l="0" t="0" r="0" b="0"/>
+            <wp:docPr id="7" name="Рисунок 7"/>
+            <wp:cNvGraphicFramePr>
+              <a:graphicFrameLocks xmlns:a="http://schemas.openxmlformats.org/drawingml/2006/main" noChangeAspect="1"/>
+            </wp:cNvGraphicFramePr>
+            <a:graphic xmlns:a="http://schemas.openxmlformats.org/drawingml/2006/main">
+              <a:graphicData uri="http://schemas.openxmlformats.org/drawingml/2006/picture">
+                <pic:pic xmlns:pic="http://schemas.openxmlformats.org/drawingml/2006/picture">
+                  <pic:nvPicPr>
+                    <pic:cNvPr id="1" name=""/>
+                    <pic:cNvPicPr/>
+                  </pic:nvPicPr>
+                  <pic:blipFill>
+                    <a:blip r:embed="rId12"/>
+                    <a:stretch>
+                      <a:fillRect/>
+                    </a:stretch>
+                  </pic:blipFill>
+                  <pic:spPr>
+                    <a:xfrm>
+                      <a:off x="0" y="0"/>
+                      <a:ext cx="6210300" cy="4975860"/>
+                    </a:xfrm>
+                    <a:prstGeom prst="rect">
+                      <a:avLst/>
+                    </a:prstGeom>
+                  </pic:spPr>
+                </pic:pic>
+              </a:graphicData>
+            </a:graphic>
+          </wp:inline>
+        </w:drawing>
+      </w:r>
+    </w:p>
+    <w:p>
+      <w:pPr>
+        <w:pStyle w:val="ds-markdown-paragraph"/>
+      </w:pPr>
+      <w:r>
+        <w:rPr>
+          <w:rStyle w:val="a4"/>
+        </w:rPr>
+        <w:t xml:space="preserve">Алгоритм обработки (реализован в </w:t>
+      </w:r>
+      <w:r>
+        <w:rPr>
+          <w:rStyle w:val="HTML"/>
+          <w:b/>
+          <w:bCs/>
+        </w:rPr>
+        <w:t>app.py</w:t>
+      </w:r>
+      <w:r>
+        <w:rPr>
+          <w:rStyle w:val="a4"/>
+        </w:rPr>
+        <w:t>, строки 323-422):</w:t>
+      </w:r>
+    </w:p>
+    <w:p>
+      <w:pPr>
+        <w:pStyle w:val="ds-markdown-paragraph"/>
+        <w:numPr>
+          <w:ilvl w:val="0"/>
+          <w:numId w:val="20"/>
+        </w:numPr>
+      </w:pPr>
+      <w:proofErr w:type="spellStart"/>
+      <w:r>
+        <w:t>Валидация</w:t>
+      </w:r>
+      <w:proofErr w:type="spellEnd"/>
+      <w:r>
+        <w:t xml:space="preserve"> JWT-</w:t>
+      </w:r>
+      <w:proofErr w:type="spellStart"/>
+      <w:r>
+        <w:t>токена</w:t>
+      </w:r>
+      <w:proofErr w:type="spellEnd"/>
+      <w:r>
+        <w:t xml:space="preserve"> и извлечение MAC-адреса устройства</w:t>
+      </w:r>
+      <w:r>
+        <w:br/>
+        <w:t>(</w:t>
+      </w:r>
+      <w:proofErr w:type="spellStart"/>
+      <w:r>
+        <w:rPr>
+          <w:rStyle w:val="HTML"/>
+        </w:rPr>
+        <w:t>get_jwt_identity</w:t>
+      </w:r>
+      <w:proofErr w:type="spellEnd"/>
+      <w:r>
+        <w:rPr>
+          <w:rStyle w:val="HTML"/>
+        </w:rPr>
+        <w:t>()</w:t>
+      </w:r>
+      <w:r>
+        <w:t>).</w:t>
+      </w:r>
+    </w:p>
+    <w:p>
+      <w:pPr>
+        <w:pStyle w:val="ds-markdown-paragraph"/>
+        <w:numPr>
+          <w:ilvl w:val="0"/>
+          <w:numId w:val="20"/>
+        </w:numPr>
+      </w:pPr>
+      <w:proofErr w:type="spellStart"/>
+      <w:r>
+        <w:t>Парсинг</w:t>
+      </w:r>
+      <w:proofErr w:type="spellEnd"/>
+      <w:r>
+        <w:t xml:space="preserve"> массива изменений из тела запроса.</w:t>
+      </w:r>
+    </w:p>
+    <w:p>
+      <w:pPr>
+        <w:pStyle w:val="ds-markdown-paragraph"/>
+        <w:numPr>
+          <w:ilvl w:val="0"/>
+          <w:numId w:val="20"/>
+        </w:numPr>
+      </w:pPr>
+      <w:r>
+        <w:lastRenderedPageBreak/>
+        <w:t>Для каждого изменения в отдельной транзакции базы данных</w:t>
+      </w:r>
+      <w:r>
+        <w:br/>
+        <w:t>выполняется вызов хранимой процедуры</w:t>
+      </w:r>
+      <w:r>
+        <w:br/>
+      </w:r>
+      <w:proofErr w:type="spellStart"/>
+      <w:r>
+        <w:rPr>
+          <w:rStyle w:val="HTML"/>
+        </w:rPr>
+        <w:t>public.add_device_changes</w:t>
+      </w:r>
+      <w:proofErr w:type="spellEnd"/>
+      <w:r>
+        <w:rPr>
+          <w:rStyle w:val="HTML"/>
+        </w:rPr>
+        <w:t>(:</w:t>
+      </w:r>
+      <w:proofErr w:type="spellStart"/>
+      <w:r>
+        <w:rPr>
+          <w:rStyle w:val="HTML"/>
+        </w:rPr>
+        <w:t>mac_address</w:t>
+      </w:r>
+      <w:proofErr w:type="spellEnd"/>
+      <w:r>
+        <w:rPr>
+          <w:rStyle w:val="HTML"/>
+        </w:rPr>
+        <w:t>, :</w:t>
+      </w:r>
+      <w:proofErr w:type="spellStart"/>
+      <w:r>
+        <w:rPr>
+          <w:rStyle w:val="HTML"/>
+        </w:rPr>
+        <w:t>device_id</w:t>
+      </w:r>
+      <w:proofErr w:type="spellEnd"/>
+      <w:r>
+        <w:rPr>
+          <w:rStyle w:val="HTML"/>
+        </w:rPr>
+        <w:t>, :</w:t>
+      </w:r>
+      <w:proofErr w:type="spellStart"/>
+      <w:r>
+        <w:rPr>
+          <w:rStyle w:val="HTML"/>
+        </w:rPr>
+        <w:t>moment</w:t>
+      </w:r>
+      <w:proofErr w:type="spellEnd"/>
+      <w:r>
+        <w:rPr>
+          <w:rStyle w:val="HTML"/>
+        </w:rPr>
+        <w:t>)</w:t>
+      </w:r>
+      <w:r>
+        <w:t>.</w:t>
+      </w:r>
+      <w:r>
+        <w:br/>
+        <w:t>Транзакция гарантирует атомарность операции.</w:t>
+      </w:r>
+    </w:p>
+    <w:p>
+      <w:pPr>
+        <w:pStyle w:val="ds-markdown-paragraph"/>
+        <w:numPr>
+          <w:ilvl w:val="0"/>
+          <w:numId w:val="20"/>
+        </w:numPr>
+      </w:pPr>
+      <w:r>
+        <w:t>После успешной записи данных асинхронно, в отдельном потоке</w:t>
+      </w:r>
+      <w:r>
+        <w:br/>
+        <w:t>(</w:t>
+      </w:r>
+      <w:proofErr w:type="spellStart"/>
+      <w:r>
+        <w:rPr>
+          <w:rStyle w:val="HTML"/>
+        </w:rPr>
+        <w:t>threading.Thread</w:t>
+      </w:r>
+      <w:proofErr w:type="spellEnd"/>
+      <w:r>
+        <w:t>), запускается проверка на утечки для</w:t>
+      </w:r>
+      <w:r>
+        <w:br/>
+        <w:t xml:space="preserve">соответствующего устройства с последующей отправкой </w:t>
+      </w:r>
+      <w:proofErr w:type="spellStart"/>
+      <w:r>
+        <w:t>email</w:t>
+      </w:r>
+      <w:proofErr w:type="spellEnd"/>
+      <w:r>
+        <w:t>-уведомления</w:t>
+      </w:r>
+      <w:r>
+        <w:br/>
+        <w:t>при их обнаружении.</w:t>
+      </w:r>
+    </w:p>
+    <w:p>
+      <w:pPr>
+        <w:pStyle w:val="3"/>
+      </w:pPr>
+      <w:r>
+        <w:t>3.4. Модуль интеллектуального анализа утечек</w:t>
+      </w:r>
+    </w:p>
+    <w:p>
+      <w:pPr>
+        <w:pStyle w:val="ds-markdown-paragraph"/>
+      </w:pPr>
+      <w:r>
+        <w:t xml:space="preserve">Класс </w:t>
+      </w:r>
+      <w:proofErr w:type="spellStart"/>
+      <w:r>
+        <w:rPr>
+          <w:rStyle w:val="HTML"/>
+        </w:rPr>
+        <w:t>LeakDetector</w:t>
+      </w:r>
+      <w:proofErr w:type="spellEnd"/>
+      <w:r>
+        <w:t xml:space="preserve"> (файл </w:t>
+      </w:r>
+      <w:r>
+        <w:rPr>
+          <w:rStyle w:val="HTML"/>
+        </w:rPr>
+        <w:t>leak_detector.py</w:t>
+      </w:r>
+      <w:r>
+        <w:t>) реализует три алгоритма</w:t>
+      </w:r>
+      <w:r>
+        <w:br/>
+        <w:t>статистического анализа временных рядов показаний потребления.</w:t>
+      </w:r>
+    </w:p>
+    <w:p>
+      <w:pPr>
+        <w:pStyle w:val="ds-markdown-paragraph"/>
+      </w:pPr>
+      <w:r>
+        <w:rPr>
+          <w:rStyle w:val="a4"/>
+        </w:rPr>
+        <w:t>Конфигурационные параметры анализатора:</w:t>
+      </w:r>
+    </w:p>
+    <w:p>
+      <w:pPr>
+        <w:pStyle w:val="ds-markdown-paragraph"/>
+        <w:ind w:firstLine="709"/>
+        <w:jc w:val="center"/>
+        <w:rPr>
+          <w:rStyle w:val="a4"/>
+        </w:rPr>
+      </w:pPr>
+      <w:r>
+        <w:rPr>
+          <w:rStyle w:val="a4"/>
+        </w:rPr>
+        <w:drawing>
+          <wp:inline distT="0" distB="0" distL="0" distR="0" wp14:anchorId="3CF6C4EC" wp14:editId="31AD8C3D">
+            <wp:extent cx="4906010" cy="4067175"/>
+            <wp:effectExtent l="0" t="0" r="8890" b="9525"/>
+            <wp:docPr id="8" name="Рисунок 8"/>
+            <wp:cNvGraphicFramePr>
+              <a:graphicFrameLocks xmlns:a="http://schemas.openxmlformats.org/drawingml/2006/main" noChangeAspect="1"/>
+            </wp:cNvGraphicFramePr>
+            <a:graphic xmlns:a="http://schemas.openxmlformats.org/drawingml/2006/main">
+              <a:graphicData uri="http://schemas.openxmlformats.org/drawingml/2006/picture">
+                <pic:pic xmlns:pic="http://schemas.openxmlformats.org/drawingml/2006/picture">
+                  <pic:nvPicPr>
+                    <pic:cNvPr id="1" name=""/>
+                    <pic:cNvPicPr/>
+                  </pic:nvPicPr>
+                  <pic:blipFill>
+                    <a:blip r:embed="rId13"/>
+                    <a:stretch>
+                      <a:fillRect/>
+                    </a:stretch>
+                  </pic:blipFill>
+                  <pic:spPr>
+                    <a:xfrm>
+                      <a:off x="0" y="0"/>
+                      <a:ext cx="4926479" cy="4084144"/>
+                    </a:xfrm>
+                    <a:prstGeom prst="rect">
+                      <a:avLst/>
+                    </a:prstGeom>
+                  </pic:spPr>
+                </pic:pic>
+              </a:graphicData>
+            </a:graphic>
+          </wp:inline>
+        </w:drawing>
+      </w:r>
+    </w:p>
+    <w:p>
+      <w:pPr>
+        <w:pStyle w:val="ds-markdown-paragraph"/>
+      </w:pPr>
+      <w:r>
+        <w:rPr>
+          <w:rStyle w:val="a4"/>
+        </w:rPr>
+        <w:t>Алгоритмы обнаружения:</w:t>
+      </w:r>
+    </w:p>
+    <w:p>
+      <w:pPr>
+        <w:pStyle w:val="ds-markdown-paragraph"/>
+        <w:numPr>
+          <w:ilvl w:val="0"/>
+          <w:numId w:val="21"/>
+        </w:numPr>
+      </w:pPr>
+      <w:r>
+        <w:rPr>
+          <w:rStyle w:val="HTML"/>
+          <w:b/>
+          <w:bCs/>
+        </w:rPr>
+        <w:t>_</w:t>
+      </w:r>
+      <w:proofErr w:type="spellStart"/>
+      <w:r>
+        <w:rPr>
+          <w:rStyle w:val="HTML"/>
+          <w:b/>
+          <w:bCs/>
+        </w:rPr>
+        <w:t>detect_long_continuous_usage</w:t>
+      </w:r>
+      <w:proofErr w:type="spellEnd"/>
+      <w:r>
+        <w:rPr>
+          <w:rStyle w:val="HTML"/>
+          <w:b/>
+          <w:bCs/>
+        </w:rPr>
+        <w:t>()</w:t>
+      </w:r>
+      <w:r>
+        <w:rPr>
+          <w:rStyle w:val="a4"/>
+        </w:rPr>
+        <w:t>:</w:t>
+      </w:r>
+      <w:r>
+        <w:t xml:space="preserve"> Выявляет периоды</w:t>
+      </w:r>
+      <w:r>
+        <w:br/>
+        <w:t>непрерывного расхода ресурса. Алгоритм группирует последовательные</w:t>
+      </w:r>
+      <w:r>
+        <w:br/>
+        <w:t>изменения с интервалом ≤5 минут. Группа считается утечкой, если её</w:t>
+      </w:r>
+      <w:r>
+        <w:br/>
+        <w:t>общая продолжительность превышает 60 минут. Рассчитывается суммарный</w:t>
+      </w:r>
+      <w:r>
+        <w:br/>
+        <w:t>объём потерь.</w:t>
+      </w:r>
+    </w:p>
+    <w:p>
+      <w:pPr>
+        <w:pStyle w:val="ds-markdown-paragraph"/>
+        <w:numPr>
+          <w:ilvl w:val="0"/>
+          <w:numId w:val="21"/>
+        </w:numPr>
+      </w:pPr>
+      <w:r>
+        <w:rPr>
+          <w:rStyle w:val="HTML"/>
+          <w:b/>
+          <w:bCs/>
+        </w:rPr>
+        <w:t>_</w:t>
+      </w:r>
+      <w:proofErr w:type="spellStart"/>
+      <w:r>
+        <w:rPr>
+          <w:rStyle w:val="HTML"/>
+          <w:b/>
+          <w:bCs/>
+        </w:rPr>
+        <w:t>detect_night_leaks</w:t>
+      </w:r>
+      <w:proofErr w:type="spellEnd"/>
+      <w:r>
+        <w:rPr>
+          <w:rStyle w:val="HTML"/>
+          <w:b/>
+          <w:bCs/>
+        </w:rPr>
+        <w:t>()</w:t>
+      </w:r>
+      <w:r>
+        <w:rPr>
+          <w:rStyle w:val="a4"/>
+        </w:rPr>
+        <w:t>:</w:t>
+      </w:r>
+      <w:r>
+        <w:t xml:space="preserve"> Обнаруживает потребление в ночные часы</w:t>
+      </w:r>
+      <w:r>
+        <w:br/>
+        <w:t>(00:00-06:00). Аномалией считается наличие 3 и более изменений</w:t>
+      </w:r>
+      <w:r>
+        <w:br/>
+        <w:t>показаний в этот период. Рассчитывается ночной объём потребления.</w:t>
+      </w:r>
+    </w:p>
+    <w:p>
+      <w:pPr>
+        <w:pStyle w:val="ds-markdown-paragraph"/>
+        <w:numPr>
+          <w:ilvl w:val="0"/>
+          <w:numId w:val="21"/>
+        </w:numPr>
+      </w:pPr>
+      <w:r>
+        <w:rPr>
+          <w:rStyle w:val="HTML"/>
+          <w:b/>
+          <w:bCs/>
+        </w:rPr>
+        <w:t>_</w:t>
+      </w:r>
+      <w:proofErr w:type="spellStart"/>
+      <w:r>
+        <w:rPr>
+          <w:rStyle w:val="HTML"/>
+          <w:b/>
+          <w:bCs/>
+        </w:rPr>
+        <w:t>detect_high_consumption_rate</w:t>
+      </w:r>
+      <w:proofErr w:type="spellEnd"/>
+      <w:r>
+        <w:rPr>
+          <w:rStyle w:val="HTML"/>
+          <w:b/>
+          <w:bCs/>
+        </w:rPr>
+        <w:t>()</w:t>
+      </w:r>
+      <w:r>
+        <w:rPr>
+          <w:rStyle w:val="a4"/>
+        </w:rPr>
+        <w:t>:</w:t>
+      </w:r>
+      <w:r>
+        <w:t xml:space="preserve"> Анализирует скорость</w:t>
+      </w:r>
+      <w:r>
+        <w:br/>
+        <w:t>потребления. Текущая скорость рассчитывается за последние 2 часа,</w:t>
+      </w:r>
+      <w:r>
+        <w:br/>
+        <w:t>историческая норма — за 7 дней. Утечка фиксируется, если текущая</w:t>
+      </w:r>
+      <w:r>
+        <w:br/>
+      </w:r>
+      <w:r>
+        <w:lastRenderedPageBreak/>
+        <w:t>скорость превышает норму в 3 и более раза. При превышении в 5 раз</w:t>
+      </w:r>
+      <w:r>
+        <w:br/>
+        <w:t>и более присваивается высший уровень серьёзности.</w:t>
+      </w:r>
+    </w:p>
+    <w:p>
+      <w:pPr>
+        <w:pStyle w:val="ds-markdown-paragraph"/>
+      </w:pPr>
+      <w:r>
+        <w:rPr>
+          <w:rStyle w:val="a4"/>
+        </w:rPr>
+        <w:t>Выходные данные анализатора</w:t>
+      </w:r>
+      <w:r>
+        <w:t xml:space="preserve"> — список словарей, каждый из которых</w:t>
+      </w:r>
+      <w:r>
+        <w:br/>
+        <w:t>содержит тип утечки, уровень серьёзности (</w:t>
+      </w:r>
+      <w:proofErr w:type="spellStart"/>
+      <w:r>
+        <w:rPr>
+          <w:rStyle w:val="HTML"/>
+        </w:rPr>
+        <w:t>low</w:t>
+      </w:r>
+      <w:proofErr w:type="spellEnd"/>
+      <w:r>
+        <w:t xml:space="preserve">, </w:t>
+      </w:r>
+      <w:proofErr w:type="spellStart"/>
+      <w:r>
+        <w:rPr>
+          <w:rStyle w:val="HTML"/>
+        </w:rPr>
+        <w:t>medium</w:t>
+      </w:r>
+      <w:proofErr w:type="spellEnd"/>
+      <w:r>
+        <w:t xml:space="preserve">, </w:t>
+      </w:r>
+      <w:proofErr w:type="spellStart"/>
+      <w:r>
+        <w:rPr>
+          <w:rStyle w:val="HTML"/>
+        </w:rPr>
+        <w:t>high</w:t>
+      </w:r>
+      <w:proofErr w:type="spellEnd"/>
+      <w:r>
+        <w:t>,</w:t>
+      </w:r>
+      <w:r>
+        <w:br/>
+      </w:r>
+      <w:proofErr w:type="spellStart"/>
+      <w:r>
+        <w:rPr>
+          <w:rStyle w:val="HTML"/>
+        </w:rPr>
+        <w:t>critical</w:t>
+      </w:r>
+      <w:proofErr w:type="spellEnd"/>
+      <w:r>
+        <w:t>), текстовое описание, детализированные данные (длительность,</w:t>
+      </w:r>
+      <w:r>
+        <w:br/>
+        <w:t>объём, скорость) и рекомендации по устранению.</w:t>
+      </w:r>
+    </w:p>
+    <w:p>
+      <w:pPr>
+        <w:pStyle w:val="3"/>
+      </w:pPr>
+      <w:r>
+        <w:t xml:space="preserve">3.5. Система автоматических </w:t>
+      </w:r>
+      <w:proofErr w:type="spellStart"/>
+      <w:r>
+        <w:t>email</w:t>
+      </w:r>
+      <w:proofErr w:type="spellEnd"/>
+      <w:r>
+        <w:t>-уведомлений</w:t>
+      </w:r>
+    </w:p>
+    <w:p>
+      <w:pPr>
+        <w:pStyle w:val="ds-markdown-paragraph"/>
+      </w:pPr>
+      <w:r>
+        <w:t xml:space="preserve">Класс </w:t>
+      </w:r>
+      <w:proofErr w:type="spellStart"/>
+      <w:r>
+        <w:rPr>
+          <w:rStyle w:val="HTML"/>
+        </w:rPr>
+        <w:t>FoxDenEmailSender</w:t>
+      </w:r>
+      <w:proofErr w:type="spellEnd"/>
+      <w:r>
+        <w:t xml:space="preserve"> (файл </w:t>
+      </w:r>
+      <w:r>
+        <w:rPr>
+          <w:rStyle w:val="HTML"/>
+        </w:rPr>
+        <w:t>simple_email_sender.py</w:t>
+      </w:r>
+      <w:r>
+        <w:t>) реализует</w:t>
+      </w:r>
+      <w:r>
+        <w:br/>
+        <w:t>отправку оповещений через SMTP.</w:t>
+      </w:r>
+    </w:p>
+    <w:p>
+      <w:pPr>
+        <w:pStyle w:val="ds-markdown-paragraph"/>
+      </w:pPr>
+      <w:r>
+        <w:rPr>
+          <w:rStyle w:val="a4"/>
+        </w:rPr>
+        <w:t>Ключевые особенности:</w:t>
+      </w:r>
+    </w:p>
+    <w:p>
+      <w:pPr>
+        <w:pStyle w:val="ds-markdown-paragraph"/>
+        <w:numPr>
+          <w:ilvl w:val="0"/>
+          <w:numId w:val="22"/>
+        </w:numPr>
+      </w:pPr>
+      <w:r>
+        <w:rPr>
+          <w:rStyle w:val="a4"/>
+        </w:rPr>
+        <w:t xml:space="preserve">Конфигурация через </w:t>
+      </w:r>
+      <w:r>
+        <w:rPr>
+          <w:rStyle w:val="HTML"/>
+          <w:b/>
+          <w:bCs/>
+        </w:rPr>
+        <w:t>.</w:t>
+      </w:r>
+      <w:proofErr w:type="spellStart"/>
+      <w:r>
+        <w:rPr>
+          <w:rStyle w:val="HTML"/>
+          <w:b/>
+          <w:bCs/>
+        </w:rPr>
+        <w:t>env</w:t>
+      </w:r>
+      <w:proofErr w:type="spellEnd"/>
+      <w:r>
+        <w:rPr>
+          <w:rStyle w:val="a4"/>
+        </w:rPr>
+        <w:t>:</w:t>
+      </w:r>
+      <w:r>
+        <w:t xml:space="preserve"> Параметры SMTP-сервера, порт, учётные</w:t>
+      </w:r>
+      <w:r>
+        <w:br/>
+        <w:t>данные, настройки TLS/SSL загружаются из переменных окружения.</w:t>
+      </w:r>
+    </w:p>
+    <w:p>
+      <w:pPr>
+        <w:pStyle w:val="ds-markdown-paragraph"/>
+        <w:numPr>
+          <w:ilvl w:val="0"/>
+          <w:numId w:val="22"/>
+        </w:numPr>
+      </w:pPr>
+      <w:r>
+        <w:rPr>
+          <w:rStyle w:val="a4"/>
+        </w:rPr>
+        <w:t>Устойчивость к сбоям:</w:t>
+      </w:r>
+      <w:r>
+        <w:t xml:space="preserve"> Реализован механизм повторных попыток</w:t>
+      </w:r>
+      <w:r>
+        <w:br/>
+        <w:t>отправки (по умолчанию 3 попытки с интервалом 5 секунд) при</w:t>
+      </w:r>
+      <w:r>
+        <w:br/>
+        <w:t>сетевых ошибках или таймаутах.</w:t>
+      </w:r>
+    </w:p>
+    <w:p>
+      <w:pPr>
+        <w:pStyle w:val="ds-markdown-paragraph"/>
+        <w:numPr>
+          <w:ilvl w:val="0"/>
+          <w:numId w:val="22"/>
+        </w:numPr>
+      </w:pPr>
+      <w:proofErr w:type="spellStart"/>
+      <w:r>
+        <w:rPr>
+          <w:rStyle w:val="a4"/>
+        </w:rPr>
+        <w:t>Двухформатные</w:t>
+      </w:r>
+      <w:proofErr w:type="spellEnd"/>
+      <w:r>
+        <w:rPr>
+          <w:rStyle w:val="a4"/>
+        </w:rPr>
+        <w:t xml:space="preserve"> письма:</w:t>
+      </w:r>
+      <w:r>
+        <w:t xml:space="preserve"> Формируются MIME-сообщения типа</w:t>
+      </w:r>
+      <w:r>
+        <w:br/>
+      </w:r>
+      <w:proofErr w:type="spellStart"/>
+      <w:r>
+        <w:rPr>
+          <w:rStyle w:val="HTML"/>
+        </w:rPr>
+        <w:t>multipart</w:t>
+      </w:r>
+      <w:proofErr w:type="spellEnd"/>
+      <w:r>
+        <w:rPr>
+          <w:rStyle w:val="HTML"/>
+        </w:rPr>
+        <w:t>/</w:t>
+      </w:r>
+      <w:proofErr w:type="spellStart"/>
+      <w:r>
+        <w:rPr>
+          <w:rStyle w:val="HTML"/>
+        </w:rPr>
+        <w:t>alternative</w:t>
+      </w:r>
+      <w:proofErr w:type="spellEnd"/>
+      <w:r>
+        <w:t>, включающие как текстовую версию (для</w:t>
+      </w:r>
+      <w:r>
+        <w:br/>
+        <w:t>максимальной совместимости), так и HTML-версию с оформлением.</w:t>
+      </w:r>
+    </w:p>
+    <w:p>
+      <w:pPr>
+        <w:pStyle w:val="ds-markdown-paragraph"/>
+        <w:numPr>
+          <w:ilvl w:val="0"/>
+          <w:numId w:val="22"/>
+        </w:numPr>
+      </w:pPr>
+      <w:r>
+        <w:rPr>
+          <w:rStyle w:val="a4"/>
+        </w:rPr>
+        <w:t>Динамическое содержимое:</w:t>
+      </w:r>
+      <w:r>
+        <w:t xml:space="preserve"> HTML-шаблон включает информацию об</w:t>
+      </w:r>
+      <w:r>
+        <w:br/>
+        <w:t>устройстве, детали обнаруженных утечек с цветовой индикацией</w:t>
+      </w:r>
+      <w:r>
+        <w:br/>
+        <w:t>серьёзности, графическую визуализацию и конкретные рекомендации к</w:t>
+      </w:r>
+      <w:r>
+        <w:br/>
+        <w:t>действию.</w:t>
+      </w:r>
+    </w:p>
+    <w:p>
+      <w:pPr>
+        <w:pStyle w:val="ds-markdown-paragraph"/>
+        <w:numPr>
+          <w:ilvl w:val="0"/>
+          <w:numId w:val="22"/>
+        </w:numPr>
+      </w:pPr>
+      <w:r>
+        <w:rPr>
+          <w:rStyle w:val="a4"/>
+        </w:rPr>
+        <w:t>Защита от спама:</w:t>
+      </w:r>
+      <w:r>
+        <w:t xml:space="preserve"> На уровне приложения ведётся кэш времени</w:t>
+      </w:r>
+      <w:r>
+        <w:br/>
+        <w:t>последней отправки для каждой пары "устройство-тип утечки",</w:t>
+      </w:r>
+      <w:r>
+        <w:br/>
+        <w:t>предотвращающий отправку одинаковых уведомлений чаще, чем раз в</w:t>
+      </w:r>
+      <w:r>
+        <w:br/>
+        <w:t>4 часа.</w:t>
+      </w:r>
+    </w:p>
+    <w:p>
+      <w:pPr>
+        <w:pStyle w:val="3"/>
+      </w:pPr>
+      <w:r>
+        <w:t>3.6. Служба фонового мониторинга</w:t>
+      </w:r>
+    </w:p>
+    <w:p>
+      <w:pPr>
+        <w:pStyle w:val="ds-markdown-paragraph"/>
+      </w:pPr>
+      <w:r>
+        <w:t xml:space="preserve">Класс </w:t>
+      </w:r>
+      <w:proofErr w:type="spellStart"/>
+      <w:r>
+        <w:rPr>
+          <w:rStyle w:val="HTML"/>
+        </w:rPr>
+        <w:t>BackgroundMonitor</w:t>
+      </w:r>
+      <w:proofErr w:type="spellEnd"/>
+      <w:r>
+        <w:t xml:space="preserve"> (файл </w:t>
+      </w:r>
+      <w:r>
+        <w:rPr>
+          <w:rStyle w:val="HTML"/>
+        </w:rPr>
+        <w:t>background_monitor.py</w:t>
+      </w:r>
+      <w:r>
+        <w:t>) реализует</w:t>
+      </w:r>
+      <w:r>
+        <w:br/>
+        <w:t>паттерн "фоновый рабочий" (</w:t>
+      </w:r>
+      <w:proofErr w:type="spellStart"/>
+      <w:r>
+        <w:t>background</w:t>
+      </w:r>
+      <w:proofErr w:type="spellEnd"/>
+      <w:r>
         <w:t xml:space="preserve"> </w:t>
       </w:r>
-      <w:r>
-        <w:rPr>
-          <w:b w:val="0"/>
-          <w:bCs w:val="0"/>
-          <w:sz w:val="24"/>
-          <w:szCs w:val="24"/>
-        </w:rPr>
-        <w:t>сервис</w:t>
-      </w:r>
-      <w:r>
-        <w:rPr>
-          <w:b w:val="0"/>
-          <w:bCs w:val="0"/>
-          <w:sz w:val="24"/>
-          <w:szCs w:val="24"/>
+      <w:proofErr w:type="spellStart"/>
+      <w:r>
+        <w:t>worker</w:t>
+      </w:r>
+      <w:proofErr w:type="spellEnd"/>
+      <w:r>
+        <w:t>).</w:t>
+      </w:r>
+    </w:p>
+    <w:p>
+      <w:pPr>
+        <w:pStyle w:val="ds-markdown-paragraph"/>
+      </w:pPr>
+      <w:r>
+        <w:rPr>
+          <w:rStyle w:val="a4"/>
+        </w:rPr>
+        <w:t>Принцип работы:</w:t>
+      </w:r>
+    </w:p>
+    <w:p>
+      <w:pPr>
+        <w:pStyle w:val="ds-markdown-paragraph"/>
+        <w:numPr>
+          <w:ilvl w:val="0"/>
+          <w:numId w:val="23"/>
+        </w:numPr>
+      </w:pPr>
+      <w:r>
+        <w:t>При старте веб-сервиса создаётся и запускается отдельный поток</w:t>
+      </w:r>
+      <w:r>
+        <w:br/>
+        <w:t>(</w:t>
+      </w:r>
+      <w:proofErr w:type="spellStart"/>
+      <w:r>
+        <w:rPr>
+          <w:rStyle w:val="HTML"/>
+        </w:rPr>
+        <w:t>threading.Thread</w:t>
+      </w:r>
+      <w:proofErr w:type="spellEnd"/>
+      <w:r>
+        <w:t>), в котором работает бесконечный цикл</w:t>
+      </w:r>
+      <w:r>
+        <w:br/>
+        <w:t>мониторинга.</w:t>
+      </w:r>
+    </w:p>
+    <w:p>
+      <w:pPr>
+        <w:pStyle w:val="ds-markdown-paragraph"/>
+        <w:numPr>
+          <w:ilvl w:val="0"/>
+          <w:numId w:val="23"/>
+        </w:numPr>
+      </w:pPr>
+      <w:r>
+        <w:t>Интервал между циклами проверки конфигурируется (по умолчанию —</w:t>
+      </w:r>
+      <w:r>
+        <w:br/>
+        <w:t>15 минут).</w:t>
+      </w:r>
+    </w:p>
+    <w:p>
+      <w:pPr>
+        <w:pStyle w:val="ds-markdown-paragraph"/>
+        <w:numPr>
+          <w:ilvl w:val="0"/>
+          <w:numId w:val="23"/>
+        </w:numPr>
+      </w:pPr>
+      <w:r>
+        <w:t>В каждом цикле служба:</w:t>
+      </w:r>
+    </w:p>
+    <w:p>
+      <w:pPr>
+        <w:pStyle w:val="ds-markdown-paragraph"/>
+        <w:numPr>
+          <w:ilvl w:val="1"/>
+          <w:numId w:val="23"/>
+        </w:numPr>
+      </w:pPr>
+      <w:r>
+        <w:t>Получает из базы данных список всех активных устройств и</w:t>
+      </w:r>
+      <w:r>
+        <w:br/>
+        <w:t xml:space="preserve">связанных с ними </w:t>
+      </w:r>
+      <w:proofErr w:type="spellStart"/>
+      <w:r>
+        <w:t>email</w:t>
+      </w:r>
+      <w:proofErr w:type="spellEnd"/>
+      <w:r>
+        <w:t>-адресов пользователей.</w:t>
+      </w:r>
+    </w:p>
+    <w:p>
+      <w:pPr>
+        <w:pStyle w:val="ds-markdown-paragraph"/>
+        <w:numPr>
+          <w:ilvl w:val="1"/>
+          <w:numId w:val="23"/>
+        </w:numPr>
+      </w:pPr>
+      <w:r>
+        <w:t>Для каждого устройства проверяет внутренний кэш времени</w:t>
+      </w:r>
+      <w:r>
+        <w:br/>
+        <w:t>последней проверки, чтобы избежать избыточного анализа чаще,</w:t>
+      </w:r>
+      <w:r>
+        <w:br/>
+        <w:t>чем раз в 30 минут.</w:t>
+      </w:r>
+    </w:p>
+    <w:p>
+      <w:pPr>
+        <w:pStyle w:val="ds-markdown-paragraph"/>
+        <w:numPr>
+          <w:ilvl w:val="1"/>
+          <w:numId w:val="23"/>
+        </w:numPr>
+      </w:pPr>
+      <w:r>
+        <w:t>Загружает историю изменений прибора за последние 24 часа.</w:t>
+      </w:r>
+    </w:p>
+    <w:p>
+      <w:pPr>
+        <w:pStyle w:val="ds-markdown-paragraph"/>
+        <w:numPr>
+          <w:ilvl w:val="1"/>
+          <w:numId w:val="23"/>
+        </w:numPr>
+      </w:pPr>
+      <w:r>
+        <w:t xml:space="preserve">Передаёт данные модулю </w:t>
+      </w:r>
+      <w:proofErr w:type="spellStart"/>
+      <w:r>
+        <w:rPr>
+          <w:rStyle w:val="HTML"/>
+        </w:rPr>
+        <w:t>LeakDetector</w:t>
+      </w:r>
+      <w:proofErr w:type="spellEnd"/>
+      <w:r>
+        <w:t xml:space="preserve"> для анализа.</w:t>
+      </w:r>
+    </w:p>
+    <w:p>
+      <w:pPr>
+        <w:pStyle w:val="ds-markdown-paragraph"/>
+        <w:numPr>
+          <w:ilvl w:val="1"/>
+          <w:numId w:val="23"/>
+        </w:numPr>
+      </w:pPr>
+      <w:r>
+        <w:lastRenderedPageBreak/>
+        <w:t xml:space="preserve">При обнаружении утечек инициирует отправку </w:t>
+      </w:r>
+      <w:proofErr w:type="spellStart"/>
+      <w:r>
+        <w:t>email</w:t>
+      </w:r>
+      <w:proofErr w:type="spellEnd"/>
+      <w:r>
+        <w:t>-уведомления</w:t>
+      </w:r>
+      <w:r>
+        <w:br/>
+        <w:t xml:space="preserve">через </w:t>
+      </w:r>
+      <w:proofErr w:type="spellStart"/>
+      <w:r>
+        <w:rPr>
+          <w:rStyle w:val="HTML"/>
+        </w:rPr>
+        <w:t>FoxDenEmailSender</w:t>
+      </w:r>
+      <w:proofErr w:type="spellEnd"/>
+      <w:r>
+        <w:t>.</w:t>
+      </w:r>
+    </w:p>
+    <w:p>
+      <w:pPr>
+        <w:pStyle w:val="ds-markdown-paragraph"/>
+      </w:pPr>
+      <w:r>
+        <w:t>Данная служба обеспечивает постоянный, независимый от активности</w:t>
+      </w:r>
+      <w:r>
+        <w:br/>
+        <w:t>пользователей, контроль за состоянием всех подключённых устройств.</w:t>
+      </w:r>
+    </w:p>
+    <w:p>
+      <w:pPr>
+        <w:pStyle w:val="3"/>
+      </w:pPr>
+      <w:r>
+        <w:t>3.7. Веб-интерфейс пользователя</w:t>
+      </w:r>
+    </w:p>
+    <w:p>
+      <w:pPr>
+        <w:pStyle w:val="ds-markdown-paragraph"/>
+      </w:pPr>
+      <w:r>
+        <w:t xml:space="preserve">Пользовательский интерфейс построен на основе </w:t>
+      </w:r>
+      <w:proofErr w:type="spellStart"/>
+      <w:r>
+        <w:t>шаблонизатора</w:t>
+      </w:r>
+      <w:proofErr w:type="spellEnd"/>
+      <w:r>
+        <w:t xml:space="preserve"> Jinja2.</w:t>
+      </w:r>
+    </w:p>
+    <w:p>
+      <w:pPr>
+        <w:pStyle w:val="ds-markdown-paragraph"/>
+      </w:pPr>
+      <w:r>
+        <w:rPr>
+          <w:rStyle w:val="a4"/>
+        </w:rPr>
+        <w:t>Структура и функциональность:</w:t>
+      </w:r>
+    </w:p>
+    <w:p>
+      <w:pPr>
+        <w:pStyle w:val="ds-markdown-paragraph"/>
+        <w:numPr>
+          <w:ilvl w:val="0"/>
+          <w:numId w:val="24"/>
+        </w:numPr>
+      </w:pPr>
+      <w:r>
+        <w:rPr>
+          <w:rStyle w:val="HTML"/>
+          <w:b/>
+          <w:bCs/>
+        </w:rPr>
+        <w:t>dashboard.html</w:t>
+      </w:r>
+      <w:r>
+        <w:rPr>
+          <w:rStyle w:val="a4"/>
+        </w:rPr>
+        <w:t xml:space="preserve"> (основная страница):</w:t>
+      </w:r>
+      <w:r>
+        <w:t xml:space="preserve"> Отображает список всех</w:t>
+      </w:r>
+      <w:r>
+        <w:br/>
+        <w:t>устройств пользователя. Для каждого устройства выводится текущее</w:t>
+      </w:r>
+      <w:r>
+        <w:br/>
+        <w:t>показание, основная информация и три типа интерактивных графиков,</w:t>
+      </w:r>
+      <w:r>
+        <w:br/>
+        <w:t>построенных с помощью библиотеки Chart.js:</w:t>
+      </w:r>
+    </w:p>
+    <w:p>
+      <w:pPr>
+        <w:pStyle w:val="ds-markdown-paragraph"/>
+        <w:numPr>
+          <w:ilvl w:val="1"/>
+          <w:numId w:val="24"/>
+        </w:numPr>
+      </w:pPr>
+      <w:r>
+        <w:rPr>
+          <w:rStyle w:val="a9"/>
+        </w:rPr>
+        <w:t>Накопительный график</w:t>
+      </w:r>
+      <w:r>
+        <w:t xml:space="preserve"> — показывает изменение общего</w:t>
+      </w:r>
+      <w:r>
+        <w:br/>
+        <w:t xml:space="preserve">потребления с течением времени (тип </w:t>
+      </w:r>
+      <w:proofErr w:type="spellStart"/>
+      <w:r>
+        <w:rPr>
+          <w:rStyle w:val="HTML"/>
+        </w:rPr>
+        <w:t>line</w:t>
+      </w:r>
+      <w:proofErr w:type="spellEnd"/>
+      <w:r>
+        <w:t>).</w:t>
+      </w:r>
+    </w:p>
+    <w:p>
+      <w:pPr>
+        <w:pStyle w:val="ds-markdown-paragraph"/>
+        <w:numPr>
+          <w:ilvl w:val="1"/>
+          <w:numId w:val="24"/>
+        </w:numPr>
+      </w:pPr>
+      <w:r>
+        <w:rPr>
+          <w:rStyle w:val="a9"/>
+        </w:rPr>
+        <w:t>График по дням</w:t>
+      </w:r>
+      <w:r>
+        <w:t xml:space="preserve"> — отображает объём потребления за каждый из</w:t>
+      </w:r>
+      <w:r>
+        <w:br/>
+        <w:t xml:space="preserve">последних 14 дней (тип </w:t>
+      </w:r>
+      <w:proofErr w:type="spellStart"/>
+      <w:r>
+        <w:rPr>
+          <w:rStyle w:val="HTML"/>
+        </w:rPr>
+        <w:t>bar</w:t>
+      </w:r>
+      <w:proofErr w:type="spellEnd"/>
+      <w:r>
+        <w:t>).</w:t>
+      </w:r>
+    </w:p>
+    <w:p>
+      <w:pPr>
+        <w:pStyle w:val="ds-markdown-paragraph"/>
+        <w:numPr>
+          <w:ilvl w:val="1"/>
+          <w:numId w:val="24"/>
+        </w:numPr>
+      </w:pPr>
+      <w:r>
+        <w:rPr>
+          <w:rStyle w:val="a9"/>
+        </w:rPr>
+        <w:t>График по месяцам</w:t>
+      </w:r>
+      <w:r>
+        <w:t xml:space="preserve"> — визуализирует месячные объёмы</w:t>
+      </w:r>
+      <w:r>
+        <w:br/>
+        <w:t xml:space="preserve">потребления (тип </w:t>
+      </w:r>
+      <w:proofErr w:type="spellStart"/>
+      <w:r>
+        <w:rPr>
+          <w:rStyle w:val="HTML"/>
+        </w:rPr>
+        <w:t>bar</w:t>
+      </w:r>
+      <w:proofErr w:type="spellEnd"/>
+      <w:r>
+        <w:t>).</w:t>
+      </w:r>
+    </w:p>
+    <w:p>
+      <w:pPr>
+        <w:pStyle w:val="ds-markdown-paragraph"/>
+        <w:numPr>
+          <w:ilvl w:val="0"/>
+          <w:numId w:val="24"/>
+        </w:numPr>
+      </w:pPr>
+      <w:r>
+        <w:rPr>
+          <w:rStyle w:val="a4"/>
+        </w:rPr>
+        <w:t>Интерактивные элементы:</w:t>
+      </w:r>
+      <w:r>
+        <w:t xml:space="preserve"> Реализованы кнопки для ручного запуска</w:t>
+      </w:r>
+      <w:r>
+        <w:br/>
+        <w:t>проверки на утечки как для отдельного прибора, так и для всех</w:t>
+      </w:r>
+      <w:r>
+        <w:br/>
+        <w:t>устройств сразу. Результаты проверки отображаются на странице без</w:t>
+      </w:r>
+      <w:r>
+        <w:br/>
+        <w:t>её полной перезагрузки (технология AJAX).</w:t>
+      </w:r>
+    </w:p>
+    <w:p>
+      <w:pPr>
+        <w:pStyle w:val="ds-markdown-paragraph"/>
+        <w:numPr>
+          <w:ilvl w:val="0"/>
+          <w:numId w:val="24"/>
+        </w:numPr>
+      </w:pPr>
+      <w:r>
+        <w:rPr>
+          <w:rStyle w:val="a4"/>
+        </w:rPr>
+        <w:t>Визуализация утечек:</w:t>
+      </w:r>
+      <w:r>
+        <w:t xml:space="preserve"> Обнаруженные системой утечки выделяются в</w:t>
+      </w:r>
+      <w:r>
+        <w:br/>
+        <w:t>интерфейсе: карточка устройства получает анимированную рамку, а в</w:t>
+      </w:r>
+      <w:r>
+        <w:br/>
+        <w:t>специальном разделе отображаются детали каждой аномалии с</w:t>
+      </w:r>
+      <w:r>
+        <w:br/>
+        <w:t>рекомендациями.</w:t>
+      </w:r>
+    </w:p>
+    <w:p>
+      <w:pPr>
+        <w:pStyle w:val="ds-markdown-paragraph"/>
+      </w:pPr>
+      <w:r>
+        <w:rPr>
+          <w:rStyle w:val="a4"/>
+        </w:rPr>
+        <w:t>Клиентская логика:</w:t>
+      </w:r>
+      <w:r>
+        <w:t xml:space="preserve"> В шаблоны встроен </w:t>
+      </w:r>
+      <w:proofErr w:type="spellStart"/>
+      <w:r>
+        <w:t>JavaScript</w:t>
+      </w:r>
+      <w:proofErr w:type="spellEnd"/>
+      <w:r>
+        <w:t>-код, отвечающий за</w:t>
+      </w:r>
+      <w:r>
+        <w:br/>
+        <w:t>инициализацию графиков, обработку действий пользователя (клики по</w:t>
+      </w:r>
+      <w:r>
+        <w:br/>
+        <w:t>кнопкам, переключение вкладок графиков), выполнение AJAX-запросов к</w:t>
+      </w:r>
+      <w:r>
+        <w:br/>
+        <w:t>серверу и динамическое обновление содержимого страницы на основе</w:t>
+      </w:r>
+      <w:r>
+        <w:br/>
+        <w:t>полученных ответов.</w:t>
+      </w:r>
+    </w:p>
+    <w:p>
+      <w:pPr>
+        <w:pStyle w:val="3"/>
+      </w:pPr>
+      <w:r>
+        <w:t xml:space="preserve">3.8. Управление конфигурацией, </w:t>
+      </w:r>
+      <w:proofErr w:type="spellStart"/>
+      <w:r>
+        <w:t>логирование</w:t>
+      </w:r>
+      <w:proofErr w:type="spellEnd"/>
+      <w:r>
+        <w:t xml:space="preserve"> и безопасность</w:t>
+      </w:r>
+    </w:p>
+    <w:p>
+      <w:pPr>
+        <w:pStyle w:val="ds-markdown-paragraph"/>
+      </w:pPr>
+      <w:r>
+        <w:rPr>
+          <w:rStyle w:val="a4"/>
+        </w:rPr>
+        <w:t>Конфигурация (</w:t>
+      </w:r>
+      <w:r>
+        <w:rPr>
+          <w:rStyle w:val="HTML"/>
+          <w:b/>
+          <w:bCs/>
+        </w:rPr>
+        <w:t>config.py</w:t>
+      </w:r>
+      <w:r>
+        <w:rPr>
+          <w:rStyle w:val="a4"/>
+        </w:rPr>
+        <w:t>):</w:t>
+      </w:r>
+      <w:r>
+        <w:t xml:space="preserve"> Все параметры системы (строки</w:t>
+      </w:r>
+      <w:r>
+        <w:br/>
+        <w:t>подключения к БД, секретные ключи, настройки SMTP, режим отладки)</w:t>
+      </w:r>
+      <w:r>
+        <w:br/>
+        <w:t xml:space="preserve">загружаются из файла </w:t>
+      </w:r>
+      <w:r>
+        <w:rPr>
+          <w:rStyle w:val="HTML"/>
+        </w:rPr>
+        <w:t>.</w:t>
+      </w:r>
+      <w:proofErr w:type="spellStart"/>
+      <w:r>
+        <w:rPr>
+          <w:rStyle w:val="HTML"/>
+        </w:rPr>
+        <w:t>env</w:t>
+      </w:r>
+      <w:proofErr w:type="spellEnd"/>
+      <w:r>
+        <w:t xml:space="preserve"> с помощью библиотеки </w:t>
+      </w:r>
+      <w:proofErr w:type="spellStart"/>
+      <w:r>
+        <w:rPr>
+          <w:rStyle w:val="HTML"/>
+        </w:rPr>
+        <w:t>python-dotenv</w:t>
+      </w:r>
+      <w:proofErr w:type="spellEnd"/>
+      <w:r>
+        <w:t>, что</w:t>
+      </w:r>
+      <w:r>
+        <w:br/>
+        <w:t>соответствует методологии 12-факторных приложений.</w:t>
+      </w:r>
+    </w:p>
+    <w:p>
+      <w:pPr>
+        <w:pStyle w:val="ds-markdown-paragraph"/>
+      </w:pPr>
+      <w:proofErr w:type="spellStart"/>
+      <w:r>
+        <w:rPr>
+          <w:rStyle w:val="a4"/>
+        </w:rPr>
+        <w:t>Логирование</w:t>
+      </w:r>
+      <w:proofErr w:type="spellEnd"/>
+      <w:r>
+        <w:rPr>
+          <w:rStyle w:val="a4"/>
         </w:rPr>
         <w:t>:</w:t>
       </w:r>
-    </w:p>
-    <w:p>
-      <w:pPr>
-        <w:pStyle w:val="3"/>
-        <w:jc w:val="both"/>
-        <w:rPr>
-          <w:b w:val="0"/>
-          <w:bCs w:val="0"/>
-          <w:sz w:val="24"/>
-          <w:szCs w:val="24"/>
-        </w:rPr>
-      </w:pPr>
-      <w:r>
-        <w:rPr>
-          <w:b w:val="0"/>
-          <w:bCs w:val="0"/>
-          <w:sz w:val="24"/>
-          <w:szCs w:val="24"/>
-        </w:rPr>
-        <w:t>Владимир</w:t>
-      </w:r>
-    </w:p>
-    <w:p>
-      <w:pPr>
-        <w:pStyle w:val="3"/>
-        <w:jc w:val="both"/>
-        <w:rPr>
-          <w:b w:val="0"/>
-          <w:bCs w:val="0"/>
-          <w:sz w:val="24"/>
-          <w:szCs w:val="24"/>
-        </w:rPr>
-      </w:pPr>
-      <w:r>
-        <w:rPr>
-          <w:b w:val="0"/>
-          <w:bCs w:val="0"/>
-          <w:sz w:val="24"/>
-          <w:szCs w:val="24"/>
-          <w:lang w:val="en-US"/>
-        </w:rPr>
-        <w:t>TODO</w:t>
+      <w:r>
+        <w:t xml:space="preserve"> Настроено многоуровневое </w:t>
+      </w:r>
+      <w:proofErr w:type="spellStart"/>
+      <w:r>
+        <w:t>логирование</w:t>
+      </w:r>
+      <w:proofErr w:type="spellEnd"/>
+      <w:r>
+        <w:t xml:space="preserve"> в файлы</w:t>
+      </w:r>
+      <w:r>
+        <w:br/>
+        <w:t>(</w:t>
+      </w:r>
+      <w:r>
+        <w:rPr>
+          <w:rStyle w:val="HTML"/>
+        </w:rPr>
+        <w:t>foxden.log</w:t>
+      </w:r>
+      <w:r>
+        <w:t xml:space="preserve">, </w:t>
+      </w:r>
+      <w:r>
+        <w:rPr>
+          <w:rStyle w:val="HTML"/>
+        </w:rPr>
+        <w:t>leak_notifications.log</w:t>
+      </w:r>
+      <w:r>
+        <w:t xml:space="preserve">, </w:t>
+      </w:r>
+      <w:r>
+        <w:rPr>
+          <w:rStyle w:val="HTML"/>
+        </w:rPr>
+        <w:t>background_leaks.log</w:t>
+      </w:r>
+      <w:r>
+        <w:t>) и</w:t>
+      </w:r>
+      <w:r>
+        <w:br/>
+        <w:t>вывод в консоль. Формат записей включает временную метку, имя модуля,</w:t>
+      </w:r>
+      <w:r>
+        <w:br/>
+        <w:t>уровень сообщения и текст.</w:t>
+      </w:r>
+    </w:p>
+    <w:p>
+      <w:pPr>
+        <w:pStyle w:val="ds-markdown-paragraph"/>
+      </w:pPr>
+      <w:r>
+        <w:rPr>
+          <w:rStyle w:val="a4"/>
+        </w:rPr>
+        <w:t>Меры безопасности:</w:t>
+      </w:r>
+    </w:p>
+    <w:p>
+      <w:pPr>
+        <w:pStyle w:val="ds-markdown-paragraph"/>
+        <w:numPr>
+          <w:ilvl w:val="0"/>
+          <w:numId w:val="25"/>
+        </w:numPr>
+      </w:pPr>
+      <w:r>
+        <w:rPr>
+          <w:rStyle w:val="a4"/>
+        </w:rPr>
+        <w:t>Защита от SQL-инъекций:</w:t>
+      </w:r>
+      <w:r>
+        <w:t xml:space="preserve"> Все SQL-запросы формируются с помощью</w:t>
+      </w:r>
+      <w:r>
+        <w:br/>
+        <w:t xml:space="preserve">параметризованных конструкций </w:t>
+      </w:r>
+      <w:proofErr w:type="spellStart"/>
+      <w:r>
+        <w:rPr>
+          <w:rStyle w:val="HTML"/>
+        </w:rPr>
+        <w:t>text</w:t>
+      </w:r>
+      <w:proofErr w:type="spellEnd"/>
+      <w:r>
+        <w:rPr>
+          <w:rStyle w:val="HTML"/>
+        </w:rPr>
+        <w:t>()</w:t>
+      </w:r>
+      <w:r>
+        <w:t xml:space="preserve"> библиотеки </w:t>
+      </w:r>
+      <w:proofErr w:type="spellStart"/>
+      <w:r>
+        <w:t>SQLAlchemy</w:t>
+      </w:r>
+      <w:proofErr w:type="spellEnd"/>
+      <w:r>
+        <w:t>.</w:t>
+      </w:r>
+    </w:p>
+    <w:p>
+      <w:pPr>
+        <w:pStyle w:val="ds-markdown-paragraph"/>
+        <w:numPr>
+          <w:ilvl w:val="0"/>
+          <w:numId w:val="25"/>
+        </w:numPr>
+      </w:pPr>
+      <w:proofErr w:type="spellStart"/>
+      <w:r>
+        <w:rPr>
+          <w:rStyle w:val="a4"/>
+        </w:rPr>
+        <w:lastRenderedPageBreak/>
+        <w:t>Валидация</w:t>
+      </w:r>
+      <w:proofErr w:type="spellEnd"/>
+      <w:r>
+        <w:rPr>
+          <w:rStyle w:val="a4"/>
+        </w:rPr>
+        <w:t xml:space="preserve"> входных данных:</w:t>
+      </w:r>
+      <w:r>
+        <w:t xml:space="preserve"> Проверка формата </w:t>
+      </w:r>
+      <w:proofErr w:type="spellStart"/>
+      <w:r>
+        <w:t>email</w:t>
+      </w:r>
+      <w:proofErr w:type="spellEnd"/>
+      <w:r>
+        <w:t>-адресов,</w:t>
+      </w:r>
+      <w:r>
+        <w:br/>
+        <w:t>MAC-адресов, временных меток.</w:t>
+      </w:r>
+    </w:p>
+    <w:p>
+      <w:pPr>
+        <w:pStyle w:val="ds-markdown-paragraph"/>
+        <w:numPr>
+          <w:ilvl w:val="0"/>
+          <w:numId w:val="25"/>
+        </w:numPr>
+      </w:pPr>
+      <w:r>
+        <w:rPr>
+          <w:rStyle w:val="a4"/>
+        </w:rPr>
+        <w:t>Хранение секретов:</w:t>
+      </w:r>
+      <w:r>
+        <w:t xml:space="preserve"> Секретный ключ для JWT и пароли хранятся</w:t>
+      </w:r>
+      <w:r>
+        <w:br/>
+        <w:t>только в переменных окружения, а не в коде.</w:t>
+      </w:r>
+    </w:p>
+    <w:p>
+      <w:pPr>
+        <w:pStyle w:val="ds-markdown-paragraph"/>
+        <w:numPr>
+          <w:ilvl w:val="0"/>
+          <w:numId w:val="25"/>
+        </w:numPr>
+      </w:pPr>
+      <w:r>
+        <w:rPr>
+          <w:rStyle w:val="a4"/>
+        </w:rPr>
+        <w:t>Шифрование передачи данных:</w:t>
+      </w:r>
+      <w:r>
+        <w:t xml:space="preserve"> Для аутентификации на SMTP-сервере</w:t>
+      </w:r>
+      <w:r>
+        <w:br/>
+        <w:t>используется протокол TLS.</w:t>
       </w:r>
     </w:p>
     <w:p>
@@ -11924,6 +14772,7 @@
         <w:rPr>
           <w:rStyle w:val="a4"/>
         </w:rPr>
+        <w:lastRenderedPageBreak/>
         <w:t>Веб-интерфейс</w:t>
       </w:r>
       <w:r>
@@ -11942,7 +14791,6 @@
         <w:rPr>
           <w:rStyle w:val="a4"/>
         </w:rPr>
-        <w:lastRenderedPageBreak/>
         <w:t>База данных</w:t>
       </w:r>
       <w:r>
@@ -11971,8 +14819,8 @@
 </file>
 
 <file path=word/numbering.xml><?xml version="1.0" encoding="utf-8"?>
-<w:numbering xmlns:ve="http://schemas.openxmlformats.org/markup-compatibility/2006" xmlns:o="urn:schemas-microsoft-com:office:office" xmlns:r="http://schemas.openxmlformats.org/officeDocument/2006/relationships" xmlns:m="http://schemas.openxmlformats.org/officeDocument/2006/math" xmlns:v="urn:schemas-microsoft-com:vml" xmlns:wp="http://schemas.openxmlformats.org/drawingml/2006/wordprocessingDrawing" xmlns:w10="urn:schemas-microsoft-com:office:word" xmlns:w="http://schemas.openxmlformats.org/wordprocessingml/2006/main" xmlns:wne="http://schemas.microsoft.com/office/word/2006/wordml">
-  <w:abstractNum w:abstractNumId="0">
+<w:numbering xmlns:wpc="http://schemas.microsoft.com/office/word/2010/wordprocessingCanvas" xmlns:cx="http://schemas.microsoft.com/office/drawing/2014/chartex" xmlns:mc="http://schemas.openxmlformats.org/markup-compatibility/2006" xmlns:o="urn:schemas-microsoft-com:office:office" xmlns:r="http://schemas.openxmlformats.org/officeDocument/2006/relationships" xmlns:m="http://schemas.openxmlformats.org/officeDocument/2006/math" xmlns:v="urn:schemas-microsoft-com:vml" xmlns:wp14="http://schemas.microsoft.com/office/word/2010/wordprocessingDrawing" xmlns:wp="http://schemas.openxmlformats.org/drawingml/2006/wordprocessingDrawing" xmlns:w10="urn:schemas-microsoft-com:office:word" xmlns:w="http://schemas.openxmlformats.org/wordprocessingml/2006/main" xmlns:w14="http://schemas.microsoft.com/office/word/2010/wordml" xmlns:w15="http://schemas.microsoft.com/office/word/2012/wordml" xmlns:w16se="http://schemas.microsoft.com/office/word/2015/wordml/symex" xmlns:wpg="http://schemas.microsoft.com/office/word/2010/wordprocessingGroup" xmlns:wpi="http://schemas.microsoft.com/office/word/2010/wordprocessingInk" xmlns:wne="http://schemas.microsoft.com/office/word/2006/wordml" xmlns:wps="http://schemas.microsoft.com/office/word/2010/wordprocessingShape" mc:Ignorable="w14 w15 w16se wp14">
+  <w:abstractNum w:abstractNumId="0" w15:restartNumberingAfterBreak="0">
     <w:nsid w:val="07200BA6"/>
     <w:multiLevelType w:val="multilevel"/>
     <w:tmpl w:val="256AB980"/>
@@ -12085,7 +14933,418 @@
       </w:pPr>
     </w:lvl>
   </w:abstractNum>
-  <w:abstractNum w:abstractNumId="1">
+  <w:abstractNum w:abstractNumId="1" w15:restartNumberingAfterBreak="0">
+    <w:nsid w:val="0ED8215F"/>
+    <w:multiLevelType w:val="multilevel"/>
+    <w:tmpl w:val="EFE01EA2"/>
+    <w:lvl w:ilvl="0">
+      <w:start w:val="1"/>
+      <w:numFmt w:val="bullet"/>
+      <w:lvlText w:val=""/>
+      <w:lvlJc w:val="left"/>
+      <w:pPr>
+        <w:tabs>
+          <w:tab w:val="num" w:pos="720"/>
+        </w:tabs>
+        <w:ind w:left="720" w:hanging="360"/>
+      </w:pPr>
+      <w:rPr>
+        <w:rFonts w:ascii="Symbol" w:hAnsi="Symbol" w:hint="default"/>
+        <w:sz w:val="20"/>
+      </w:rPr>
+    </w:lvl>
+    <w:lvl w:ilvl="1" w:tentative="1">
+      <w:start w:val="1"/>
+      <w:numFmt w:val="bullet"/>
+      <w:lvlText w:val="o"/>
+      <w:lvlJc w:val="left"/>
+      <w:pPr>
+        <w:tabs>
+          <w:tab w:val="num" w:pos="1440"/>
+        </w:tabs>
+        <w:ind w:left="1440" w:hanging="360"/>
+      </w:pPr>
+      <w:rPr>
+        <w:rFonts w:ascii="Courier New" w:hAnsi="Courier New" w:hint="default"/>
+        <w:sz w:val="20"/>
+      </w:rPr>
+    </w:lvl>
+    <w:lvl w:ilvl="2" w:tentative="1">
+      <w:start w:val="1"/>
+      <w:numFmt w:val="bullet"/>
+      <w:lvlText w:val=""/>
+      <w:lvlJc w:val="left"/>
+      <w:pPr>
+        <w:tabs>
+          <w:tab w:val="num" w:pos="2160"/>
+        </w:tabs>
+        <w:ind w:left="2160" w:hanging="360"/>
+      </w:pPr>
+      <w:rPr>
+        <w:rFonts w:ascii="Wingdings" w:hAnsi="Wingdings" w:hint="default"/>
+        <w:sz w:val="20"/>
+      </w:rPr>
+    </w:lvl>
+    <w:lvl w:ilvl="3" w:tentative="1">
+      <w:start w:val="1"/>
+      <w:numFmt w:val="bullet"/>
+      <w:lvlText w:val=""/>
+      <w:lvlJc w:val="left"/>
+      <w:pPr>
+        <w:tabs>
+          <w:tab w:val="num" w:pos="2880"/>
+        </w:tabs>
+        <w:ind w:left="2880" w:hanging="360"/>
+      </w:pPr>
+      <w:rPr>
+        <w:rFonts w:ascii="Wingdings" w:hAnsi="Wingdings" w:hint="default"/>
+        <w:sz w:val="20"/>
+      </w:rPr>
+    </w:lvl>
+    <w:lvl w:ilvl="4" w:tentative="1">
+      <w:start w:val="1"/>
+      <w:numFmt w:val="bullet"/>
+      <w:lvlText w:val=""/>
+      <w:lvlJc w:val="left"/>
+      <w:pPr>
+        <w:tabs>
+          <w:tab w:val="num" w:pos="3600"/>
+        </w:tabs>
+        <w:ind w:left="3600" w:hanging="360"/>
+      </w:pPr>
+      <w:rPr>
+        <w:rFonts w:ascii="Wingdings" w:hAnsi="Wingdings" w:hint="default"/>
+        <w:sz w:val="20"/>
+      </w:rPr>
+    </w:lvl>
+    <w:lvl w:ilvl="5" w:tentative="1">
+      <w:start w:val="1"/>
+      <w:numFmt w:val="bullet"/>
+      <w:lvlText w:val=""/>
+      <w:lvlJc w:val="left"/>
+      <w:pPr>
+        <w:tabs>
+          <w:tab w:val="num" w:pos="4320"/>
+        </w:tabs>
+        <w:ind w:left="4320" w:hanging="360"/>
+      </w:pPr>
+      <w:rPr>
+        <w:rFonts w:ascii="Wingdings" w:hAnsi="Wingdings" w:hint="default"/>
+        <w:sz w:val="20"/>
+      </w:rPr>
+    </w:lvl>
+    <w:lvl w:ilvl="6" w:tentative="1">
+      <w:start w:val="1"/>
+      <w:numFmt w:val="bullet"/>
+      <w:lvlText w:val=""/>
+      <w:lvlJc w:val="left"/>
+      <w:pPr>
+        <w:tabs>
+          <w:tab w:val="num" w:pos="5040"/>
+        </w:tabs>
+        <w:ind w:left="5040" w:hanging="360"/>
+      </w:pPr>
+      <w:rPr>
+        <w:rFonts w:ascii="Wingdings" w:hAnsi="Wingdings" w:hint="default"/>
+        <w:sz w:val="20"/>
+      </w:rPr>
+    </w:lvl>
+    <w:lvl w:ilvl="7" w:tentative="1">
+      <w:start w:val="1"/>
+      <w:numFmt w:val="bullet"/>
+      <w:lvlText w:val=""/>
+      <w:lvlJc w:val="left"/>
+      <w:pPr>
+        <w:tabs>
+          <w:tab w:val="num" w:pos="5760"/>
+        </w:tabs>
+        <w:ind w:left="5760" w:hanging="360"/>
+      </w:pPr>
+      <w:rPr>
+        <w:rFonts w:ascii="Wingdings" w:hAnsi="Wingdings" w:hint="default"/>
+        <w:sz w:val="20"/>
+      </w:rPr>
+    </w:lvl>
+    <w:lvl w:ilvl="8" w:tentative="1">
+      <w:start w:val="1"/>
+      <w:numFmt w:val="bullet"/>
+      <w:lvlText w:val=""/>
+      <w:lvlJc w:val="left"/>
+      <w:pPr>
+        <w:tabs>
+          <w:tab w:val="num" w:pos="6480"/>
+        </w:tabs>
+        <w:ind w:left="6480" w:hanging="360"/>
+      </w:pPr>
+      <w:rPr>
+        <w:rFonts w:ascii="Wingdings" w:hAnsi="Wingdings" w:hint="default"/>
+        <w:sz w:val="20"/>
+      </w:rPr>
+    </w:lvl>
+  </w:abstractNum>
+  <w:abstractNum w:abstractNumId="2" w15:restartNumberingAfterBreak="0">
+    <w:nsid w:val="1F8D20A3"/>
+    <w:multiLevelType w:val="multilevel"/>
+    <w:tmpl w:val="A6D491A6"/>
+    <w:lvl w:ilvl="0">
+      <w:start w:val="1"/>
+      <w:numFmt w:val="decimal"/>
+      <w:lvlText w:val="%1."/>
+      <w:lvlJc w:val="left"/>
+      <w:pPr>
+        <w:tabs>
+          <w:tab w:val="num" w:pos="720"/>
+        </w:tabs>
+        <w:ind w:left="720" w:hanging="360"/>
+      </w:pPr>
+    </w:lvl>
+    <w:lvl w:ilvl="1" w:tentative="1">
+      <w:start w:val="1"/>
+      <w:numFmt w:val="decimal"/>
+      <w:lvlText w:val="%2."/>
+      <w:lvlJc w:val="left"/>
+      <w:pPr>
+        <w:tabs>
+          <w:tab w:val="num" w:pos="1440"/>
+        </w:tabs>
+        <w:ind w:left="1440" w:hanging="360"/>
+      </w:pPr>
+    </w:lvl>
+    <w:lvl w:ilvl="2" w:tentative="1">
+      <w:start w:val="1"/>
+      <w:numFmt w:val="decimal"/>
+      <w:lvlText w:val="%3."/>
+      <w:lvlJc w:val="left"/>
+      <w:pPr>
+        <w:tabs>
+          <w:tab w:val="num" w:pos="2160"/>
+        </w:tabs>
+        <w:ind w:left="2160" w:hanging="360"/>
+      </w:pPr>
+    </w:lvl>
+    <w:lvl w:ilvl="3" w:tentative="1">
+      <w:start w:val="1"/>
+      <w:numFmt w:val="decimal"/>
+      <w:lvlText w:val="%4."/>
+      <w:lvlJc w:val="left"/>
+      <w:pPr>
+        <w:tabs>
+          <w:tab w:val="num" w:pos="2880"/>
+        </w:tabs>
+        <w:ind w:left="2880" w:hanging="360"/>
+      </w:pPr>
+    </w:lvl>
+    <w:lvl w:ilvl="4" w:tentative="1">
+      <w:start w:val="1"/>
+      <w:numFmt w:val="decimal"/>
+      <w:lvlText w:val="%5."/>
+      <w:lvlJc w:val="left"/>
+      <w:pPr>
+        <w:tabs>
+          <w:tab w:val="num" w:pos="3600"/>
+        </w:tabs>
+        <w:ind w:left="3600" w:hanging="360"/>
+      </w:pPr>
+    </w:lvl>
+    <w:lvl w:ilvl="5" w:tentative="1">
+      <w:start w:val="1"/>
+      <w:numFmt w:val="decimal"/>
+      <w:lvlText w:val="%6."/>
+      <w:lvlJc w:val="left"/>
+      <w:pPr>
+        <w:tabs>
+          <w:tab w:val="num" w:pos="4320"/>
+        </w:tabs>
+        <w:ind w:left="4320" w:hanging="360"/>
+      </w:pPr>
+    </w:lvl>
+    <w:lvl w:ilvl="6" w:tentative="1">
+      <w:start w:val="1"/>
+      <w:numFmt w:val="decimal"/>
+      <w:lvlText w:val="%7."/>
+      <w:lvlJc w:val="left"/>
+      <w:pPr>
+        <w:tabs>
+          <w:tab w:val="num" w:pos="5040"/>
+        </w:tabs>
+        <w:ind w:left="5040" w:hanging="360"/>
+      </w:pPr>
+    </w:lvl>
+    <w:lvl w:ilvl="7" w:tentative="1">
+      <w:start w:val="1"/>
+      <w:numFmt w:val="decimal"/>
+      <w:lvlText w:val="%8."/>
+      <w:lvlJc w:val="left"/>
+      <w:pPr>
+        <w:tabs>
+          <w:tab w:val="num" w:pos="5760"/>
+        </w:tabs>
+        <w:ind w:left="5760" w:hanging="360"/>
+      </w:pPr>
+    </w:lvl>
+    <w:lvl w:ilvl="8" w:tentative="1">
+      <w:start w:val="1"/>
+      <w:numFmt w:val="decimal"/>
+      <w:lvlText w:val="%9."/>
+      <w:lvlJc w:val="left"/>
+      <w:pPr>
+        <w:tabs>
+          <w:tab w:val="num" w:pos="6480"/>
+        </w:tabs>
+        <w:ind w:left="6480" w:hanging="360"/>
+      </w:pPr>
+    </w:lvl>
+  </w:abstractNum>
+  <w:abstractNum w:abstractNumId="3" w15:restartNumberingAfterBreak="0">
+    <w:nsid w:val="20786367"/>
+    <w:multiLevelType w:val="multilevel"/>
+    <w:tmpl w:val="50B81EAA"/>
+    <w:lvl w:ilvl="0">
+      <w:start w:val="1"/>
+      <w:numFmt w:val="bullet"/>
+      <w:lvlText w:val=""/>
+      <w:lvlJc w:val="left"/>
+      <w:pPr>
+        <w:tabs>
+          <w:tab w:val="num" w:pos="720"/>
+        </w:tabs>
+        <w:ind w:left="720" w:hanging="360"/>
+      </w:pPr>
+      <w:rPr>
+        <w:rFonts w:ascii="Symbol" w:hAnsi="Symbol" w:hint="default"/>
+        <w:sz w:val="20"/>
+      </w:rPr>
+    </w:lvl>
+    <w:lvl w:ilvl="1" w:tentative="1">
+      <w:start w:val="1"/>
+      <w:numFmt w:val="bullet"/>
+      <w:lvlText w:val="o"/>
+      <w:lvlJc w:val="left"/>
+      <w:pPr>
+        <w:tabs>
+          <w:tab w:val="num" w:pos="1440"/>
+        </w:tabs>
+        <w:ind w:left="1440" w:hanging="360"/>
+      </w:pPr>
+      <w:rPr>
+        <w:rFonts w:ascii="Courier New" w:hAnsi="Courier New" w:hint="default"/>
+        <w:sz w:val="20"/>
+      </w:rPr>
+    </w:lvl>
+    <w:lvl w:ilvl="2" w:tentative="1">
+      <w:start w:val="1"/>
+      <w:numFmt w:val="bullet"/>
+      <w:lvlText w:val=""/>
+      <w:lvlJc w:val="left"/>
+      <w:pPr>
+        <w:tabs>
+          <w:tab w:val="num" w:pos="2160"/>
+        </w:tabs>
+        <w:ind w:left="2160" w:hanging="360"/>
+      </w:pPr>
+      <w:rPr>
+        <w:rFonts w:ascii="Wingdings" w:hAnsi="Wingdings" w:hint="default"/>
+        <w:sz w:val="20"/>
+      </w:rPr>
+    </w:lvl>
+    <w:lvl w:ilvl="3" w:tentative="1">
+      <w:start w:val="1"/>
+      <w:numFmt w:val="bullet"/>
+      <w:lvlText w:val=""/>
+      <w:lvlJc w:val="left"/>
+      <w:pPr>
+        <w:tabs>
+          <w:tab w:val="num" w:pos="2880"/>
+        </w:tabs>
+        <w:ind w:left="2880" w:hanging="360"/>
+      </w:pPr>
+      <w:rPr>
+        <w:rFonts w:ascii="Wingdings" w:hAnsi="Wingdings" w:hint="default"/>
+        <w:sz w:val="20"/>
+      </w:rPr>
+    </w:lvl>
+    <w:lvl w:ilvl="4" w:tentative="1">
+      <w:start w:val="1"/>
+      <w:numFmt w:val="bullet"/>
+      <w:lvlText w:val=""/>
+      <w:lvlJc w:val="left"/>
+      <w:pPr>
+        <w:tabs>
+          <w:tab w:val="num" w:pos="3600"/>
+        </w:tabs>
+        <w:ind w:left="3600" w:hanging="360"/>
+      </w:pPr>
+      <w:rPr>
+        <w:rFonts w:ascii="Wingdings" w:hAnsi="Wingdings" w:hint="default"/>
+        <w:sz w:val="20"/>
+      </w:rPr>
+    </w:lvl>
+    <w:lvl w:ilvl="5" w:tentative="1">
+      <w:start w:val="1"/>
+      <w:numFmt w:val="bullet"/>
+      <w:lvlText w:val=""/>
+      <w:lvlJc w:val="left"/>
+      <w:pPr>
+        <w:tabs>
+          <w:tab w:val="num" w:pos="4320"/>
+        </w:tabs>
+        <w:ind w:left="4320" w:hanging="360"/>
+      </w:pPr>
+      <w:rPr>
+        <w:rFonts w:ascii="Wingdings" w:hAnsi="Wingdings" w:hint="default"/>
+        <w:sz w:val="20"/>
+      </w:rPr>
+    </w:lvl>
+    <w:lvl w:ilvl="6" w:tentative="1">
+      <w:start w:val="1"/>
+      <w:numFmt w:val="bullet"/>
+      <w:lvlText w:val=""/>
+      <w:lvlJc w:val="left"/>
+      <w:pPr>
+        <w:tabs>
+          <w:tab w:val="num" w:pos="5040"/>
+        </w:tabs>
+        <w:ind w:left="5040" w:hanging="360"/>
+      </w:pPr>
+      <w:rPr>
+        <w:rFonts w:ascii="Wingdings" w:hAnsi="Wingdings" w:hint="default"/>
+        <w:sz w:val="20"/>
+      </w:rPr>
+    </w:lvl>
+    <w:lvl w:ilvl="7" w:tentative="1">
+      <w:start w:val="1"/>
+      <w:numFmt w:val="bullet"/>
+      <w:lvlText w:val=""/>
+      <w:lvlJc w:val="left"/>
+      <w:pPr>
+        <w:tabs>
+          <w:tab w:val="num" w:pos="5760"/>
+        </w:tabs>
+        <w:ind w:left="5760" w:hanging="360"/>
+      </w:pPr>
+      <w:rPr>
+        <w:rFonts w:ascii="Wingdings" w:hAnsi="Wingdings" w:hint="default"/>
+        <w:sz w:val="20"/>
+      </w:rPr>
+    </w:lvl>
+    <w:lvl w:ilvl="8" w:tentative="1">
+      <w:start w:val="1"/>
+      <w:numFmt w:val="bullet"/>
+      <w:lvlText w:val=""/>
+      <w:lvlJc w:val="left"/>
+      <w:pPr>
+        <w:tabs>
+          <w:tab w:val="num" w:pos="6480"/>
+        </w:tabs>
+        <w:ind w:left="6480" w:hanging="360"/>
+      </w:pPr>
+      <w:rPr>
+        <w:rFonts w:ascii="Wingdings" w:hAnsi="Wingdings" w:hint="default"/>
+        <w:sz w:val="20"/>
+      </w:rPr>
+    </w:lvl>
+  </w:abstractNum>
+  <w:abstractNum w:abstractNumId="4" w15:restartNumberingAfterBreak="0">
     <w:nsid w:val="23344DC1"/>
     <w:multiLevelType w:val="hybridMultilevel"/>
     <w:tmpl w:val="577EFEC8"/>
@@ -12197,7 +15456,7 @@
       </w:rPr>
     </w:lvl>
   </w:abstractNum>
-  <w:abstractNum w:abstractNumId="2">
+  <w:abstractNum w:abstractNumId="5" w15:restartNumberingAfterBreak="0">
     <w:nsid w:val="29C2334C"/>
     <w:multiLevelType w:val="multilevel"/>
     <w:tmpl w:val="3C70F1C4"/>
@@ -12310,7 +15569,7 @@
       </w:pPr>
     </w:lvl>
   </w:abstractNum>
-  <w:abstractNum w:abstractNumId="3">
+  <w:abstractNum w:abstractNumId="6" w15:restartNumberingAfterBreak="0">
     <w:nsid w:val="2AAD66FE"/>
     <w:multiLevelType w:val="hybridMultilevel"/>
     <w:tmpl w:val="EAF8C74E"/>
@@ -12423,7 +15682,7 @@
       </w:rPr>
     </w:lvl>
   </w:abstractNum>
-  <w:abstractNum w:abstractNumId="4">
+  <w:abstractNum w:abstractNumId="7" w15:restartNumberingAfterBreak="0">
     <w:nsid w:val="2FD124BC"/>
     <w:multiLevelType w:val="hybridMultilevel"/>
     <w:tmpl w:val="13FABD64"/>
@@ -12512,7 +15771,305 @@
       </w:pPr>
     </w:lvl>
   </w:abstractNum>
-  <w:abstractNum w:abstractNumId="5">
+  <w:abstractNum w:abstractNumId="8" w15:restartNumberingAfterBreak="0">
+    <w:nsid w:val="32F6426C"/>
+    <w:multiLevelType w:val="multilevel"/>
+    <w:tmpl w:val="C2C49390"/>
+    <w:lvl w:ilvl="0">
+      <w:start w:val="1"/>
+      <w:numFmt w:val="bullet"/>
+      <w:lvlText w:val=""/>
+      <w:lvlJc w:val="left"/>
+      <w:pPr>
+        <w:tabs>
+          <w:tab w:val="num" w:pos="720"/>
+        </w:tabs>
+        <w:ind w:left="720" w:hanging="360"/>
+      </w:pPr>
+      <w:rPr>
+        <w:rFonts w:ascii="Symbol" w:hAnsi="Symbol" w:hint="default"/>
+        <w:sz w:val="20"/>
+      </w:rPr>
+    </w:lvl>
+    <w:lvl w:ilvl="1" w:tentative="1">
+      <w:start w:val="1"/>
+      <w:numFmt w:val="bullet"/>
+      <w:lvlText w:val="o"/>
+      <w:lvlJc w:val="left"/>
+      <w:pPr>
+        <w:tabs>
+          <w:tab w:val="num" w:pos="1440"/>
+        </w:tabs>
+        <w:ind w:left="1440" w:hanging="360"/>
+      </w:pPr>
+      <w:rPr>
+        <w:rFonts w:ascii="Courier New" w:hAnsi="Courier New" w:hint="default"/>
+        <w:sz w:val="20"/>
+      </w:rPr>
+    </w:lvl>
+    <w:lvl w:ilvl="2" w:tentative="1">
+      <w:start w:val="1"/>
+      <w:numFmt w:val="bullet"/>
+      <w:lvlText w:val=""/>
+      <w:lvlJc w:val="left"/>
+      <w:pPr>
+        <w:tabs>
+          <w:tab w:val="num" w:pos="2160"/>
+        </w:tabs>
+        <w:ind w:left="2160" w:hanging="360"/>
+      </w:pPr>
+      <w:rPr>
+        <w:rFonts w:ascii="Wingdings" w:hAnsi="Wingdings" w:hint="default"/>
+        <w:sz w:val="20"/>
+      </w:rPr>
+    </w:lvl>
+    <w:lvl w:ilvl="3" w:tentative="1">
+      <w:start w:val="1"/>
+      <w:numFmt w:val="bullet"/>
+      <w:lvlText w:val=""/>
+      <w:lvlJc w:val="left"/>
+      <w:pPr>
+        <w:tabs>
+          <w:tab w:val="num" w:pos="2880"/>
+        </w:tabs>
+        <w:ind w:left="2880" w:hanging="360"/>
+      </w:pPr>
+      <w:rPr>
+        <w:rFonts w:ascii="Wingdings" w:hAnsi="Wingdings" w:hint="default"/>
+        <w:sz w:val="20"/>
+      </w:rPr>
+    </w:lvl>
+    <w:lvl w:ilvl="4" w:tentative="1">
+      <w:start w:val="1"/>
+      <w:numFmt w:val="bullet"/>
+      <w:lvlText w:val=""/>
+      <w:lvlJc w:val="left"/>
+      <w:pPr>
+        <w:tabs>
+          <w:tab w:val="num" w:pos="3600"/>
+        </w:tabs>
+        <w:ind w:left="3600" w:hanging="360"/>
+      </w:pPr>
+      <w:rPr>
+        <w:rFonts w:ascii="Wingdings" w:hAnsi="Wingdings" w:hint="default"/>
+        <w:sz w:val="20"/>
+      </w:rPr>
+    </w:lvl>
+    <w:lvl w:ilvl="5" w:tentative="1">
+      <w:start w:val="1"/>
+      <w:numFmt w:val="bullet"/>
+      <w:lvlText w:val=""/>
+      <w:lvlJc w:val="left"/>
+      <w:pPr>
+        <w:tabs>
+          <w:tab w:val="num" w:pos="4320"/>
+        </w:tabs>
+        <w:ind w:left="4320" w:hanging="360"/>
+      </w:pPr>
+      <w:rPr>
+        <w:rFonts w:ascii="Wingdings" w:hAnsi="Wingdings" w:hint="default"/>
+        <w:sz w:val="20"/>
+      </w:rPr>
+    </w:lvl>
+    <w:lvl w:ilvl="6" w:tentative="1">
+      <w:start w:val="1"/>
+      <w:numFmt w:val="bullet"/>
+      <w:lvlText w:val=""/>
+      <w:lvlJc w:val="left"/>
+      <w:pPr>
+        <w:tabs>
+          <w:tab w:val="num" w:pos="5040"/>
+        </w:tabs>
+        <w:ind w:left="5040" w:hanging="360"/>
+      </w:pPr>
+      <w:rPr>
+        <w:rFonts w:ascii="Wingdings" w:hAnsi="Wingdings" w:hint="default"/>
+        <w:sz w:val="20"/>
+      </w:rPr>
+    </w:lvl>
+    <w:lvl w:ilvl="7" w:tentative="1">
+      <w:start w:val="1"/>
+      <w:numFmt w:val="bullet"/>
+      <w:lvlText w:val=""/>
+      <w:lvlJc w:val="left"/>
+      <w:pPr>
+        <w:tabs>
+          <w:tab w:val="num" w:pos="5760"/>
+        </w:tabs>
+        <w:ind w:left="5760" w:hanging="360"/>
+      </w:pPr>
+      <w:rPr>
+        <w:rFonts w:ascii="Wingdings" w:hAnsi="Wingdings" w:hint="default"/>
+        <w:sz w:val="20"/>
+      </w:rPr>
+    </w:lvl>
+    <w:lvl w:ilvl="8" w:tentative="1">
+      <w:start w:val="1"/>
+      <w:numFmt w:val="bullet"/>
+      <w:lvlText w:val=""/>
+      <w:lvlJc w:val="left"/>
+      <w:pPr>
+        <w:tabs>
+          <w:tab w:val="num" w:pos="6480"/>
+        </w:tabs>
+        <w:ind w:left="6480" w:hanging="360"/>
+      </w:pPr>
+      <w:rPr>
+        <w:rFonts w:ascii="Wingdings" w:hAnsi="Wingdings" w:hint="default"/>
+        <w:sz w:val="20"/>
+      </w:rPr>
+    </w:lvl>
+  </w:abstractNum>
+  <w:abstractNum w:abstractNumId="9" w15:restartNumberingAfterBreak="0">
+    <w:nsid w:val="384B5939"/>
+    <w:multiLevelType w:val="multilevel"/>
+    <w:tmpl w:val="55483DBE"/>
+    <w:lvl w:ilvl="0">
+      <w:start w:val="1"/>
+      <w:numFmt w:val="bullet"/>
+      <w:lvlText w:val=""/>
+      <w:lvlJc w:val="left"/>
+      <w:pPr>
+        <w:tabs>
+          <w:tab w:val="num" w:pos="720"/>
+        </w:tabs>
+        <w:ind w:left="720" w:hanging="360"/>
+      </w:pPr>
+      <w:rPr>
+        <w:rFonts w:ascii="Symbol" w:hAnsi="Symbol" w:hint="default"/>
+        <w:sz w:val="20"/>
+      </w:rPr>
+    </w:lvl>
+    <w:lvl w:ilvl="1" w:tentative="1">
+      <w:start w:val="1"/>
+      <w:numFmt w:val="bullet"/>
+      <w:lvlText w:val="o"/>
+      <w:lvlJc w:val="left"/>
+      <w:pPr>
+        <w:tabs>
+          <w:tab w:val="num" w:pos="1440"/>
+        </w:tabs>
+        <w:ind w:left="1440" w:hanging="360"/>
+      </w:pPr>
+      <w:rPr>
+        <w:rFonts w:ascii="Courier New" w:hAnsi="Courier New" w:hint="default"/>
+        <w:sz w:val="20"/>
+      </w:rPr>
+    </w:lvl>
+    <w:lvl w:ilvl="2" w:tentative="1">
+      <w:start w:val="1"/>
+      <w:numFmt w:val="bullet"/>
+      <w:lvlText w:val=""/>
+      <w:lvlJc w:val="left"/>
+      <w:pPr>
+        <w:tabs>
+          <w:tab w:val="num" w:pos="2160"/>
+        </w:tabs>
+        <w:ind w:left="2160" w:hanging="360"/>
+      </w:pPr>
+      <w:rPr>
+        <w:rFonts w:ascii="Wingdings" w:hAnsi="Wingdings" w:hint="default"/>
+        <w:sz w:val="20"/>
+      </w:rPr>
+    </w:lvl>
+    <w:lvl w:ilvl="3" w:tentative="1">
+      <w:start w:val="1"/>
+      <w:numFmt w:val="bullet"/>
+      <w:lvlText w:val=""/>
+      <w:lvlJc w:val="left"/>
+      <w:pPr>
+        <w:tabs>
+          <w:tab w:val="num" w:pos="2880"/>
+        </w:tabs>
+        <w:ind w:left="2880" w:hanging="360"/>
+      </w:pPr>
+      <w:rPr>
+        <w:rFonts w:ascii="Wingdings" w:hAnsi="Wingdings" w:hint="default"/>
+        <w:sz w:val="20"/>
+      </w:rPr>
+    </w:lvl>
+    <w:lvl w:ilvl="4" w:tentative="1">
+      <w:start w:val="1"/>
+      <w:numFmt w:val="bullet"/>
+      <w:lvlText w:val=""/>
+      <w:lvlJc w:val="left"/>
+      <w:pPr>
+        <w:tabs>
+          <w:tab w:val="num" w:pos="3600"/>
+        </w:tabs>
+        <w:ind w:left="3600" w:hanging="360"/>
+      </w:pPr>
+      <w:rPr>
+        <w:rFonts w:ascii="Wingdings" w:hAnsi="Wingdings" w:hint="default"/>
+        <w:sz w:val="20"/>
+      </w:rPr>
+    </w:lvl>
+    <w:lvl w:ilvl="5" w:tentative="1">
+      <w:start w:val="1"/>
+      <w:numFmt w:val="bullet"/>
+      <w:lvlText w:val=""/>
+      <w:lvlJc w:val="left"/>
+      <w:pPr>
+        <w:tabs>
+          <w:tab w:val="num" w:pos="4320"/>
+        </w:tabs>
+        <w:ind w:left="4320" w:hanging="360"/>
+      </w:pPr>
+      <w:rPr>
+        <w:rFonts w:ascii="Wingdings" w:hAnsi="Wingdings" w:hint="default"/>
+        <w:sz w:val="20"/>
+      </w:rPr>
+    </w:lvl>
+    <w:lvl w:ilvl="6" w:tentative="1">
+      <w:start w:val="1"/>
+      <w:numFmt w:val="bullet"/>
+      <w:lvlText w:val=""/>
+      <w:lvlJc w:val="left"/>
+      <w:pPr>
+        <w:tabs>
+          <w:tab w:val="num" w:pos="5040"/>
+        </w:tabs>
+        <w:ind w:left="5040" w:hanging="360"/>
+      </w:pPr>
+      <w:rPr>
+        <w:rFonts w:ascii="Wingdings" w:hAnsi="Wingdings" w:hint="default"/>
+        <w:sz w:val="20"/>
+      </w:rPr>
+    </w:lvl>
+    <w:lvl w:ilvl="7" w:tentative="1">
+      <w:start w:val="1"/>
+      <w:numFmt w:val="bullet"/>
+      <w:lvlText w:val=""/>
+      <w:lvlJc w:val="left"/>
+      <w:pPr>
+        <w:tabs>
+          <w:tab w:val="num" w:pos="5760"/>
+        </w:tabs>
+        <w:ind w:left="5760" w:hanging="360"/>
+      </w:pPr>
+      <w:rPr>
+        <w:rFonts w:ascii="Wingdings" w:hAnsi="Wingdings" w:hint="default"/>
+        <w:sz w:val="20"/>
+      </w:rPr>
+    </w:lvl>
+    <w:lvl w:ilvl="8" w:tentative="1">
+      <w:start w:val="1"/>
+      <w:numFmt w:val="bullet"/>
+      <w:lvlText w:val=""/>
+      <w:lvlJc w:val="left"/>
+      <w:pPr>
+        <w:tabs>
+          <w:tab w:val="num" w:pos="6480"/>
+        </w:tabs>
+        <w:ind w:left="6480" w:hanging="360"/>
+      </w:pPr>
+      <w:rPr>
+        <w:rFonts w:ascii="Wingdings" w:hAnsi="Wingdings" w:hint="default"/>
+        <w:sz w:val="20"/>
+      </w:rPr>
+    </w:lvl>
+  </w:abstractNum>
+  <w:abstractNum w:abstractNumId="10" w15:restartNumberingAfterBreak="0">
     <w:nsid w:val="40653258"/>
     <w:multiLevelType w:val="hybridMultilevel"/>
     <w:tmpl w:val="0688FFA2"/>
@@ -12624,7 +16181,301 @@
       </w:rPr>
     </w:lvl>
   </w:abstractNum>
-  <w:abstractNum w:abstractNumId="6">
+  <w:abstractNum w:abstractNumId="11" w15:restartNumberingAfterBreak="0">
+    <w:nsid w:val="41005B0D"/>
+    <w:multiLevelType w:val="multilevel"/>
+    <w:tmpl w:val="AFACFBF0"/>
+    <w:lvl w:ilvl="0">
+      <w:start w:val="1"/>
+      <w:numFmt w:val="bullet"/>
+      <w:lvlText w:val=""/>
+      <w:lvlJc w:val="left"/>
+      <w:pPr>
+        <w:tabs>
+          <w:tab w:val="num" w:pos="720"/>
+        </w:tabs>
+        <w:ind w:left="720" w:hanging="360"/>
+      </w:pPr>
+      <w:rPr>
+        <w:rFonts w:ascii="Symbol" w:hAnsi="Symbol" w:hint="default"/>
+        <w:sz w:val="20"/>
+      </w:rPr>
+    </w:lvl>
+    <w:lvl w:ilvl="1">
+      <w:start w:val="1"/>
+      <w:numFmt w:val="decimal"/>
+      <w:lvlText w:val="%2."/>
+      <w:lvlJc w:val="left"/>
+      <w:pPr>
+        <w:tabs>
+          <w:tab w:val="num" w:pos="1440"/>
+        </w:tabs>
+        <w:ind w:left="1440" w:hanging="360"/>
+      </w:pPr>
+    </w:lvl>
+    <w:lvl w:ilvl="2" w:tentative="1">
+      <w:start w:val="1"/>
+      <w:numFmt w:val="bullet"/>
+      <w:lvlText w:val=""/>
+      <w:lvlJc w:val="left"/>
+      <w:pPr>
+        <w:tabs>
+          <w:tab w:val="num" w:pos="2160"/>
+        </w:tabs>
+        <w:ind w:left="2160" w:hanging="360"/>
+      </w:pPr>
+      <w:rPr>
+        <w:rFonts w:ascii="Wingdings" w:hAnsi="Wingdings" w:hint="default"/>
+        <w:sz w:val="20"/>
+      </w:rPr>
+    </w:lvl>
+    <w:lvl w:ilvl="3" w:tentative="1">
+      <w:start w:val="1"/>
+      <w:numFmt w:val="bullet"/>
+      <w:lvlText w:val=""/>
+      <w:lvlJc w:val="left"/>
+      <w:pPr>
+        <w:tabs>
+          <w:tab w:val="num" w:pos="2880"/>
+        </w:tabs>
+        <w:ind w:left="2880" w:hanging="360"/>
+      </w:pPr>
+      <w:rPr>
+        <w:rFonts w:ascii="Wingdings" w:hAnsi="Wingdings" w:hint="default"/>
+        <w:sz w:val="20"/>
+      </w:rPr>
+    </w:lvl>
+    <w:lvl w:ilvl="4" w:tentative="1">
+      <w:start w:val="1"/>
+      <w:numFmt w:val="bullet"/>
+      <w:lvlText w:val=""/>
+      <w:lvlJc w:val="left"/>
+      <w:pPr>
+        <w:tabs>
+          <w:tab w:val="num" w:pos="3600"/>
+        </w:tabs>
+        <w:ind w:left="3600" w:hanging="360"/>
+      </w:pPr>
+      <w:rPr>
+        <w:rFonts w:ascii="Wingdings" w:hAnsi="Wingdings" w:hint="default"/>
+        <w:sz w:val="20"/>
+      </w:rPr>
+    </w:lvl>
+    <w:lvl w:ilvl="5" w:tentative="1">
+      <w:start w:val="1"/>
+      <w:numFmt w:val="bullet"/>
+      <w:lvlText w:val=""/>
+      <w:lvlJc w:val="left"/>
+      <w:pPr>
+        <w:tabs>
+          <w:tab w:val="num" w:pos="4320"/>
+        </w:tabs>
+        <w:ind w:left="4320" w:hanging="360"/>
+      </w:pPr>
+      <w:rPr>
+        <w:rFonts w:ascii="Wingdings" w:hAnsi="Wingdings" w:hint="default"/>
+        <w:sz w:val="20"/>
+      </w:rPr>
+    </w:lvl>
+    <w:lvl w:ilvl="6" w:tentative="1">
+      <w:start w:val="1"/>
+      <w:numFmt w:val="bullet"/>
+      <w:lvlText w:val=""/>
+      <w:lvlJc w:val="left"/>
+      <w:pPr>
+        <w:tabs>
+          <w:tab w:val="num" w:pos="5040"/>
+        </w:tabs>
+        <w:ind w:left="5040" w:hanging="360"/>
+      </w:pPr>
+      <w:rPr>
+        <w:rFonts w:ascii="Wingdings" w:hAnsi="Wingdings" w:hint="default"/>
+        <w:sz w:val="20"/>
+      </w:rPr>
+    </w:lvl>
+    <w:lvl w:ilvl="7" w:tentative="1">
+      <w:start w:val="1"/>
+      <w:numFmt w:val="bullet"/>
+      <w:lvlText w:val=""/>
+      <w:lvlJc w:val="left"/>
+      <w:pPr>
+        <w:tabs>
+          <w:tab w:val="num" w:pos="5760"/>
+        </w:tabs>
+        <w:ind w:left="5760" w:hanging="360"/>
+      </w:pPr>
+      <w:rPr>
+        <w:rFonts w:ascii="Wingdings" w:hAnsi="Wingdings" w:hint="default"/>
+        <w:sz w:val="20"/>
+      </w:rPr>
+    </w:lvl>
+    <w:lvl w:ilvl="8" w:tentative="1">
+      <w:start w:val="1"/>
+      <w:numFmt w:val="bullet"/>
+      <w:lvlText w:val=""/>
+      <w:lvlJc w:val="left"/>
+      <w:pPr>
+        <w:tabs>
+          <w:tab w:val="num" w:pos="6480"/>
+        </w:tabs>
+        <w:ind w:left="6480" w:hanging="360"/>
+      </w:pPr>
+      <w:rPr>
+        <w:rFonts w:ascii="Wingdings" w:hAnsi="Wingdings" w:hint="default"/>
+        <w:sz w:val="20"/>
+      </w:rPr>
+    </w:lvl>
+  </w:abstractNum>
+  <w:abstractNum w:abstractNumId="12" w15:restartNumberingAfterBreak="0">
+    <w:nsid w:val="44A6672E"/>
+    <w:multiLevelType w:val="multilevel"/>
+    <w:tmpl w:val="47C25452"/>
+    <w:lvl w:ilvl="0">
+      <w:start w:val="1"/>
+      <w:numFmt w:val="bullet"/>
+      <w:lvlText w:val=""/>
+      <w:lvlJc w:val="left"/>
+      <w:pPr>
+        <w:tabs>
+          <w:tab w:val="num" w:pos="720"/>
+        </w:tabs>
+        <w:ind w:left="720" w:hanging="360"/>
+      </w:pPr>
+      <w:rPr>
+        <w:rFonts w:ascii="Symbol" w:hAnsi="Symbol" w:hint="default"/>
+        <w:sz w:val="20"/>
+      </w:rPr>
+    </w:lvl>
+    <w:lvl w:ilvl="1" w:tentative="1">
+      <w:start w:val="1"/>
+      <w:numFmt w:val="bullet"/>
+      <w:lvlText w:val="o"/>
+      <w:lvlJc w:val="left"/>
+      <w:pPr>
+        <w:tabs>
+          <w:tab w:val="num" w:pos="1440"/>
+        </w:tabs>
+        <w:ind w:left="1440" w:hanging="360"/>
+      </w:pPr>
+      <w:rPr>
+        <w:rFonts w:ascii="Courier New" w:hAnsi="Courier New" w:hint="default"/>
+        <w:sz w:val="20"/>
+      </w:rPr>
+    </w:lvl>
+    <w:lvl w:ilvl="2" w:tentative="1">
+      <w:start w:val="1"/>
+      <w:numFmt w:val="bullet"/>
+      <w:lvlText w:val=""/>
+      <w:lvlJc w:val="left"/>
+      <w:pPr>
+        <w:tabs>
+          <w:tab w:val="num" w:pos="2160"/>
+        </w:tabs>
+        <w:ind w:left="2160" w:hanging="360"/>
+      </w:pPr>
+      <w:rPr>
+        <w:rFonts w:ascii="Wingdings" w:hAnsi="Wingdings" w:hint="default"/>
+        <w:sz w:val="20"/>
+      </w:rPr>
+    </w:lvl>
+    <w:lvl w:ilvl="3" w:tentative="1">
+      <w:start w:val="1"/>
+      <w:numFmt w:val="bullet"/>
+      <w:lvlText w:val=""/>
+      <w:lvlJc w:val="left"/>
+      <w:pPr>
+        <w:tabs>
+          <w:tab w:val="num" w:pos="2880"/>
+        </w:tabs>
+        <w:ind w:left="2880" w:hanging="360"/>
+      </w:pPr>
+      <w:rPr>
+        <w:rFonts w:ascii="Wingdings" w:hAnsi="Wingdings" w:hint="default"/>
+        <w:sz w:val="20"/>
+      </w:rPr>
+    </w:lvl>
+    <w:lvl w:ilvl="4" w:tentative="1">
+      <w:start w:val="1"/>
+      <w:numFmt w:val="bullet"/>
+      <w:lvlText w:val=""/>
+      <w:lvlJc w:val="left"/>
+      <w:pPr>
+        <w:tabs>
+          <w:tab w:val="num" w:pos="3600"/>
+        </w:tabs>
+        <w:ind w:left="3600" w:hanging="360"/>
+      </w:pPr>
+      <w:rPr>
+        <w:rFonts w:ascii="Wingdings" w:hAnsi="Wingdings" w:hint="default"/>
+        <w:sz w:val="20"/>
+      </w:rPr>
+    </w:lvl>
+    <w:lvl w:ilvl="5" w:tentative="1">
+      <w:start w:val="1"/>
+      <w:numFmt w:val="bullet"/>
+      <w:lvlText w:val=""/>
+      <w:lvlJc w:val="left"/>
+      <w:pPr>
+        <w:tabs>
+          <w:tab w:val="num" w:pos="4320"/>
+        </w:tabs>
+        <w:ind w:left="4320" w:hanging="360"/>
+      </w:pPr>
+      <w:rPr>
+        <w:rFonts w:ascii="Wingdings" w:hAnsi="Wingdings" w:hint="default"/>
+        <w:sz w:val="20"/>
+      </w:rPr>
+    </w:lvl>
+    <w:lvl w:ilvl="6" w:tentative="1">
+      <w:start w:val="1"/>
+      <w:numFmt w:val="bullet"/>
+      <w:lvlText w:val=""/>
+      <w:lvlJc w:val="left"/>
+      <w:pPr>
+        <w:tabs>
+          <w:tab w:val="num" w:pos="5040"/>
+        </w:tabs>
+        <w:ind w:left="5040" w:hanging="360"/>
+      </w:pPr>
+      <w:rPr>
+        <w:rFonts w:ascii="Wingdings" w:hAnsi="Wingdings" w:hint="default"/>
+        <w:sz w:val="20"/>
+      </w:rPr>
+    </w:lvl>
+    <w:lvl w:ilvl="7" w:tentative="1">
+      <w:start w:val="1"/>
+      <w:numFmt w:val="bullet"/>
+      <w:lvlText w:val=""/>
+      <w:lvlJc w:val="left"/>
+      <w:pPr>
+        <w:tabs>
+          <w:tab w:val="num" w:pos="5760"/>
+        </w:tabs>
+        <w:ind w:left="5760" w:hanging="360"/>
+      </w:pPr>
+      <w:rPr>
+        <w:rFonts w:ascii="Wingdings" w:hAnsi="Wingdings" w:hint="default"/>
+        <w:sz w:val="20"/>
+      </w:rPr>
+    </w:lvl>
+    <w:lvl w:ilvl="8" w:tentative="1">
+      <w:start w:val="1"/>
+      <w:numFmt w:val="bullet"/>
+      <w:lvlText w:val=""/>
+      <w:lvlJc w:val="left"/>
+      <w:pPr>
+        <w:tabs>
+          <w:tab w:val="num" w:pos="6480"/>
+        </w:tabs>
+        <w:ind w:left="6480" w:hanging="360"/>
+      </w:pPr>
+      <w:rPr>
+        <w:rFonts w:ascii="Wingdings" w:hAnsi="Wingdings" w:hint="default"/>
+        <w:sz w:val="20"/>
+      </w:rPr>
+    </w:lvl>
+  </w:abstractNum>
+  <w:abstractNum w:abstractNumId="13" w15:restartNumberingAfterBreak="0">
     <w:nsid w:val="4C8D047C"/>
     <w:multiLevelType w:val="multilevel"/>
     <w:tmpl w:val="4F4EE722"/>
@@ -12737,7 +16588,7 @@
       </w:pPr>
     </w:lvl>
   </w:abstractNum>
-  <w:abstractNum w:abstractNumId="7">
+  <w:abstractNum w:abstractNumId="14" w15:restartNumberingAfterBreak="0">
     <w:nsid w:val="5A292A0B"/>
     <w:multiLevelType w:val="multilevel"/>
     <w:tmpl w:val="2B70C474"/>
@@ -12886,7 +16737,7 @@
       </w:rPr>
     </w:lvl>
   </w:abstractNum>
-  <w:abstractNum w:abstractNumId="8">
+  <w:abstractNum w:abstractNumId="15" w15:restartNumberingAfterBreak="0">
     <w:nsid w:val="5F8B3286"/>
     <w:multiLevelType w:val="hybridMultilevel"/>
     <w:tmpl w:val="8896545A"/>
@@ -12975,7 +16826,7 @@
       </w:pPr>
     </w:lvl>
   </w:abstractNum>
-  <w:abstractNum w:abstractNumId="9">
+  <w:abstractNum w:abstractNumId="16" w15:restartNumberingAfterBreak="0">
     <w:nsid w:val="69180AC5"/>
     <w:multiLevelType w:val="hybridMultilevel"/>
     <w:tmpl w:val="8D28D2DC"/>
@@ -13061,7 +16912,156 @@
       </w:pPr>
     </w:lvl>
   </w:abstractNum>
-  <w:abstractNum w:abstractNumId="10">
+  <w:abstractNum w:abstractNumId="17" w15:restartNumberingAfterBreak="0">
+    <w:nsid w:val="6C856FA7"/>
+    <w:multiLevelType w:val="multilevel"/>
+    <w:tmpl w:val="4AAAF3CA"/>
+    <w:lvl w:ilvl="0">
+      <w:start w:val="1"/>
+      <w:numFmt w:val="bullet"/>
+      <w:lvlText w:val=""/>
+      <w:lvlJc w:val="left"/>
+      <w:pPr>
+        <w:tabs>
+          <w:tab w:val="num" w:pos="720"/>
+        </w:tabs>
+        <w:ind w:left="720" w:hanging="360"/>
+      </w:pPr>
+      <w:rPr>
+        <w:rFonts w:ascii="Symbol" w:hAnsi="Symbol" w:hint="default"/>
+        <w:sz w:val="20"/>
+      </w:rPr>
+    </w:lvl>
+    <w:lvl w:ilvl="1">
+      <w:start w:val="1"/>
+      <w:numFmt w:val="bullet"/>
+      <w:lvlText w:val="o"/>
+      <w:lvlJc w:val="left"/>
+      <w:pPr>
+        <w:tabs>
+          <w:tab w:val="num" w:pos="1440"/>
+        </w:tabs>
+        <w:ind w:left="1440" w:hanging="360"/>
+      </w:pPr>
+      <w:rPr>
+        <w:rFonts w:ascii="Courier New" w:hAnsi="Courier New" w:hint="default"/>
+        <w:sz w:val="20"/>
+      </w:rPr>
+    </w:lvl>
+    <w:lvl w:ilvl="2" w:tentative="1">
+      <w:start w:val="1"/>
+      <w:numFmt w:val="bullet"/>
+      <w:lvlText w:val=""/>
+      <w:lvlJc w:val="left"/>
+      <w:pPr>
+        <w:tabs>
+          <w:tab w:val="num" w:pos="2160"/>
+        </w:tabs>
+        <w:ind w:left="2160" w:hanging="360"/>
+      </w:pPr>
+      <w:rPr>
+        <w:rFonts w:ascii="Wingdings" w:hAnsi="Wingdings" w:hint="default"/>
+        <w:sz w:val="20"/>
+      </w:rPr>
+    </w:lvl>
+    <w:lvl w:ilvl="3" w:tentative="1">
+      <w:start w:val="1"/>
+      <w:numFmt w:val="bullet"/>
+      <w:lvlText w:val=""/>
+      <w:lvlJc w:val="left"/>
+      <w:pPr>
+        <w:tabs>
+          <w:tab w:val="num" w:pos="2880"/>
+        </w:tabs>
+        <w:ind w:left="2880" w:hanging="360"/>
+      </w:pPr>
+      <w:rPr>
+        <w:rFonts w:ascii="Wingdings" w:hAnsi="Wingdings" w:hint="default"/>
+        <w:sz w:val="20"/>
+      </w:rPr>
+    </w:lvl>
+    <w:lvl w:ilvl="4" w:tentative="1">
+      <w:start w:val="1"/>
+      <w:numFmt w:val="bullet"/>
+      <w:lvlText w:val=""/>
+      <w:lvlJc w:val="left"/>
+      <w:pPr>
+        <w:tabs>
+          <w:tab w:val="num" w:pos="3600"/>
+        </w:tabs>
+        <w:ind w:left="3600" w:hanging="360"/>
+      </w:pPr>
+      <w:rPr>
+        <w:rFonts w:ascii="Wingdings" w:hAnsi="Wingdings" w:hint="default"/>
+        <w:sz w:val="20"/>
+      </w:rPr>
+    </w:lvl>
+    <w:lvl w:ilvl="5" w:tentative="1">
+      <w:start w:val="1"/>
+      <w:numFmt w:val="bullet"/>
+      <w:lvlText w:val=""/>
+      <w:lvlJc w:val="left"/>
+      <w:pPr>
+        <w:tabs>
+          <w:tab w:val="num" w:pos="4320"/>
+        </w:tabs>
+        <w:ind w:left="4320" w:hanging="360"/>
+      </w:pPr>
+      <w:rPr>
+        <w:rFonts w:ascii="Wingdings" w:hAnsi="Wingdings" w:hint="default"/>
+        <w:sz w:val="20"/>
+      </w:rPr>
+    </w:lvl>
+    <w:lvl w:ilvl="6" w:tentative="1">
+      <w:start w:val="1"/>
+      <w:numFmt w:val="bullet"/>
+      <w:lvlText w:val=""/>
+      <w:lvlJc w:val="left"/>
+      <w:pPr>
+        <w:tabs>
+          <w:tab w:val="num" w:pos="5040"/>
+        </w:tabs>
+        <w:ind w:left="5040" w:hanging="360"/>
+      </w:pPr>
+      <w:rPr>
+        <w:rFonts w:ascii="Wingdings" w:hAnsi="Wingdings" w:hint="default"/>
+        <w:sz w:val="20"/>
+      </w:rPr>
+    </w:lvl>
+    <w:lvl w:ilvl="7" w:tentative="1">
+      <w:start w:val="1"/>
+      <w:numFmt w:val="bullet"/>
+      <w:lvlText w:val=""/>
+      <w:lvlJc w:val="left"/>
+      <w:pPr>
+        <w:tabs>
+          <w:tab w:val="num" w:pos="5760"/>
+        </w:tabs>
+        <w:ind w:left="5760" w:hanging="360"/>
+      </w:pPr>
+      <w:rPr>
+        <w:rFonts w:ascii="Wingdings" w:hAnsi="Wingdings" w:hint="default"/>
+        <w:sz w:val="20"/>
+      </w:rPr>
+    </w:lvl>
+    <w:lvl w:ilvl="8" w:tentative="1">
+      <w:start w:val="1"/>
+      <w:numFmt w:val="bullet"/>
+      <w:lvlText w:val=""/>
+      <w:lvlJc w:val="left"/>
+      <w:pPr>
+        <w:tabs>
+          <w:tab w:val="num" w:pos="6480"/>
+        </w:tabs>
+        <w:ind w:left="6480" w:hanging="360"/>
+      </w:pPr>
+      <w:rPr>
+        <w:rFonts w:ascii="Wingdings" w:hAnsi="Wingdings" w:hint="default"/>
+        <w:sz w:val="20"/>
+      </w:rPr>
+    </w:lvl>
+  </w:abstractNum>
+  <w:abstractNum w:abstractNumId="18" w15:restartNumberingAfterBreak="0">
     <w:nsid w:val="6DDE3D79"/>
     <w:multiLevelType w:val="multilevel"/>
     <w:tmpl w:val="1C401AB2"/>
@@ -13174,7 +17174,7 @@
       </w:pPr>
     </w:lvl>
   </w:abstractNum>
-  <w:abstractNum w:abstractNumId="11">
+  <w:abstractNum w:abstractNumId="19" w15:restartNumberingAfterBreak="0">
     <w:nsid w:val="74216E6F"/>
     <w:multiLevelType w:val="multilevel"/>
     <w:tmpl w:val="B2723DC6"/>
@@ -13287,7 +17287,120 @@
       </w:pPr>
     </w:lvl>
   </w:abstractNum>
-  <w:abstractNum w:abstractNumId="12">
+  <w:abstractNum w:abstractNumId="20" w15:restartNumberingAfterBreak="0">
+    <w:nsid w:val="75E23721"/>
+    <w:multiLevelType w:val="multilevel"/>
+    <w:tmpl w:val="6E26278E"/>
+    <w:lvl w:ilvl="0">
+      <w:start w:val="1"/>
+      <w:numFmt w:val="decimal"/>
+      <w:lvlText w:val="%1."/>
+      <w:lvlJc w:val="left"/>
+      <w:pPr>
+        <w:tabs>
+          <w:tab w:val="num" w:pos="720"/>
+        </w:tabs>
+        <w:ind w:left="720" w:hanging="360"/>
+      </w:pPr>
+    </w:lvl>
+    <w:lvl w:ilvl="1" w:tentative="1">
+      <w:start w:val="1"/>
+      <w:numFmt w:val="decimal"/>
+      <w:lvlText w:val="%2."/>
+      <w:lvlJc w:val="left"/>
+      <w:pPr>
+        <w:tabs>
+          <w:tab w:val="num" w:pos="1440"/>
+        </w:tabs>
+        <w:ind w:left="1440" w:hanging="360"/>
+      </w:pPr>
+    </w:lvl>
+    <w:lvl w:ilvl="2" w:tentative="1">
+      <w:start w:val="1"/>
+      <w:numFmt w:val="decimal"/>
+      <w:lvlText w:val="%3."/>
+      <w:lvlJc w:val="left"/>
+      <w:pPr>
+        <w:tabs>
+          <w:tab w:val="num" w:pos="2160"/>
+        </w:tabs>
+        <w:ind w:left="2160" w:hanging="360"/>
+      </w:pPr>
+    </w:lvl>
+    <w:lvl w:ilvl="3" w:tentative="1">
+      <w:start w:val="1"/>
+      <w:numFmt w:val="decimal"/>
+      <w:lvlText w:val="%4."/>
+      <w:lvlJc w:val="left"/>
+      <w:pPr>
+        <w:tabs>
+          <w:tab w:val="num" w:pos="2880"/>
+        </w:tabs>
+        <w:ind w:left="2880" w:hanging="360"/>
+      </w:pPr>
+    </w:lvl>
+    <w:lvl w:ilvl="4" w:tentative="1">
+      <w:start w:val="1"/>
+      <w:numFmt w:val="decimal"/>
+      <w:lvlText w:val="%5."/>
+      <w:lvlJc w:val="left"/>
+      <w:pPr>
+        <w:tabs>
+          <w:tab w:val="num" w:pos="3600"/>
+        </w:tabs>
+        <w:ind w:left="3600" w:hanging="360"/>
+      </w:pPr>
+    </w:lvl>
+    <w:lvl w:ilvl="5" w:tentative="1">
+      <w:start w:val="1"/>
+      <w:numFmt w:val="decimal"/>
+      <w:lvlText w:val="%6."/>
+      <w:lvlJc w:val="left"/>
+      <w:pPr>
+        <w:tabs>
+          <w:tab w:val="num" w:pos="4320"/>
+        </w:tabs>
+        <w:ind w:left="4320" w:hanging="360"/>
+      </w:pPr>
+    </w:lvl>
+    <w:lvl w:ilvl="6" w:tentative="1">
+      <w:start w:val="1"/>
+      <w:numFmt w:val="decimal"/>
+      <w:lvlText w:val="%7."/>
+      <w:lvlJc w:val="left"/>
+      <w:pPr>
+        <w:tabs>
+          <w:tab w:val="num" w:pos="5040"/>
+        </w:tabs>
+        <w:ind w:left="5040" w:hanging="360"/>
+      </w:pPr>
+    </w:lvl>
+    <w:lvl w:ilvl="7" w:tentative="1">
+      <w:start w:val="1"/>
+      <w:numFmt w:val="decimal"/>
+      <w:lvlText w:val="%8."/>
+      <w:lvlJc w:val="left"/>
+      <w:pPr>
+        <w:tabs>
+          <w:tab w:val="num" w:pos="5760"/>
+        </w:tabs>
+        <w:ind w:left="5760" w:hanging="360"/>
+      </w:pPr>
+    </w:lvl>
+    <w:lvl w:ilvl="8" w:tentative="1">
+      <w:start w:val="1"/>
+      <w:numFmt w:val="decimal"/>
+      <w:lvlText w:val="%9."/>
+      <w:lvlJc w:val="left"/>
+      <w:pPr>
+        <w:tabs>
+          <w:tab w:val="num" w:pos="6480"/>
+        </w:tabs>
+        <w:ind w:left="6480" w:hanging="360"/>
+      </w:pPr>
+    </w:lvl>
+  </w:abstractNum>
+  <w:abstractNum w:abstractNumId="21" w15:restartNumberingAfterBreak="0">
     <w:nsid w:val="79630F98"/>
     <w:multiLevelType w:val="multilevel"/>
     <w:tmpl w:val="DB18BFC2"/>
@@ -13400,7 +17513,156 @@
       </w:pPr>
     </w:lvl>
   </w:abstractNum>
-  <w:abstractNum w:abstractNumId="13">
+  <w:abstractNum w:abstractNumId="22" w15:restartNumberingAfterBreak="0">
+    <w:nsid w:val="7A9033A1"/>
+    <w:multiLevelType w:val="multilevel"/>
+    <w:tmpl w:val="BBC8892A"/>
+    <w:lvl w:ilvl="0">
+      <w:start w:val="1"/>
+      <w:numFmt w:val="bullet"/>
+      <w:lvlText w:val=""/>
+      <w:lvlJc w:val="left"/>
+      <w:pPr>
+        <w:tabs>
+          <w:tab w:val="num" w:pos="720"/>
+        </w:tabs>
+        <w:ind w:left="720" w:hanging="360"/>
+      </w:pPr>
+      <w:rPr>
+        <w:rFonts w:ascii="Symbol" w:hAnsi="Symbol" w:hint="default"/>
+        <w:sz w:val="20"/>
+      </w:rPr>
+    </w:lvl>
+    <w:lvl w:ilvl="1" w:tentative="1">
+      <w:start w:val="1"/>
+      <w:numFmt w:val="bullet"/>
+      <w:lvlText w:val="o"/>
+      <w:lvlJc w:val="left"/>
+      <w:pPr>
+        <w:tabs>
+          <w:tab w:val="num" w:pos="1440"/>
+        </w:tabs>
+        <w:ind w:left="1440" w:hanging="360"/>
+      </w:pPr>
+      <w:rPr>
+        <w:rFonts w:ascii="Courier New" w:hAnsi="Courier New" w:hint="default"/>
+        <w:sz w:val="20"/>
+      </w:rPr>
+    </w:lvl>
+    <w:lvl w:ilvl="2" w:tentative="1">
+      <w:start w:val="1"/>
+      <w:numFmt w:val="bullet"/>
+      <w:lvlText w:val=""/>
+      <w:lvlJc w:val="left"/>
+      <w:pPr>
+        <w:tabs>
+          <w:tab w:val="num" w:pos="2160"/>
+        </w:tabs>
+        <w:ind w:left="2160" w:hanging="360"/>
+      </w:pPr>
+      <w:rPr>
+        <w:rFonts w:ascii="Wingdings" w:hAnsi="Wingdings" w:hint="default"/>
+        <w:sz w:val="20"/>
+      </w:rPr>
+    </w:lvl>
+    <w:lvl w:ilvl="3" w:tentative="1">
+      <w:start w:val="1"/>
+      <w:numFmt w:val="bullet"/>
+      <w:lvlText w:val=""/>
+      <w:lvlJc w:val="left"/>
+      <w:pPr>
+        <w:tabs>
+          <w:tab w:val="num" w:pos="2880"/>
+        </w:tabs>
+        <w:ind w:left="2880" w:hanging="360"/>
+      </w:pPr>
+      <w:rPr>
+        <w:rFonts w:ascii="Wingdings" w:hAnsi="Wingdings" w:hint="default"/>
+        <w:sz w:val="20"/>
+      </w:rPr>
+    </w:lvl>
+    <w:lvl w:ilvl="4" w:tentative="1">
+      <w:start w:val="1"/>
+      <w:numFmt w:val="bullet"/>
+      <w:lvlText w:val=""/>
+      <w:lvlJc w:val="left"/>
+      <w:pPr>
+        <w:tabs>
+          <w:tab w:val="num" w:pos="3600"/>
+        </w:tabs>
+        <w:ind w:left="3600" w:hanging="360"/>
+      </w:pPr>
+      <w:rPr>
+        <w:rFonts w:ascii="Wingdings" w:hAnsi="Wingdings" w:hint="default"/>
+        <w:sz w:val="20"/>
+      </w:rPr>
+    </w:lvl>
+    <w:lvl w:ilvl="5" w:tentative="1">
+      <w:start w:val="1"/>
+      <w:numFmt w:val="bullet"/>
+      <w:lvlText w:val=""/>
+      <w:lvlJc w:val="left"/>
+      <w:pPr>
+        <w:tabs>
+          <w:tab w:val="num" w:pos="4320"/>
+        </w:tabs>
+        <w:ind w:left="4320" w:hanging="360"/>
+      </w:pPr>
+      <w:rPr>
+        <w:rFonts w:ascii="Wingdings" w:hAnsi="Wingdings" w:hint="default"/>
+        <w:sz w:val="20"/>
+      </w:rPr>
+    </w:lvl>
+    <w:lvl w:ilvl="6" w:tentative="1">
+      <w:start w:val="1"/>
+      <w:numFmt w:val="bullet"/>
+      <w:lvlText w:val=""/>
+      <w:lvlJc w:val="left"/>
+      <w:pPr>
+        <w:tabs>
+          <w:tab w:val="num" w:pos="5040"/>
+        </w:tabs>
+        <w:ind w:left="5040" w:hanging="360"/>
+      </w:pPr>
+      <w:rPr>
+        <w:rFonts w:ascii="Wingdings" w:hAnsi="Wingdings" w:hint="default"/>
+        <w:sz w:val="20"/>
+      </w:rPr>
+    </w:lvl>
+    <w:lvl w:ilvl="7" w:tentative="1">
+      <w:start w:val="1"/>
+      <w:numFmt w:val="bullet"/>
+      <w:lvlText w:val=""/>
+      <w:lvlJc w:val="left"/>
+      <w:pPr>
+        <w:tabs>
+          <w:tab w:val="num" w:pos="5760"/>
+        </w:tabs>
+        <w:ind w:left="5760" w:hanging="360"/>
+      </w:pPr>
+      <w:rPr>
+        <w:rFonts w:ascii="Wingdings" w:hAnsi="Wingdings" w:hint="default"/>
+        <w:sz w:val="20"/>
+      </w:rPr>
+    </w:lvl>
+    <w:lvl w:ilvl="8" w:tentative="1">
+      <w:start w:val="1"/>
+      <w:numFmt w:val="bullet"/>
+      <w:lvlText w:val=""/>
+      <w:lvlJc w:val="left"/>
+      <w:pPr>
+        <w:tabs>
+          <w:tab w:val="num" w:pos="6480"/>
+        </w:tabs>
+        <w:ind w:left="6480" w:hanging="360"/>
+      </w:pPr>
+      <w:rPr>
+        <w:rFonts w:ascii="Wingdings" w:hAnsi="Wingdings" w:hint="default"/>
+        <w:sz w:val="20"/>
+      </w:rPr>
+    </w:lvl>
+  </w:abstractNum>
+  <w:abstractNum w:abstractNumId="23" w15:restartNumberingAfterBreak="0">
     <w:nsid w:val="7CAE6E2C"/>
     <w:multiLevelType w:val="multilevel"/>
     <w:tmpl w:val="E1B6B924"/>
@@ -13545,7 +17807,7 @@
       </w:rPr>
     </w:lvl>
   </w:abstractNum>
-  <w:abstractNum w:abstractNumId="14">
+  <w:abstractNum w:abstractNumId="24" w15:restartNumberingAfterBreak="0">
     <w:nsid w:val="7FEF35C9"/>
     <w:multiLevelType w:val="multilevel"/>
     <w:tmpl w:val="24124E68"/>
@@ -13695,55 +17957,85 @@
     </w:lvl>
   </w:abstractNum>
   <w:num w:numId="1">
-    <w:abstractNumId w:val="3"/>
+    <w:abstractNumId w:val="6"/>
   </w:num>
   <w:num w:numId="2">
+    <w:abstractNumId w:val="10"/>
+  </w:num>
+  <w:num w:numId="3">
+    <w:abstractNumId w:val="4"/>
+  </w:num>
+  <w:num w:numId="4">
+    <w:abstractNumId w:val="16"/>
+  </w:num>
+  <w:num w:numId="5">
+    <w:abstractNumId w:val="15"/>
+  </w:num>
+  <w:num w:numId="6">
+    <w:abstractNumId w:val="23"/>
+  </w:num>
+  <w:num w:numId="7">
+    <w:abstractNumId w:val="21"/>
+  </w:num>
+  <w:num w:numId="8">
+    <w:abstractNumId w:val="24"/>
+  </w:num>
+  <w:num w:numId="9">
     <w:abstractNumId w:val="5"/>
   </w:num>
-  <w:num w:numId="3">
-    <w:abstractNumId w:val="1"/>
-  </w:num>
-  <w:num w:numId="4">
-    <w:abstractNumId w:val="9"/>
-  </w:num>
-  <w:num w:numId="5">
-    <w:abstractNumId w:val="8"/>
-  </w:num>
-  <w:num w:numId="6">
-    <w:abstractNumId w:val="13"/>
-  </w:num>
-  <w:num w:numId="7">
-    <w:abstractNumId w:val="12"/>
-  </w:num>
-  <w:num w:numId="8">
+  <w:num w:numId="10">
     <w:abstractNumId w:val="14"/>
-  </w:num>
-  <w:num w:numId="9">
-    <w:abstractNumId w:val="2"/>
-  </w:num>
-  <w:num w:numId="10">
-    <w:abstractNumId w:val="7"/>
   </w:num>
   <w:num w:numId="11">
     <w:abstractNumId w:val="0"/>
   </w:num>
   <w:num w:numId="12">
+    <w:abstractNumId w:val="19"/>
+  </w:num>
+  <w:num w:numId="13">
+    <w:abstractNumId w:val="18"/>
+  </w:num>
+  <w:num w:numId="14">
+    <w:abstractNumId w:val="13"/>
+  </w:num>
+  <w:num w:numId="15">
+    <w:abstractNumId w:val="7"/>
+  </w:num>
+  <w:num w:numId="16">
+    <w:abstractNumId w:val="12"/>
+  </w:num>
+  <w:num w:numId="17">
+    <w:abstractNumId w:val="8"/>
+  </w:num>
+  <w:num w:numId="18">
+    <w:abstractNumId w:val="9"/>
+  </w:num>
+  <w:num w:numId="19">
+    <w:abstractNumId w:val="1"/>
+  </w:num>
+  <w:num w:numId="20">
+    <w:abstractNumId w:val="2"/>
+  </w:num>
+  <w:num w:numId="21">
+    <w:abstractNumId w:val="20"/>
+  </w:num>
+  <w:num w:numId="22">
+    <w:abstractNumId w:val="22"/>
+  </w:num>
+  <w:num w:numId="23">
     <w:abstractNumId w:val="11"/>
   </w:num>
-  <w:num w:numId="13">
-    <w:abstractNumId w:val="10"/>
+  <w:num w:numId="24">
+    <w:abstractNumId w:val="17"/>
   </w:num>
-  <w:num w:numId="14">
-    <w:abstractNumId w:val="6"/>
-  </w:num>
-  <w:num w:numId="15">
-    <w:abstractNumId w:val="4"/>
+  <w:num w:numId="25">
+    <w:abstractNumId w:val="3"/>
   </w:num>
 </w:numbering>
 </file>
 
 <file path=word/styles.xml><?xml version="1.0" encoding="utf-8"?>
-<w:styles xmlns:r="http://schemas.openxmlformats.org/officeDocument/2006/relationships" xmlns:w="http://schemas.openxmlformats.org/wordprocessingml/2006/main">
+<w:styles xmlns:mc="http://schemas.openxmlformats.org/markup-compatibility/2006" xmlns:r="http://schemas.openxmlformats.org/officeDocument/2006/relationships" xmlns:w="http://schemas.openxmlformats.org/wordprocessingml/2006/main" xmlns:w14="http://schemas.microsoft.com/office/word/2010/wordml" xmlns:w15="http://schemas.microsoft.com/office/word/2012/wordml" xmlns:w16se="http://schemas.microsoft.com/office/word/2015/wordml/symex" mc:Ignorable="w14 w15 w16se">
   <w:docDefaults>
     <w:rPrDefault>
       <w:rPr>
@@ -13759,144 +18051,378 @@
       </w:pPr>
     </w:pPrDefault>
   </w:docDefaults>
-  <w:latentStyles w:defLockedState="0" w:defUIPriority="99" w:defSemiHidden="1" w:defUnhideWhenUsed="1" w:defQFormat="0" w:count="267">
-    <w:lsdException w:name="Normal" w:semiHidden="0" w:uiPriority="0" w:unhideWhenUsed="0" w:qFormat="1"/>
-    <w:lsdException w:name="heading 1" w:semiHidden="0" w:uiPriority="9" w:unhideWhenUsed="0" w:qFormat="1"/>
-    <w:lsdException w:name="heading 2" w:uiPriority="9" w:qFormat="1"/>
-    <w:lsdException w:name="heading 3" w:uiPriority="9" w:qFormat="1"/>
-    <w:lsdException w:name="heading 4" w:uiPriority="9" w:qFormat="1"/>
-    <w:lsdException w:name="heading 5" w:uiPriority="9" w:qFormat="1"/>
-    <w:lsdException w:name="heading 6" w:uiPriority="9" w:qFormat="1"/>
-    <w:lsdException w:name="heading 7" w:uiPriority="9" w:qFormat="1"/>
-    <w:lsdException w:name="heading 8" w:uiPriority="9" w:qFormat="1"/>
-    <w:lsdException w:name="heading 9" w:uiPriority="9" w:qFormat="1"/>
-    <w:lsdException w:name="toc 1" w:uiPriority="39"/>
-    <w:lsdException w:name="toc 2" w:uiPriority="39"/>
-    <w:lsdException w:name="toc 3" w:uiPriority="39"/>
-    <w:lsdException w:name="toc 4" w:uiPriority="39"/>
-    <w:lsdException w:name="toc 5" w:uiPriority="39"/>
-    <w:lsdException w:name="toc 6" w:uiPriority="39"/>
-    <w:lsdException w:name="toc 7" w:uiPriority="39"/>
-    <w:lsdException w:name="toc 8" w:uiPriority="39"/>
-    <w:lsdException w:name="toc 9" w:uiPriority="39"/>
-    <w:lsdException w:name="caption" w:uiPriority="35" w:qFormat="1"/>
-    <w:lsdException w:name="Title" w:semiHidden="0" w:uiPriority="10" w:unhideWhenUsed="0" w:qFormat="1"/>
-    <w:lsdException w:name="Default Paragraph Font" w:uiPriority="1"/>
-    <w:lsdException w:name="Subtitle" w:semiHidden="0" w:uiPriority="11" w:unhideWhenUsed="0" w:qFormat="1"/>
-    <w:lsdException w:name="Strong" w:semiHidden="0" w:uiPriority="22" w:unhideWhenUsed="0" w:qFormat="1"/>
-    <w:lsdException w:name="Emphasis" w:semiHidden="0" w:uiPriority="20" w:unhideWhenUsed="0" w:qFormat="1"/>
-    <w:lsdException w:name="Table Grid" w:semiHidden="0" w:uiPriority="39" w:unhideWhenUsed="0"/>
-    <w:lsdException w:name="Placeholder Text" w:unhideWhenUsed="0"/>
-    <w:lsdException w:name="No Spacing" w:semiHidden="0" w:uiPriority="1" w:unhideWhenUsed="0" w:qFormat="1"/>
-    <w:lsdException w:name="Light Shading" w:semiHidden="0" w:uiPriority="60" w:unhideWhenUsed="0"/>
-    <w:lsdException w:name="Light List" w:semiHidden="0" w:uiPriority="61" w:unhideWhenUsed="0"/>
-    <w:lsdException w:name="Light Grid" w:semiHidden="0" w:uiPriority="62" w:unhideWhenUsed="0"/>
-    <w:lsdException w:name="Medium Shading 1" w:semiHidden="0" w:uiPriority="63" w:unhideWhenUsed="0"/>
-    <w:lsdException w:name="Medium Shading 2" w:semiHidden="0" w:uiPriority="64" w:unhideWhenUsed="0"/>
-    <w:lsdException w:name="Medium List 1" w:semiHidden="0" w:uiPriority="65" w:unhideWhenUsed="0"/>
-    <w:lsdException w:name="Medium List 2" w:semiHidden="0" w:uiPriority="66" w:unhideWhenUsed="0"/>
-    <w:lsdException w:name="Medium Grid 1" w:semiHidden="0" w:uiPriority="67" w:unhideWhenUsed="0"/>
-    <w:lsdException w:name="Medium Grid 2" w:semiHidden="0" w:uiPriority="68" w:unhideWhenUsed="0"/>
-    <w:lsdException w:name="Medium Grid 3" w:semiHidden="0" w:uiPriority="69" w:unhideWhenUsed="0"/>
-    <w:lsdException w:name="Dark List" w:semiHidden="0" w:uiPriority="70" w:unhideWhenUsed="0"/>
-    <w:lsdException w:name="Colorful Shading" w:semiHidden="0" w:uiPriority="71" w:unhideWhenUsed="0"/>
-    <w:lsdException w:name="Colorful List" w:semiHidden="0" w:uiPriority="72" w:unhideWhenUsed="0"/>
-    <w:lsdException w:name="Colorful Grid" w:semiHidden="0" w:uiPriority="73" w:unhideWhenUsed="0"/>
-    <w:lsdException w:name="Light Shading Accent 1" w:semiHidden="0" w:uiPriority="60" w:unhideWhenUsed="0"/>
-    <w:lsdException w:name="Light List Accent 1" w:semiHidden="0" w:uiPriority="61" w:unhideWhenUsed="0"/>
-    <w:lsdException w:name="Light Grid Accent 1" w:semiHidden="0" w:uiPriority="62" w:unhideWhenUsed="0"/>
-    <w:lsdException w:name="Medium Shading 1 Accent 1" w:semiHidden="0" w:uiPriority="63" w:unhideWhenUsed="0"/>
-    <w:lsdException w:name="Medium Shading 2 Accent 1" w:semiHidden="0" w:uiPriority="64" w:unhideWhenUsed="0"/>
-    <w:lsdException w:name="Medium List 1 Accent 1" w:semiHidden="0" w:uiPriority="65" w:unhideWhenUsed="0"/>
-    <w:lsdException w:name="Revision" w:unhideWhenUsed="0"/>
-    <w:lsdException w:name="List Paragraph" w:semiHidden="0" w:uiPriority="34" w:unhideWhenUsed="0" w:qFormat="1"/>
-    <w:lsdException w:name="Quote" w:semiHidden="0" w:uiPriority="29" w:unhideWhenUsed="0" w:qFormat="1"/>
-    <w:lsdException w:name="Intense Quote" w:semiHidden="0" w:uiPriority="30" w:unhideWhenUsed="0" w:qFormat="1"/>
-    <w:lsdException w:name="Medium List 2 Accent 1" w:semiHidden="0" w:uiPriority="66" w:unhideWhenUsed="0"/>
-    <w:lsdException w:name="Medium Grid 1 Accent 1" w:semiHidden="0" w:uiPriority="67" w:unhideWhenUsed="0"/>
-    <w:lsdException w:name="Medium Grid 2 Accent 1" w:semiHidden="0" w:uiPriority="68" w:unhideWhenUsed="0"/>
-    <w:lsdException w:name="Medium Grid 3 Accent 1" w:semiHidden="0" w:uiPriority="69" w:unhideWhenUsed="0"/>
-    <w:lsdException w:name="Dark List Accent 1" w:semiHidden="0" w:uiPriority="70" w:unhideWhenUsed="0"/>
-    <w:lsdException w:name="Colorful Shading Accent 1" w:semiHidden="0" w:uiPriority="71" w:unhideWhenUsed="0"/>
-    <w:lsdException w:name="Colorful List Accent 1" w:semiHidden="0" w:uiPriority="72" w:unhideWhenUsed="0"/>
-    <w:lsdException w:name="Colorful Grid Accent 1" w:semiHidden="0" w:uiPriority="73" w:unhideWhenUsed="0"/>
-    <w:lsdException w:name="Light Shading Accent 2" w:semiHidden="0" w:uiPriority="60" w:unhideWhenUsed="0"/>
-    <w:lsdException w:name="Light List Accent 2" w:semiHidden="0" w:uiPriority="61" w:unhideWhenUsed="0"/>
-    <w:lsdException w:name="Light Grid Accent 2" w:semiHidden="0" w:uiPriority="62" w:unhideWhenUsed="0"/>
-    <w:lsdException w:name="Medium Shading 1 Accent 2" w:semiHidden="0" w:uiPriority="63" w:unhideWhenUsed="0"/>
-    <w:lsdException w:name="Medium Shading 2 Accent 2" w:semiHidden="0" w:uiPriority="64" w:unhideWhenUsed="0"/>
-    <w:lsdException w:name="Medium List 1 Accent 2" w:semiHidden="0" w:uiPriority="65" w:unhideWhenUsed="0"/>
-    <w:lsdException w:name="Medium List 2 Accent 2" w:semiHidden="0" w:uiPriority="66" w:unhideWhenUsed="0"/>
-    <w:lsdException w:name="Medium Grid 1 Accent 2" w:semiHidden="0" w:uiPriority="67" w:unhideWhenUsed="0"/>
-    <w:lsdException w:name="Medium Grid 2 Accent 2" w:semiHidden="0" w:uiPriority="68" w:unhideWhenUsed="0"/>
-    <w:lsdException w:name="Medium Grid 3 Accent 2" w:semiHidden="0" w:uiPriority="69" w:unhideWhenUsed="0"/>
-    <w:lsdException w:name="Dark List Accent 2" w:semiHidden="0" w:uiPriority="70" w:unhideWhenUsed="0"/>
-    <w:lsdException w:name="Colorful Shading Accent 2" w:semiHidden="0" w:uiPriority="71" w:unhideWhenUsed="0"/>
-    <w:lsdException w:name="Colorful List Accent 2" w:semiHidden="0" w:uiPriority="72" w:unhideWhenUsed="0"/>
-    <w:lsdException w:name="Colorful Grid Accent 2" w:semiHidden="0" w:uiPriority="73" w:unhideWhenUsed="0"/>
-    <w:lsdException w:name="Light Shading Accent 3" w:semiHidden="0" w:uiPriority="60" w:unhideWhenUsed="0"/>
-    <w:lsdException w:name="Light List Accent 3" w:semiHidden="0" w:uiPriority="61" w:unhideWhenUsed="0"/>
-    <w:lsdException w:name="Light Grid Accent 3" w:semiHidden="0" w:uiPriority="62" w:unhideWhenUsed="0"/>
-    <w:lsdException w:name="Medium Shading 1 Accent 3" w:semiHidden="0" w:uiPriority="63" w:unhideWhenUsed="0"/>
-    <w:lsdException w:name="Medium Shading 2 Accent 3" w:semiHidden="0" w:uiPriority="64" w:unhideWhenUsed="0"/>
-    <w:lsdException w:name="Medium List 1 Accent 3" w:semiHidden="0" w:uiPriority="65" w:unhideWhenUsed="0"/>
-    <w:lsdException w:name="Medium List 2 Accent 3" w:semiHidden="0" w:uiPriority="66" w:unhideWhenUsed="0"/>
-    <w:lsdException w:name="Medium Grid 1 Accent 3" w:semiHidden="0" w:uiPriority="67" w:unhideWhenUsed="0"/>
-    <w:lsdException w:name="Medium Grid 2 Accent 3" w:semiHidden="0" w:uiPriority="68" w:unhideWhenUsed="0"/>
-    <w:lsdException w:name="Medium Grid 3 Accent 3" w:semiHidden="0" w:uiPriority="69" w:unhideWhenUsed="0"/>
-    <w:lsdException w:name="Dark List Accent 3" w:semiHidden="0" w:uiPriority="70" w:unhideWhenUsed="0"/>
-    <w:lsdException w:name="Colorful Shading Accent 3" w:semiHidden="0" w:uiPriority="71" w:unhideWhenUsed="0"/>
-    <w:lsdException w:name="Colorful List Accent 3" w:semiHidden="0" w:uiPriority="72" w:unhideWhenUsed="0"/>
-    <w:lsdException w:name="Colorful Grid Accent 3" w:semiHidden="0" w:uiPriority="73" w:unhideWhenUsed="0"/>
-    <w:lsdException w:name="Light Shading Accent 4" w:semiHidden="0" w:uiPriority="60" w:unhideWhenUsed="0"/>
-    <w:lsdException w:name="Light List Accent 4" w:semiHidden="0" w:uiPriority="61" w:unhideWhenUsed="0"/>
-    <w:lsdException w:name="Light Grid Accent 4" w:semiHidden="0" w:uiPriority="62" w:unhideWhenUsed="0"/>
-    <w:lsdException w:name="Medium Shading 1 Accent 4" w:semiHidden="0" w:uiPriority="63" w:unhideWhenUsed="0"/>
-    <w:lsdException w:name="Medium Shading 2 Accent 4" w:semiHidden="0" w:uiPriority="64" w:unhideWhenUsed="0"/>
-    <w:lsdException w:name="Medium List 1 Accent 4" w:semiHidden="0" w:uiPriority="65" w:unhideWhenUsed="0"/>
-    <w:lsdException w:name="Medium List 2 Accent 4" w:semiHidden="0" w:uiPriority="66" w:unhideWhenUsed="0"/>
-    <w:lsdException w:name="Medium Grid 1 Accent 4" w:semiHidden="0" w:uiPriority="67" w:unhideWhenUsed="0"/>
-    <w:lsdException w:name="Medium Grid 2 Accent 4" w:semiHidden="0" w:uiPriority="68" w:unhideWhenUsed="0"/>
-    <w:lsdException w:name="Medium Grid 3 Accent 4" w:semiHidden="0" w:uiPriority="69" w:unhideWhenUsed="0"/>
-    <w:lsdException w:name="Dark List Accent 4" w:semiHidden="0" w:uiPriority="70" w:unhideWhenUsed="0"/>
-    <w:lsdException w:name="Colorful Shading Accent 4" w:semiHidden="0" w:uiPriority="71" w:unhideWhenUsed="0"/>
-    <w:lsdException w:name="Colorful List Accent 4" w:semiHidden="0" w:uiPriority="72" w:unhideWhenUsed="0"/>
-    <w:lsdException w:name="Colorful Grid Accent 4" w:semiHidden="0" w:uiPriority="73" w:unhideWhenUsed="0"/>
-    <w:lsdException w:name="Light Shading Accent 5" w:semiHidden="0" w:uiPriority="60" w:unhideWhenUsed="0"/>
-    <w:lsdException w:name="Light List Accent 5" w:semiHidden="0" w:uiPriority="61" w:unhideWhenUsed="0"/>
-    <w:lsdException w:name="Light Grid Accent 5" w:semiHidden="0" w:uiPriority="62" w:unhideWhenUsed="0"/>
-    <w:lsdException w:name="Medium Shading 1 Accent 5" w:semiHidden="0" w:uiPriority="63" w:unhideWhenUsed="0"/>
-    <w:lsdException w:name="Medium Shading 2 Accent 5" w:semiHidden="0" w:uiPriority="64" w:unhideWhenUsed="0"/>
-    <w:lsdException w:name="Medium List 1 Accent 5" w:semiHidden="0" w:uiPriority="65" w:unhideWhenUsed="0"/>
-    <w:lsdException w:name="Medium List 2 Accent 5" w:semiHidden="0" w:uiPriority="66" w:unhideWhenUsed="0"/>
-    <w:lsdException w:name="Medium Grid 1 Accent 5" w:semiHidden="0" w:uiPriority="67" w:unhideWhenUsed="0"/>
-    <w:lsdException w:name="Medium Grid 2 Accent 5" w:semiHidden="0" w:uiPriority="68" w:unhideWhenUsed="0"/>
-    <w:lsdException w:name="Medium Grid 3 Accent 5" w:semiHidden="0" w:uiPriority="69" w:unhideWhenUsed="0"/>
-    <w:lsdException w:name="Dark List Accent 5" w:semiHidden="0" w:uiPriority="70" w:unhideWhenUsed="0"/>
-    <w:lsdException w:name="Colorful Shading Accent 5" w:semiHidden="0" w:uiPriority="71" w:unhideWhenUsed="0"/>
-    <w:lsdException w:name="Colorful List Accent 5" w:semiHidden="0" w:uiPriority="72" w:unhideWhenUsed="0"/>
-    <w:lsdException w:name="Colorful Grid Accent 5" w:semiHidden="0" w:uiPriority="73" w:unhideWhenUsed="0"/>
-    <w:lsdException w:name="Light Shading Accent 6" w:semiHidden="0" w:uiPriority="60" w:unhideWhenUsed="0"/>
-    <w:lsdException w:name="Light List Accent 6" w:semiHidden="0" w:uiPriority="61" w:unhideWhenUsed="0"/>
-    <w:lsdException w:name="Light Grid Accent 6" w:semiHidden="0" w:uiPriority="62" w:unhideWhenUsed="0"/>
-    <w:lsdException w:name="Medium Shading 1 Accent 6" w:semiHidden="0" w:uiPriority="63" w:unhideWhenUsed="0"/>
-    <w:lsdException w:name="Medium Shading 2 Accent 6" w:semiHidden="0" w:uiPriority="64" w:unhideWhenUsed="0"/>
-    <w:lsdException w:name="Medium List 1 Accent 6" w:semiHidden="0" w:uiPriority="65" w:unhideWhenUsed="0"/>
-    <w:lsdException w:name="Medium List 2 Accent 6" w:semiHidden="0" w:uiPriority="66" w:unhideWhenUsed="0"/>
-    <w:lsdException w:name="Medium Grid 1 Accent 6" w:semiHidden="0" w:uiPriority="67" w:unhideWhenUsed="0"/>
-    <w:lsdException w:name="Medium Grid 2 Accent 6" w:semiHidden="0" w:uiPriority="68" w:unhideWhenUsed="0"/>
-    <w:lsdException w:name="Medium Grid 3 Accent 6" w:semiHidden="0" w:uiPriority="69" w:unhideWhenUsed="0"/>
-    <w:lsdException w:name="Dark List Accent 6" w:semiHidden="0" w:uiPriority="70" w:unhideWhenUsed="0"/>
-    <w:lsdException w:name="Colorful Shading Accent 6" w:semiHidden="0" w:uiPriority="71" w:unhideWhenUsed="0"/>
-    <w:lsdException w:name="Colorful List Accent 6" w:semiHidden="0" w:uiPriority="72" w:unhideWhenUsed="0"/>
-    <w:lsdException w:name="Colorful Grid Accent 6" w:semiHidden="0" w:uiPriority="73" w:unhideWhenUsed="0"/>
-    <w:lsdException w:name="Subtle Emphasis" w:semiHidden="0" w:uiPriority="19" w:unhideWhenUsed="0" w:qFormat="1"/>
-    <w:lsdException w:name="Intense Emphasis" w:semiHidden="0" w:uiPriority="21" w:unhideWhenUsed="0" w:qFormat="1"/>
-    <w:lsdException w:name="Subtle Reference" w:semiHidden="0" w:uiPriority="31" w:unhideWhenUsed="0" w:qFormat="1"/>
-    <w:lsdException w:name="Intense Reference" w:semiHidden="0" w:uiPriority="32" w:unhideWhenUsed="0" w:qFormat="1"/>
-    <w:lsdException w:name="Book Title" w:semiHidden="0" w:uiPriority="33" w:unhideWhenUsed="0" w:qFormat="1"/>
-    <w:lsdException w:name="Bibliography" w:uiPriority="37"/>
-    <w:lsdException w:name="TOC Heading" w:uiPriority="39" w:qFormat="1"/>
+  <w:latentStyles w:defLockedState="0" w:defUIPriority="99" w:defSemiHidden="0" w:defUnhideWhenUsed="0" w:defQFormat="0" w:count="371">
+    <w:lsdException w:name="Normal" w:uiPriority="0" w:qFormat="1"/>
+    <w:lsdException w:name="heading 1" w:uiPriority="9" w:qFormat="1"/>
+    <w:lsdException w:name="heading 2" w:semiHidden="1" w:uiPriority="9" w:unhideWhenUsed="1" w:qFormat="1"/>
+    <w:lsdException w:name="heading 3" w:semiHidden="1" w:uiPriority="9" w:unhideWhenUsed="1" w:qFormat="1"/>
+    <w:lsdException w:name="heading 4" w:semiHidden="1" w:uiPriority="9" w:unhideWhenUsed="1" w:qFormat="1"/>
+    <w:lsdException w:name="heading 5" w:semiHidden="1" w:uiPriority="9" w:unhideWhenUsed="1" w:qFormat="1"/>
+    <w:lsdException w:name="heading 6" w:semiHidden="1" w:uiPriority="9" w:unhideWhenUsed="1" w:qFormat="1"/>
+    <w:lsdException w:name="heading 7" w:semiHidden="1" w:uiPriority="9" w:unhideWhenUsed="1" w:qFormat="1"/>
+    <w:lsdException w:name="heading 8" w:semiHidden="1" w:uiPriority="9" w:unhideWhenUsed="1" w:qFormat="1"/>
+    <w:lsdException w:name="heading 9" w:semiHidden="1" w:uiPriority="9" w:unhideWhenUsed="1" w:qFormat="1"/>
+    <w:lsdException w:name="index 1" w:semiHidden="1" w:unhideWhenUsed="1"/>
+    <w:lsdException w:name="index 2" w:semiHidden="1" w:unhideWhenUsed="1"/>
+    <w:lsdException w:name="index 3" w:semiHidden="1" w:unhideWhenUsed="1"/>
+    <w:lsdException w:name="index 4" w:semiHidden="1" w:unhideWhenUsed="1"/>
+    <w:lsdException w:name="index 5" w:semiHidden="1" w:unhideWhenUsed="1"/>
+    <w:lsdException w:name="index 6" w:semiHidden="1" w:unhideWhenUsed="1"/>
+    <w:lsdException w:name="index 7" w:semiHidden="1" w:unhideWhenUsed="1"/>
+    <w:lsdException w:name="index 8" w:semiHidden="1" w:unhideWhenUsed="1"/>
+    <w:lsdException w:name="index 9" w:semiHidden="1" w:unhideWhenUsed="1"/>
+    <w:lsdException w:name="toc 1" w:semiHidden="1" w:uiPriority="39" w:unhideWhenUsed="1"/>
+    <w:lsdException w:name="toc 2" w:semiHidden="1" w:uiPriority="39" w:unhideWhenUsed="1"/>
+    <w:lsdException w:name="toc 3" w:semiHidden="1" w:uiPriority="39" w:unhideWhenUsed="1"/>
+    <w:lsdException w:name="toc 4" w:semiHidden="1" w:uiPriority="39" w:unhideWhenUsed="1"/>
+    <w:lsdException w:name="toc 5" w:semiHidden="1" w:uiPriority="39" w:unhideWhenUsed="1"/>
+    <w:lsdException w:name="toc 6" w:semiHidden="1" w:uiPriority="39" w:unhideWhenUsed="1"/>
+    <w:lsdException w:name="toc 7" w:semiHidden="1" w:uiPriority="39" w:unhideWhenUsed="1"/>
+    <w:lsdException w:name="toc 8" w:semiHidden="1" w:uiPriority="39" w:unhideWhenUsed="1"/>
+    <w:lsdException w:name="toc 9" w:semiHidden="1" w:uiPriority="39" w:unhideWhenUsed="1"/>
+    <w:lsdException w:name="Normal Indent" w:semiHidden="1" w:unhideWhenUsed="1"/>
+    <w:lsdException w:name="footnote text" w:semiHidden="1" w:unhideWhenUsed="1"/>
+    <w:lsdException w:name="annotation text" w:semiHidden="1" w:unhideWhenUsed="1"/>
+    <w:lsdException w:name="header" w:semiHidden="1" w:unhideWhenUsed="1"/>
+    <w:lsdException w:name="footer" w:semiHidden="1" w:unhideWhenUsed="1"/>
+    <w:lsdException w:name="index heading" w:semiHidden="1" w:unhideWhenUsed="1"/>
+    <w:lsdException w:name="caption" w:semiHidden="1" w:uiPriority="35" w:unhideWhenUsed="1" w:qFormat="1"/>
+    <w:lsdException w:name="table of figures" w:semiHidden="1" w:unhideWhenUsed="1"/>
+    <w:lsdException w:name="envelope address" w:semiHidden="1" w:unhideWhenUsed="1"/>
+    <w:lsdException w:name="envelope return" w:semiHidden="1" w:unhideWhenUsed="1"/>
+    <w:lsdException w:name="footnote reference" w:semiHidden="1" w:unhideWhenUsed="1"/>
+    <w:lsdException w:name="annotation reference" w:semiHidden="1" w:unhideWhenUsed="1"/>
+    <w:lsdException w:name="line number" w:semiHidden="1" w:unhideWhenUsed="1"/>
+    <w:lsdException w:name="page number" w:semiHidden="1" w:unhideWhenUsed="1"/>
+    <w:lsdException w:name="endnote reference" w:semiHidden="1" w:unhideWhenUsed="1"/>
+    <w:lsdException w:name="endnote text" w:semiHidden="1" w:unhideWhenUsed="1"/>
+    <w:lsdException w:name="table of authorities" w:semiHidden="1" w:unhideWhenUsed="1"/>
+    <w:lsdException w:name="macro" w:semiHidden="1" w:unhideWhenUsed="1"/>
+    <w:lsdException w:name="toa heading" w:semiHidden="1" w:unhideWhenUsed="1"/>
+    <w:lsdException w:name="List" w:semiHidden="1" w:unhideWhenUsed="1"/>
+    <w:lsdException w:name="List Bullet" w:semiHidden="1" w:unhideWhenUsed="1"/>
+    <w:lsdException w:name="List Number" w:semiHidden="1" w:unhideWhenUsed="1"/>
+    <w:lsdException w:name="List 2" w:semiHidden="1" w:unhideWhenUsed="1"/>
+    <w:lsdException w:name="List 3" w:semiHidden="1" w:unhideWhenUsed="1"/>
+    <w:lsdException w:name="List 4" w:semiHidden="1" w:unhideWhenUsed="1"/>
+    <w:lsdException w:name="List 5" w:semiHidden="1" w:unhideWhenUsed="1"/>
+    <w:lsdException w:name="List Bullet 2" w:semiHidden="1" w:unhideWhenUsed="1"/>
+    <w:lsdException w:name="List Bullet 3" w:semiHidden="1" w:unhideWhenUsed="1"/>
+    <w:lsdException w:name="List Bullet 4" w:semiHidden="1" w:unhideWhenUsed="1"/>
+    <w:lsdException w:name="List Bullet 5" w:semiHidden="1" w:unhideWhenUsed="1"/>
+    <w:lsdException w:name="List Number 2" w:semiHidden="1" w:unhideWhenUsed="1"/>
+    <w:lsdException w:name="List Number 3" w:semiHidden="1" w:unhideWhenUsed="1"/>
+    <w:lsdException w:name="List Number 4" w:semiHidden="1" w:unhideWhenUsed="1"/>
+    <w:lsdException w:name="List Number 5" w:semiHidden="1" w:unhideWhenUsed="1"/>
+    <w:lsdException w:name="Title" w:uiPriority="10" w:qFormat="1"/>
+    <w:lsdException w:name="Closing" w:semiHidden="1" w:unhideWhenUsed="1"/>
+    <w:lsdException w:name="Signature" w:semiHidden="1" w:unhideWhenUsed="1"/>
+    <w:lsdException w:name="Default Paragraph Font" w:semiHidden="1" w:uiPriority="1" w:unhideWhenUsed="1"/>
+    <w:lsdException w:name="Body Text" w:semiHidden="1" w:unhideWhenUsed="1"/>
+    <w:lsdException w:name="Body Text Indent" w:semiHidden="1" w:unhideWhenUsed="1"/>
+    <w:lsdException w:name="List Continue" w:semiHidden="1" w:unhideWhenUsed="1"/>
+    <w:lsdException w:name="List Continue 2" w:semiHidden="1" w:unhideWhenUsed="1"/>
+    <w:lsdException w:name="List Continue 3" w:semiHidden="1" w:unhideWhenUsed="1"/>
+    <w:lsdException w:name="List Continue 4" w:semiHidden="1" w:unhideWhenUsed="1"/>
+    <w:lsdException w:name="List Continue 5" w:semiHidden="1" w:unhideWhenUsed="1"/>
+    <w:lsdException w:name="Message Header" w:semiHidden="1" w:unhideWhenUsed="1"/>
+    <w:lsdException w:name="Subtitle" w:uiPriority="11" w:qFormat="1"/>
+    <w:lsdException w:name="Salutation" w:semiHidden="1" w:unhideWhenUsed="1"/>
+    <w:lsdException w:name="Date" w:semiHidden="1" w:unhideWhenUsed="1"/>
+    <w:lsdException w:name="Body Text First Indent" w:semiHidden="1" w:unhideWhenUsed="1"/>
+    <w:lsdException w:name="Body Text First Indent 2" w:semiHidden="1" w:unhideWhenUsed="1"/>
+    <w:lsdException w:name="Note Heading" w:semiHidden="1" w:unhideWhenUsed="1"/>
+    <w:lsdException w:name="Body Text 2" w:semiHidden="1" w:unhideWhenUsed="1"/>
+    <w:lsdException w:name="Body Text 3" w:semiHidden="1" w:unhideWhenUsed="1"/>
+    <w:lsdException w:name="Body Text Indent 2" w:semiHidden="1" w:unhideWhenUsed="1"/>
+    <w:lsdException w:name="Body Text Indent 3" w:semiHidden="1" w:unhideWhenUsed="1"/>
+    <w:lsdException w:name="Block Text" w:semiHidden="1" w:unhideWhenUsed="1"/>
+    <w:lsdException w:name="Hyperlink" w:semiHidden="1" w:unhideWhenUsed="1"/>
+    <w:lsdException w:name="FollowedHyperlink" w:semiHidden="1" w:unhideWhenUsed="1"/>
+    <w:lsdException w:name="Strong" w:uiPriority="22" w:qFormat="1"/>
+    <w:lsdException w:name="Emphasis" w:uiPriority="20" w:qFormat="1"/>
+    <w:lsdException w:name="Document Map" w:semiHidden="1" w:unhideWhenUsed="1"/>
+    <w:lsdException w:name="Plain Text" w:semiHidden="1" w:unhideWhenUsed="1"/>
+    <w:lsdException w:name="E-mail Signature" w:semiHidden="1" w:unhideWhenUsed="1"/>
+    <w:lsdException w:name="HTML Top of Form" w:semiHidden="1" w:unhideWhenUsed="1"/>
+    <w:lsdException w:name="HTML Bottom of Form" w:semiHidden="1" w:unhideWhenUsed="1"/>
+    <w:lsdException w:name="Normal (Web)" w:semiHidden="1" w:unhideWhenUsed="1"/>
+    <w:lsdException w:name="HTML Acronym" w:semiHidden="1" w:unhideWhenUsed="1"/>
+    <w:lsdException w:name="HTML Address" w:semiHidden="1" w:unhideWhenUsed="1"/>
+    <w:lsdException w:name="HTML Cite" w:semiHidden="1" w:unhideWhenUsed="1"/>
+    <w:lsdException w:name="HTML Code" w:semiHidden="1" w:unhideWhenUsed="1"/>
+    <w:lsdException w:name="HTML Definition" w:semiHidden="1" w:unhideWhenUsed="1"/>
+    <w:lsdException w:name="HTML Keyboard" w:semiHidden="1" w:unhideWhenUsed="1"/>
+    <w:lsdException w:name="HTML Preformatted" w:semiHidden="1" w:unhideWhenUsed="1"/>
+    <w:lsdException w:name="HTML Sample" w:semiHidden="1" w:unhideWhenUsed="1"/>
+    <w:lsdException w:name="HTML Typewriter" w:semiHidden="1" w:unhideWhenUsed="1"/>
+    <w:lsdException w:name="HTML Variable" w:semiHidden="1" w:unhideWhenUsed="1"/>
+    <w:lsdException w:name="Normal Table" w:semiHidden="1" w:unhideWhenUsed="1"/>
+    <w:lsdException w:name="annotation subject" w:semiHidden="1" w:unhideWhenUsed="1"/>
+    <w:lsdException w:name="No List" w:semiHidden="1" w:unhideWhenUsed="1"/>
+    <w:lsdException w:name="Outline List 1" w:semiHidden="1" w:unhideWhenUsed="1"/>
+    <w:lsdException w:name="Outline List 2" w:semiHidden="1" w:unhideWhenUsed="1"/>
+    <w:lsdException w:name="Outline List 3" w:semiHidden="1" w:unhideWhenUsed="1"/>
+    <w:lsdException w:name="Table Simple 1" w:semiHidden="1" w:unhideWhenUsed="1"/>
+    <w:lsdException w:name="Table Simple 2" w:semiHidden="1" w:unhideWhenUsed="1"/>
+    <w:lsdException w:name="Table Simple 3" w:semiHidden="1" w:unhideWhenUsed="1"/>
+    <w:lsdException w:name="Table Classic 1" w:semiHidden="1" w:unhideWhenUsed="1"/>
+    <w:lsdException w:name="Table Classic 2" w:semiHidden="1" w:unhideWhenUsed="1"/>
+    <w:lsdException w:name="Table Classic 3" w:semiHidden="1" w:unhideWhenUsed="1"/>
+    <w:lsdException w:name="Table Classic 4" w:semiHidden="1" w:unhideWhenUsed="1"/>
+    <w:lsdException w:name="Table Colorful 1" w:semiHidden="1" w:unhideWhenUsed="1"/>
+    <w:lsdException w:name="Table Colorful 2" w:semiHidden="1" w:unhideWhenUsed="1"/>
+    <w:lsdException w:name="Table Colorful 3" w:semiHidden="1" w:unhideWhenUsed="1"/>
+    <w:lsdException w:name="Table Columns 1" w:semiHidden="1" w:unhideWhenUsed="1"/>
+    <w:lsdException w:name="Table Columns 2" w:semiHidden="1" w:unhideWhenUsed="1"/>
+    <w:lsdException w:name="Table Columns 3" w:semiHidden="1" w:unhideWhenUsed="1"/>
+    <w:lsdException w:name="Table Columns 4" w:semiHidden="1" w:unhideWhenUsed="1"/>
+    <w:lsdException w:name="Table Columns 5" w:semiHidden="1" w:unhideWhenUsed="1"/>
+    <w:lsdException w:name="Table Grid 1" w:semiHidden="1" w:unhideWhenUsed="1"/>
+    <w:lsdException w:name="Table Grid 2" w:semiHidden="1" w:unhideWhenUsed="1"/>
+    <w:lsdException w:name="Table Grid 3" w:semiHidden="1" w:unhideWhenUsed="1"/>
+    <w:lsdException w:name="Table Grid 4" w:semiHidden="1" w:unhideWhenUsed="1"/>
+    <w:lsdException w:name="Table Grid 5" w:semiHidden="1" w:unhideWhenUsed="1"/>
+    <w:lsdException w:name="Table Grid 6" w:semiHidden="1" w:unhideWhenUsed="1"/>
+    <w:lsdException w:name="Table Grid 7" w:semiHidden="1" w:unhideWhenUsed="1"/>
+    <w:lsdException w:name="Table Grid 8" w:semiHidden="1" w:unhideWhenUsed="1"/>
+    <w:lsdException w:name="Table List 1" w:semiHidden="1" w:unhideWhenUsed="1"/>
+    <w:lsdException w:name="Table List 2" w:semiHidden="1" w:unhideWhenUsed="1"/>
+    <w:lsdException w:name="Table List 3" w:semiHidden="1" w:unhideWhenUsed="1"/>
+    <w:lsdException w:name="Table List 4" w:semiHidden="1" w:unhideWhenUsed="1"/>
+    <w:lsdException w:name="Table List 5" w:semiHidden="1" w:unhideWhenUsed="1"/>
+    <w:lsdException w:name="Table List 6" w:semiHidden="1" w:unhideWhenUsed="1"/>
+    <w:lsdException w:name="Table List 7" w:semiHidden="1" w:unhideWhenUsed="1"/>
+    <w:lsdException w:name="Table List 8" w:semiHidden="1" w:unhideWhenUsed="1"/>
+    <w:lsdException w:name="Table 3D effects 1" w:semiHidden="1" w:unhideWhenUsed="1"/>
+    <w:lsdException w:name="Table 3D effects 2" w:semiHidden="1" w:unhideWhenUsed="1"/>
+    <w:lsdException w:name="Table 3D effects 3" w:semiHidden="1" w:unhideWhenUsed="1"/>
+    <w:lsdException w:name="Table Contemporary" w:semiHidden="1" w:unhideWhenUsed="1"/>
+    <w:lsdException w:name="Table Elegant" w:semiHidden="1" w:unhideWhenUsed="1"/>
+    <w:lsdException w:name="Table Professional" w:semiHidden="1" w:unhideWhenUsed="1"/>
+    <w:lsdException w:name="Table Subtle 1" w:semiHidden="1" w:unhideWhenUsed="1"/>
+    <w:lsdException w:name="Table Subtle 2" w:semiHidden="1" w:unhideWhenUsed="1"/>
+    <w:lsdException w:name="Table Web 1" w:semiHidden="1" w:unhideWhenUsed="1"/>
+    <w:lsdException w:name="Table Web 2" w:semiHidden="1" w:unhideWhenUsed="1"/>
+    <w:lsdException w:name="Table Web 3" w:semiHidden="1" w:unhideWhenUsed="1"/>
+    <w:lsdException w:name="Balloon Text" w:semiHidden="1" w:unhideWhenUsed="1"/>
+    <w:lsdException w:name="Table Grid" w:uiPriority="39"/>
+    <w:lsdException w:name="Table Theme" w:semiHidden="1" w:unhideWhenUsed="1"/>
+    <w:lsdException w:name="Placeholder Text" w:semiHidden="1"/>
+    <w:lsdException w:name="No Spacing" w:uiPriority="1" w:qFormat="1"/>
+    <w:lsdException w:name="Light Shading" w:uiPriority="60"/>
+    <w:lsdException w:name="Light List" w:uiPriority="61"/>
+    <w:lsdException w:name="Light Grid" w:uiPriority="62"/>
+    <w:lsdException w:name="Medium Shading 1" w:uiPriority="63"/>
+    <w:lsdException w:name="Medium Shading 2" w:uiPriority="64"/>
+    <w:lsdException w:name="Medium List 1" w:uiPriority="65"/>
+    <w:lsdException w:name="Medium List 2" w:uiPriority="66"/>
+    <w:lsdException w:name="Medium Grid 1" w:uiPriority="67"/>
+    <w:lsdException w:name="Medium Grid 2" w:uiPriority="68"/>
+    <w:lsdException w:name="Medium Grid 3" w:uiPriority="69"/>
+    <w:lsdException w:name="Dark List" w:uiPriority="70"/>
+    <w:lsdException w:name="Colorful Shading" w:uiPriority="71"/>
+    <w:lsdException w:name="Colorful List" w:uiPriority="72"/>
+    <w:lsdException w:name="Colorful Grid" w:uiPriority="73"/>
+    <w:lsdException w:name="Light Shading Accent 1" w:uiPriority="60"/>
+    <w:lsdException w:name="Light List Accent 1" w:uiPriority="61"/>
+    <w:lsdException w:name="Light Grid Accent 1" w:uiPriority="62"/>
+    <w:lsdException w:name="Medium Shading 1 Accent 1" w:uiPriority="63"/>
+    <w:lsdException w:name="Medium Shading 2 Accent 1" w:uiPriority="64"/>
+    <w:lsdException w:name="Medium List 1 Accent 1" w:uiPriority="65"/>
+    <w:lsdException w:name="Revision" w:semiHidden="1"/>
+    <w:lsdException w:name="List Paragraph" w:uiPriority="34" w:qFormat="1"/>
+    <w:lsdException w:name="Quote" w:uiPriority="29" w:qFormat="1"/>
+    <w:lsdException w:name="Intense Quote" w:uiPriority="30" w:qFormat="1"/>
+    <w:lsdException w:name="Medium List 2 Accent 1" w:uiPriority="66"/>
+    <w:lsdException w:name="Medium Grid 1 Accent 1" w:uiPriority="67"/>
+    <w:lsdException w:name="Medium Grid 2 Accent 1" w:uiPriority="68"/>
+    <w:lsdException w:name="Medium Grid 3 Accent 1" w:uiPriority="69"/>
+    <w:lsdException w:name="Dark List Accent 1" w:uiPriority="70"/>
+    <w:lsdException w:name="Colorful Shading Accent 1" w:uiPriority="71"/>
+    <w:lsdException w:name="Colorful List Accent 1" w:uiPriority="72"/>
+    <w:lsdException w:name="Colorful Grid Accent 1" w:uiPriority="73"/>
+    <w:lsdException w:name="Light Shading Accent 2" w:uiPriority="60"/>
+    <w:lsdException w:name="Light List Accent 2" w:uiPriority="61"/>
+    <w:lsdException w:name="Light Grid Accent 2" w:uiPriority="62"/>
+    <w:lsdException w:name="Medium Shading 1 Accent 2" w:uiPriority="63"/>
+    <w:lsdException w:name="Medium Shading 2 Accent 2" w:uiPriority="64"/>
+    <w:lsdException w:name="Medium List 1 Accent 2" w:uiPriority="65"/>
+    <w:lsdException w:name="Medium List 2 Accent 2" w:uiPriority="66"/>
+    <w:lsdException w:name="Medium Grid 1 Accent 2" w:uiPriority="67"/>
+    <w:lsdException w:name="Medium Grid 2 Accent 2" w:uiPriority="68"/>
+    <w:lsdException w:name="Medium Grid 3 Accent 2" w:uiPriority="69"/>
+    <w:lsdException w:name="Dark List Accent 2" w:uiPriority="70"/>
+    <w:lsdException w:name="Colorful Shading Accent 2" w:uiPriority="71"/>
+    <w:lsdException w:name="Colorful List Accent 2" w:uiPriority="72"/>
+    <w:lsdException w:name="Colorful Grid Accent 2" w:uiPriority="73"/>
+    <w:lsdException w:name="Light Shading Accent 3" w:uiPriority="60"/>
+    <w:lsdException w:name="Light List Accent 3" w:uiPriority="61"/>
+    <w:lsdException w:name="Light Grid Accent 3" w:uiPriority="62"/>
+    <w:lsdException w:name="Medium Shading 1 Accent 3" w:uiPriority="63"/>
+    <w:lsdException w:name="Medium Shading 2 Accent 3" w:uiPriority="64"/>
+    <w:lsdException w:name="Medium List 1 Accent 3" w:uiPriority="65"/>
+    <w:lsdException w:name="Medium List 2 Accent 3" w:uiPriority="66"/>
+    <w:lsdException w:name="Medium Grid 1 Accent 3" w:uiPriority="67"/>
+    <w:lsdException w:name="Medium Grid 2 Accent 3" w:uiPriority="68"/>
+    <w:lsdException w:name="Medium Grid 3 Accent 3" w:uiPriority="69"/>
+    <w:lsdException w:name="Dark List Accent 3" w:uiPriority="70"/>
+    <w:lsdException w:name="Colorful Shading Accent 3" w:uiPriority="71"/>
+    <w:lsdException w:name="Colorful List Accent 3" w:uiPriority="72"/>
+    <w:lsdException w:name="Colorful Grid Accent 3" w:uiPriority="73"/>
+    <w:lsdException w:name="Light Shading Accent 4" w:uiPriority="60"/>
+    <w:lsdException w:name="Light List Accent 4" w:uiPriority="61"/>
+    <w:lsdException w:name="Light Grid Accent 4" w:uiPriority="62"/>
+    <w:lsdException w:name="Medium Shading 1 Accent 4" w:uiPriority="63"/>
+    <w:lsdException w:name="Medium Shading 2 Accent 4" w:uiPriority="64"/>
+    <w:lsdException w:name="Medium List 1 Accent 4" w:uiPriority="65"/>
+    <w:lsdException w:name="Medium List 2 Accent 4" w:uiPriority="66"/>
+    <w:lsdException w:name="Medium Grid 1 Accent 4" w:uiPriority="67"/>
+    <w:lsdException w:name="Medium Grid 2 Accent 4" w:uiPriority="68"/>
+    <w:lsdException w:name="Medium Grid 3 Accent 4" w:uiPriority="69"/>
+    <w:lsdException w:name="Dark List Accent 4" w:uiPriority="70"/>
+    <w:lsdException w:name="Colorful Shading Accent 4" w:uiPriority="71"/>
+    <w:lsdException w:name="Colorful List Accent 4" w:uiPriority="72"/>
+    <w:lsdException w:name="Colorful Grid Accent 4" w:uiPriority="73"/>
+    <w:lsdException w:name="Light Shading Accent 5" w:uiPriority="60"/>
+    <w:lsdException w:name="Light List Accent 5" w:uiPriority="61"/>
+    <w:lsdException w:name="Light Grid Accent 5" w:uiPriority="62"/>
+    <w:lsdException w:name="Medium Shading 1 Accent 5" w:uiPriority="63"/>
+    <w:lsdException w:name="Medium Shading 2 Accent 5" w:uiPriority="64"/>
+    <w:lsdException w:name="Medium List 1 Accent 5" w:uiPriority="65"/>
+    <w:lsdException w:name="Medium List 2 Accent 5" w:uiPriority="66"/>
+    <w:lsdException w:name="Medium Grid 1 Accent 5" w:uiPriority="67"/>
+    <w:lsdException w:name="Medium Grid 2 Accent 5" w:uiPriority="68"/>
+    <w:lsdException w:name="Medium Grid 3 Accent 5" w:uiPriority="69"/>
+    <w:lsdException w:name="Dark List Accent 5" w:uiPriority="70"/>
+    <w:lsdException w:name="Colorful Shading Accent 5" w:uiPriority="71"/>
+    <w:lsdException w:name="Colorful List Accent 5" w:uiPriority="72"/>
+    <w:lsdException w:name="Colorful Grid Accent 5" w:uiPriority="73"/>
+    <w:lsdException w:name="Light Shading Accent 6" w:uiPriority="60"/>
+    <w:lsdException w:name="Light List Accent 6" w:uiPriority="61"/>
+    <w:lsdException w:name="Light Grid Accent 6" w:uiPriority="62"/>
+    <w:lsdException w:name="Medium Shading 1 Accent 6" w:uiPriority="63"/>
+    <w:lsdException w:name="Medium Shading 2 Accent 6" w:uiPriority="64"/>
+    <w:lsdException w:name="Medium List 1 Accent 6" w:uiPriority="65"/>
+    <w:lsdException w:name="Medium List 2 Accent 6" w:uiPriority="66"/>
+    <w:lsdException w:name="Medium Grid 1 Accent 6" w:uiPriority="67"/>
+    <w:lsdException w:name="Medium Grid 2 Accent 6" w:uiPriority="68"/>
+    <w:lsdException w:name="Medium Grid 3 Accent 6" w:uiPriority="69"/>
+    <w:lsdException w:name="Dark List Accent 6" w:uiPriority="70"/>
+    <w:lsdException w:name="Colorful Shading Accent 6" w:uiPriority="71"/>
+    <w:lsdException w:name="Colorful List Accent 6" w:uiPriority="72"/>
+    <w:lsdException w:name="Colorful Grid Accent 6" w:uiPriority="73"/>
+    <w:lsdException w:name="Subtle Emphasis" w:uiPriority="19" w:qFormat="1"/>
+    <w:lsdException w:name="Intense Emphasis" w:uiPriority="21" w:qFormat="1"/>
+    <w:lsdException w:name="Subtle Reference" w:uiPriority="31" w:qFormat="1"/>
+    <w:lsdException w:name="Intense Reference" w:uiPriority="32" w:qFormat="1"/>
+    <w:lsdException w:name="Book Title" w:uiPriority="33" w:qFormat="1"/>
+    <w:lsdException w:name="Bibliography" w:semiHidden="1" w:uiPriority="37" w:unhideWhenUsed="1"/>
+    <w:lsdException w:name="TOC Heading" w:semiHidden="1" w:uiPriority="39" w:unhideWhenUsed="1" w:qFormat="1"/>
+    <w:lsdException w:name="Plain Table 1" w:uiPriority="41"/>
+    <w:lsdException w:name="Plain Table 2" w:uiPriority="42"/>
+    <w:lsdException w:name="Plain Table 3" w:uiPriority="43"/>
+    <w:lsdException w:name="Plain Table 4" w:uiPriority="44"/>
+    <w:lsdException w:name="Plain Table 5" w:uiPriority="45"/>
+    <w:lsdException w:name="Grid Table Light" w:uiPriority="40"/>
+    <w:lsdException w:name="Grid Table 1 Light" w:uiPriority="46"/>
+    <w:lsdException w:name="Grid Table 2" w:uiPriority="47"/>
+    <w:lsdException w:name="Grid Table 3" w:uiPriority="48"/>
+    <w:lsdException w:name="Grid Table 4" w:uiPriority="49"/>
+    <w:lsdException w:name="Grid Table 5 Dark" w:uiPriority="50"/>
+    <w:lsdException w:name="Grid Table 6 Colorful" w:uiPriority="51"/>
+    <w:lsdException w:name="Grid Table 7 Colorful" w:uiPriority="52"/>
+    <w:lsdException w:name="Grid Table 1 Light Accent 1" w:uiPriority="46"/>
+    <w:lsdException w:name="Grid Table 2 Accent 1" w:uiPriority="47"/>
+    <w:lsdException w:name="Grid Table 3 Accent 1" w:uiPriority="48"/>
+    <w:lsdException w:name="Grid Table 4 Accent 1" w:uiPriority="49"/>
+    <w:lsdException w:name="Grid Table 5 Dark Accent 1" w:uiPriority="50"/>
+    <w:lsdException w:name="Grid Table 6 Colorful Accent 1" w:uiPriority="51"/>
+    <w:lsdException w:name="Grid Table 7 Colorful Accent 1" w:uiPriority="52"/>
+    <w:lsdException w:name="Grid Table 1 Light Accent 2" w:uiPriority="46"/>
+    <w:lsdException w:name="Grid Table 2 Accent 2" w:uiPriority="47"/>
+    <w:lsdException w:name="Grid Table 3 Accent 2" w:uiPriority="48"/>
+    <w:lsdException w:name="Grid Table 4 Accent 2" w:uiPriority="49"/>
+    <w:lsdException w:name="Grid Table 5 Dark Accent 2" w:uiPriority="50"/>
+    <w:lsdException w:name="Grid Table 6 Colorful Accent 2" w:uiPriority="51"/>
+    <w:lsdException w:name="Grid Table 7 Colorful Accent 2" w:uiPriority="52"/>
+    <w:lsdException w:name="Grid Table 1 Light Accent 3" w:uiPriority="46"/>
+    <w:lsdException w:name="Grid Table 2 Accent 3" w:uiPriority="47"/>
+    <w:lsdException w:name="Grid Table 3 Accent 3" w:uiPriority="48"/>
+    <w:lsdException w:name="Grid Table 4 Accent 3" w:uiPriority="49"/>
+    <w:lsdException w:name="Grid Table 5 Dark Accent 3" w:uiPriority="50"/>
+    <w:lsdException w:name="Grid Table 6 Colorful Accent 3" w:uiPriority="51"/>
+    <w:lsdException w:name="Grid Table 7 Colorful Accent 3" w:uiPriority="52"/>
+    <w:lsdException w:name="Grid Table 1 Light Accent 4" w:uiPriority="46"/>
+    <w:lsdException w:name="Grid Table 2 Accent 4" w:uiPriority="47"/>
+    <w:lsdException w:name="Grid Table 3 Accent 4" w:uiPriority="48"/>
+    <w:lsdException w:name="Grid Table 4 Accent 4" w:uiPriority="49"/>
+    <w:lsdException w:name="Grid Table 5 Dark Accent 4" w:uiPriority="50"/>
+    <w:lsdException w:name="Grid Table 6 Colorful Accent 4" w:uiPriority="51"/>
+    <w:lsdException w:name="Grid Table 7 Colorful Accent 4" w:uiPriority="52"/>
+    <w:lsdException w:name="Grid Table 1 Light Accent 5" w:uiPriority="46"/>
+    <w:lsdException w:name="Grid Table 2 Accent 5" w:uiPriority="47"/>
+    <w:lsdException w:name="Grid Table 3 Accent 5" w:uiPriority="48"/>
+    <w:lsdException w:name="Grid Table 4 Accent 5" w:uiPriority="49"/>
+    <w:lsdException w:name="Grid Table 5 Dark Accent 5" w:uiPriority="50"/>
+    <w:lsdException w:name="Grid Table 6 Colorful Accent 5" w:uiPriority="51"/>
+    <w:lsdException w:name="Grid Table 7 Colorful Accent 5" w:uiPriority="52"/>
+    <w:lsdException w:name="Grid Table 1 Light Accent 6" w:uiPriority="46"/>
+    <w:lsdException w:name="Grid Table 2 Accent 6" w:uiPriority="47"/>
+    <w:lsdException w:name="Grid Table 3 Accent 6" w:uiPriority="48"/>
+    <w:lsdException w:name="Grid Table 4 Accent 6" w:uiPriority="49"/>
+    <w:lsdException w:name="Grid Table 5 Dark Accent 6" w:uiPriority="50"/>
+    <w:lsdException w:name="Grid Table 6 Colorful Accent 6" w:uiPriority="51"/>
+    <w:lsdException w:name="Grid Table 7 Colorful Accent 6" w:uiPriority="52"/>
+    <w:lsdException w:name="List Table 1 Light" w:uiPriority="46"/>
+    <w:lsdException w:name="List Table 2" w:uiPriority="47"/>
+    <w:lsdException w:name="List Table 3" w:uiPriority="48"/>
+    <w:lsdException w:name="List Table 4" w:uiPriority="49"/>
+    <w:lsdException w:name="List Table 5 Dark" w:uiPriority="50"/>
+    <w:lsdException w:name="List Table 6 Colorful" w:uiPriority="51"/>
+    <w:lsdException w:name="List Table 7 Colorful" w:uiPriority="52"/>
+    <w:lsdException w:name="List Table 1 Light Accent 1" w:uiPriority="46"/>
+    <w:lsdException w:name="List Table 2 Accent 1" w:uiPriority="47"/>
+    <w:lsdException w:name="List Table 3 Accent 1" w:uiPriority="48"/>
+    <w:lsdException w:name="List Table 4 Accent 1" w:uiPriority="49"/>
+    <w:lsdException w:name="List Table 5 Dark Accent 1" w:uiPriority="50"/>
+    <w:lsdException w:name="List Table 6 Colorful Accent 1" w:uiPriority="51"/>
+    <w:lsdException w:name="List Table 7 Colorful Accent 1" w:uiPriority="52"/>
+    <w:lsdException w:name="List Table 1 Light Accent 2" w:uiPriority="46"/>
+    <w:lsdException w:name="List Table 2 Accent 2" w:uiPriority="47"/>
+    <w:lsdException w:name="List Table 3 Accent 2" w:uiPriority="48"/>
+    <w:lsdException w:name="List Table 4 Accent 2" w:uiPriority="49"/>
+    <w:lsdException w:name="List Table 5 Dark Accent 2" w:uiPriority="50"/>
+    <w:lsdException w:name="List Table 6 Colorful Accent 2" w:uiPriority="51"/>
+    <w:lsdException w:name="List Table 7 Colorful Accent 2" w:uiPriority="52"/>
+    <w:lsdException w:name="List Table 1 Light Accent 3" w:uiPriority="46"/>
+    <w:lsdException w:name="List Table 2 Accent 3" w:uiPriority="47"/>
+    <w:lsdException w:name="List Table 3 Accent 3" w:uiPriority="48"/>
+    <w:lsdException w:name="List Table 4 Accent 3" w:uiPriority="49"/>
+    <w:lsdException w:name="List Table 5 Dark Accent 3" w:uiPriority="50"/>
+    <w:lsdException w:name="List Table 6 Colorful Accent 3" w:uiPriority="51"/>
+    <w:lsdException w:name="List Table 7 Colorful Accent 3" w:uiPriority="52"/>
+    <w:lsdException w:name="List Table 1 Light Accent 4" w:uiPriority="46"/>
+    <w:lsdException w:name="List Table 2 Accent 4" w:uiPriority="47"/>
+    <w:lsdException w:name="List Table 3 Accent 4" w:uiPriority="48"/>
+    <w:lsdException w:name="List Table 4 Accent 4" w:uiPriority="49"/>
+    <w:lsdException w:name="List Table 5 Dark Accent 4" w:uiPriority="50"/>
+    <w:lsdException w:name="List Table 6 Colorful Accent 4" w:uiPriority="51"/>
+    <w:lsdException w:name="List Table 7 Colorful Accent 4" w:uiPriority="52"/>
+    <w:lsdException w:name="List Table 1 Light Accent 5" w:uiPriority="46"/>
+    <w:lsdException w:name="List Table 2 Accent 5" w:uiPriority="47"/>
+    <w:lsdException w:name="List Table 3 Accent 5" w:uiPriority="48"/>
+    <w:lsdException w:name="List Table 4 Accent 5" w:uiPriority="49"/>
+    <w:lsdException w:name="List Table 5 Dark Accent 5" w:uiPriority="50"/>
+    <w:lsdException w:name="List Table 6 Colorful Accent 5" w:uiPriority="51"/>
+    <w:lsdException w:name="List Table 7 Colorful Accent 5" w:uiPriority="52"/>
+    <w:lsdException w:name="List Table 1 Light Accent 6" w:uiPriority="46"/>
+    <w:lsdException w:name="List Table 2 Accent 6" w:uiPriority="47"/>
+    <w:lsdException w:name="List Table 3 Accent 6" w:uiPriority="48"/>
+    <w:lsdException w:name="List Table 4 Accent 6" w:uiPriority="49"/>
+    <w:lsdException w:name="List Table 5 Dark Accent 6" w:uiPriority="50"/>
+    <w:lsdException w:name="List Table 6 Colorful Accent 6" w:uiPriority="51"/>
+    <w:lsdException w:name="List Table 7 Colorful Accent 6" w:uiPriority="52"/>
   </w:latentStyles>
   <w:style w:type="paragraph" w:default="1" w:styleId="a">
     <w:name w:val="Normal"/>
@@ -13998,7 +18524,6 @@
     <w:uiPriority w:val="99"/>
     <w:semiHidden/>
     <w:unhideWhenUsed/>
-    <w:qFormat/>
     <w:tblPr>
       <w:tblInd w:w="0" w:type="dxa"/>
       <w:tblCellMar>
@@ -14169,7 +18694,6 @@
       <w:spacing w:after="0" w:line="240" w:lineRule="auto"/>
     </w:pPr>
     <w:tblPr>
-      <w:tblInd w:w="0" w:type="dxa"/>
       <w:tblBorders>
         <w:top w:val="single" w:sz="4" w:space="0" w:color="auto"/>
         <w:left w:val="single" w:sz="4" w:space="0" w:color="auto"/>
@@ -14178,13 +18702,91 @@
         <w:insideH w:val="single" w:sz="4" w:space="0" w:color="auto"/>
         <w:insideV w:val="single" w:sz="4" w:space="0" w:color="auto"/>
       </w:tblBorders>
-      <w:tblCellMar>
-        <w:top w:w="0" w:type="dxa"/>
-        <w:left w:w="108" w:type="dxa"/>
-        <w:bottom w:w="0" w:type="dxa"/>
-        <w:right w:w="108" w:type="dxa"/>
-      </w:tblCellMar>
     </w:tblPr>
+  </w:style>
+  <w:style w:type="character" w:styleId="HTML">
+    <w:name w:val="HTML Code"/>
+    <w:basedOn w:val="a0"/>
+    <w:uiPriority w:val="99"/>
+    <w:semiHidden/>
+    <w:unhideWhenUsed/>
+    <w:rsid w:val="008F3574"/>
+    <w:rPr>
+      <w:rFonts w:ascii="Courier New" w:eastAsia="Times New Roman" w:hAnsi="Courier New" w:cs="Courier New"/>
+      <w:sz w:val="20"/>
+      <w:szCs w:val="20"/>
+    </w:rPr>
+  </w:style>
+  <w:style w:type="character" w:customStyle="1" w:styleId="d813de27">
+    <w:name w:val="d813de27"/>
+    <w:basedOn w:val="a0"/>
+    <w:rsid w:val="008F3574"/>
+  </w:style>
+  <w:style w:type="paragraph" w:styleId="HTML0">
+    <w:name w:val="HTML Preformatted"/>
+    <w:basedOn w:val="a"/>
+    <w:link w:val="HTML1"/>
+    <w:uiPriority w:val="99"/>
+    <w:semiHidden/>
+    <w:unhideWhenUsed/>
+    <w:rsid w:val="008F3574"/>
+    <w:pPr>
+      <w:tabs>
+        <w:tab w:val="left" w:pos="916"/>
+        <w:tab w:val="left" w:pos="1832"/>
+        <w:tab w:val="left" w:pos="2748"/>
+        <w:tab w:val="left" w:pos="3664"/>
+        <w:tab w:val="left" w:pos="4580"/>
+        <w:tab w:val="left" w:pos="5496"/>
+        <w:tab w:val="left" w:pos="6412"/>
+        <w:tab w:val="left" w:pos="7328"/>
+        <w:tab w:val="left" w:pos="8244"/>
+        <w:tab w:val="left" w:pos="9160"/>
+        <w:tab w:val="left" w:pos="10076"/>
+        <w:tab w:val="left" w:pos="10992"/>
+        <w:tab w:val="left" w:pos="11908"/>
+        <w:tab w:val="left" w:pos="12824"/>
+        <w:tab w:val="left" w:pos="13740"/>
+        <w:tab w:val="left" w:pos="14656"/>
+      </w:tabs>
+      <w:spacing w:after="0" w:line="240" w:lineRule="auto"/>
+    </w:pPr>
+    <w:rPr>
+      <w:rFonts w:ascii="Courier New" w:eastAsia="Times New Roman" w:hAnsi="Courier New" w:cs="Courier New"/>
+      <w:sz w:val="20"/>
+      <w:szCs w:val="20"/>
+      <w:lang w:eastAsia="ru-RU"/>
+    </w:rPr>
+  </w:style>
+  <w:style w:type="character" w:customStyle="1" w:styleId="HTML1">
+    <w:name w:val="Стандартный HTML Знак"/>
+    <w:basedOn w:val="a0"/>
+    <w:link w:val="HTML0"/>
+    <w:uiPriority w:val="99"/>
+    <w:semiHidden/>
+    <w:rsid w:val="008F3574"/>
+    <w:rPr>
+      <w:rFonts w:ascii="Courier New" w:eastAsia="Times New Roman" w:hAnsi="Courier New" w:cs="Courier New"/>
+      <w:sz w:val="20"/>
+      <w:szCs w:val="20"/>
+      <w:lang w:eastAsia="ru-RU"/>
+    </w:rPr>
+  </w:style>
+  <w:style w:type="character" w:customStyle="1" w:styleId="token">
+    <w:name w:val="token"/>
+    <w:basedOn w:val="a0"/>
+    <w:rsid w:val="008F3574"/>
+  </w:style>
+  <w:style w:type="character" w:styleId="a9">
+    <w:name w:val="Emphasis"/>
+    <w:basedOn w:val="a0"/>
+    <w:uiPriority w:val="20"/>
+    <w:qFormat/>
+    <w:rsid w:val="008F3574"/>
+    <w:rPr>
+      <w:i/>
+      <w:iCs/>
+    </w:rPr>
   </w:style>
 </w:styles>
 </file>
@@ -14444,7 +19046,7 @@
   <a:extraClrSchemeLst/>
   <a:extLst>
     <a:ext uri="{05A4C25C-085E-4340-85A3-A5531E510DB2}">
-      <thm15:themeFamily xmlns:thm15="http://schemas.microsoft.com/office/thememl/2012/main" xmlns="" name="Office Theme" id="{62F939B6-93AF-4DB8-9C6B-D6C7DFDC589F}" vid="{4A3C46E8-61CC-4603-A589-7422A47A8E4A}"/>
+      <thm15:themeFamily xmlns:thm15="http://schemas.microsoft.com/office/thememl/2012/main" name="Office Theme" id="{62F939B6-93AF-4DB8-9C6B-D6C7DFDC589F}" vid="{4A3C46E8-61CC-4603-A589-7422A47A8E4A}"/>
     </a:ext>
   </a:extLst>
 </a:theme>
@@ -14455,7 +19057,7 @@
 </file>
 
 <file path=customXml/itemProps1.xml><?xml version="1.0" encoding="utf-8"?>
-<ds:datastoreItem xmlns:ds="http://schemas.openxmlformats.org/officeDocument/2006/customXml" ds:itemID="{0CCA8388-28B1-4A29-B4C6-E1F1115C401B}">
+<ds:datastoreItem xmlns:ds="http://schemas.openxmlformats.org/officeDocument/2006/customXml" ds:itemID="{EDBEFDE8-E969-4542-87A8-4097C11077D7}">
   <ds:schemaRefs>
     <ds:schemaRef ds:uri="http://schemas.openxmlformats.org/officeDocument/2006/bibliography"/>
   </ds:schemaRefs>
